--- a/docs/project-guide/cen429-proje-rehberi-ders-notu.tr.docx
+++ b/docs/project-guide/cen429-proje-rehberi-ders-notu.tr.docx
@@ -2,7 +2,7 @@
 <file path=word/document.xml><?xml version="1.0" encoding="utf-8"?>
 <w:document xmlns:w="http://schemas.openxmlformats.org/wordprocessingml/2006/main" xmlns:m="http://schemas.openxmlformats.org/officeDocument/2006/math" xmlns:r="http://schemas.openxmlformats.org/officeDocument/2006/relationships" xmlns:o="urn:schemas-microsoft-com:office:office" xmlns:v="urn:schemas-microsoft-com:vml" xmlns:w10="urn:schemas-microsoft-com:office:word" xmlns:a="http://schemas.openxmlformats.org/drawingml/2006/main" xmlns:pic="http://schemas.openxmlformats.org/drawingml/2006/picture" xmlns:wp="http://schemas.openxmlformats.org/drawingml/2006/wordprocessingDrawing">
   <w:body>
-    <w:bookmarkStart w:id="73" w:name="cen429-dönem-projesi-proje-rehberi"/>
+    <w:bookmarkStart w:id="76" w:name="cen429-dönem-projesi-proje-rehberi"/>
     <w:p>
       <w:pPr>
         <w:pStyle w:val="Heading1"/>
@@ -1486,7 +1486,7 @@
     </w:p>
     <w:bookmarkEnd w:id="22"/>
     <w:bookmarkEnd w:id="23"/>
-    <w:bookmarkStart w:id="26" w:name="araçlar-ve-kurulum"/>
+    <w:bookmarkStart w:id="29" w:name="araçlar-ve-kurulum"/>
     <w:p>
       <w:pPr>
         <w:pStyle w:val="Heading2"/>
@@ -1957,17 +1957,36 @@
           <w:t xml:space="preserve">ucoruh/cpp-cmake-ctest-template</w:t>
         </w:r>
       </w:hyperlink>
-      <w:r>
-        <w:t xml:space="preserve"> </w:t>
-      </w:r>
-      <w:r>
-        <w:t xml:space="preserve">→</w:t>
-      </w:r>
-      <w:r>
-        <w:t xml:space="preserve"> </w:t>
-      </w:r>
-      <w:r>
-        <w:t xml:space="preserve">fork edip</w:t>
+    </w:p>
+    <w:p>
+      <w:pPr>
+        <w:pStyle w:val="BodyText"/>
+      </w:pPr>
+      <w:r>
+        <w:rPr>
+          <w:b/>
+          <w:bCs/>
+        </w:rPr>
+        <w:t xml:space="preserve">Fork etmeyin.</w:t>
+      </w:r>
+      <w:r>
+        <w:t xml:space="preserve"> </w:t>
+      </w:r>
+      <w:r>
+        <w:t xml:space="preserve">Herkese açık bir deponun fork’u GitHub’da özel (private) yapılamaz; bu yüzden depoyu şablondan yeni bir depo olarak oluşturun: şablon sayfasında</w:t>
+      </w:r>
+      <w:r>
+        <w:t xml:space="preserve"> </w:t>
+      </w:r>
+      <w:r>
+        <w:rPr>
+          <w:b/>
+          <w:bCs/>
+        </w:rPr>
+        <w:t xml:space="preserve">Use this template → Create a new repository</w:t>
+      </w:r>
+      <w:r>
+        <w:t xml:space="preserve">’ye tıklayın, sahibi (owner) seçin, depo adı olarak</w:t>
       </w:r>
       <w:r>
         <w:t xml:space="preserve"> </w:t>
@@ -1982,45 +2001,55 @@
         <w:t xml:space="preserve"> </w:t>
       </w:r>
       <w:r>
-        <w:t xml:space="preserve">adıyla adlandırın,</w:t>
-      </w:r>
-      <w:r>
-        <w:t xml:space="preserve"> </w:t>
-      </w:r>
-      <w:r>
-        <w:rPr>
-          <w:b/>
-          <w:bCs/>
-        </w:rPr>
-        <w:t xml:space="preserve">özel (private)</w:t>
-      </w:r>
-      <w:r>
-        <w:t xml:space="preserve"> </w:t>
-      </w:r>
-      <w:r>
-        <w:t xml:space="preserve">yapın, ders sorumlusunu ve varsa takım</w:t>
-      </w:r>
-      <w:r>
-        <w:t xml:space="preserve"> </w:t>
-      </w:r>
-      <w:r>
-        <w:t xml:space="preserve">arkadaşınızı</w:t>
-      </w:r>
-      <w:r>
-        <w:t xml:space="preserve"> </w:t>
-      </w:r>
-      <w:r>
-        <w:rPr>
-          <w:b/>
-          <w:bCs/>
-        </w:rPr>
-        <w:t xml:space="preserve">işbirlikçi (collaborator)</w:t>
-      </w:r>
-      <w:r>
-        <w:t xml:space="preserve"> </w:t>
-      </w:r>
-      <w:r>
-        <w:t xml:space="preserve">olarak ekleyin.</w:t>
+        <w:t xml:space="preserve">yazın,</w:t>
+      </w:r>
+      <w:r>
+        <w:t xml:space="preserve"> </w:t>
+      </w:r>
+      <w:r>
+        <w:rPr>
+          <w:b/>
+          <w:bCs/>
+        </w:rPr>
+        <w:t xml:space="preserve">Private</w:t>
+      </w:r>
+      <w:r>
+        <w:t xml:space="preserve">’ı seçip oluşturun. Sonra ders sorumlusunu (</w:t>
+      </w:r>
+      <w:r>
+        <w:rPr>
+          <w:rStyle w:val="VerbatimChar"/>
+        </w:rPr>
+        <w:t xml:space="preserve">ucoruh</w:t>
+      </w:r>
+      <w:r>
+        <w:t xml:space="preserve">) ve varsa takım arkadaşınızı</w:t>
+      </w:r>
+      <w:r>
+        <w:t xml:space="preserve"> </w:t>
+      </w:r>
+      <w:r>
+        <w:rPr>
+          <w:b/>
+          <w:bCs/>
+        </w:rPr>
+        <w:t xml:space="preserve">collaborator</w:t>
+      </w:r>
+      <w:r>
+        <w:t xml:space="preserve"> </w:t>
+      </w:r>
+      <w:r>
+        <w:t xml:space="preserve">olarak ekleyin (</w:t>
+      </w:r>
+      <w:r>
+        <w:rPr>
+          <w:i/>
+          <w:iCs/>
+        </w:rPr>
+        <w:t xml:space="preserve">Settings → Collaborators</w:t>
+      </w:r>
+      <w:r>
+        <w:t xml:space="preserve">).</w:t>
       </w:r>
     </w:p>
     <w:p>
@@ -2165,8 +2194,466 @@
         <w:t xml:space="preserve">.</w:t>
       </w:r>
     </w:p>
-    <w:bookmarkEnd w:id="26"/>
-    <w:bookmarkStart w:id="27" w:name="konu-seçimi"/>
+    <w:bookmarkStart w:id="27" w:name="projenizi-yerelde-gösterme"/>
+    <w:p>
+      <w:pPr>
+        <w:pStyle w:val="Heading3"/>
+      </w:pPr>
+      <w:r>
+        <w:t xml:space="preserve">Projenizi yerelde gösterme</w:t>
+      </w:r>
+    </w:p>
+    <w:p>
+      <w:pPr>
+        <w:pStyle w:val="FirstParagraph"/>
+      </w:pPr>
+      <w:r>
+        <w:t xml:space="preserve">GitHub Free’de özel (private) bir depoda GitHub Pages sitesi açılmaz; bu yüzden projenizi</w:t>
+      </w:r>
+      <w:r>
+        <w:t xml:space="preserve"> </w:t>
+      </w:r>
+      <w:r>
+        <w:rPr>
+          <w:b/>
+          <w:bCs/>
+        </w:rPr>
+        <w:t xml:space="preserve">kendi bilgisayarınızda</w:t>
+      </w:r>
+      <w:r>
+        <w:t xml:space="preserve"> </w:t>
+      </w:r>
+      <w:r>
+        <w:t xml:space="preserve">gösterirsiniz:</w:t>
+      </w:r>
+    </w:p>
+    <w:p>
+      <w:pPr>
+        <w:pStyle w:val="Compact"/>
+        <w:numPr>
+          <w:ilvl w:val="0"/>
+          <w:numId w:val="1007"/>
+        </w:numPr>
+      </w:pPr>
+      <w:r>
+        <w:rPr>
+          <w:rStyle w:val="VerbatimChar"/>
+        </w:rPr>
+        <w:t xml:space="preserve">7-build-all-windows.bat</w:t>
+      </w:r>
+      <w:r>
+        <w:t xml:space="preserve"> </w:t>
+      </w:r>
+      <w:r>
+        <w:t xml:space="preserve">dosyasını çalıştırın (Linux/WSL’de</w:t>
+      </w:r>
+      <w:r>
+        <w:t xml:space="preserve"> </w:t>
+      </w:r>
+      <w:r>
+        <w:rPr>
+          <w:rStyle w:val="VerbatimChar"/>
+        </w:rPr>
+        <w:t xml:space="preserve">7-build-all-linux.sh</w:t>
+      </w:r>
+      <w:r>
+        <w:t xml:space="preserve">). Proje derlenir, testler koşar ve bütün raporlar üretilir.</w:t>
+      </w:r>
+    </w:p>
+    <w:p>
+      <w:pPr>
+        <w:pStyle w:val="Compact"/>
+        <w:numPr>
+          <w:ilvl w:val="0"/>
+          <w:numId w:val="1007"/>
+        </w:numPr>
+      </w:pPr>
+      <w:r>
+        <w:rPr>
+          <w:rStyle w:val="VerbatimChar"/>
+        </w:rPr>
+        <w:t xml:space="preserve">9-open-site-windows.bat</w:t>
+      </w:r>
+      <w:r>
+        <w:t xml:space="preserve"> </w:t>
+      </w:r>
+      <w:r>
+        <w:t xml:space="preserve">dosyasını çalıştırın (Linux’ta</w:t>
+      </w:r>
+      <w:r>
+        <w:t xml:space="preserve"> </w:t>
+      </w:r>
+      <w:r>
+        <w:rPr>
+          <w:rStyle w:val="VerbatimChar"/>
+        </w:rPr>
+        <w:t xml:space="preserve">9-open-site-linux.sh</w:t>
+      </w:r>
+      <w:r>
+        <w:t xml:space="preserve">). Projenin tam sitesi</w:t>
+      </w:r>
+      <w:r>
+        <w:t xml:space="preserve"> </w:t>
+      </w:r>
+      <w:r>
+        <w:rPr>
+          <w:rStyle w:val="VerbatimChar"/>
+        </w:rPr>
+        <w:t xml:space="preserve">http://localhost</w:t>
+      </w:r>
+      <w:r>
+        <w:t xml:space="preserve"> </w:t>
+      </w:r>
+      <w:r>
+        <w:t xml:space="preserve">adresinde açılır: bütün raporlar (testler, kod kapsamı, dokümantasyon kapsamı; Windows ve Linux için ayrı ayrı) ve API belgeleri burada durur.</w:t>
+      </w:r>
+    </w:p>
+    <w:p>
+      <w:pPr>
+        <w:pStyle w:val="Compact"/>
+        <w:numPr>
+          <w:ilvl w:val="0"/>
+          <w:numId w:val="1007"/>
+        </w:numPr>
+      </w:pPr>
+      <w:r>
+        <w:rPr>
+          <w:rStyle w:val="VerbatimChar"/>
+        </w:rPr>
+        <w:t xml:space="preserve">release/</w:t>
+      </w:r>
+      <w:r>
+        <w:t xml:space="preserve"> </w:t>
+      </w:r>
+      <w:r>
+        <w:t xml:space="preserve">klasörü bütün çıktıları tutar: uygulama/exe, kütüphane, bütün raporlar, API belgeleri,</w:t>
+      </w:r>
+      <w:r>
+        <w:t xml:space="preserve"> </w:t>
+      </w:r>
+      <w:r>
+        <w:rPr>
+          <w:rStyle w:val="VerbatimChar"/>
+        </w:rPr>
+        <w:t xml:space="preserve">site.zip</w:t>
+      </w:r>
+      <w:r>
+        <w:t xml:space="preserve">, kaynak kod,</w:t>
+      </w:r>
+      <w:r>
+        <w:t xml:space="preserve"> </w:t>
+      </w:r>
+      <w:r>
+        <w:rPr>
+          <w:rStyle w:val="VerbatimChar"/>
+        </w:rPr>
+        <w:t xml:space="preserve">ASSETS.md</w:t>
+      </w:r>
+      <w:r>
+        <w:t xml:space="preserve"> </w:t>
+      </w:r>
+      <w:r>
+        <w:t xml:space="preserve">ve</w:t>
+      </w:r>
+      <w:r>
+        <w:t xml:space="preserve"> </w:t>
+      </w:r>
+      <w:r>
+        <w:rPr>
+          <w:rStyle w:val="VerbatimChar"/>
+        </w:rPr>
+        <w:t xml:space="preserve">SHA256SUMS.txt</w:t>
+      </w:r>
+      <w:r>
+        <w:t xml:space="preserve">.</w:t>
+      </w:r>
+    </w:p>
+    <w:p>
+      <w:pPr>
+        <w:pStyle w:val="Compact"/>
+        <w:numPr>
+          <w:ilvl w:val="0"/>
+          <w:numId w:val="1007"/>
+        </w:numPr>
+      </w:pPr>
+      <w:r>
+        <w:t xml:space="preserve">GitHub Release’i</w:t>
+      </w:r>
+      <w:r>
+        <w:t xml:space="preserve"> </w:t>
+      </w:r>
+      <w:r>
+        <w:rPr>
+          <w:rStyle w:val="VerbatimChar"/>
+        </w:rPr>
+        <w:t xml:space="preserve">10-release-windows.bat</w:t>
+      </w:r>
+      <w:r>
+        <w:t xml:space="preserve"> </w:t>
+      </w:r>
+      <w:r>
+        <w:t xml:space="preserve">(Linux’ta</w:t>
+      </w:r>
+      <w:r>
+        <w:t xml:space="preserve"> </w:t>
+      </w:r>
+      <w:r>
+        <w:rPr>
+          <w:rStyle w:val="VerbatimChar"/>
+        </w:rPr>
+        <w:t xml:space="preserve">10-release-linux.sh</w:t>
+      </w:r>
+      <w:r>
+        <w:t xml:space="preserve">) ile oluşturun. Sürümler (release) özel depolarda da çalışır ve collaborator’lar görebilir.</w:t>
+      </w:r>
+    </w:p>
+    <w:p>
+      <w:pPr>
+        <w:pStyle w:val="FirstParagraph"/>
+      </w:pPr>
+      <w:r>
+        <w:t xml:space="preserve">Ayrıntılar her şablonun README’sinde ve rehberinde; şablonun</w:t>
+      </w:r>
+      <w:r>
+        <w:t xml:space="preserve"> </w:t>
+      </w:r>
+      <w:r>
+        <w:rPr>
+          <w:rStyle w:val="VerbatimChar"/>
+        </w:rPr>
+        <w:t xml:space="preserve">docs/guide/</w:t>
+      </w:r>
+      <w:r>
+        <w:t xml:space="preserve"> </w:t>
+      </w:r>
+      <w:r>
+        <w:t xml:space="preserve">klasöründeki</w:t>
+      </w:r>
+      <w:r>
+        <w:t xml:space="preserve"> </w:t>
+      </w:r>
+      <w:r>
+        <w:t xml:space="preserve">“Showing your project without GitHub Pages”</w:t>
+      </w:r>
+      <w:r>
+        <w:t xml:space="preserve"> </w:t>
+      </w:r>
+      <w:r>
+        <w:t xml:space="preserve">(GitHub Pages olmadan projenizi gösterme) sayfasına bakın:</w:t>
+      </w:r>
+      <w:r>
+        <w:t xml:space="preserve"> </w:t>
+      </w:r>
+      <w:hyperlink r:id="rId26">
+        <w:r>
+          <w:rPr>
+            <w:rStyle w:val="Hyperlink"/>
+          </w:rPr>
+          <w:t xml:space="preserve">C/C++</w:t>
+        </w:r>
+      </w:hyperlink>
+      <w:r>
+        <w:t xml:space="preserve">.</w:t>
+      </w:r>
+    </w:p>
+    <w:bookmarkEnd w:id="27"/>
+    <w:bookmarkStart w:id="28" w:name="gösterim-kontrol-listesi"/>
+    <w:p>
+      <w:pPr>
+        <w:pStyle w:val="Heading3"/>
+      </w:pPr>
+      <w:r>
+        <w:t xml:space="preserve">Gösterim kontrol listesi</w:t>
+      </w:r>
+    </w:p>
+    <w:p>
+      <w:pPr>
+        <w:pStyle w:val="FirstParagraph"/>
+      </w:pPr>
+      <w:r>
+        <w:t xml:space="preserve">Gösterimde sırayla neyi açıp göstereceğiniz:</w:t>
+      </w:r>
+    </w:p>
+    <w:p>
+      <w:pPr>
+        <w:pStyle w:val="Compact"/>
+        <w:numPr>
+          <w:ilvl w:val="0"/>
+          <w:numId w:val="1008"/>
+        </w:numPr>
+      </w:pPr>
+      <w:r>
+        <w:t xml:space="preserve">Yerel sitenin</w:t>
+      </w:r>
+      <w:r>
+        <w:t xml:space="preserve"> </w:t>
+      </w:r>
+      <w:r>
+        <w:rPr>
+          <w:b/>
+          <w:bCs/>
+        </w:rPr>
+        <w:t xml:space="preserve">ana sayfası</w:t>
+      </w:r>
+      <w:r>
+        <w:t xml:space="preserve"> </w:t>
+      </w:r>
+      <w:r>
+        <w:t xml:space="preserve">(</w:t>
+      </w:r>
+      <w:r>
+        <w:rPr>
+          <w:rStyle w:val="VerbatimChar"/>
+        </w:rPr>
+        <w:t xml:space="preserve">9-open-site-...</w:t>
+      </w:r>
+      <w:r>
+        <w:t xml:space="preserve">,</w:t>
+      </w:r>
+      <w:r>
+        <w:t xml:space="preserve"> </w:t>
+      </w:r>
+      <w:r>
+        <w:rPr>
+          <w:rStyle w:val="VerbatimChar"/>
+        </w:rPr>
+        <w:t xml:space="preserve">http://localhost</w:t>
+      </w:r>
+      <w:r>
+        <w:t xml:space="preserve"> </w:t>
+      </w:r>
+      <w:r>
+        <w:t xml:space="preserve">adresinde).</w:t>
+      </w:r>
+    </w:p>
+    <w:p>
+      <w:pPr>
+        <w:pStyle w:val="Compact"/>
+        <w:numPr>
+          <w:ilvl w:val="0"/>
+          <w:numId w:val="1008"/>
+        </w:numPr>
+      </w:pPr>
+      <w:r>
+        <w:rPr>
+          <w:b/>
+          <w:bCs/>
+        </w:rPr>
+        <w:t xml:space="preserve">Her rapor sayfası:</w:t>
+      </w:r>
+      <w:r>
+        <w:t xml:space="preserve"> </w:t>
+      </w:r>
+      <w:r>
+        <w:t xml:space="preserve">testler, kod kapsamı, dokümantasyon kapsamı (Windows ve Linux).</w:t>
+      </w:r>
+    </w:p>
+    <w:p>
+      <w:pPr>
+        <w:pStyle w:val="Compact"/>
+        <w:numPr>
+          <w:ilvl w:val="0"/>
+          <w:numId w:val="1008"/>
+        </w:numPr>
+      </w:pPr>
+      <w:r>
+        <w:rPr>
+          <w:b/>
+          <w:bCs/>
+        </w:rPr>
+        <w:t xml:space="preserve">API belgeleri.</w:t>
+      </w:r>
+    </w:p>
+    <w:p>
+      <w:pPr>
+        <w:pStyle w:val="Compact"/>
+        <w:numPr>
+          <w:ilvl w:val="0"/>
+          <w:numId w:val="1008"/>
+        </w:numPr>
+      </w:pPr>
+      <w:r>
+        <w:rPr>
+          <w:rStyle w:val="VerbatimChar"/>
+          <w:b/>
+          <w:bCs/>
+        </w:rPr>
+        <w:t xml:space="preserve">release/</w:t>
+      </w:r>
+      <w:r>
+        <w:rPr>
+          <w:b/>
+          <w:bCs/>
+        </w:rPr>
+        <w:t xml:space="preserve"> </w:t>
+      </w:r>
+      <w:r>
+        <w:rPr>
+          <w:b/>
+          <w:bCs/>
+        </w:rPr>
+        <w:t xml:space="preserve">klasörünün</w:t>
+      </w:r>
+      <w:r>
+        <w:t xml:space="preserve"> </w:t>
+      </w:r>
+      <w:r>
+        <w:t xml:space="preserve">içeriği.</w:t>
+      </w:r>
+    </w:p>
+    <w:p>
+      <w:pPr>
+        <w:pStyle w:val="Compact"/>
+        <w:numPr>
+          <w:ilvl w:val="0"/>
+          <w:numId w:val="1008"/>
+        </w:numPr>
+      </w:pPr>
+      <w:r>
+        <w:t xml:space="preserve">Uygulamayı</w:t>
+      </w:r>
+      <w:r>
+        <w:t xml:space="preserve"> </w:t>
+      </w:r>
+      <w:r>
+        <w:rPr>
+          <w:b/>
+          <w:bCs/>
+        </w:rPr>
+        <w:t xml:space="preserve">release arşivinden çalıştırma.</w:t>
+      </w:r>
+    </w:p>
+    <w:p>
+      <w:pPr>
+        <w:pStyle w:val="Compact"/>
+        <w:numPr>
+          <w:ilvl w:val="0"/>
+          <w:numId w:val="1008"/>
+        </w:numPr>
+      </w:pPr>
+      <w:r>
+        <w:t xml:space="preserve">Özel deponuzun</w:t>
+      </w:r>
+      <w:r>
+        <w:t xml:space="preserve"> </w:t>
+      </w:r>
+      <w:r>
+        <w:rPr>
+          <w:b/>
+          <w:bCs/>
+        </w:rPr>
+        <w:t xml:space="preserve">GitHub Release sayfası</w:t>
+      </w:r>
+      <w:r>
+        <w:t xml:space="preserve"> </w:t>
+      </w:r>
+      <w:r>
+        <w:t xml:space="preserve">(ders sorumlusu collaborator olarak ekli).</w:t>
+      </w:r>
+    </w:p>
+    <w:bookmarkEnd w:id="28"/>
+    <w:bookmarkEnd w:id="29"/>
+    <w:bookmarkStart w:id="30" w:name="konu-seçimi"/>
     <w:p>
       <w:pPr>
         <w:pStyle w:val="Heading2"/>
@@ -2254,7 +2741,7 @@
         <w:pStyle w:val="Compact"/>
         <w:numPr>
           <w:ilvl w:val="0"/>
-          <w:numId w:val="1007"/>
+          <w:numId w:val="1009"/>
         </w:numPr>
       </w:pPr>
       <w:r>
@@ -2266,7 +2753,7 @@
         <w:pStyle w:val="Compact"/>
         <w:numPr>
           <w:ilvl w:val="0"/>
-          <w:numId w:val="1007"/>
+          <w:numId w:val="1009"/>
         </w:numPr>
       </w:pPr>
       <w:r>
@@ -2313,7 +2800,7 @@
         <w:pStyle w:val="Compact"/>
         <w:numPr>
           <w:ilvl w:val="0"/>
-          <w:numId w:val="1007"/>
+          <w:numId w:val="1009"/>
         </w:numPr>
       </w:pPr>
       <w:r>
@@ -2331,7 +2818,7 @@
         <w:pStyle w:val="Compact"/>
         <w:numPr>
           <w:ilvl w:val="0"/>
-          <w:numId w:val="1008"/>
+          <w:numId w:val="1010"/>
         </w:numPr>
       </w:pPr>
     </w:p>
@@ -2340,7 +2827,7 @@
         <w:pStyle w:val="Compact"/>
         <w:numPr>
           <w:ilvl w:val="1"/>
-          <w:numId w:val="1009"/>
+          <w:numId w:val="1011"/>
         </w:numPr>
       </w:pPr>
       <w:r>
@@ -2383,7 +2870,7 @@
         <w:pStyle w:val="Compact"/>
         <w:numPr>
           <w:ilvl w:val="0"/>
-          <w:numId w:val="1008"/>
+          <w:numId w:val="1010"/>
         </w:numPr>
       </w:pPr>
       <w:r>
@@ -2401,7 +2888,7 @@
         <w:pStyle w:val="Compact"/>
         <w:numPr>
           <w:ilvl w:val="0"/>
-          <w:numId w:val="1008"/>
+          <w:numId w:val="1010"/>
         </w:numPr>
       </w:pPr>
       <w:r>
@@ -2424,8 +2911,8 @@
         <w:t xml:space="preserve">bir konu seçin.</w:t>
       </w:r>
     </w:p>
-    <w:bookmarkEnd w:id="27"/>
-    <w:bookmarkStart w:id="57" w:name="gereksinimler"/>
+    <w:bookmarkEnd w:id="30"/>
+    <w:bookmarkStart w:id="60" w:name="gereksinimler"/>
     <w:p>
       <w:pPr>
         <w:pStyle w:val="Heading2"/>
@@ -2518,7 +3005,7 @@
         <w:t xml:space="preserve">(13. hafta, S14).</w:t>
       </w:r>
     </w:p>
-    <w:bookmarkStart w:id="45" w:name="vize-kapsamı-rap1"/>
+    <w:bookmarkStart w:id="48" w:name="vize-kapsamı-rap1"/>
     <w:p>
       <w:pPr>
         <w:pStyle w:val="Heading3"/>
@@ -2527,7 +3014,7 @@
         <w:t xml:space="preserve">5.1 Vize kapsamı (RAP1)</w:t>
       </w:r>
     </w:p>
-    <w:bookmarkStart w:id="30" w:name="Xc2a719f57afb771b0b4680bab67bbd9f7c48968"/>
+    <w:bookmarkStart w:id="33" w:name="Xc2a719f57afb771b0b4680bab67bbd9f7c48968"/>
     <w:p>
       <w:pPr>
         <w:pStyle w:val="Heading4"/>
@@ -2546,7 +3033,7 @@
       <w:r>
         <w:t xml:space="preserve"> </w:t>
       </w:r>
-      <w:hyperlink r:id="rId28">
+      <w:hyperlink r:id="rId31">
         <w:r>
           <w:rPr>
             <w:rStyle w:val="Hyperlink"/>
@@ -2563,7 +3050,7 @@
       <w:r>
         <w:t xml:space="preserve"> </w:t>
       </w:r>
-      <w:hyperlink r:id="rId29">
+      <w:hyperlink r:id="rId32">
         <w:r>
           <w:rPr>
             <w:rStyle w:val="Hyperlink"/>
@@ -2577,7 +3064,7 @@
         <w:pStyle w:val="Compact"/>
         <w:numPr>
           <w:ilvl w:val="0"/>
-          <w:numId w:val="1010"/>
+          <w:numId w:val="1012"/>
         </w:numPr>
       </w:pPr>
       <w:r>
@@ -2611,7 +3098,7 @@
         <w:pStyle w:val="Compact"/>
         <w:numPr>
           <w:ilvl w:val="0"/>
-          <w:numId w:val="1010"/>
+          <w:numId w:val="1012"/>
         </w:numPr>
       </w:pPr>
       <w:r>
@@ -2633,15 +3120,15 @@
         <w:pStyle w:val="Compact"/>
         <w:numPr>
           <w:ilvl w:val="0"/>
-          <w:numId w:val="1010"/>
+          <w:numId w:val="1012"/>
         </w:numPr>
       </w:pPr>
       <w:r>
         <w:t xml:space="preserve">Geliştirme bilgisayarı/sunucu güvenliği (kısa politika).</w:t>
       </w:r>
     </w:p>
-    <w:bookmarkEnd w:id="30"/>
-    <w:bookmarkStart w:id="33" w:name="kullanımdaki-veri-güvenliği-hafta-3-6-s7"/>
+    <w:bookmarkEnd w:id="33"/>
+    <w:bookmarkStart w:id="36" w:name="kullanımdaki-veri-güvenliği-hafta-3-6-s7"/>
     <w:p>
       <w:pPr>
         <w:pStyle w:val="Heading4"/>
@@ -2660,7 +3147,7 @@
       <w:r>
         <w:t xml:space="preserve"> </w:t>
       </w:r>
-      <w:hyperlink r:id="rId31">
+      <w:hyperlink r:id="rId34">
         <w:r>
           <w:rPr>
             <w:rStyle w:val="Hyperlink"/>
@@ -2677,7 +3164,7 @@
       <w:r>
         <w:t xml:space="preserve"> </w:t>
       </w:r>
-      <w:hyperlink r:id="rId32">
+      <w:hyperlink r:id="rId35">
         <w:r>
           <w:rPr>
             <w:rStyle w:val="Hyperlink"/>
@@ -2691,7 +3178,7 @@
         <w:pStyle w:val="Compact"/>
         <w:numPr>
           <w:ilvl w:val="0"/>
-          <w:numId w:val="1011"/>
+          <w:numId w:val="1013"/>
         </w:numPr>
       </w:pPr>
       <w:r>
@@ -2731,15 +3218,15 @@
         <w:pStyle w:val="Compact"/>
         <w:numPr>
           <w:ilvl w:val="0"/>
-          <w:numId w:val="1011"/>
+          <w:numId w:val="1013"/>
         </w:numPr>
       </w:pPr>
       <w:r>
         <w:t xml:space="preserve">Çalışma zamanı veri koruması (gölge kopya/bütünlük — 6. hafta).</w:t>
       </w:r>
     </w:p>
-    <w:bookmarkEnd w:id="33"/>
-    <w:bookmarkStart w:id="35" w:name="X67af6a034df7309f90ebdb292d51f1da4671418"/>
+    <w:bookmarkEnd w:id="36"/>
+    <w:bookmarkStart w:id="38" w:name="X67af6a034df7309f90ebdb292d51f1da4671418"/>
     <w:p>
       <w:pPr>
         <w:pStyle w:val="Heading4"/>
@@ -2758,7 +3245,7 @@
       <w:r>
         <w:t xml:space="preserve"> </w:t>
       </w:r>
-      <w:hyperlink r:id="rId31">
+      <w:hyperlink r:id="rId34">
         <w:r>
           <w:rPr>
             <w:rStyle w:val="Hyperlink"/>
@@ -2775,7 +3262,7 @@
       <w:r>
         <w:t xml:space="preserve"> </w:t>
       </w:r>
-      <w:hyperlink r:id="rId34">
+      <w:hyperlink r:id="rId37">
         <w:r>
           <w:rPr>
             <w:rStyle w:val="Hyperlink"/>
@@ -2789,7 +3276,7 @@
         <w:pStyle w:val="Compact"/>
         <w:numPr>
           <w:ilvl w:val="0"/>
-          <w:numId w:val="1012"/>
+          <w:numId w:val="1014"/>
         </w:numPr>
       </w:pPr>
       <w:r>
@@ -2840,7 +3327,7 @@
         <w:pStyle w:val="Compact"/>
         <w:numPr>
           <w:ilvl w:val="0"/>
-          <w:numId w:val="1012"/>
+          <w:numId w:val="1014"/>
         </w:numPr>
       </w:pPr>
       <w:r>
@@ -2873,8 +3360,8 @@
         <w:t xml:space="preserve">; bütünlük + kimlik doğrulama; sunucu doğrulama kodu.</w:t>
       </w:r>
     </w:p>
-    <w:bookmarkEnd w:id="35"/>
-    <w:bookmarkStart w:id="37" w:name="X4639945e927cef866d9d9af1a6488bb19c51663"/>
+    <w:bookmarkEnd w:id="38"/>
+    <w:bookmarkStart w:id="40" w:name="X4639945e927cef866d9d9af1a6488bb19c51663"/>
     <w:p>
       <w:pPr>
         <w:pStyle w:val="Heading4"/>
@@ -2893,7 +3380,7 @@
       <w:r>
         <w:t xml:space="preserve"> </w:t>
       </w:r>
-      <w:hyperlink r:id="rId31">
+      <w:hyperlink r:id="rId34">
         <w:r>
           <w:rPr>
             <w:rStyle w:val="Hyperlink"/>
@@ -2910,7 +3397,7 @@
       <w:r>
         <w:t xml:space="preserve"> </w:t>
       </w:r>
-      <w:hyperlink r:id="rId34">
+      <w:hyperlink r:id="rId37">
         <w:r>
           <w:rPr>
             <w:rStyle w:val="Hyperlink"/>
@@ -2927,7 +3414,7 @@
       <w:r>
         <w:t xml:space="preserve"> </w:t>
       </w:r>
-      <w:hyperlink r:id="rId36">
+      <w:hyperlink r:id="rId39">
         <w:r>
           <w:rPr>
             <w:rStyle w:val="Hyperlink"/>
@@ -2941,7 +3428,7 @@
         <w:pStyle w:val="Compact"/>
         <w:numPr>
           <w:ilvl w:val="0"/>
-          <w:numId w:val="1013"/>
+          <w:numId w:val="1015"/>
         </w:numPr>
       </w:pPr>
       <w:r>
@@ -2969,7 +3456,7 @@
         <w:pStyle w:val="Compact"/>
         <w:numPr>
           <w:ilvl w:val="0"/>
-          <w:numId w:val="1013"/>
+          <w:numId w:val="1015"/>
         </w:numPr>
       </w:pPr>
       <w:r>
@@ -3021,8 +3508,8 @@
         <w:t xml:space="preserve">(11. hafta).</w:t>
       </w:r>
     </w:p>
-    <w:bookmarkEnd w:id="37"/>
-    <w:bookmarkStart w:id="39" w:name="Xe9a5842773e75c6e2da52db0d11c7c5020624e2"/>
+    <w:bookmarkEnd w:id="40"/>
+    <w:bookmarkStart w:id="42" w:name="Xe9a5842773e75c6e2da52db0d11c7c5020624e2"/>
     <w:p>
       <w:pPr>
         <w:pStyle w:val="Heading4"/>
@@ -3041,7 +3528,7 @@
       <w:r>
         <w:t xml:space="preserve"> </w:t>
       </w:r>
-      <w:hyperlink r:id="rId28">
+      <w:hyperlink r:id="rId31">
         <w:r>
           <w:rPr>
             <w:rStyle w:val="Hyperlink"/>
@@ -3058,7 +3545,7 @@
       <w:r>
         <w:t xml:space="preserve"> </w:t>
       </w:r>
-      <w:hyperlink r:id="rId38">
+      <w:hyperlink r:id="rId41">
         <w:r>
           <w:rPr>
             <w:rStyle w:val="Hyperlink"/>
@@ -3072,7 +3559,7 @@
         <w:pStyle w:val="Compact"/>
         <w:numPr>
           <w:ilvl w:val="0"/>
-          <w:numId w:val="1014"/>
+          <w:numId w:val="1016"/>
         </w:numPr>
       </w:pPr>
       <w:r>
@@ -3095,8 +3582,8 @@
         <w:t xml:space="preserve">doğrulanır.</w:t>
       </w:r>
     </w:p>
-    <w:bookmarkEnd w:id="39"/>
-    <w:bookmarkStart w:id="42" w:name="kod-sağlamlaştırma-hafta-4-9-14-s9"/>
+    <w:bookmarkEnd w:id="42"/>
+    <w:bookmarkStart w:id="45" w:name="kod-sağlamlaştırma-hafta-4-9-14-s9"/>
     <w:p>
       <w:pPr>
         <w:pStyle w:val="Heading4"/>
@@ -3115,7 +3602,7 @@
       <w:r>
         <w:t xml:space="preserve"> </w:t>
       </w:r>
-      <w:hyperlink r:id="rId38">
+      <w:hyperlink r:id="rId41">
         <w:r>
           <w:rPr>
             <w:rStyle w:val="Hyperlink"/>
@@ -3132,7 +3619,7 @@
       <w:r>
         <w:t xml:space="preserve"> </w:t>
       </w:r>
-      <w:hyperlink r:id="rId40">
+      <w:hyperlink r:id="rId43">
         <w:r>
           <w:rPr>
             <w:rStyle w:val="Hyperlink"/>
@@ -3149,7 +3636,7 @@
       <w:r>
         <w:t xml:space="preserve"> </w:t>
       </w:r>
-      <w:hyperlink r:id="rId41">
+      <w:hyperlink r:id="rId44">
         <w:r>
           <w:rPr>
             <w:rStyle w:val="Hyperlink"/>
@@ -3163,7 +3650,7 @@
         <w:pStyle w:val="Compact"/>
         <w:numPr>
           <w:ilvl w:val="0"/>
-          <w:numId w:val="1015"/>
+          <w:numId w:val="1017"/>
         </w:numPr>
       </w:pPr>
       <w:r>
@@ -3229,8 +3716,8 @@
         <w:t xml:space="preserve">(9/14. hafta demoları).</w:t>
       </w:r>
     </w:p>
-    <w:bookmarkEnd w:id="42"/>
-    <w:bookmarkStart w:id="43" w:name="rasp-hafta-6-s10"/>
+    <w:bookmarkEnd w:id="45"/>
+    <w:bookmarkStart w:id="46" w:name="rasp-hafta-6-s10"/>
     <w:p>
       <w:pPr>
         <w:pStyle w:val="Heading4"/>
@@ -3249,7 +3736,7 @@
       <w:r>
         <w:t xml:space="preserve"> </w:t>
       </w:r>
-      <w:hyperlink r:id="rId32">
+      <w:hyperlink r:id="rId35">
         <w:r>
           <w:rPr>
             <w:rStyle w:val="Hyperlink"/>
@@ -3263,7 +3750,7 @@
         <w:pStyle w:val="Compact"/>
         <w:numPr>
           <w:ilvl w:val="0"/>
-          <w:numId w:val="1016"/>
+          <w:numId w:val="1018"/>
         </w:numPr>
       </w:pPr>
       <w:r>
@@ -3289,8 +3776,8 @@
         <w:t xml:space="preserve">kurcalama (tamper) tespiti + yanıt, kontrol akışı sayacı.</w:t>
       </w:r>
     </w:p>
-    <w:bookmarkEnd w:id="43"/>
-    <w:bookmarkStart w:id="44" w:name="bellek-koruması-hafta-4-s9"/>
+    <w:bookmarkEnd w:id="46"/>
+    <w:bookmarkStart w:id="47" w:name="bellek-koruması-hafta-4-s9"/>
     <w:p>
       <w:pPr>
         <w:pStyle w:val="Heading4"/>
@@ -3309,7 +3796,7 @@
       <w:r>
         <w:t xml:space="preserve"> </w:t>
       </w:r>
-      <w:hyperlink r:id="rId38">
+      <w:hyperlink r:id="rId41">
         <w:r>
           <w:rPr>
             <w:rStyle w:val="Hyperlink"/>
@@ -3323,16 +3810,16 @@
         <w:pStyle w:val="Compact"/>
         <w:numPr>
           <w:ilvl w:val="0"/>
-          <w:numId w:val="1017"/>
+          <w:numId w:val="1019"/>
         </w:numPr>
       </w:pPr>
       <w:r>
         <w:t xml:space="preserve">Derleyici/OS korumaları (yığın koruyucu, PIE, RELRO, NX, CFI); hassas veri kullanım sonrası temizlenir.</w:t>
       </w:r>
     </w:p>
-    <w:bookmarkEnd w:id="44"/>
-    <w:bookmarkEnd w:id="45"/>
-    <w:bookmarkStart w:id="55" w:name="final-kapsamı-rap2"/>
+    <w:bookmarkEnd w:id="47"/>
+    <w:bookmarkEnd w:id="48"/>
+    <w:bookmarkStart w:id="58" w:name="final-kapsamı-rap2"/>
     <w:p>
       <w:pPr>
         <w:pStyle w:val="Heading3"/>
@@ -3341,7 +3828,7 @@
         <w:t xml:space="preserve">5.2 Final kapsamı (RAP2)</w:t>
       </w:r>
     </w:p>
-    <w:bookmarkStart w:id="46" w:name="X5a472aebc219d7d017df282f1a22f6757bfbeab"/>
+    <w:bookmarkStart w:id="49" w:name="X5a472aebc219d7d017df282f1a22f6757bfbeab"/>
     <w:p>
       <w:pPr>
         <w:pStyle w:val="Heading4"/>
@@ -3360,7 +3847,7 @@
       <w:r>
         <w:t xml:space="preserve"> </w:t>
       </w:r>
-      <w:hyperlink r:id="rId28">
+      <w:hyperlink r:id="rId31">
         <w:r>
           <w:rPr>
             <w:rStyle w:val="Hyperlink"/>
@@ -3377,7 +3864,7 @@
       <w:r>
         <w:t xml:space="preserve"> </w:t>
       </w:r>
-      <w:hyperlink r:id="rId38">
+      <w:hyperlink r:id="rId41">
         <w:r>
           <w:rPr>
             <w:rStyle w:val="Hyperlink"/>
@@ -3394,7 +3881,7 @@
       <w:r>
         <w:t xml:space="preserve"> </w:t>
       </w:r>
-      <w:hyperlink r:id="rId40">
+      <w:hyperlink r:id="rId43">
         <w:r>
           <w:rPr>
             <w:rStyle w:val="Hyperlink"/>
@@ -3408,15 +3895,15 @@
         <w:pStyle w:val="Compact"/>
         <w:numPr>
           <w:ilvl w:val="0"/>
-          <w:numId w:val="1018"/>
+          <w:numId w:val="1020"/>
         </w:numPr>
       </w:pPr>
       <w:r>
         <w:t xml:space="preserve">Gizli anahtarlar, özet değerleri, kaynak kodu, kaynaklar: şifreleme + erişim kontrolü + gizleme.</w:t>
       </w:r>
     </w:p>
-    <w:bookmarkEnd w:id="46"/>
-    <w:bookmarkStart w:id="47" w:name="X6978f5bc3613bd4332f0ee50274d2531768d9db"/>
+    <w:bookmarkEnd w:id="49"/>
+    <w:bookmarkStart w:id="50" w:name="X6978f5bc3613bd4332f0ee50274d2531768d9db"/>
     <w:p>
       <w:pPr>
         <w:pStyle w:val="Heading4"/>
@@ -3435,7 +3922,7 @@
       <w:r>
         <w:t xml:space="preserve"> </w:t>
       </w:r>
-      <w:hyperlink r:id="rId31">
+      <w:hyperlink r:id="rId34">
         <w:r>
           <w:rPr>
             <w:rStyle w:val="Hyperlink"/>
@@ -3452,7 +3939,7 @@
       <w:r>
         <w:t xml:space="preserve"> </w:t>
       </w:r>
-      <w:hyperlink r:id="rId32">
+      <w:hyperlink r:id="rId35">
         <w:r>
           <w:rPr>
             <w:rStyle w:val="Hyperlink"/>
@@ -3466,15 +3953,15 @@
         <w:pStyle w:val="Compact"/>
         <w:numPr>
           <w:ilvl w:val="0"/>
-          <w:numId w:val="1019"/>
+          <w:numId w:val="1021"/>
         </w:numPr>
       </w:pPr>
       <w:r>
         <w:t xml:space="preserve">Cihaz/uygulama parmak izleri, oturum verileri, dinamik anahtarlar şifrelenir.</w:t>
       </w:r>
     </w:p>
-    <w:bookmarkEnd w:id="47"/>
-    <w:bookmarkStart w:id="49" w:name="varlık-yönetimi-hafta-1-3-13-s5"/>
+    <w:bookmarkEnd w:id="50"/>
+    <w:bookmarkStart w:id="52" w:name="varlık-yönetimi-hafta-1-3-13-s5"/>
     <w:p>
       <w:pPr>
         <w:pStyle w:val="Heading4"/>
@@ -3493,7 +3980,7 @@
       <w:r>
         <w:t xml:space="preserve"> </w:t>
       </w:r>
-      <w:hyperlink r:id="rId28">
+      <w:hyperlink r:id="rId31">
         <w:r>
           <w:rPr>
             <w:rStyle w:val="Hyperlink"/>
@@ -3510,7 +3997,7 @@
       <w:r>
         <w:t xml:space="preserve"> </w:t>
       </w:r>
-      <w:hyperlink r:id="rId31">
+      <w:hyperlink r:id="rId34">
         <w:r>
           <w:rPr>
             <w:rStyle w:val="Hyperlink"/>
@@ -3527,7 +4014,7 @@
       <w:r>
         <w:t xml:space="preserve"> </w:t>
       </w:r>
-      <w:hyperlink r:id="rId48">
+      <w:hyperlink r:id="rId51">
         <w:r>
           <w:rPr>
             <w:rStyle w:val="Hyperlink"/>
@@ -3571,8 +4058,8 @@
         <w:t xml:space="preserve">.</w:t>
       </w:r>
     </w:p>
-    <w:bookmarkEnd w:id="49"/>
-    <w:bookmarkStart w:id="50" w:name="X7dafdaa7adbf831862f8f1f4800f229419944a3"/>
+    <w:bookmarkEnd w:id="52"/>
+    <w:bookmarkStart w:id="53" w:name="X7dafdaa7adbf831862f8f1f4800f229419944a3"/>
     <w:p>
       <w:pPr>
         <w:pStyle w:val="Heading4"/>
@@ -3591,7 +4078,7 @@
       <w:r>
         <w:t xml:space="preserve"> </w:t>
       </w:r>
-      <w:hyperlink r:id="rId31">
+      <w:hyperlink r:id="rId34">
         <w:r>
           <w:rPr>
             <w:rStyle w:val="Hyperlink"/>
@@ -3608,7 +4095,7 @@
       <w:r>
         <w:t xml:space="preserve"> </w:t>
       </w:r>
-      <w:hyperlink r:id="rId34">
+      <w:hyperlink r:id="rId37">
         <w:r>
           <w:rPr>
             <w:rStyle w:val="Hyperlink"/>
@@ -3622,7 +4109,7 @@
         <w:pStyle w:val="Compact"/>
         <w:numPr>
           <w:ilvl w:val="0"/>
-          <w:numId w:val="1020"/>
+          <w:numId w:val="1022"/>
         </w:numPr>
       </w:pPr>
       <w:r>
@@ -3644,8 +4131,8 @@
         <w:t xml:space="preserve">doğrulama.</w:t>
       </w:r>
     </w:p>
-    <w:bookmarkEnd w:id="50"/>
-    <w:bookmarkStart w:id="51" w:name="X81a5638bc5ec6cfa8201d7da7cf9877d50186e7"/>
+    <w:bookmarkEnd w:id="53"/>
+    <w:bookmarkStart w:id="54" w:name="X81a5638bc5ec6cfa8201d7da7cf9877d50186e7"/>
     <w:p>
       <w:pPr>
         <w:pStyle w:val="Heading4"/>
@@ -3664,7 +4151,7 @@
       <w:r>
         <w:t xml:space="preserve"> </w:t>
       </w:r>
-      <w:hyperlink r:id="rId29">
+      <w:hyperlink r:id="rId32">
         <w:r>
           <w:rPr>
             <w:rStyle w:val="Hyperlink"/>
@@ -3681,7 +4168,7 @@
       <w:r>
         <w:t xml:space="preserve"> </w:t>
       </w:r>
-      <w:hyperlink r:id="rId48">
+      <w:hyperlink r:id="rId51">
         <w:r>
           <w:rPr>
             <w:rStyle w:val="Hyperlink"/>
@@ -3695,7 +4182,7 @@
         <w:pStyle w:val="Compact"/>
         <w:numPr>
           <w:ilvl w:val="0"/>
-          <w:numId w:val="1021"/>
+          <w:numId w:val="1023"/>
         </w:numPr>
       </w:pPr>
       <w:r>
@@ -3731,8 +4218,8 @@
         <w:t xml:space="preserve">; saldırı potansiyeli + CVSS.</w:t>
       </w:r>
     </w:p>
-    <w:bookmarkEnd w:id="51"/>
-    <w:bookmarkStart w:id="52" w:name="X416a9cdd1227d8867001b856d1ad9064e17c0a0"/>
+    <w:bookmarkEnd w:id="54"/>
+    <w:bookmarkStart w:id="55" w:name="X416a9cdd1227d8867001b856d1ad9064e17c0a0"/>
     <w:p>
       <w:pPr>
         <w:pStyle w:val="Heading4"/>
@@ -3751,7 +4238,7 @@
       <w:r>
         <w:t xml:space="preserve"> </w:t>
       </w:r>
-      <w:hyperlink r:id="rId32">
+      <w:hyperlink r:id="rId35">
         <w:r>
           <w:rPr>
             <w:rStyle w:val="Hyperlink"/>
@@ -3768,7 +4255,7 @@
       <w:r>
         <w:t xml:space="preserve"> </w:t>
       </w:r>
-      <w:hyperlink r:id="rId40">
+      <w:hyperlink r:id="rId43">
         <w:r>
           <w:rPr>
             <w:rStyle w:val="Hyperlink"/>
@@ -3785,7 +4272,7 @@
       <w:r>
         <w:t xml:space="preserve"> </w:t>
       </w:r>
-      <w:hyperlink r:id="rId36">
+      <w:hyperlink r:id="rId39">
         <w:r>
           <w:rPr>
             <w:rStyle w:val="Hyperlink"/>
@@ -3802,7 +4289,7 @@
       <w:r>
         <w:t xml:space="preserve"> </w:t>
       </w:r>
-      <w:hyperlink r:id="rId41">
+      <w:hyperlink r:id="rId44">
         <w:r>
           <w:rPr>
             <w:rStyle w:val="Hyperlink"/>
@@ -3816,7 +4303,7 @@
         <w:pStyle w:val="Compact"/>
         <w:numPr>
           <w:ilvl w:val="0"/>
-          <w:numId w:val="1022"/>
+          <w:numId w:val="1024"/>
         </w:numPr>
       </w:pPr>
       <w:r>
@@ -3865,8 +4352,8 @@
         <w:t xml:space="preserve">(yanıt/kapanma politikası).</w:t>
       </w:r>
     </w:p>
-    <w:bookmarkEnd w:id="52"/>
-    <w:bookmarkStart w:id="54" w:name="X936fce76a292b0ecfc82d5cd7bf1f3cfe7beef1"/>
+    <w:bookmarkEnd w:id="55"/>
+    <w:bookmarkStart w:id="57" w:name="X936fce76a292b0ecfc82d5cd7bf1f3cfe7beef1"/>
     <w:p>
       <w:pPr>
         <w:pStyle w:val="Heading4"/>
@@ -3885,7 +4372,7 @@
       <w:r>
         <w:t xml:space="preserve"> </w:t>
       </w:r>
-      <w:hyperlink r:id="rId53">
+      <w:hyperlink r:id="rId56">
         <w:r>
           <w:rPr>
             <w:rStyle w:val="Hyperlink"/>
@@ -3902,7 +4389,7 @@
       <w:r>
         <w:t xml:space="preserve"> </w:t>
       </w:r>
-      <w:hyperlink r:id="rId41">
+      <w:hyperlink r:id="rId44">
         <w:r>
           <w:rPr>
             <w:rStyle w:val="Hyperlink"/>
@@ -3916,7 +4403,7 @@
         <w:pStyle w:val="Compact"/>
         <w:numPr>
           <w:ilvl w:val="0"/>
-          <w:numId w:val="1023"/>
+          <w:numId w:val="1025"/>
         </w:numPr>
       </w:pPr>
       <w:r>
@@ -3939,9 +4426,9 @@
         <w:t xml:space="preserve">(CycloneDX) + bağımlılık taraması; gizleme+imzalama içeren derleme hattı.</w:t>
       </w:r>
     </w:p>
-    <w:bookmarkEnd w:id="54"/>
-    <w:bookmarkEnd w:id="55"/>
-    <w:bookmarkStart w:id="56" w:name="her-iki-kontrolde-ortak-kurallar"/>
+    <w:bookmarkEnd w:id="57"/>
+    <w:bookmarkEnd w:id="58"/>
+    <w:bookmarkStart w:id="59" w:name="her-iki-kontrolde-ortak-kurallar"/>
     <w:p>
       <w:pPr>
         <w:pStyle w:val="Heading3"/>
@@ -3955,7 +4442,7 @@
         <w:pStyle w:val="Compact"/>
         <w:numPr>
           <w:ilvl w:val="0"/>
-          <w:numId w:val="1024"/>
+          <w:numId w:val="1026"/>
         </w:numPr>
       </w:pPr>
       <w:r>
@@ -3996,7 +4483,7 @@
         <w:pStyle w:val="Compact"/>
         <w:numPr>
           <w:ilvl w:val="0"/>
-          <w:numId w:val="1024"/>
+          <w:numId w:val="1026"/>
         </w:numPr>
       </w:pPr>
       <w:r>
@@ -4037,7 +4524,7 @@
         <w:pStyle w:val="Compact"/>
         <w:numPr>
           <w:ilvl w:val="0"/>
-          <w:numId w:val="1024"/>
+          <w:numId w:val="1026"/>
         </w:numPr>
       </w:pPr>
       <w:r>
@@ -4071,16 +4558,16 @@
         <w:pStyle w:val="Compact"/>
         <w:numPr>
           <w:ilvl w:val="0"/>
-          <w:numId w:val="1024"/>
+          <w:numId w:val="1026"/>
         </w:numPr>
       </w:pPr>
       <w:r>
         <w:t xml:space="preserve">Uygulama yalnız kendi bilgisayarınızda (localhost) çalışır; başka bir sisteme veya veriye zarar vermez.</w:t>
       </w:r>
     </w:p>
-    <w:bookmarkEnd w:id="56"/>
-    <w:bookmarkEnd w:id="57"/>
-    <w:bookmarkStart w:id="61" w:name="teslim-edilecekler"/>
+    <w:bookmarkEnd w:id="59"/>
+    <w:bookmarkEnd w:id="60"/>
+    <w:bookmarkStart w:id="64" w:name="teslim-edilecekler"/>
     <w:p>
       <w:pPr>
         <w:pStyle w:val="Heading2"/>
@@ -4089,7 +4576,7 @@
         <w:t xml:space="preserve">6. Teslim edilecekler</w:t>
       </w:r>
     </w:p>
-    <w:bookmarkStart w:id="58" w:name="teslim-tablosu"/>
+    <w:bookmarkStart w:id="61" w:name="teslim-tablosu"/>
     <w:p>
       <w:pPr>
         <w:pStyle w:val="Heading3"/>
@@ -4190,7 +4677,7 @@
               <w:pStyle w:val="Compact"/>
             </w:pPr>
             <w:r>
-              <w:t xml:space="preserve">Git deposu (fork)</w:t>
+              <w:t xml:space="preserve">Git deposu (şablondan oluşturulmuş)</w:t>
             </w:r>
           </w:p>
         </w:tc>
@@ -4581,8 +5068,8 @@
         </w:tc>
       </w:tr>
     </w:tbl>
-    <w:bookmarkEnd w:id="58"/>
-    <w:bookmarkStart w:id="59" w:name="güvenlik-kılavuzu-bölümleri-s0s17"/>
+    <w:bookmarkEnd w:id="61"/>
+    <w:bookmarkStart w:id="62" w:name="güvenlik-kılavuzu-bölümleri-s0s17"/>
     <w:p>
       <w:pPr>
         <w:pStyle w:val="Heading3"/>
@@ -5078,8 +5565,8 @@
         </w:tc>
       </w:tr>
     </w:tbl>
-    <w:bookmarkEnd w:id="59"/>
-    <w:bookmarkStart w:id="60" w:name="tek-zip-arşivi-yapısı"/>
+    <w:bookmarkEnd w:id="62"/>
+    <w:bookmarkStart w:id="63" w:name="tek-zip-arşivi-yapısı"/>
     <w:p>
       <w:pPr>
         <w:pStyle w:val="Heading3"/>
@@ -5294,9 +5781,9 @@
         <w:t xml:space="preserve">bulunur.</w:t>
       </w:r>
     </w:p>
-    <w:bookmarkEnd w:id="60"/>
-    <w:bookmarkEnd w:id="61"/>
-    <w:bookmarkStart w:id="63" w:name="Xde93fc767f7df072bf1bc5b5157132cfd9c1584"/>
+    <w:bookmarkEnd w:id="63"/>
+    <w:bookmarkEnd w:id="64"/>
+    <w:bookmarkStart w:id="66" w:name="Xde93fc767f7df072bf1bc5b5157132cfd9c1584"/>
     <w:p>
       <w:pPr>
         <w:pStyle w:val="Heading2"/>
@@ -5310,7 +5797,7 @@
         <w:pStyle w:val="Compact"/>
         <w:numPr>
           <w:ilvl w:val="0"/>
-          <w:numId w:val="1025"/>
+          <w:numId w:val="1027"/>
         </w:numPr>
       </w:pPr>
       <w:r>
@@ -5363,7 +5850,7 @@
         <w:pStyle w:val="Compact"/>
         <w:numPr>
           <w:ilvl w:val="0"/>
-          <w:numId w:val="1025"/>
+          <w:numId w:val="1027"/>
         </w:numPr>
       </w:pPr>
       <w:r>
@@ -5376,7 +5863,7 @@
       <w:r>
         <w:t xml:space="preserve"> </w:t>
       </w:r>
-      <w:hyperlink r:id="rId62">
+      <w:hyperlink r:id="rId65">
         <w:r>
           <w:rPr>
             <w:rStyle w:val="Hyperlink"/>
@@ -5432,7 +5919,7 @@
         <w:pStyle w:val="Compact"/>
         <w:numPr>
           <w:ilvl w:val="0"/>
-          <w:numId w:val="1025"/>
+          <w:numId w:val="1027"/>
         </w:numPr>
       </w:pPr>
       <w:r>
@@ -5473,7 +5960,7 @@
         <w:pStyle w:val="Compact"/>
         <w:numPr>
           <w:ilvl w:val="0"/>
-          <w:numId w:val="1025"/>
+          <w:numId w:val="1027"/>
         </w:numPr>
       </w:pPr>
       <w:r>
@@ -5501,7 +5988,7 @@
         <w:pStyle w:val="Compact"/>
         <w:numPr>
           <w:ilvl w:val="0"/>
-          <w:numId w:val="1025"/>
+          <w:numId w:val="1027"/>
         </w:numPr>
       </w:pPr>
       <w:r>
@@ -5541,7 +6028,7 @@
         <w:pStyle w:val="Compact"/>
         <w:numPr>
           <w:ilvl w:val="0"/>
-          <w:numId w:val="1025"/>
+          <w:numId w:val="1027"/>
         </w:numPr>
       </w:pPr>
       <w:r>
@@ -5590,7 +6077,7 @@
         <w:pStyle w:val="Compact"/>
         <w:numPr>
           <w:ilvl w:val="0"/>
-          <w:numId w:val="1025"/>
+          <w:numId w:val="1027"/>
         </w:numPr>
       </w:pPr>
       <w:r>
@@ -5627,8 +6114,8 @@
         <w:t xml:space="preserve">var · kapsam düşmedi · PR incelendi ve onaylandı · CI yeşil · güvenlik kılavuzunun ilgili S bölümü güncellendi.</w:t>
       </w:r>
     </w:p>
-    <w:bookmarkEnd w:id="63"/>
-    <w:bookmarkStart w:id="67" w:name="rubrikler"/>
+    <w:bookmarkEnd w:id="66"/>
+    <w:bookmarkStart w:id="70" w:name="rubrikler"/>
     <w:p>
       <w:pPr>
         <w:pStyle w:val="Heading2"/>
@@ -5661,7 +6148,7 @@
         <w:t xml:space="preserve">düzeyinde puanlanır ve puan = (düzey ÷ 5) × kriter puanı olarak hesaplanır.</w:t>
       </w:r>
     </w:p>
-    <w:bookmarkStart w:id="64" w:name="başarı-düzeyleri"/>
+    <w:bookmarkStart w:id="67" w:name="başarı-düzeyleri"/>
     <w:p>
       <w:pPr>
         <w:pStyle w:val="Heading3"/>
@@ -5849,8 +6336,8 @@
         </w:tc>
       </w:tr>
     </w:tbl>
-    <w:bookmarkEnd w:id="64"/>
-    <w:bookmarkStart w:id="65" w:name="X0d6522e9bed7ee94733491d57466cde89bdf3b2"/>
+    <w:bookmarkEnd w:id="67"/>
+    <w:bookmarkStart w:id="68" w:name="X0d6522e9bed7ee94733491d57466cde89bdf3b2"/>
     <w:p>
       <w:pPr>
         <w:pStyle w:val="Heading3"/>
@@ -6389,8 +6876,8 @@
         </w:tc>
       </w:tr>
     </w:tbl>
-    <w:bookmarkEnd w:id="65"/>
-    <w:bookmarkStart w:id="66" w:name="X2ccd7217e2174611ed4897f61a50ab8fbc2deb5"/>
+    <w:bookmarkEnd w:id="68"/>
+    <w:bookmarkStart w:id="69" w:name="X2ccd7217e2174611ed4897f61a50ab8fbc2deb5"/>
     <w:p>
       <w:pPr>
         <w:pStyle w:val="Heading3"/>
@@ -6965,9 +7452,9 @@
         <w:t xml:space="preserve">diyen satırın kanıtı yoksa karşılanmamış sayılır (13. hafta).</w:t>
       </w:r>
     </w:p>
-    <w:bookmarkEnd w:id="66"/>
-    <w:bookmarkEnd w:id="67"/>
-    <w:bookmarkStart w:id="68" w:name="kabul-koşulları"/>
+    <w:bookmarkEnd w:id="69"/>
+    <w:bookmarkEnd w:id="70"/>
+    <w:bookmarkStart w:id="71" w:name="kabul-koşulları"/>
     <w:p>
       <w:pPr>
         <w:pStyle w:val="Heading2"/>
@@ -6993,7 +7480,7 @@
         <w:pStyle w:val="Compact"/>
         <w:numPr>
           <w:ilvl w:val="0"/>
-          <w:numId w:val="1026"/>
+          <w:numId w:val="1028"/>
         </w:numPr>
       </w:pPr>
       <w:r>
@@ -7021,7 +7508,7 @@
         <w:pStyle w:val="Compact"/>
         <w:numPr>
           <w:ilvl w:val="0"/>
-          <w:numId w:val="1026"/>
+          <w:numId w:val="1028"/>
         </w:numPr>
       </w:pPr>
       <w:r>
@@ -7033,7 +7520,7 @@
         <w:pStyle w:val="Compact"/>
         <w:numPr>
           <w:ilvl w:val="0"/>
-          <w:numId w:val="1026"/>
+          <w:numId w:val="1028"/>
         </w:numPr>
       </w:pPr>
       <w:r>
@@ -7091,7 +7578,7 @@
         <w:pStyle w:val="Compact"/>
         <w:numPr>
           <w:ilvl w:val="0"/>
-          <w:numId w:val="1026"/>
+          <w:numId w:val="1028"/>
         </w:numPr>
       </w:pPr>
       <w:r>
@@ -7103,7 +7590,7 @@
         <w:pStyle w:val="Compact"/>
         <w:numPr>
           <w:ilvl w:val="0"/>
-          <w:numId w:val="1026"/>
+          <w:numId w:val="1028"/>
         </w:numPr>
       </w:pPr>
       <w:r>
@@ -7128,7 +7615,7 @@
         <w:pStyle w:val="Compact"/>
         <w:numPr>
           <w:ilvl w:val="0"/>
-          <w:numId w:val="1026"/>
+          <w:numId w:val="1028"/>
         </w:numPr>
       </w:pPr>
       <w:r>
@@ -7140,7 +7627,7 @@
         <w:pStyle w:val="Compact"/>
         <w:numPr>
           <w:ilvl w:val="0"/>
-          <w:numId w:val="1026"/>
+          <w:numId w:val="1028"/>
         </w:numPr>
       </w:pPr>
       <w:r>
@@ -7157,8 +7644,8 @@
         <w:t xml:space="preserve">tespit edilmişse.</w:t>
       </w:r>
     </w:p>
-    <w:bookmarkEnd w:id="68"/>
-    <w:bookmarkStart w:id="69" w:name="gösterimde-sorulacaklar"/>
+    <w:bookmarkEnd w:id="71"/>
+    <w:bookmarkStart w:id="72" w:name="gösterimde-sorulacaklar"/>
     <w:p>
       <w:pPr>
         <w:pStyle w:val="Heading2"/>
@@ -7172,7 +7659,7 @@
         <w:pStyle w:val="Compact"/>
         <w:numPr>
           <w:ilvl w:val="0"/>
-          <w:numId w:val="1027"/>
+          <w:numId w:val="1029"/>
         </w:numPr>
       </w:pPr>
       <w:r>
@@ -7186,7 +7673,7 @@
         <w:t xml:space="preserve"> </w:t>
       </w:r>
       <w:r>
-        <w:t xml:space="preserve">Şablonu doğru adla fork ettiniz mi? Depo özel mi, ders sorumlusu işbirlikçi mi? Her iki üyenin de</w:t>
+        <w:t xml:space="preserve">Depoyu şablondan doğru adla oluşturdunuz mu? Depo özel mi, ders sorumlusu işbirlikçi mi? Her iki üyenin de</w:t>
       </w:r>
       <w:r>
         <w:t xml:space="preserve"> </w:t>
@@ -7200,7 +7687,7 @@
         <w:pStyle w:val="Compact"/>
         <w:numPr>
           <w:ilvl w:val="0"/>
-          <w:numId w:val="1027"/>
+          <w:numId w:val="1029"/>
         </w:numPr>
       </w:pPr>
       <w:r>
@@ -7261,7 +7748,7 @@
         <w:pStyle w:val="Compact"/>
         <w:numPr>
           <w:ilvl w:val="0"/>
-          <w:numId w:val="1027"/>
+          <w:numId w:val="1029"/>
         </w:numPr>
       </w:pPr>
       <w:r>
@@ -7289,7 +7776,7 @@
         <w:pStyle w:val="Compact"/>
         <w:numPr>
           <w:ilvl w:val="0"/>
-          <w:numId w:val="1027"/>
+          <w:numId w:val="1029"/>
         </w:numPr>
       </w:pPr>
       <w:r>
@@ -7311,7 +7798,7 @@
         <w:pStyle w:val="Compact"/>
         <w:numPr>
           <w:ilvl w:val="0"/>
-          <w:numId w:val="1027"/>
+          <w:numId w:val="1029"/>
         </w:numPr>
       </w:pPr>
       <w:r>
@@ -7339,7 +7826,7 @@
         <w:pStyle w:val="Compact"/>
         <w:numPr>
           <w:ilvl w:val="0"/>
-          <w:numId w:val="1027"/>
+          <w:numId w:val="1029"/>
         </w:numPr>
       </w:pPr>
       <w:r>
@@ -7362,8 +7849,8 @@
         <w:t xml:space="preserve">ayıklayıcıda (debugger) değişken ve yığın (stack) inceleme.</w:t>
       </w:r>
     </w:p>
-    <w:bookmarkEnd w:id="69"/>
-    <w:bookmarkStart w:id="70" w:name="mesleki-sorumluluk-ve-akademik-dürüstlük"/>
+    <w:bookmarkEnd w:id="72"/>
+    <w:bookmarkStart w:id="73" w:name="mesleki-sorumluluk-ve-akademik-dürüstlük"/>
     <w:p>
       <w:pPr>
         <w:pStyle w:val="Heading2"/>
@@ -7377,7 +7864,7 @@
         <w:pStyle w:val="Compact"/>
         <w:numPr>
           <w:ilvl w:val="0"/>
-          <w:numId w:val="1028"/>
+          <w:numId w:val="1030"/>
         </w:numPr>
       </w:pPr>
       <w:r>
@@ -7402,7 +7889,7 @@
         <w:pStyle w:val="Compact"/>
         <w:numPr>
           <w:ilvl w:val="0"/>
-          <w:numId w:val="1028"/>
+          <w:numId w:val="1030"/>
         </w:numPr>
       </w:pPr>
       <w:r>
@@ -7427,7 +7914,7 @@
         <w:pStyle w:val="Compact"/>
         <w:numPr>
           <w:ilvl w:val="0"/>
-          <w:numId w:val="1028"/>
+          <w:numId w:val="1030"/>
         </w:numPr>
       </w:pPr>
       <w:r>
@@ -7455,7 +7942,7 @@
         <w:pStyle w:val="Compact"/>
         <w:numPr>
           <w:ilvl w:val="0"/>
-          <w:numId w:val="1028"/>
+          <w:numId w:val="1030"/>
         </w:numPr>
       </w:pPr>
       <w:r>
@@ -7477,7 +7964,7 @@
         <w:pStyle w:val="Compact"/>
         <w:numPr>
           <w:ilvl w:val="0"/>
-          <w:numId w:val="1028"/>
+          <w:numId w:val="1030"/>
         </w:numPr>
       </w:pPr>
       <w:r>
@@ -7542,8 +8029,8 @@
         <w:t xml:space="preserve">sır, anahtar ya da kişisel veri depoya girmemeli. Uygulamanız başkasının sistemine/verisine zarar vermemeli.</w:t>
       </w:r>
     </w:p>
-    <w:bookmarkEnd w:id="70"/>
-    <w:bookmarkStart w:id="71" w:name="sık-sorulan-sorular"/>
+    <w:bookmarkEnd w:id="73"/>
+    <w:bookmarkStart w:id="74" w:name="sık-sorulan-sorular"/>
     <w:p>
       <w:pPr>
         <w:pStyle w:val="Heading2"/>
@@ -7759,8 +8246,8 @@
         </w:pict>
       </w:r>
     </w:p>
-    <w:bookmarkEnd w:id="71"/>
-    <w:bookmarkStart w:id="72" w:name="ek-proje-konuları-listesi"/>
+    <w:bookmarkEnd w:id="74"/>
+    <w:bookmarkStart w:id="75" w:name="ek-proje-konuları-listesi"/>
     <w:p>
       <w:pPr>
         <w:pStyle w:val="Heading2"/>
@@ -7912,7 +8399,7 @@
         <w:pStyle w:val="Compact"/>
         <w:numPr>
           <w:ilvl w:val="0"/>
-          <w:numId w:val="1029"/>
+          <w:numId w:val="1031"/>
         </w:numPr>
       </w:pPr>
       <w:r>
@@ -7934,7 +8421,7 @@
         <w:pStyle w:val="Compact"/>
         <w:numPr>
           <w:ilvl w:val="0"/>
-          <w:numId w:val="1029"/>
+          <w:numId w:val="1031"/>
         </w:numPr>
       </w:pPr>
       <w:r>
@@ -7962,7 +8449,7 @@
         <w:pStyle w:val="Compact"/>
         <w:numPr>
           <w:ilvl w:val="0"/>
-          <w:numId w:val="1029"/>
+          <w:numId w:val="1031"/>
         </w:numPr>
       </w:pPr>
       <w:r>
@@ -7984,7 +8471,7 @@
         <w:pStyle w:val="Compact"/>
         <w:numPr>
           <w:ilvl w:val="0"/>
-          <w:numId w:val="1029"/>
+          <w:numId w:val="1031"/>
         </w:numPr>
       </w:pPr>
       <w:r>
@@ -8018,7 +8505,7 @@
         <w:pStyle w:val="Compact"/>
         <w:numPr>
           <w:ilvl w:val="0"/>
-          <w:numId w:val="1030"/>
+          <w:numId w:val="1032"/>
         </w:numPr>
       </w:pPr>
       <w:r>
@@ -8040,7 +8527,7 @@
         <w:pStyle w:val="Compact"/>
         <w:numPr>
           <w:ilvl w:val="0"/>
-          <w:numId w:val="1030"/>
+          <w:numId w:val="1032"/>
         </w:numPr>
       </w:pPr>
       <w:r>
@@ -8062,7 +8549,7 @@
         <w:pStyle w:val="Compact"/>
         <w:numPr>
           <w:ilvl w:val="0"/>
-          <w:numId w:val="1030"/>
+          <w:numId w:val="1032"/>
         </w:numPr>
       </w:pPr>
       <w:r>
@@ -8084,7 +8571,7 @@
         <w:pStyle w:val="Compact"/>
         <w:numPr>
           <w:ilvl w:val="0"/>
-          <w:numId w:val="1030"/>
+          <w:numId w:val="1032"/>
         </w:numPr>
       </w:pPr>
       <w:r>
@@ -8220,7 +8707,7 @@
         <w:pStyle w:val="Compact"/>
         <w:numPr>
           <w:ilvl w:val="0"/>
-          <w:numId w:val="1031"/>
+          <w:numId w:val="1033"/>
         </w:numPr>
       </w:pPr>
       <w:r>
@@ -8242,7 +8729,7 @@
         <w:pStyle w:val="Compact"/>
         <w:numPr>
           <w:ilvl w:val="0"/>
-          <w:numId w:val="1031"/>
+          <w:numId w:val="1033"/>
         </w:numPr>
       </w:pPr>
       <w:r>
@@ -8264,7 +8751,7 @@
         <w:pStyle w:val="Compact"/>
         <w:numPr>
           <w:ilvl w:val="0"/>
-          <w:numId w:val="1031"/>
+          <w:numId w:val="1033"/>
         </w:numPr>
       </w:pPr>
       <w:r>
@@ -8298,7 +8785,7 @@
         <w:pStyle w:val="Compact"/>
         <w:numPr>
           <w:ilvl w:val="0"/>
-          <w:numId w:val="1032"/>
+          <w:numId w:val="1034"/>
         </w:numPr>
       </w:pPr>
       <w:r>
@@ -8320,7 +8807,7 @@
         <w:pStyle w:val="Compact"/>
         <w:numPr>
           <w:ilvl w:val="0"/>
-          <w:numId w:val="1032"/>
+          <w:numId w:val="1034"/>
         </w:numPr>
       </w:pPr>
       <w:r>
@@ -8342,7 +8829,7 @@
         <w:pStyle w:val="Compact"/>
         <w:numPr>
           <w:ilvl w:val="0"/>
-          <w:numId w:val="1032"/>
+          <w:numId w:val="1034"/>
         </w:numPr>
       </w:pPr>
       <w:r>
@@ -8364,7 +8851,7 @@
         <w:pStyle w:val="Compact"/>
         <w:numPr>
           <w:ilvl w:val="0"/>
-          <w:numId w:val="1032"/>
+          <w:numId w:val="1034"/>
         </w:numPr>
       </w:pPr>
       <w:r>
@@ -8500,7 +8987,7 @@
         <w:pStyle w:val="Compact"/>
         <w:numPr>
           <w:ilvl w:val="0"/>
-          <w:numId w:val="1033"/>
+          <w:numId w:val="1035"/>
         </w:numPr>
       </w:pPr>
       <w:r>
@@ -8522,7 +9009,7 @@
         <w:pStyle w:val="Compact"/>
         <w:numPr>
           <w:ilvl w:val="0"/>
-          <w:numId w:val="1033"/>
+          <w:numId w:val="1035"/>
         </w:numPr>
       </w:pPr>
       <w:r>
@@ -8544,7 +9031,7 @@
         <w:pStyle w:val="Compact"/>
         <w:numPr>
           <w:ilvl w:val="0"/>
-          <w:numId w:val="1033"/>
+          <w:numId w:val="1035"/>
         </w:numPr>
       </w:pPr>
       <w:r>
@@ -8578,7 +9065,7 @@
         <w:pStyle w:val="Compact"/>
         <w:numPr>
           <w:ilvl w:val="0"/>
-          <w:numId w:val="1034"/>
+          <w:numId w:val="1036"/>
         </w:numPr>
       </w:pPr>
       <w:r>
@@ -8600,7 +9087,7 @@
         <w:pStyle w:val="Compact"/>
         <w:numPr>
           <w:ilvl w:val="0"/>
-          <w:numId w:val="1034"/>
+          <w:numId w:val="1036"/>
         </w:numPr>
       </w:pPr>
       <w:r>
@@ -8622,7 +9109,7 @@
         <w:pStyle w:val="Compact"/>
         <w:numPr>
           <w:ilvl w:val="0"/>
-          <w:numId w:val="1034"/>
+          <w:numId w:val="1036"/>
         </w:numPr>
       </w:pPr>
       <w:r>
@@ -8644,7 +9131,7 @@
         <w:pStyle w:val="Compact"/>
         <w:numPr>
           <w:ilvl w:val="0"/>
-          <w:numId w:val="1034"/>
+          <w:numId w:val="1036"/>
         </w:numPr>
       </w:pPr>
       <w:r>
@@ -8780,7 +9267,7 @@
         <w:pStyle w:val="Compact"/>
         <w:numPr>
           <w:ilvl w:val="0"/>
-          <w:numId w:val="1035"/>
+          <w:numId w:val="1037"/>
         </w:numPr>
       </w:pPr>
       <w:r>
@@ -8802,7 +9289,7 @@
         <w:pStyle w:val="Compact"/>
         <w:numPr>
           <w:ilvl w:val="0"/>
-          <w:numId w:val="1035"/>
+          <w:numId w:val="1037"/>
         </w:numPr>
       </w:pPr>
       <w:r>
@@ -8824,7 +9311,7 @@
         <w:pStyle w:val="Compact"/>
         <w:numPr>
           <w:ilvl w:val="0"/>
-          <w:numId w:val="1035"/>
+          <w:numId w:val="1037"/>
         </w:numPr>
       </w:pPr>
       <w:r>
@@ -8858,7 +9345,7 @@
         <w:pStyle w:val="Compact"/>
         <w:numPr>
           <w:ilvl w:val="0"/>
-          <w:numId w:val="1036"/>
+          <w:numId w:val="1038"/>
         </w:numPr>
       </w:pPr>
       <w:r>
@@ -8880,7 +9367,7 @@
         <w:pStyle w:val="Compact"/>
         <w:numPr>
           <w:ilvl w:val="0"/>
-          <w:numId w:val="1036"/>
+          <w:numId w:val="1038"/>
         </w:numPr>
       </w:pPr>
       <w:r>
@@ -8902,7 +9389,7 @@
         <w:pStyle w:val="Compact"/>
         <w:numPr>
           <w:ilvl w:val="0"/>
-          <w:numId w:val="1036"/>
+          <w:numId w:val="1038"/>
         </w:numPr>
       </w:pPr>
       <w:r>
@@ -8924,7 +9411,7 @@
         <w:pStyle w:val="Compact"/>
         <w:numPr>
           <w:ilvl w:val="0"/>
-          <w:numId w:val="1036"/>
+          <w:numId w:val="1038"/>
         </w:numPr>
       </w:pPr>
       <w:r>
@@ -9066,7 +9553,7 @@
         <w:pStyle w:val="Compact"/>
         <w:numPr>
           <w:ilvl w:val="0"/>
-          <w:numId w:val="1037"/>
+          <w:numId w:val="1039"/>
         </w:numPr>
       </w:pPr>
       <w:r>
@@ -9088,7 +9575,7 @@
         <w:pStyle w:val="Compact"/>
         <w:numPr>
           <w:ilvl w:val="0"/>
-          <w:numId w:val="1037"/>
+          <w:numId w:val="1039"/>
         </w:numPr>
       </w:pPr>
       <w:r>
@@ -9110,7 +9597,7 @@
         <w:pStyle w:val="Compact"/>
         <w:numPr>
           <w:ilvl w:val="0"/>
-          <w:numId w:val="1037"/>
+          <w:numId w:val="1039"/>
         </w:numPr>
       </w:pPr>
       <w:r>
@@ -9144,7 +9631,7 @@
         <w:pStyle w:val="Compact"/>
         <w:numPr>
           <w:ilvl w:val="0"/>
-          <w:numId w:val="1038"/>
+          <w:numId w:val="1040"/>
         </w:numPr>
       </w:pPr>
       <w:r>
@@ -9166,7 +9653,7 @@
         <w:pStyle w:val="Compact"/>
         <w:numPr>
           <w:ilvl w:val="0"/>
-          <w:numId w:val="1038"/>
+          <w:numId w:val="1040"/>
         </w:numPr>
       </w:pPr>
       <w:r>
@@ -9188,7 +9675,7 @@
         <w:pStyle w:val="Compact"/>
         <w:numPr>
           <w:ilvl w:val="0"/>
-          <w:numId w:val="1038"/>
+          <w:numId w:val="1040"/>
         </w:numPr>
       </w:pPr>
       <w:r>
@@ -9210,7 +9697,7 @@
         <w:pStyle w:val="Compact"/>
         <w:numPr>
           <w:ilvl w:val="0"/>
-          <w:numId w:val="1038"/>
+          <w:numId w:val="1040"/>
         </w:numPr>
       </w:pPr>
       <w:r>
@@ -9346,7 +9833,7 @@
         <w:pStyle w:val="Compact"/>
         <w:numPr>
           <w:ilvl w:val="0"/>
-          <w:numId w:val="1039"/>
+          <w:numId w:val="1041"/>
         </w:numPr>
       </w:pPr>
       <w:r>
@@ -9368,7 +9855,7 @@
         <w:pStyle w:val="Compact"/>
         <w:numPr>
           <w:ilvl w:val="0"/>
-          <w:numId w:val="1039"/>
+          <w:numId w:val="1041"/>
         </w:numPr>
       </w:pPr>
       <w:r>
@@ -9390,7 +9877,7 @@
         <w:pStyle w:val="Compact"/>
         <w:numPr>
           <w:ilvl w:val="0"/>
-          <w:numId w:val="1039"/>
+          <w:numId w:val="1041"/>
         </w:numPr>
       </w:pPr>
       <w:r>
@@ -9424,7 +9911,7 @@
         <w:pStyle w:val="Compact"/>
         <w:numPr>
           <w:ilvl w:val="0"/>
-          <w:numId w:val="1040"/>
+          <w:numId w:val="1042"/>
         </w:numPr>
       </w:pPr>
       <w:r>
@@ -9446,7 +9933,7 @@
         <w:pStyle w:val="Compact"/>
         <w:numPr>
           <w:ilvl w:val="0"/>
-          <w:numId w:val="1040"/>
+          <w:numId w:val="1042"/>
         </w:numPr>
       </w:pPr>
       <w:r>
@@ -9468,7 +9955,7 @@
         <w:pStyle w:val="Compact"/>
         <w:numPr>
           <w:ilvl w:val="0"/>
-          <w:numId w:val="1040"/>
+          <w:numId w:val="1042"/>
         </w:numPr>
       </w:pPr>
       <w:r>
@@ -9490,7 +9977,7 @@
         <w:pStyle w:val="Compact"/>
         <w:numPr>
           <w:ilvl w:val="0"/>
-          <w:numId w:val="1040"/>
+          <w:numId w:val="1042"/>
         </w:numPr>
       </w:pPr>
       <w:r>
@@ -9626,7 +10113,7 @@
         <w:pStyle w:val="Compact"/>
         <w:numPr>
           <w:ilvl w:val="0"/>
-          <w:numId w:val="1041"/>
+          <w:numId w:val="1043"/>
         </w:numPr>
       </w:pPr>
       <w:r>
@@ -9654,7 +10141,7 @@
         <w:pStyle w:val="Compact"/>
         <w:numPr>
           <w:ilvl w:val="0"/>
-          <w:numId w:val="1041"/>
+          <w:numId w:val="1043"/>
         </w:numPr>
       </w:pPr>
       <w:r>
@@ -9676,7 +10163,7 @@
         <w:pStyle w:val="Compact"/>
         <w:numPr>
           <w:ilvl w:val="0"/>
-          <w:numId w:val="1041"/>
+          <w:numId w:val="1043"/>
         </w:numPr>
       </w:pPr>
       <w:r>
@@ -9710,7 +10197,7 @@
         <w:pStyle w:val="Compact"/>
         <w:numPr>
           <w:ilvl w:val="0"/>
-          <w:numId w:val="1042"/>
+          <w:numId w:val="1044"/>
         </w:numPr>
       </w:pPr>
       <w:r>
@@ -9732,7 +10219,7 @@
         <w:pStyle w:val="Compact"/>
         <w:numPr>
           <w:ilvl w:val="0"/>
-          <w:numId w:val="1042"/>
+          <w:numId w:val="1044"/>
         </w:numPr>
       </w:pPr>
       <w:r>
@@ -9754,7 +10241,7 @@
         <w:pStyle w:val="Compact"/>
         <w:numPr>
           <w:ilvl w:val="0"/>
-          <w:numId w:val="1042"/>
+          <w:numId w:val="1044"/>
         </w:numPr>
       </w:pPr>
       <w:r>
@@ -9776,7 +10263,7 @@
         <w:pStyle w:val="Compact"/>
         <w:numPr>
           <w:ilvl w:val="0"/>
-          <w:numId w:val="1042"/>
+          <w:numId w:val="1044"/>
         </w:numPr>
       </w:pPr>
       <w:r>
@@ -9912,7 +10399,7 @@
         <w:pStyle w:val="Compact"/>
         <w:numPr>
           <w:ilvl w:val="0"/>
-          <w:numId w:val="1043"/>
+          <w:numId w:val="1045"/>
         </w:numPr>
       </w:pPr>
       <w:r>
@@ -9934,7 +10421,7 @@
         <w:pStyle w:val="Compact"/>
         <w:numPr>
           <w:ilvl w:val="0"/>
-          <w:numId w:val="1043"/>
+          <w:numId w:val="1045"/>
         </w:numPr>
       </w:pPr>
       <w:r>
@@ -9956,7 +10443,7 @@
         <w:pStyle w:val="Compact"/>
         <w:numPr>
           <w:ilvl w:val="0"/>
-          <w:numId w:val="1043"/>
+          <w:numId w:val="1045"/>
         </w:numPr>
       </w:pPr>
       <w:r>
@@ -9990,7 +10477,7 @@
         <w:pStyle w:val="Compact"/>
         <w:numPr>
           <w:ilvl w:val="0"/>
-          <w:numId w:val="1044"/>
+          <w:numId w:val="1046"/>
         </w:numPr>
       </w:pPr>
       <w:r>
@@ -10012,7 +10499,7 @@
         <w:pStyle w:val="Compact"/>
         <w:numPr>
           <w:ilvl w:val="0"/>
-          <w:numId w:val="1044"/>
+          <w:numId w:val="1046"/>
         </w:numPr>
       </w:pPr>
       <w:r>
@@ -10034,7 +10521,7 @@
         <w:pStyle w:val="Compact"/>
         <w:numPr>
           <w:ilvl w:val="0"/>
-          <w:numId w:val="1044"/>
+          <w:numId w:val="1046"/>
         </w:numPr>
       </w:pPr>
       <w:r>
@@ -10056,7 +10543,7 @@
         <w:pStyle w:val="Compact"/>
         <w:numPr>
           <w:ilvl w:val="0"/>
-          <w:numId w:val="1044"/>
+          <w:numId w:val="1046"/>
         </w:numPr>
       </w:pPr>
       <w:r>
@@ -10186,7 +10673,7 @@
         <w:pStyle w:val="Compact"/>
         <w:numPr>
           <w:ilvl w:val="0"/>
-          <w:numId w:val="1045"/>
+          <w:numId w:val="1047"/>
         </w:numPr>
       </w:pPr>
       <w:r>
@@ -10208,7 +10695,7 @@
         <w:pStyle w:val="Compact"/>
         <w:numPr>
           <w:ilvl w:val="0"/>
-          <w:numId w:val="1045"/>
+          <w:numId w:val="1047"/>
         </w:numPr>
       </w:pPr>
       <w:r>
@@ -10230,7 +10717,7 @@
         <w:pStyle w:val="Compact"/>
         <w:numPr>
           <w:ilvl w:val="0"/>
-          <w:numId w:val="1045"/>
+          <w:numId w:val="1047"/>
         </w:numPr>
       </w:pPr>
       <w:r>
@@ -10264,7 +10751,7 @@
         <w:pStyle w:val="Compact"/>
         <w:numPr>
           <w:ilvl w:val="0"/>
-          <w:numId w:val="1046"/>
+          <w:numId w:val="1048"/>
         </w:numPr>
       </w:pPr>
       <w:r>
@@ -10286,7 +10773,7 @@
         <w:pStyle w:val="Compact"/>
         <w:numPr>
           <w:ilvl w:val="0"/>
-          <w:numId w:val="1046"/>
+          <w:numId w:val="1048"/>
         </w:numPr>
       </w:pPr>
       <w:r>
@@ -10308,7 +10795,7 @@
         <w:pStyle w:val="Compact"/>
         <w:numPr>
           <w:ilvl w:val="0"/>
-          <w:numId w:val="1046"/>
+          <w:numId w:val="1048"/>
         </w:numPr>
       </w:pPr>
       <w:r>
@@ -10330,7 +10817,7 @@
         <w:pStyle w:val="Compact"/>
         <w:numPr>
           <w:ilvl w:val="0"/>
-          <w:numId w:val="1046"/>
+          <w:numId w:val="1048"/>
         </w:numPr>
       </w:pPr>
       <w:r>
@@ -10460,7 +10947,7 @@
         <w:pStyle w:val="Compact"/>
         <w:numPr>
           <w:ilvl w:val="0"/>
-          <w:numId w:val="1047"/>
+          <w:numId w:val="1049"/>
         </w:numPr>
       </w:pPr>
       <w:r>
@@ -10482,7 +10969,7 @@
         <w:pStyle w:val="Compact"/>
         <w:numPr>
           <w:ilvl w:val="0"/>
-          <w:numId w:val="1047"/>
+          <w:numId w:val="1049"/>
         </w:numPr>
       </w:pPr>
       <w:r>
@@ -10504,7 +10991,7 @@
         <w:pStyle w:val="Compact"/>
         <w:numPr>
           <w:ilvl w:val="0"/>
-          <w:numId w:val="1047"/>
+          <w:numId w:val="1049"/>
         </w:numPr>
       </w:pPr>
       <w:r>
@@ -10538,7 +11025,7 @@
         <w:pStyle w:val="Compact"/>
         <w:numPr>
           <w:ilvl w:val="0"/>
-          <w:numId w:val="1048"/>
+          <w:numId w:val="1050"/>
         </w:numPr>
       </w:pPr>
       <w:r>
@@ -10560,7 +11047,7 @@
         <w:pStyle w:val="Compact"/>
         <w:numPr>
           <w:ilvl w:val="0"/>
-          <w:numId w:val="1048"/>
+          <w:numId w:val="1050"/>
         </w:numPr>
       </w:pPr>
       <w:r>
@@ -10582,7 +11069,7 @@
         <w:pStyle w:val="Compact"/>
         <w:numPr>
           <w:ilvl w:val="0"/>
-          <w:numId w:val="1048"/>
+          <w:numId w:val="1050"/>
         </w:numPr>
       </w:pPr>
       <w:r>
@@ -10604,7 +11091,7 @@
         <w:pStyle w:val="Compact"/>
         <w:numPr>
           <w:ilvl w:val="0"/>
-          <w:numId w:val="1048"/>
+          <w:numId w:val="1050"/>
         </w:numPr>
       </w:pPr>
       <w:r>
@@ -10740,7 +11227,7 @@
         <w:pStyle w:val="Compact"/>
         <w:numPr>
           <w:ilvl w:val="0"/>
-          <w:numId w:val="1049"/>
+          <w:numId w:val="1051"/>
         </w:numPr>
       </w:pPr>
       <w:r>
@@ -10762,7 +11249,7 @@
         <w:pStyle w:val="Compact"/>
         <w:numPr>
           <w:ilvl w:val="0"/>
-          <w:numId w:val="1049"/>
+          <w:numId w:val="1051"/>
         </w:numPr>
       </w:pPr>
       <w:r>
@@ -10784,7 +11271,7 @@
         <w:pStyle w:val="Compact"/>
         <w:numPr>
           <w:ilvl w:val="0"/>
-          <w:numId w:val="1049"/>
+          <w:numId w:val="1051"/>
         </w:numPr>
       </w:pPr>
       <w:r>
@@ -10818,7 +11305,7 @@
         <w:pStyle w:val="Compact"/>
         <w:numPr>
           <w:ilvl w:val="0"/>
-          <w:numId w:val="1050"/>
+          <w:numId w:val="1052"/>
         </w:numPr>
       </w:pPr>
       <w:r>
@@ -10840,7 +11327,7 @@
         <w:pStyle w:val="Compact"/>
         <w:numPr>
           <w:ilvl w:val="0"/>
-          <w:numId w:val="1050"/>
+          <w:numId w:val="1052"/>
         </w:numPr>
       </w:pPr>
       <w:r>
@@ -10862,7 +11349,7 @@
         <w:pStyle w:val="Compact"/>
         <w:numPr>
           <w:ilvl w:val="0"/>
-          <w:numId w:val="1050"/>
+          <w:numId w:val="1052"/>
         </w:numPr>
       </w:pPr>
       <w:r>
@@ -10884,7 +11371,7 @@
         <w:pStyle w:val="Compact"/>
         <w:numPr>
           <w:ilvl w:val="0"/>
-          <w:numId w:val="1050"/>
+          <w:numId w:val="1052"/>
         </w:numPr>
       </w:pPr>
       <w:r>
@@ -11014,7 +11501,7 @@
         <w:pStyle w:val="Compact"/>
         <w:numPr>
           <w:ilvl w:val="0"/>
-          <w:numId w:val="1051"/>
+          <w:numId w:val="1053"/>
         </w:numPr>
       </w:pPr>
       <w:r>
@@ -11036,7 +11523,7 @@
         <w:pStyle w:val="Compact"/>
         <w:numPr>
           <w:ilvl w:val="0"/>
-          <w:numId w:val="1051"/>
+          <w:numId w:val="1053"/>
         </w:numPr>
       </w:pPr>
       <w:r>
@@ -11058,7 +11545,7 @@
         <w:pStyle w:val="Compact"/>
         <w:numPr>
           <w:ilvl w:val="0"/>
-          <w:numId w:val="1051"/>
+          <w:numId w:val="1053"/>
         </w:numPr>
       </w:pPr>
       <w:r>
@@ -11092,7 +11579,7 @@
         <w:pStyle w:val="Compact"/>
         <w:numPr>
           <w:ilvl w:val="0"/>
-          <w:numId w:val="1052"/>
+          <w:numId w:val="1054"/>
         </w:numPr>
       </w:pPr>
       <w:r>
@@ -11114,7 +11601,7 @@
         <w:pStyle w:val="Compact"/>
         <w:numPr>
           <w:ilvl w:val="0"/>
-          <w:numId w:val="1052"/>
+          <w:numId w:val="1054"/>
         </w:numPr>
       </w:pPr>
       <w:r>
@@ -11136,7 +11623,7 @@
         <w:pStyle w:val="Compact"/>
         <w:numPr>
           <w:ilvl w:val="0"/>
-          <w:numId w:val="1052"/>
+          <w:numId w:val="1054"/>
         </w:numPr>
       </w:pPr>
       <w:r>
@@ -11158,7 +11645,7 @@
         <w:pStyle w:val="Compact"/>
         <w:numPr>
           <w:ilvl w:val="0"/>
-          <w:numId w:val="1052"/>
+          <w:numId w:val="1054"/>
         </w:numPr>
       </w:pPr>
       <w:r>
@@ -11300,7 +11787,7 @@
         <w:pStyle w:val="Compact"/>
         <w:numPr>
           <w:ilvl w:val="0"/>
-          <w:numId w:val="1053"/>
+          <w:numId w:val="1055"/>
         </w:numPr>
       </w:pPr>
       <w:r>
@@ -11322,7 +11809,7 @@
         <w:pStyle w:val="Compact"/>
         <w:numPr>
           <w:ilvl w:val="0"/>
-          <w:numId w:val="1053"/>
+          <w:numId w:val="1055"/>
         </w:numPr>
       </w:pPr>
       <w:r>
@@ -11344,7 +11831,7 @@
         <w:pStyle w:val="Compact"/>
         <w:numPr>
           <w:ilvl w:val="0"/>
-          <w:numId w:val="1053"/>
+          <w:numId w:val="1055"/>
         </w:numPr>
       </w:pPr>
       <w:r>
@@ -11378,7 +11865,7 @@
         <w:pStyle w:val="Compact"/>
         <w:numPr>
           <w:ilvl w:val="0"/>
-          <w:numId w:val="1054"/>
+          <w:numId w:val="1056"/>
         </w:numPr>
       </w:pPr>
       <w:r>
@@ -11400,7 +11887,7 @@
         <w:pStyle w:val="Compact"/>
         <w:numPr>
           <w:ilvl w:val="0"/>
-          <w:numId w:val="1054"/>
+          <w:numId w:val="1056"/>
         </w:numPr>
       </w:pPr>
       <w:r>
@@ -11422,7 +11909,7 @@
         <w:pStyle w:val="Compact"/>
         <w:numPr>
           <w:ilvl w:val="0"/>
-          <w:numId w:val="1054"/>
+          <w:numId w:val="1056"/>
         </w:numPr>
       </w:pPr>
       <w:r>
@@ -11444,7 +11931,7 @@
         <w:pStyle w:val="Compact"/>
         <w:numPr>
           <w:ilvl w:val="0"/>
-          <w:numId w:val="1054"/>
+          <w:numId w:val="1056"/>
         </w:numPr>
       </w:pPr>
       <w:r>
@@ -11580,7 +12067,7 @@
         <w:pStyle w:val="Compact"/>
         <w:numPr>
           <w:ilvl w:val="0"/>
-          <w:numId w:val="1055"/>
+          <w:numId w:val="1057"/>
         </w:numPr>
       </w:pPr>
       <w:r>
@@ -11602,7 +12089,7 @@
         <w:pStyle w:val="Compact"/>
         <w:numPr>
           <w:ilvl w:val="0"/>
-          <w:numId w:val="1055"/>
+          <w:numId w:val="1057"/>
         </w:numPr>
       </w:pPr>
       <w:r>
@@ -11624,7 +12111,7 @@
         <w:pStyle w:val="Compact"/>
         <w:numPr>
           <w:ilvl w:val="0"/>
-          <w:numId w:val="1055"/>
+          <w:numId w:val="1057"/>
         </w:numPr>
       </w:pPr>
       <w:r>
@@ -11658,7 +12145,7 @@
         <w:pStyle w:val="Compact"/>
         <w:numPr>
           <w:ilvl w:val="0"/>
-          <w:numId w:val="1056"/>
+          <w:numId w:val="1058"/>
         </w:numPr>
       </w:pPr>
       <w:r>
@@ -11680,7 +12167,7 @@
         <w:pStyle w:val="Compact"/>
         <w:numPr>
           <w:ilvl w:val="0"/>
-          <w:numId w:val="1056"/>
+          <w:numId w:val="1058"/>
         </w:numPr>
       </w:pPr>
       <w:r>
@@ -11702,7 +12189,7 @@
         <w:pStyle w:val="Compact"/>
         <w:numPr>
           <w:ilvl w:val="0"/>
-          <w:numId w:val="1056"/>
+          <w:numId w:val="1058"/>
         </w:numPr>
       </w:pPr>
       <w:r>
@@ -11724,7 +12211,7 @@
         <w:pStyle w:val="Compact"/>
         <w:numPr>
           <w:ilvl w:val="0"/>
-          <w:numId w:val="1056"/>
+          <w:numId w:val="1058"/>
         </w:numPr>
       </w:pPr>
       <w:r>
@@ -11854,7 +12341,7 @@
         <w:pStyle w:val="Compact"/>
         <w:numPr>
           <w:ilvl w:val="0"/>
-          <w:numId w:val="1057"/>
+          <w:numId w:val="1059"/>
         </w:numPr>
       </w:pPr>
       <w:r>
@@ -11876,7 +12363,7 @@
         <w:pStyle w:val="Compact"/>
         <w:numPr>
           <w:ilvl w:val="0"/>
-          <w:numId w:val="1057"/>
+          <w:numId w:val="1059"/>
         </w:numPr>
       </w:pPr>
       <w:r>
@@ -11898,7 +12385,7 @@
         <w:pStyle w:val="Compact"/>
         <w:numPr>
           <w:ilvl w:val="0"/>
-          <w:numId w:val="1057"/>
+          <w:numId w:val="1059"/>
         </w:numPr>
       </w:pPr>
       <w:r>
@@ -11932,7 +12419,7 @@
         <w:pStyle w:val="Compact"/>
         <w:numPr>
           <w:ilvl w:val="0"/>
-          <w:numId w:val="1058"/>
+          <w:numId w:val="1060"/>
         </w:numPr>
       </w:pPr>
       <w:r>
@@ -11954,7 +12441,7 @@
         <w:pStyle w:val="Compact"/>
         <w:numPr>
           <w:ilvl w:val="0"/>
-          <w:numId w:val="1058"/>
+          <w:numId w:val="1060"/>
         </w:numPr>
       </w:pPr>
       <w:r>
@@ -11976,7 +12463,7 @@
         <w:pStyle w:val="Compact"/>
         <w:numPr>
           <w:ilvl w:val="0"/>
-          <w:numId w:val="1058"/>
+          <w:numId w:val="1060"/>
         </w:numPr>
       </w:pPr>
       <w:r>
@@ -11998,7 +12485,7 @@
         <w:pStyle w:val="Compact"/>
         <w:numPr>
           <w:ilvl w:val="0"/>
-          <w:numId w:val="1058"/>
+          <w:numId w:val="1060"/>
         </w:numPr>
       </w:pPr>
       <w:r>
@@ -12134,7 +12621,7 @@
         <w:pStyle w:val="Compact"/>
         <w:numPr>
           <w:ilvl w:val="0"/>
-          <w:numId w:val="1059"/>
+          <w:numId w:val="1061"/>
         </w:numPr>
       </w:pPr>
       <w:r>
@@ -12156,7 +12643,7 @@
         <w:pStyle w:val="Compact"/>
         <w:numPr>
           <w:ilvl w:val="0"/>
-          <w:numId w:val="1059"/>
+          <w:numId w:val="1061"/>
         </w:numPr>
       </w:pPr>
       <w:r>
@@ -12178,7 +12665,7 @@
         <w:pStyle w:val="Compact"/>
         <w:numPr>
           <w:ilvl w:val="0"/>
-          <w:numId w:val="1059"/>
+          <w:numId w:val="1061"/>
         </w:numPr>
       </w:pPr>
       <w:r>
@@ -12212,7 +12699,7 @@
         <w:pStyle w:val="Compact"/>
         <w:numPr>
           <w:ilvl w:val="0"/>
-          <w:numId w:val="1060"/>
+          <w:numId w:val="1062"/>
         </w:numPr>
       </w:pPr>
       <w:r>
@@ -12234,7 +12721,7 @@
         <w:pStyle w:val="Compact"/>
         <w:numPr>
           <w:ilvl w:val="0"/>
-          <w:numId w:val="1060"/>
+          <w:numId w:val="1062"/>
         </w:numPr>
       </w:pPr>
       <w:r>
@@ -12256,7 +12743,7 @@
         <w:pStyle w:val="Compact"/>
         <w:numPr>
           <w:ilvl w:val="0"/>
-          <w:numId w:val="1060"/>
+          <w:numId w:val="1062"/>
         </w:numPr>
       </w:pPr>
       <w:r>
@@ -12278,7 +12765,7 @@
         <w:pStyle w:val="Compact"/>
         <w:numPr>
           <w:ilvl w:val="0"/>
-          <w:numId w:val="1060"/>
+          <w:numId w:val="1062"/>
         </w:numPr>
       </w:pPr>
       <w:r>
@@ -12426,7 +12913,7 @@
         <w:pStyle w:val="Compact"/>
         <w:numPr>
           <w:ilvl w:val="0"/>
-          <w:numId w:val="1061"/>
+          <w:numId w:val="1063"/>
         </w:numPr>
       </w:pPr>
       <w:r>
@@ -12448,7 +12935,7 @@
         <w:pStyle w:val="Compact"/>
         <w:numPr>
           <w:ilvl w:val="0"/>
-          <w:numId w:val="1061"/>
+          <w:numId w:val="1063"/>
         </w:numPr>
       </w:pPr>
       <w:r>
@@ -12470,7 +12957,7 @@
         <w:pStyle w:val="Compact"/>
         <w:numPr>
           <w:ilvl w:val="0"/>
-          <w:numId w:val="1061"/>
+          <w:numId w:val="1063"/>
         </w:numPr>
       </w:pPr>
       <w:r>
@@ -12504,7 +12991,7 @@
         <w:pStyle w:val="Compact"/>
         <w:numPr>
           <w:ilvl w:val="0"/>
-          <w:numId w:val="1062"/>
+          <w:numId w:val="1064"/>
         </w:numPr>
       </w:pPr>
       <w:r>
@@ -12526,7 +13013,7 @@
         <w:pStyle w:val="Compact"/>
         <w:numPr>
           <w:ilvl w:val="0"/>
-          <w:numId w:val="1062"/>
+          <w:numId w:val="1064"/>
         </w:numPr>
       </w:pPr>
       <w:r>
@@ -12548,7 +13035,7 @@
         <w:pStyle w:val="Compact"/>
         <w:numPr>
           <w:ilvl w:val="0"/>
-          <w:numId w:val="1062"/>
+          <w:numId w:val="1064"/>
         </w:numPr>
       </w:pPr>
       <w:r>
@@ -12570,7 +13057,7 @@
         <w:pStyle w:val="Compact"/>
         <w:numPr>
           <w:ilvl w:val="0"/>
-          <w:numId w:val="1062"/>
+          <w:numId w:val="1064"/>
         </w:numPr>
       </w:pPr>
       <w:r>
@@ -12706,7 +13193,7 @@
         <w:pStyle w:val="Compact"/>
         <w:numPr>
           <w:ilvl w:val="0"/>
-          <w:numId w:val="1063"/>
+          <w:numId w:val="1065"/>
         </w:numPr>
       </w:pPr>
       <w:r>
@@ -12728,7 +13215,7 @@
         <w:pStyle w:val="Compact"/>
         <w:numPr>
           <w:ilvl w:val="0"/>
-          <w:numId w:val="1063"/>
+          <w:numId w:val="1065"/>
         </w:numPr>
       </w:pPr>
       <w:r>
@@ -12750,7 +13237,7 @@
         <w:pStyle w:val="Compact"/>
         <w:numPr>
           <w:ilvl w:val="0"/>
-          <w:numId w:val="1063"/>
+          <w:numId w:val="1065"/>
         </w:numPr>
       </w:pPr>
       <w:r>
@@ -12784,7 +13271,7 @@
         <w:pStyle w:val="Compact"/>
         <w:numPr>
           <w:ilvl w:val="0"/>
-          <w:numId w:val="1064"/>
+          <w:numId w:val="1066"/>
         </w:numPr>
       </w:pPr>
       <w:r>
@@ -12806,7 +13293,7 @@
         <w:pStyle w:val="Compact"/>
         <w:numPr>
           <w:ilvl w:val="0"/>
-          <w:numId w:val="1064"/>
+          <w:numId w:val="1066"/>
         </w:numPr>
       </w:pPr>
       <w:r>
@@ -12828,7 +13315,7 @@
         <w:pStyle w:val="Compact"/>
         <w:numPr>
           <w:ilvl w:val="0"/>
-          <w:numId w:val="1064"/>
+          <w:numId w:val="1066"/>
         </w:numPr>
       </w:pPr>
       <w:r>
@@ -12850,7 +13337,7 @@
         <w:pStyle w:val="Compact"/>
         <w:numPr>
           <w:ilvl w:val="0"/>
-          <w:numId w:val="1064"/>
+          <w:numId w:val="1066"/>
         </w:numPr>
       </w:pPr>
       <w:r>
@@ -12992,7 +13479,7 @@
         <w:pStyle w:val="Compact"/>
         <w:numPr>
           <w:ilvl w:val="0"/>
-          <w:numId w:val="1065"/>
+          <w:numId w:val="1067"/>
         </w:numPr>
       </w:pPr>
       <w:r>
@@ -13014,7 +13501,7 @@
         <w:pStyle w:val="Compact"/>
         <w:numPr>
           <w:ilvl w:val="0"/>
-          <w:numId w:val="1065"/>
+          <w:numId w:val="1067"/>
         </w:numPr>
       </w:pPr>
       <w:r>
@@ -13036,7 +13523,7 @@
         <w:pStyle w:val="Compact"/>
         <w:numPr>
           <w:ilvl w:val="0"/>
-          <w:numId w:val="1065"/>
+          <w:numId w:val="1067"/>
         </w:numPr>
       </w:pPr>
       <w:r>
@@ -13070,7 +13557,7 @@
         <w:pStyle w:val="Compact"/>
         <w:numPr>
           <w:ilvl w:val="0"/>
-          <w:numId w:val="1066"/>
+          <w:numId w:val="1068"/>
         </w:numPr>
       </w:pPr>
       <w:r>
@@ -13092,7 +13579,7 @@
         <w:pStyle w:val="Compact"/>
         <w:numPr>
           <w:ilvl w:val="0"/>
-          <w:numId w:val="1066"/>
+          <w:numId w:val="1068"/>
         </w:numPr>
       </w:pPr>
       <w:r>
@@ -13114,7 +13601,7 @@
         <w:pStyle w:val="Compact"/>
         <w:numPr>
           <w:ilvl w:val="0"/>
-          <w:numId w:val="1066"/>
+          <w:numId w:val="1068"/>
         </w:numPr>
       </w:pPr>
       <w:r>
@@ -13136,7 +13623,7 @@
         <w:pStyle w:val="Compact"/>
         <w:numPr>
           <w:ilvl w:val="0"/>
-          <w:numId w:val="1066"/>
+          <w:numId w:val="1068"/>
         </w:numPr>
       </w:pPr>
       <w:r>
@@ -13266,7 +13753,7 @@
         <w:pStyle w:val="Compact"/>
         <w:numPr>
           <w:ilvl w:val="0"/>
-          <w:numId w:val="1067"/>
+          <w:numId w:val="1069"/>
         </w:numPr>
       </w:pPr>
       <w:r>
@@ -13288,7 +13775,7 @@
         <w:pStyle w:val="Compact"/>
         <w:numPr>
           <w:ilvl w:val="0"/>
-          <w:numId w:val="1067"/>
+          <w:numId w:val="1069"/>
         </w:numPr>
       </w:pPr>
       <w:r>
@@ -13310,7 +13797,7 @@
         <w:pStyle w:val="Compact"/>
         <w:numPr>
           <w:ilvl w:val="0"/>
-          <w:numId w:val="1067"/>
+          <w:numId w:val="1069"/>
         </w:numPr>
       </w:pPr>
       <w:r>
@@ -13344,7 +13831,7 @@
         <w:pStyle w:val="Compact"/>
         <w:numPr>
           <w:ilvl w:val="0"/>
-          <w:numId w:val="1068"/>
+          <w:numId w:val="1070"/>
         </w:numPr>
       </w:pPr>
       <w:r>
@@ -13366,7 +13853,7 @@
         <w:pStyle w:val="Compact"/>
         <w:numPr>
           <w:ilvl w:val="0"/>
-          <w:numId w:val="1068"/>
+          <w:numId w:val="1070"/>
         </w:numPr>
       </w:pPr>
       <w:r>
@@ -13388,7 +13875,7 @@
         <w:pStyle w:val="Compact"/>
         <w:numPr>
           <w:ilvl w:val="0"/>
-          <w:numId w:val="1068"/>
+          <w:numId w:val="1070"/>
         </w:numPr>
       </w:pPr>
       <w:r>
@@ -13410,7 +13897,7 @@
         <w:pStyle w:val="Compact"/>
         <w:numPr>
           <w:ilvl w:val="0"/>
-          <w:numId w:val="1068"/>
+          <w:numId w:val="1070"/>
         </w:numPr>
       </w:pPr>
       <w:r>
@@ -13546,7 +14033,7 @@
         <w:pStyle w:val="Compact"/>
         <w:numPr>
           <w:ilvl w:val="0"/>
-          <w:numId w:val="1069"/>
+          <w:numId w:val="1071"/>
         </w:numPr>
       </w:pPr>
       <w:r>
@@ -13568,7 +14055,7 @@
         <w:pStyle w:val="Compact"/>
         <w:numPr>
           <w:ilvl w:val="0"/>
-          <w:numId w:val="1069"/>
+          <w:numId w:val="1071"/>
         </w:numPr>
       </w:pPr>
       <w:r>
@@ -13590,7 +14077,7 @@
         <w:pStyle w:val="Compact"/>
         <w:numPr>
           <w:ilvl w:val="0"/>
-          <w:numId w:val="1069"/>
+          <w:numId w:val="1071"/>
         </w:numPr>
       </w:pPr>
       <w:r>
@@ -13624,7 +14111,7 @@
         <w:pStyle w:val="Compact"/>
         <w:numPr>
           <w:ilvl w:val="0"/>
-          <w:numId w:val="1070"/>
+          <w:numId w:val="1072"/>
         </w:numPr>
       </w:pPr>
       <w:r>
@@ -13646,7 +14133,7 @@
         <w:pStyle w:val="Compact"/>
         <w:numPr>
           <w:ilvl w:val="0"/>
-          <w:numId w:val="1070"/>
+          <w:numId w:val="1072"/>
         </w:numPr>
       </w:pPr>
       <w:r>
@@ -13668,7 +14155,7 @@
         <w:pStyle w:val="Compact"/>
         <w:numPr>
           <w:ilvl w:val="0"/>
-          <w:numId w:val="1070"/>
+          <w:numId w:val="1072"/>
         </w:numPr>
       </w:pPr>
       <w:r>
@@ -13690,7 +14177,7 @@
         <w:pStyle w:val="Compact"/>
         <w:numPr>
           <w:ilvl w:val="0"/>
-          <w:numId w:val="1070"/>
+          <w:numId w:val="1072"/>
         </w:numPr>
       </w:pPr>
       <w:r>
@@ -13820,7 +14307,7 @@
         <w:pStyle w:val="Compact"/>
         <w:numPr>
           <w:ilvl w:val="0"/>
-          <w:numId w:val="1071"/>
+          <w:numId w:val="1073"/>
         </w:numPr>
       </w:pPr>
       <w:r>
@@ -13842,7 +14329,7 @@
         <w:pStyle w:val="Compact"/>
         <w:numPr>
           <w:ilvl w:val="0"/>
-          <w:numId w:val="1071"/>
+          <w:numId w:val="1073"/>
         </w:numPr>
       </w:pPr>
       <w:r>
@@ -13864,7 +14351,7 @@
         <w:pStyle w:val="Compact"/>
         <w:numPr>
           <w:ilvl w:val="0"/>
-          <w:numId w:val="1071"/>
+          <w:numId w:val="1073"/>
         </w:numPr>
       </w:pPr>
       <w:r>
@@ -13898,7 +14385,7 @@
         <w:pStyle w:val="Compact"/>
         <w:numPr>
           <w:ilvl w:val="0"/>
-          <w:numId w:val="1072"/>
+          <w:numId w:val="1074"/>
         </w:numPr>
       </w:pPr>
       <w:r>
@@ -13920,7 +14407,7 @@
         <w:pStyle w:val="Compact"/>
         <w:numPr>
           <w:ilvl w:val="0"/>
-          <w:numId w:val="1072"/>
+          <w:numId w:val="1074"/>
         </w:numPr>
       </w:pPr>
       <w:r>
@@ -13942,7 +14429,7 @@
         <w:pStyle w:val="Compact"/>
         <w:numPr>
           <w:ilvl w:val="0"/>
-          <w:numId w:val="1072"/>
+          <w:numId w:val="1074"/>
         </w:numPr>
       </w:pPr>
       <w:r>
@@ -13964,7 +14451,7 @@
         <w:pStyle w:val="Compact"/>
         <w:numPr>
           <w:ilvl w:val="0"/>
-          <w:numId w:val="1072"/>
+          <w:numId w:val="1074"/>
         </w:numPr>
       </w:pPr>
       <w:r>
@@ -14094,7 +14581,7 @@
         <w:pStyle w:val="Compact"/>
         <w:numPr>
           <w:ilvl w:val="0"/>
-          <w:numId w:val="1073"/>
+          <w:numId w:val="1075"/>
         </w:numPr>
       </w:pPr>
       <w:r>
@@ -14116,7 +14603,7 @@
         <w:pStyle w:val="Compact"/>
         <w:numPr>
           <w:ilvl w:val="0"/>
-          <w:numId w:val="1073"/>
+          <w:numId w:val="1075"/>
         </w:numPr>
       </w:pPr>
       <w:r>
@@ -14138,7 +14625,7 @@
         <w:pStyle w:val="Compact"/>
         <w:numPr>
           <w:ilvl w:val="0"/>
-          <w:numId w:val="1073"/>
+          <w:numId w:val="1075"/>
         </w:numPr>
       </w:pPr>
       <w:r>
@@ -14172,7 +14659,7 @@
         <w:pStyle w:val="Compact"/>
         <w:numPr>
           <w:ilvl w:val="0"/>
-          <w:numId w:val="1074"/>
+          <w:numId w:val="1076"/>
         </w:numPr>
       </w:pPr>
       <w:r>
@@ -14194,7 +14681,7 @@
         <w:pStyle w:val="Compact"/>
         <w:numPr>
           <w:ilvl w:val="0"/>
-          <w:numId w:val="1074"/>
+          <w:numId w:val="1076"/>
         </w:numPr>
       </w:pPr>
       <w:r>
@@ -14216,7 +14703,7 @@
         <w:pStyle w:val="Compact"/>
         <w:numPr>
           <w:ilvl w:val="0"/>
-          <w:numId w:val="1074"/>
+          <w:numId w:val="1076"/>
         </w:numPr>
       </w:pPr>
       <w:r>
@@ -14238,7 +14725,7 @@
         <w:pStyle w:val="Compact"/>
         <w:numPr>
           <w:ilvl w:val="0"/>
-          <w:numId w:val="1074"/>
+          <w:numId w:val="1076"/>
         </w:numPr>
       </w:pPr>
       <w:r>
@@ -14374,7 +14861,7 @@
         <w:pStyle w:val="Compact"/>
         <w:numPr>
           <w:ilvl w:val="0"/>
-          <w:numId w:val="1075"/>
+          <w:numId w:val="1077"/>
         </w:numPr>
       </w:pPr>
       <w:r>
@@ -14396,7 +14883,7 @@
         <w:pStyle w:val="Compact"/>
         <w:numPr>
           <w:ilvl w:val="0"/>
-          <w:numId w:val="1075"/>
+          <w:numId w:val="1077"/>
         </w:numPr>
       </w:pPr>
       <w:r>
@@ -14418,7 +14905,7 @@
         <w:pStyle w:val="Compact"/>
         <w:numPr>
           <w:ilvl w:val="0"/>
-          <w:numId w:val="1075"/>
+          <w:numId w:val="1077"/>
         </w:numPr>
       </w:pPr>
       <w:r>
@@ -14452,7 +14939,7 @@
         <w:pStyle w:val="Compact"/>
         <w:numPr>
           <w:ilvl w:val="0"/>
-          <w:numId w:val="1076"/>
+          <w:numId w:val="1078"/>
         </w:numPr>
       </w:pPr>
       <w:r>
@@ -14474,7 +14961,7 @@
         <w:pStyle w:val="Compact"/>
         <w:numPr>
           <w:ilvl w:val="0"/>
-          <w:numId w:val="1076"/>
+          <w:numId w:val="1078"/>
         </w:numPr>
       </w:pPr>
       <w:r>
@@ -14496,7 +14983,7 @@
         <w:pStyle w:val="Compact"/>
         <w:numPr>
           <w:ilvl w:val="0"/>
-          <w:numId w:val="1076"/>
+          <w:numId w:val="1078"/>
         </w:numPr>
       </w:pPr>
       <w:r>
@@ -14518,7 +15005,7 @@
         <w:pStyle w:val="Compact"/>
         <w:numPr>
           <w:ilvl w:val="0"/>
-          <w:numId w:val="1076"/>
+          <w:numId w:val="1078"/>
         </w:numPr>
       </w:pPr>
       <w:r>
@@ -14660,7 +15147,7 @@
         <w:pStyle w:val="Compact"/>
         <w:numPr>
           <w:ilvl w:val="0"/>
-          <w:numId w:val="1077"/>
+          <w:numId w:val="1079"/>
         </w:numPr>
       </w:pPr>
       <w:r>
@@ -14682,7 +15169,7 @@
         <w:pStyle w:val="Compact"/>
         <w:numPr>
           <w:ilvl w:val="0"/>
-          <w:numId w:val="1077"/>
+          <w:numId w:val="1079"/>
         </w:numPr>
       </w:pPr>
       <w:r>
@@ -14704,7 +15191,7 @@
         <w:pStyle w:val="Compact"/>
         <w:numPr>
           <w:ilvl w:val="0"/>
-          <w:numId w:val="1077"/>
+          <w:numId w:val="1079"/>
         </w:numPr>
       </w:pPr>
       <w:r>
@@ -14738,7 +15225,7 @@
         <w:pStyle w:val="Compact"/>
         <w:numPr>
           <w:ilvl w:val="0"/>
-          <w:numId w:val="1078"/>
+          <w:numId w:val="1080"/>
         </w:numPr>
       </w:pPr>
       <w:r>
@@ -14760,7 +15247,7 @@
         <w:pStyle w:val="Compact"/>
         <w:numPr>
           <w:ilvl w:val="0"/>
-          <w:numId w:val="1078"/>
+          <w:numId w:val="1080"/>
         </w:numPr>
       </w:pPr>
       <w:r>
@@ -14782,7 +15269,7 @@
         <w:pStyle w:val="Compact"/>
         <w:numPr>
           <w:ilvl w:val="0"/>
-          <w:numId w:val="1078"/>
+          <w:numId w:val="1080"/>
         </w:numPr>
       </w:pPr>
       <w:r>
@@ -14804,7 +15291,7 @@
         <w:pStyle w:val="Compact"/>
         <w:numPr>
           <w:ilvl w:val="0"/>
-          <w:numId w:val="1078"/>
+          <w:numId w:val="1080"/>
         </w:numPr>
       </w:pPr>
       <w:r>
@@ -14940,7 +15427,7 @@
         <w:pStyle w:val="Compact"/>
         <w:numPr>
           <w:ilvl w:val="0"/>
-          <w:numId w:val="1079"/>
+          <w:numId w:val="1081"/>
         </w:numPr>
       </w:pPr>
       <w:r>
@@ -14962,7 +15449,7 @@
         <w:pStyle w:val="Compact"/>
         <w:numPr>
           <w:ilvl w:val="0"/>
-          <w:numId w:val="1079"/>
+          <w:numId w:val="1081"/>
         </w:numPr>
       </w:pPr>
       <w:r>
@@ -14984,7 +15471,7 @@
         <w:pStyle w:val="Compact"/>
         <w:numPr>
           <w:ilvl w:val="0"/>
-          <w:numId w:val="1079"/>
+          <w:numId w:val="1081"/>
         </w:numPr>
       </w:pPr>
       <w:r>
@@ -15006,7 +15493,7 @@
         <w:pStyle w:val="Compact"/>
         <w:numPr>
           <w:ilvl w:val="0"/>
-          <w:numId w:val="1079"/>
+          <w:numId w:val="1081"/>
         </w:numPr>
       </w:pPr>
       <w:r>
@@ -15040,7 +15527,7 @@
         <w:pStyle w:val="Compact"/>
         <w:numPr>
           <w:ilvl w:val="0"/>
-          <w:numId w:val="1080"/>
+          <w:numId w:val="1082"/>
         </w:numPr>
       </w:pPr>
       <w:r>
@@ -15062,7 +15549,7 @@
         <w:pStyle w:val="Compact"/>
         <w:numPr>
           <w:ilvl w:val="0"/>
-          <w:numId w:val="1080"/>
+          <w:numId w:val="1082"/>
         </w:numPr>
       </w:pPr>
       <w:r>
@@ -15084,7 +15571,7 @@
         <w:pStyle w:val="Compact"/>
         <w:numPr>
           <w:ilvl w:val="0"/>
-          <w:numId w:val="1080"/>
+          <w:numId w:val="1082"/>
         </w:numPr>
       </w:pPr>
       <w:r>
@@ -15106,7 +15593,7 @@
         <w:pStyle w:val="Compact"/>
         <w:numPr>
           <w:ilvl w:val="0"/>
-          <w:numId w:val="1080"/>
+          <w:numId w:val="1082"/>
         </w:numPr>
       </w:pPr>
       <w:r>
@@ -15242,7 +15729,7 @@
         <w:pStyle w:val="Compact"/>
         <w:numPr>
           <w:ilvl w:val="0"/>
-          <w:numId w:val="1081"/>
+          <w:numId w:val="1083"/>
         </w:numPr>
       </w:pPr>
       <w:r>
@@ -15264,7 +15751,7 @@
         <w:pStyle w:val="Compact"/>
         <w:numPr>
           <w:ilvl w:val="0"/>
-          <w:numId w:val="1081"/>
+          <w:numId w:val="1083"/>
         </w:numPr>
       </w:pPr>
       <w:r>
@@ -15286,7 +15773,7 @@
         <w:pStyle w:val="Compact"/>
         <w:numPr>
           <w:ilvl w:val="0"/>
-          <w:numId w:val="1081"/>
+          <w:numId w:val="1083"/>
         </w:numPr>
       </w:pPr>
       <w:r>
@@ -15314,7 +15801,7 @@
         <w:pStyle w:val="Compact"/>
         <w:numPr>
           <w:ilvl w:val="0"/>
-          <w:numId w:val="1081"/>
+          <w:numId w:val="1083"/>
         </w:numPr>
       </w:pPr>
       <w:r>
@@ -15348,7 +15835,7 @@
         <w:pStyle w:val="Compact"/>
         <w:numPr>
           <w:ilvl w:val="0"/>
-          <w:numId w:val="1082"/>
+          <w:numId w:val="1084"/>
         </w:numPr>
       </w:pPr>
       <w:r>
@@ -15370,7 +15857,7 @@
         <w:pStyle w:val="Compact"/>
         <w:numPr>
           <w:ilvl w:val="0"/>
-          <w:numId w:val="1082"/>
+          <w:numId w:val="1084"/>
         </w:numPr>
       </w:pPr>
       <w:r>
@@ -15392,7 +15879,7 @@
         <w:pStyle w:val="Compact"/>
         <w:numPr>
           <w:ilvl w:val="0"/>
-          <w:numId w:val="1082"/>
+          <w:numId w:val="1084"/>
         </w:numPr>
       </w:pPr>
       <w:r>
@@ -15414,7 +15901,7 @@
         <w:pStyle w:val="Compact"/>
         <w:numPr>
           <w:ilvl w:val="0"/>
-          <w:numId w:val="1082"/>
+          <w:numId w:val="1084"/>
         </w:numPr>
       </w:pPr>
       <w:r>
@@ -15544,7 +16031,7 @@
         <w:pStyle w:val="Compact"/>
         <w:numPr>
           <w:ilvl w:val="0"/>
-          <w:numId w:val="1083"/>
+          <w:numId w:val="1085"/>
         </w:numPr>
       </w:pPr>
       <w:r>
@@ -15566,7 +16053,7 @@
         <w:pStyle w:val="Compact"/>
         <w:numPr>
           <w:ilvl w:val="0"/>
-          <w:numId w:val="1083"/>
+          <w:numId w:val="1085"/>
         </w:numPr>
       </w:pPr>
       <w:r>
@@ -15588,7 +16075,7 @@
         <w:pStyle w:val="Compact"/>
         <w:numPr>
           <w:ilvl w:val="0"/>
-          <w:numId w:val="1083"/>
+          <w:numId w:val="1085"/>
         </w:numPr>
       </w:pPr>
       <w:r>
@@ -15610,7 +16097,7 @@
         <w:pStyle w:val="Compact"/>
         <w:numPr>
           <w:ilvl w:val="0"/>
-          <w:numId w:val="1083"/>
+          <w:numId w:val="1085"/>
         </w:numPr>
       </w:pPr>
       <w:r>
@@ -15644,7 +16131,7 @@
         <w:pStyle w:val="Compact"/>
         <w:numPr>
           <w:ilvl w:val="0"/>
-          <w:numId w:val="1084"/>
+          <w:numId w:val="1086"/>
         </w:numPr>
       </w:pPr>
       <w:r>
@@ -15666,7 +16153,7 @@
         <w:pStyle w:val="Compact"/>
         <w:numPr>
           <w:ilvl w:val="0"/>
-          <w:numId w:val="1084"/>
+          <w:numId w:val="1086"/>
         </w:numPr>
       </w:pPr>
       <w:r>
@@ -15688,7 +16175,7 @@
         <w:pStyle w:val="Compact"/>
         <w:numPr>
           <w:ilvl w:val="0"/>
-          <w:numId w:val="1084"/>
+          <w:numId w:val="1086"/>
         </w:numPr>
       </w:pPr>
       <w:r>
@@ -15710,7 +16197,7 @@
         <w:pStyle w:val="Compact"/>
         <w:numPr>
           <w:ilvl w:val="0"/>
-          <w:numId w:val="1084"/>
+          <w:numId w:val="1086"/>
         </w:numPr>
       </w:pPr>
       <w:r>
@@ -15840,7 +16327,7 @@
         <w:pStyle w:val="Compact"/>
         <w:numPr>
           <w:ilvl w:val="0"/>
-          <w:numId w:val="1085"/>
+          <w:numId w:val="1087"/>
         </w:numPr>
       </w:pPr>
       <w:r>
@@ -15862,7 +16349,7 @@
         <w:pStyle w:val="Compact"/>
         <w:numPr>
           <w:ilvl w:val="0"/>
-          <w:numId w:val="1085"/>
+          <w:numId w:val="1087"/>
         </w:numPr>
       </w:pPr>
       <w:r>
@@ -15884,7 +16371,7 @@
         <w:pStyle w:val="Compact"/>
         <w:numPr>
           <w:ilvl w:val="0"/>
-          <w:numId w:val="1085"/>
+          <w:numId w:val="1087"/>
         </w:numPr>
       </w:pPr>
       <w:r>
@@ -15906,7 +16393,7 @@
         <w:pStyle w:val="Compact"/>
         <w:numPr>
           <w:ilvl w:val="0"/>
-          <w:numId w:val="1085"/>
+          <w:numId w:val="1087"/>
         </w:numPr>
       </w:pPr>
       <w:r>
@@ -15940,7 +16427,7 @@
         <w:pStyle w:val="Compact"/>
         <w:numPr>
           <w:ilvl w:val="0"/>
-          <w:numId w:val="1086"/>
+          <w:numId w:val="1088"/>
         </w:numPr>
       </w:pPr>
       <w:r>
@@ -15962,7 +16449,7 @@
         <w:pStyle w:val="Compact"/>
         <w:numPr>
           <w:ilvl w:val="0"/>
-          <w:numId w:val="1086"/>
+          <w:numId w:val="1088"/>
         </w:numPr>
       </w:pPr>
       <w:r>
@@ -15984,7 +16471,7 @@
         <w:pStyle w:val="Compact"/>
         <w:numPr>
           <w:ilvl w:val="0"/>
-          <w:numId w:val="1086"/>
+          <w:numId w:val="1088"/>
         </w:numPr>
       </w:pPr>
       <w:r>
@@ -16006,7 +16493,7 @@
         <w:pStyle w:val="Compact"/>
         <w:numPr>
           <w:ilvl w:val="0"/>
-          <w:numId w:val="1086"/>
+          <w:numId w:val="1088"/>
         </w:numPr>
       </w:pPr>
       <w:r>
@@ -16136,7 +16623,7 @@
         <w:pStyle w:val="Compact"/>
         <w:numPr>
           <w:ilvl w:val="0"/>
-          <w:numId w:val="1087"/>
+          <w:numId w:val="1089"/>
         </w:numPr>
       </w:pPr>
       <w:r>
@@ -16158,7 +16645,7 @@
         <w:pStyle w:val="Compact"/>
         <w:numPr>
           <w:ilvl w:val="0"/>
-          <w:numId w:val="1087"/>
+          <w:numId w:val="1089"/>
         </w:numPr>
       </w:pPr>
       <w:r>
@@ -16180,7 +16667,7 @@
         <w:pStyle w:val="Compact"/>
         <w:numPr>
           <w:ilvl w:val="0"/>
-          <w:numId w:val="1087"/>
+          <w:numId w:val="1089"/>
         </w:numPr>
       </w:pPr>
       <w:r>
@@ -16214,7 +16701,7 @@
         <w:pStyle w:val="Compact"/>
         <w:numPr>
           <w:ilvl w:val="0"/>
-          <w:numId w:val="1088"/>
+          <w:numId w:val="1090"/>
         </w:numPr>
       </w:pPr>
       <w:r>
@@ -16236,7 +16723,7 @@
         <w:pStyle w:val="Compact"/>
         <w:numPr>
           <w:ilvl w:val="0"/>
-          <w:numId w:val="1088"/>
+          <w:numId w:val="1090"/>
         </w:numPr>
       </w:pPr>
       <w:r>
@@ -16258,7 +16745,7 @@
         <w:pStyle w:val="Compact"/>
         <w:numPr>
           <w:ilvl w:val="0"/>
-          <w:numId w:val="1088"/>
+          <w:numId w:val="1090"/>
         </w:numPr>
       </w:pPr>
       <w:r>
@@ -16280,7 +16767,7 @@
         <w:pStyle w:val="Compact"/>
         <w:numPr>
           <w:ilvl w:val="0"/>
-          <w:numId w:val="1088"/>
+          <w:numId w:val="1090"/>
         </w:numPr>
       </w:pPr>
       <w:r>
@@ -16410,7 +16897,7 @@
         <w:pStyle w:val="Compact"/>
         <w:numPr>
           <w:ilvl w:val="0"/>
-          <w:numId w:val="1089"/>
+          <w:numId w:val="1091"/>
         </w:numPr>
       </w:pPr>
       <w:r>
@@ -16432,7 +16919,7 @@
         <w:pStyle w:val="Compact"/>
         <w:numPr>
           <w:ilvl w:val="0"/>
-          <w:numId w:val="1089"/>
+          <w:numId w:val="1091"/>
         </w:numPr>
       </w:pPr>
       <w:r>
@@ -16454,7 +16941,7 @@
         <w:pStyle w:val="Compact"/>
         <w:numPr>
           <w:ilvl w:val="0"/>
-          <w:numId w:val="1089"/>
+          <w:numId w:val="1091"/>
         </w:numPr>
       </w:pPr>
       <w:r>
@@ -16488,7 +16975,7 @@
         <w:pStyle w:val="Compact"/>
         <w:numPr>
           <w:ilvl w:val="0"/>
-          <w:numId w:val="1090"/>
+          <w:numId w:val="1092"/>
         </w:numPr>
       </w:pPr>
       <w:r>
@@ -16510,7 +16997,7 @@
         <w:pStyle w:val="Compact"/>
         <w:numPr>
           <w:ilvl w:val="0"/>
-          <w:numId w:val="1090"/>
+          <w:numId w:val="1092"/>
         </w:numPr>
       </w:pPr>
       <w:r>
@@ -16532,7 +17019,7 @@
         <w:pStyle w:val="Compact"/>
         <w:numPr>
           <w:ilvl w:val="0"/>
-          <w:numId w:val="1090"/>
+          <w:numId w:val="1092"/>
         </w:numPr>
       </w:pPr>
       <w:r>
@@ -16554,7 +17041,7 @@
         <w:pStyle w:val="Compact"/>
         <w:numPr>
           <w:ilvl w:val="0"/>
-          <w:numId w:val="1090"/>
+          <w:numId w:val="1092"/>
         </w:numPr>
       </w:pPr>
       <w:r>
@@ -16684,7 +17171,7 @@
         <w:pStyle w:val="Compact"/>
         <w:numPr>
           <w:ilvl w:val="0"/>
-          <w:numId w:val="1091"/>
+          <w:numId w:val="1093"/>
         </w:numPr>
       </w:pPr>
       <w:r>
@@ -16706,7 +17193,7 @@
         <w:pStyle w:val="Compact"/>
         <w:numPr>
           <w:ilvl w:val="0"/>
-          <w:numId w:val="1091"/>
+          <w:numId w:val="1093"/>
         </w:numPr>
       </w:pPr>
       <w:r>
@@ -16728,7 +17215,7 @@
         <w:pStyle w:val="Compact"/>
         <w:numPr>
           <w:ilvl w:val="0"/>
-          <w:numId w:val="1091"/>
+          <w:numId w:val="1093"/>
         </w:numPr>
       </w:pPr>
       <w:r>
@@ -16762,7 +17249,7 @@
         <w:pStyle w:val="Compact"/>
         <w:numPr>
           <w:ilvl w:val="0"/>
-          <w:numId w:val="1092"/>
+          <w:numId w:val="1094"/>
         </w:numPr>
       </w:pPr>
       <w:r>
@@ -16784,7 +17271,7 @@
         <w:pStyle w:val="Compact"/>
         <w:numPr>
           <w:ilvl w:val="0"/>
-          <w:numId w:val="1092"/>
+          <w:numId w:val="1094"/>
         </w:numPr>
       </w:pPr>
       <w:r>
@@ -16806,7 +17293,7 @@
         <w:pStyle w:val="Compact"/>
         <w:numPr>
           <w:ilvl w:val="0"/>
-          <w:numId w:val="1092"/>
+          <w:numId w:val="1094"/>
         </w:numPr>
       </w:pPr>
       <w:r>
@@ -16828,7 +17315,7 @@
         <w:pStyle w:val="Compact"/>
         <w:numPr>
           <w:ilvl w:val="0"/>
-          <w:numId w:val="1092"/>
+          <w:numId w:val="1094"/>
         </w:numPr>
       </w:pPr>
       <w:r>
@@ -16958,7 +17445,7 @@
         <w:pStyle w:val="Compact"/>
         <w:numPr>
           <w:ilvl w:val="0"/>
-          <w:numId w:val="1093"/>
+          <w:numId w:val="1095"/>
         </w:numPr>
       </w:pPr>
       <w:r>
@@ -16980,7 +17467,7 @@
         <w:pStyle w:val="Compact"/>
         <w:numPr>
           <w:ilvl w:val="0"/>
-          <w:numId w:val="1093"/>
+          <w:numId w:val="1095"/>
         </w:numPr>
       </w:pPr>
       <w:r>
@@ -17002,7 +17489,7 @@
         <w:pStyle w:val="Compact"/>
         <w:numPr>
           <w:ilvl w:val="0"/>
-          <w:numId w:val="1093"/>
+          <w:numId w:val="1095"/>
         </w:numPr>
       </w:pPr>
       <w:r>
@@ -17030,7 +17517,7 @@
         <w:pStyle w:val="Compact"/>
         <w:numPr>
           <w:ilvl w:val="0"/>
-          <w:numId w:val="1093"/>
+          <w:numId w:val="1095"/>
         </w:numPr>
       </w:pPr>
       <w:r>
@@ -17064,7 +17551,7 @@
         <w:pStyle w:val="Compact"/>
         <w:numPr>
           <w:ilvl w:val="0"/>
-          <w:numId w:val="1094"/>
+          <w:numId w:val="1096"/>
         </w:numPr>
       </w:pPr>
       <w:r>
@@ -17086,7 +17573,7 @@
         <w:pStyle w:val="Compact"/>
         <w:numPr>
           <w:ilvl w:val="0"/>
-          <w:numId w:val="1094"/>
+          <w:numId w:val="1096"/>
         </w:numPr>
       </w:pPr>
       <w:r>
@@ -17108,7 +17595,7 @@
         <w:pStyle w:val="Compact"/>
         <w:numPr>
           <w:ilvl w:val="0"/>
-          <w:numId w:val="1094"/>
+          <w:numId w:val="1096"/>
         </w:numPr>
       </w:pPr>
       <w:r>
@@ -17130,7 +17617,7 @@
         <w:pStyle w:val="Compact"/>
         <w:numPr>
           <w:ilvl w:val="0"/>
-          <w:numId w:val="1094"/>
+          <w:numId w:val="1096"/>
         </w:numPr>
       </w:pPr>
       <w:r>
@@ -17260,7 +17747,7 @@
         <w:pStyle w:val="Compact"/>
         <w:numPr>
           <w:ilvl w:val="0"/>
-          <w:numId w:val="1095"/>
+          <w:numId w:val="1097"/>
         </w:numPr>
       </w:pPr>
       <w:r>
@@ -17282,7 +17769,7 @@
         <w:pStyle w:val="Compact"/>
         <w:numPr>
           <w:ilvl w:val="0"/>
-          <w:numId w:val="1095"/>
+          <w:numId w:val="1097"/>
         </w:numPr>
       </w:pPr>
       <w:r>
@@ -17304,7 +17791,7 @@
         <w:pStyle w:val="Compact"/>
         <w:numPr>
           <w:ilvl w:val="0"/>
-          <w:numId w:val="1095"/>
+          <w:numId w:val="1097"/>
         </w:numPr>
       </w:pPr>
       <w:r>
@@ -17344,7 +17831,7 @@
         <w:pStyle w:val="Compact"/>
         <w:numPr>
           <w:ilvl w:val="0"/>
-          <w:numId w:val="1096"/>
+          <w:numId w:val="1098"/>
         </w:numPr>
       </w:pPr>
       <w:r>
@@ -17366,7 +17853,7 @@
         <w:pStyle w:val="Compact"/>
         <w:numPr>
           <w:ilvl w:val="0"/>
-          <w:numId w:val="1096"/>
+          <w:numId w:val="1098"/>
         </w:numPr>
       </w:pPr>
       <w:r>
@@ -17388,7 +17875,7 @@
         <w:pStyle w:val="Compact"/>
         <w:numPr>
           <w:ilvl w:val="0"/>
-          <w:numId w:val="1096"/>
+          <w:numId w:val="1098"/>
         </w:numPr>
       </w:pPr>
       <w:r>
@@ -17410,7 +17897,7 @@
         <w:pStyle w:val="Compact"/>
         <w:numPr>
           <w:ilvl w:val="0"/>
-          <w:numId w:val="1096"/>
+          <w:numId w:val="1098"/>
         </w:numPr>
       </w:pPr>
       <w:r>
@@ -17540,7 +18027,7 @@
         <w:pStyle w:val="Compact"/>
         <w:numPr>
           <w:ilvl w:val="0"/>
-          <w:numId w:val="1097"/>
+          <w:numId w:val="1099"/>
         </w:numPr>
       </w:pPr>
       <w:r>
@@ -17562,7 +18049,7 @@
         <w:pStyle w:val="Compact"/>
         <w:numPr>
           <w:ilvl w:val="0"/>
-          <w:numId w:val="1097"/>
+          <w:numId w:val="1099"/>
         </w:numPr>
       </w:pPr>
       <w:r>
@@ -17584,7 +18071,7 @@
         <w:pStyle w:val="Compact"/>
         <w:numPr>
           <w:ilvl w:val="0"/>
-          <w:numId w:val="1097"/>
+          <w:numId w:val="1099"/>
         </w:numPr>
       </w:pPr>
       <w:r>
@@ -17618,7 +18105,7 @@
         <w:pStyle w:val="Compact"/>
         <w:numPr>
           <w:ilvl w:val="0"/>
-          <w:numId w:val="1098"/>
+          <w:numId w:val="1100"/>
         </w:numPr>
       </w:pPr>
       <w:r>
@@ -17640,7 +18127,7 @@
         <w:pStyle w:val="Compact"/>
         <w:numPr>
           <w:ilvl w:val="0"/>
-          <w:numId w:val="1098"/>
+          <w:numId w:val="1100"/>
         </w:numPr>
       </w:pPr>
       <w:r>
@@ -17662,7 +18149,7 @@
         <w:pStyle w:val="Compact"/>
         <w:numPr>
           <w:ilvl w:val="0"/>
-          <w:numId w:val="1098"/>
+          <w:numId w:val="1100"/>
         </w:numPr>
       </w:pPr>
       <w:r>
@@ -17684,7 +18171,7 @@
         <w:pStyle w:val="Compact"/>
         <w:numPr>
           <w:ilvl w:val="0"/>
-          <w:numId w:val="1098"/>
+          <w:numId w:val="1100"/>
         </w:numPr>
       </w:pPr>
       <w:r>
@@ -17814,7 +18301,7 @@
         <w:pStyle w:val="Compact"/>
         <w:numPr>
           <w:ilvl w:val="0"/>
-          <w:numId w:val="1099"/>
+          <w:numId w:val="1101"/>
         </w:numPr>
       </w:pPr>
       <w:r>
@@ -17836,7 +18323,7 @@
         <w:pStyle w:val="Compact"/>
         <w:numPr>
           <w:ilvl w:val="0"/>
-          <w:numId w:val="1099"/>
+          <w:numId w:val="1101"/>
         </w:numPr>
       </w:pPr>
       <w:r>
@@ -17858,7 +18345,7 @@
         <w:pStyle w:val="Compact"/>
         <w:numPr>
           <w:ilvl w:val="0"/>
-          <w:numId w:val="1099"/>
+          <w:numId w:val="1101"/>
         </w:numPr>
       </w:pPr>
       <w:r>
@@ -17892,7 +18379,7 @@
         <w:pStyle w:val="Compact"/>
         <w:numPr>
           <w:ilvl w:val="0"/>
-          <w:numId w:val="1100"/>
+          <w:numId w:val="1102"/>
         </w:numPr>
       </w:pPr>
       <w:r>
@@ -17914,7 +18401,7 @@
         <w:pStyle w:val="Compact"/>
         <w:numPr>
           <w:ilvl w:val="0"/>
-          <w:numId w:val="1100"/>
+          <w:numId w:val="1102"/>
         </w:numPr>
       </w:pPr>
       <w:r>
@@ -17936,7 +18423,7 @@
         <w:pStyle w:val="Compact"/>
         <w:numPr>
           <w:ilvl w:val="0"/>
-          <w:numId w:val="1100"/>
+          <w:numId w:val="1102"/>
         </w:numPr>
       </w:pPr>
       <w:r>
@@ -17958,7 +18445,7 @@
         <w:pStyle w:val="Compact"/>
         <w:numPr>
           <w:ilvl w:val="0"/>
-          <w:numId w:val="1100"/>
+          <w:numId w:val="1102"/>
         </w:numPr>
       </w:pPr>
       <w:r>
@@ -18088,7 +18575,7 @@
         <w:pStyle w:val="Compact"/>
         <w:numPr>
           <w:ilvl w:val="0"/>
-          <w:numId w:val="1101"/>
+          <w:numId w:val="1103"/>
         </w:numPr>
       </w:pPr>
       <w:r>
@@ -18110,7 +18597,7 @@
         <w:pStyle w:val="Compact"/>
         <w:numPr>
           <w:ilvl w:val="0"/>
-          <w:numId w:val="1101"/>
+          <w:numId w:val="1103"/>
         </w:numPr>
       </w:pPr>
       <w:r>
@@ -18138,7 +18625,7 @@
         <w:pStyle w:val="Compact"/>
         <w:numPr>
           <w:ilvl w:val="0"/>
-          <w:numId w:val="1101"/>
+          <w:numId w:val="1103"/>
         </w:numPr>
       </w:pPr>
       <w:r>
@@ -18172,7 +18659,7 @@
         <w:pStyle w:val="Compact"/>
         <w:numPr>
           <w:ilvl w:val="0"/>
-          <w:numId w:val="1102"/>
+          <w:numId w:val="1104"/>
         </w:numPr>
       </w:pPr>
       <w:r>
@@ -18194,7 +18681,7 @@
         <w:pStyle w:val="Compact"/>
         <w:numPr>
           <w:ilvl w:val="0"/>
-          <w:numId w:val="1102"/>
+          <w:numId w:val="1104"/>
         </w:numPr>
       </w:pPr>
       <w:r>
@@ -18216,7 +18703,7 @@
         <w:pStyle w:val="Compact"/>
         <w:numPr>
           <w:ilvl w:val="0"/>
-          <w:numId w:val="1102"/>
+          <w:numId w:val="1104"/>
         </w:numPr>
       </w:pPr>
       <w:r>
@@ -18238,7 +18725,7 @@
         <w:pStyle w:val="Compact"/>
         <w:numPr>
           <w:ilvl w:val="0"/>
-          <w:numId w:val="1102"/>
+          <w:numId w:val="1104"/>
         </w:numPr>
       </w:pPr>
       <w:r>
@@ -18368,7 +18855,7 @@
         <w:pStyle w:val="Compact"/>
         <w:numPr>
           <w:ilvl w:val="0"/>
-          <w:numId w:val="1103"/>
+          <w:numId w:val="1105"/>
         </w:numPr>
       </w:pPr>
       <w:r>
@@ -18390,7 +18877,7 @@
         <w:pStyle w:val="Compact"/>
         <w:numPr>
           <w:ilvl w:val="0"/>
-          <w:numId w:val="1103"/>
+          <w:numId w:val="1105"/>
         </w:numPr>
       </w:pPr>
       <w:r>
@@ -18412,7 +18899,7 @@
         <w:pStyle w:val="Compact"/>
         <w:numPr>
           <w:ilvl w:val="0"/>
-          <w:numId w:val="1103"/>
+          <w:numId w:val="1105"/>
         </w:numPr>
       </w:pPr>
       <w:r>
@@ -18446,7 +18933,7 @@
         <w:pStyle w:val="Compact"/>
         <w:numPr>
           <w:ilvl w:val="0"/>
-          <w:numId w:val="1104"/>
+          <w:numId w:val="1106"/>
         </w:numPr>
       </w:pPr>
       <w:r>
@@ -18468,7 +18955,7 @@
         <w:pStyle w:val="Compact"/>
         <w:numPr>
           <w:ilvl w:val="0"/>
-          <w:numId w:val="1104"/>
+          <w:numId w:val="1106"/>
         </w:numPr>
       </w:pPr>
       <w:r>
@@ -18490,7 +18977,7 @@
         <w:pStyle w:val="Compact"/>
         <w:numPr>
           <w:ilvl w:val="0"/>
-          <w:numId w:val="1104"/>
+          <w:numId w:val="1106"/>
         </w:numPr>
       </w:pPr>
       <w:r>
@@ -18512,7 +18999,7 @@
         <w:pStyle w:val="Compact"/>
         <w:numPr>
           <w:ilvl w:val="0"/>
-          <w:numId w:val="1104"/>
+          <w:numId w:val="1106"/>
         </w:numPr>
       </w:pPr>
       <w:r>
@@ -18642,7 +19129,7 @@
         <w:pStyle w:val="Compact"/>
         <w:numPr>
           <w:ilvl w:val="0"/>
-          <w:numId w:val="1105"/>
+          <w:numId w:val="1107"/>
         </w:numPr>
       </w:pPr>
       <w:r>
@@ -18664,7 +19151,7 @@
         <w:pStyle w:val="Compact"/>
         <w:numPr>
           <w:ilvl w:val="0"/>
-          <w:numId w:val="1105"/>
+          <w:numId w:val="1107"/>
         </w:numPr>
       </w:pPr>
       <w:r>
@@ -18692,7 +19179,7 @@
         <w:pStyle w:val="Compact"/>
         <w:numPr>
           <w:ilvl w:val="0"/>
-          <w:numId w:val="1105"/>
+          <w:numId w:val="1107"/>
         </w:numPr>
       </w:pPr>
       <w:r>
@@ -18714,7 +19201,7 @@
         <w:pStyle w:val="Compact"/>
         <w:numPr>
           <w:ilvl w:val="0"/>
-          <w:numId w:val="1105"/>
+          <w:numId w:val="1107"/>
         </w:numPr>
       </w:pPr>
       <w:r>
@@ -18748,7 +19235,7 @@
         <w:pStyle w:val="Compact"/>
         <w:numPr>
           <w:ilvl w:val="0"/>
-          <w:numId w:val="1106"/>
+          <w:numId w:val="1108"/>
         </w:numPr>
       </w:pPr>
       <w:r>
@@ -18770,7 +19257,7 @@
         <w:pStyle w:val="Compact"/>
         <w:numPr>
           <w:ilvl w:val="0"/>
-          <w:numId w:val="1106"/>
+          <w:numId w:val="1108"/>
         </w:numPr>
       </w:pPr>
       <w:r>
@@ -18792,7 +19279,7 @@
         <w:pStyle w:val="Compact"/>
         <w:numPr>
           <w:ilvl w:val="0"/>
-          <w:numId w:val="1106"/>
+          <w:numId w:val="1108"/>
         </w:numPr>
       </w:pPr>
       <w:r>
@@ -18814,7 +19301,7 @@
         <w:pStyle w:val="Compact"/>
         <w:numPr>
           <w:ilvl w:val="0"/>
-          <w:numId w:val="1106"/>
+          <w:numId w:val="1108"/>
         </w:numPr>
       </w:pPr>
       <w:r>
@@ -18938,7 +19425,7 @@
         <w:pStyle w:val="Compact"/>
         <w:numPr>
           <w:ilvl w:val="0"/>
-          <w:numId w:val="1107"/>
+          <w:numId w:val="1109"/>
         </w:numPr>
       </w:pPr>
       <w:r>
@@ -18960,7 +19447,7 @@
         <w:pStyle w:val="Compact"/>
         <w:numPr>
           <w:ilvl w:val="0"/>
-          <w:numId w:val="1107"/>
+          <w:numId w:val="1109"/>
         </w:numPr>
       </w:pPr>
       <w:r>
@@ -18982,7 +19469,7 @@
         <w:pStyle w:val="Compact"/>
         <w:numPr>
           <w:ilvl w:val="0"/>
-          <w:numId w:val="1107"/>
+          <w:numId w:val="1109"/>
         </w:numPr>
       </w:pPr>
       <w:r>
@@ -19016,7 +19503,7 @@
         <w:pStyle w:val="Compact"/>
         <w:numPr>
           <w:ilvl w:val="0"/>
-          <w:numId w:val="1108"/>
+          <w:numId w:val="1110"/>
         </w:numPr>
       </w:pPr>
       <w:r>
@@ -19038,7 +19525,7 @@
         <w:pStyle w:val="Compact"/>
         <w:numPr>
           <w:ilvl w:val="0"/>
-          <w:numId w:val="1108"/>
+          <w:numId w:val="1110"/>
         </w:numPr>
       </w:pPr>
       <w:r>
@@ -19060,7 +19547,7 @@
         <w:pStyle w:val="Compact"/>
         <w:numPr>
           <w:ilvl w:val="0"/>
-          <w:numId w:val="1108"/>
+          <w:numId w:val="1110"/>
         </w:numPr>
       </w:pPr>
       <w:r>
@@ -19082,7 +19569,7 @@
         <w:pStyle w:val="Compact"/>
         <w:numPr>
           <w:ilvl w:val="0"/>
-          <w:numId w:val="1108"/>
+          <w:numId w:val="1110"/>
         </w:numPr>
       </w:pPr>
       <w:r>
@@ -19212,7 +19699,7 @@
         <w:pStyle w:val="Compact"/>
         <w:numPr>
           <w:ilvl w:val="0"/>
-          <w:numId w:val="1109"/>
+          <w:numId w:val="1111"/>
         </w:numPr>
       </w:pPr>
       <w:r>
@@ -19234,7 +19721,7 @@
         <w:pStyle w:val="Compact"/>
         <w:numPr>
           <w:ilvl w:val="0"/>
-          <w:numId w:val="1109"/>
+          <w:numId w:val="1111"/>
         </w:numPr>
       </w:pPr>
       <w:r>
@@ -19256,7 +19743,7 @@
         <w:pStyle w:val="Compact"/>
         <w:numPr>
           <w:ilvl w:val="0"/>
-          <w:numId w:val="1109"/>
+          <w:numId w:val="1111"/>
         </w:numPr>
       </w:pPr>
       <w:r>
@@ -19290,7 +19777,7 @@
         <w:pStyle w:val="Compact"/>
         <w:numPr>
           <w:ilvl w:val="0"/>
-          <w:numId w:val="1110"/>
+          <w:numId w:val="1112"/>
         </w:numPr>
       </w:pPr>
       <w:r>
@@ -19312,7 +19799,7 @@
         <w:pStyle w:val="Compact"/>
         <w:numPr>
           <w:ilvl w:val="0"/>
-          <w:numId w:val="1110"/>
+          <w:numId w:val="1112"/>
         </w:numPr>
       </w:pPr>
       <w:r>
@@ -19334,7 +19821,7 @@
         <w:pStyle w:val="Compact"/>
         <w:numPr>
           <w:ilvl w:val="0"/>
-          <w:numId w:val="1110"/>
+          <w:numId w:val="1112"/>
         </w:numPr>
       </w:pPr>
       <w:r>
@@ -19356,7 +19843,7 @@
         <w:pStyle w:val="Compact"/>
         <w:numPr>
           <w:ilvl w:val="0"/>
-          <w:numId w:val="1110"/>
+          <w:numId w:val="1112"/>
         </w:numPr>
       </w:pPr>
       <w:r>
@@ -19486,7 +19973,7 @@
         <w:pStyle w:val="Compact"/>
         <w:numPr>
           <w:ilvl w:val="0"/>
-          <w:numId w:val="1111"/>
+          <w:numId w:val="1113"/>
         </w:numPr>
       </w:pPr>
       <w:r>
@@ -19508,7 +19995,7 @@
         <w:pStyle w:val="Compact"/>
         <w:numPr>
           <w:ilvl w:val="0"/>
-          <w:numId w:val="1111"/>
+          <w:numId w:val="1113"/>
         </w:numPr>
       </w:pPr>
       <w:r>
@@ -19530,7 +20017,7 @@
         <w:pStyle w:val="Compact"/>
         <w:numPr>
           <w:ilvl w:val="0"/>
-          <w:numId w:val="1111"/>
+          <w:numId w:val="1113"/>
         </w:numPr>
       </w:pPr>
       <w:r>
@@ -19564,7 +20051,7 @@
         <w:pStyle w:val="Compact"/>
         <w:numPr>
           <w:ilvl w:val="0"/>
-          <w:numId w:val="1112"/>
+          <w:numId w:val="1114"/>
         </w:numPr>
       </w:pPr>
       <w:r>
@@ -19586,7 +20073,7 @@
         <w:pStyle w:val="Compact"/>
         <w:numPr>
           <w:ilvl w:val="0"/>
-          <w:numId w:val="1112"/>
+          <w:numId w:val="1114"/>
         </w:numPr>
       </w:pPr>
       <w:r>
@@ -19608,7 +20095,7 @@
         <w:pStyle w:val="Compact"/>
         <w:numPr>
           <w:ilvl w:val="0"/>
-          <w:numId w:val="1112"/>
+          <w:numId w:val="1114"/>
         </w:numPr>
       </w:pPr>
       <w:r>
@@ -19630,7 +20117,7 @@
         <w:pStyle w:val="Compact"/>
         <w:numPr>
           <w:ilvl w:val="0"/>
-          <w:numId w:val="1112"/>
+          <w:numId w:val="1114"/>
         </w:numPr>
       </w:pPr>
       <w:r>
@@ -19760,7 +20247,7 @@
         <w:pStyle w:val="Compact"/>
         <w:numPr>
           <w:ilvl w:val="0"/>
-          <w:numId w:val="1113"/>
+          <w:numId w:val="1115"/>
         </w:numPr>
       </w:pPr>
       <w:r>
@@ -19782,7 +20269,7 @@
         <w:pStyle w:val="Compact"/>
         <w:numPr>
           <w:ilvl w:val="0"/>
-          <w:numId w:val="1113"/>
+          <w:numId w:val="1115"/>
         </w:numPr>
       </w:pPr>
       <w:r>
@@ -19804,7 +20291,7 @@
         <w:pStyle w:val="Compact"/>
         <w:numPr>
           <w:ilvl w:val="0"/>
-          <w:numId w:val="1113"/>
+          <w:numId w:val="1115"/>
         </w:numPr>
       </w:pPr>
       <w:r>
@@ -19838,7 +20325,7 @@
         <w:pStyle w:val="Compact"/>
         <w:numPr>
           <w:ilvl w:val="0"/>
-          <w:numId w:val="1114"/>
+          <w:numId w:val="1116"/>
         </w:numPr>
       </w:pPr>
       <w:r>
@@ -19860,7 +20347,7 @@
         <w:pStyle w:val="Compact"/>
         <w:numPr>
           <w:ilvl w:val="0"/>
-          <w:numId w:val="1114"/>
+          <w:numId w:val="1116"/>
         </w:numPr>
       </w:pPr>
       <w:r>
@@ -19882,7 +20369,7 @@
         <w:pStyle w:val="Compact"/>
         <w:numPr>
           <w:ilvl w:val="0"/>
-          <w:numId w:val="1114"/>
+          <w:numId w:val="1116"/>
         </w:numPr>
       </w:pPr>
       <w:r>
@@ -19904,7 +20391,7 @@
         <w:pStyle w:val="Compact"/>
         <w:numPr>
           <w:ilvl w:val="0"/>
-          <w:numId w:val="1114"/>
+          <w:numId w:val="1116"/>
         </w:numPr>
       </w:pPr>
       <w:r>
@@ -20034,7 +20521,7 @@
         <w:pStyle w:val="Compact"/>
         <w:numPr>
           <w:ilvl w:val="0"/>
-          <w:numId w:val="1115"/>
+          <w:numId w:val="1117"/>
         </w:numPr>
       </w:pPr>
       <w:r>
@@ -20056,7 +20543,7 @@
         <w:pStyle w:val="Compact"/>
         <w:numPr>
           <w:ilvl w:val="0"/>
-          <w:numId w:val="1115"/>
+          <w:numId w:val="1117"/>
         </w:numPr>
       </w:pPr>
       <w:r>
@@ -20078,7 +20565,7 @@
         <w:pStyle w:val="Compact"/>
         <w:numPr>
           <w:ilvl w:val="0"/>
-          <w:numId w:val="1115"/>
+          <w:numId w:val="1117"/>
         </w:numPr>
       </w:pPr>
       <w:r>
@@ -20112,7 +20599,7 @@
         <w:pStyle w:val="Compact"/>
         <w:numPr>
           <w:ilvl w:val="0"/>
-          <w:numId w:val="1116"/>
+          <w:numId w:val="1118"/>
         </w:numPr>
       </w:pPr>
       <w:r>
@@ -20134,7 +20621,7 @@
         <w:pStyle w:val="Compact"/>
         <w:numPr>
           <w:ilvl w:val="0"/>
-          <w:numId w:val="1116"/>
+          <w:numId w:val="1118"/>
         </w:numPr>
       </w:pPr>
       <w:r>
@@ -20156,7 +20643,7 @@
         <w:pStyle w:val="Compact"/>
         <w:numPr>
           <w:ilvl w:val="0"/>
-          <w:numId w:val="1116"/>
+          <w:numId w:val="1118"/>
         </w:numPr>
       </w:pPr>
       <w:r>
@@ -20178,7 +20665,7 @@
         <w:pStyle w:val="Compact"/>
         <w:numPr>
           <w:ilvl w:val="0"/>
-          <w:numId w:val="1116"/>
+          <w:numId w:val="1118"/>
         </w:numPr>
       </w:pPr>
       <w:r>
@@ -20308,7 +20795,7 @@
         <w:pStyle w:val="Compact"/>
         <w:numPr>
           <w:ilvl w:val="0"/>
-          <w:numId w:val="1117"/>
+          <w:numId w:val="1119"/>
         </w:numPr>
       </w:pPr>
       <w:r>
@@ -20330,7 +20817,7 @@
         <w:pStyle w:val="Compact"/>
         <w:numPr>
           <w:ilvl w:val="0"/>
-          <w:numId w:val="1117"/>
+          <w:numId w:val="1119"/>
         </w:numPr>
       </w:pPr>
       <w:r>
@@ -20352,7 +20839,7 @@
         <w:pStyle w:val="Compact"/>
         <w:numPr>
           <w:ilvl w:val="0"/>
-          <w:numId w:val="1117"/>
+          <w:numId w:val="1119"/>
         </w:numPr>
       </w:pPr>
       <w:r>
@@ -20386,7 +20873,7 @@
         <w:pStyle w:val="Compact"/>
         <w:numPr>
           <w:ilvl w:val="0"/>
-          <w:numId w:val="1118"/>
+          <w:numId w:val="1120"/>
         </w:numPr>
       </w:pPr>
       <w:r>
@@ -20408,7 +20895,7 @@
         <w:pStyle w:val="Compact"/>
         <w:numPr>
           <w:ilvl w:val="0"/>
-          <w:numId w:val="1118"/>
+          <w:numId w:val="1120"/>
         </w:numPr>
       </w:pPr>
       <w:r>
@@ -20430,7 +20917,7 @@
         <w:pStyle w:val="Compact"/>
         <w:numPr>
           <w:ilvl w:val="0"/>
-          <w:numId w:val="1118"/>
+          <w:numId w:val="1120"/>
         </w:numPr>
       </w:pPr>
       <w:r>
@@ -20452,7 +20939,7 @@
         <w:pStyle w:val="Compact"/>
         <w:numPr>
           <w:ilvl w:val="0"/>
-          <w:numId w:val="1118"/>
+          <w:numId w:val="1120"/>
         </w:numPr>
       </w:pPr>
       <w:r>
@@ -20582,7 +21069,7 @@
         <w:pStyle w:val="Compact"/>
         <w:numPr>
           <w:ilvl w:val="0"/>
-          <w:numId w:val="1119"/>
+          <w:numId w:val="1121"/>
         </w:numPr>
       </w:pPr>
       <w:r>
@@ -20604,7 +21091,7 @@
         <w:pStyle w:val="Compact"/>
         <w:numPr>
           <w:ilvl w:val="0"/>
-          <w:numId w:val="1119"/>
+          <w:numId w:val="1121"/>
         </w:numPr>
       </w:pPr>
       <w:r>
@@ -20626,7 +21113,7 @@
         <w:pStyle w:val="Compact"/>
         <w:numPr>
           <w:ilvl w:val="0"/>
-          <w:numId w:val="1119"/>
+          <w:numId w:val="1121"/>
         </w:numPr>
       </w:pPr>
       <w:r>
@@ -20660,7 +21147,7 @@
         <w:pStyle w:val="Compact"/>
         <w:numPr>
           <w:ilvl w:val="0"/>
-          <w:numId w:val="1120"/>
+          <w:numId w:val="1122"/>
         </w:numPr>
       </w:pPr>
       <w:r>
@@ -20682,7 +21169,7 @@
         <w:pStyle w:val="Compact"/>
         <w:numPr>
           <w:ilvl w:val="0"/>
-          <w:numId w:val="1120"/>
+          <w:numId w:val="1122"/>
         </w:numPr>
       </w:pPr>
       <w:r>
@@ -20704,7 +21191,7 @@
         <w:pStyle w:val="Compact"/>
         <w:numPr>
           <w:ilvl w:val="0"/>
-          <w:numId w:val="1120"/>
+          <w:numId w:val="1122"/>
         </w:numPr>
       </w:pPr>
       <w:r>
@@ -20726,7 +21213,7 @@
         <w:pStyle w:val="Compact"/>
         <w:numPr>
           <w:ilvl w:val="0"/>
-          <w:numId w:val="1120"/>
+          <w:numId w:val="1122"/>
         </w:numPr>
       </w:pPr>
       <w:r>
@@ -20856,7 +21343,7 @@
         <w:pStyle w:val="Compact"/>
         <w:numPr>
           <w:ilvl w:val="0"/>
-          <w:numId w:val="1121"/>
+          <w:numId w:val="1123"/>
         </w:numPr>
       </w:pPr>
       <w:r>
@@ -20878,7 +21365,7 @@
         <w:pStyle w:val="Compact"/>
         <w:numPr>
           <w:ilvl w:val="0"/>
-          <w:numId w:val="1121"/>
+          <w:numId w:val="1123"/>
         </w:numPr>
       </w:pPr>
       <w:r>
@@ -20900,7 +21387,7 @@
         <w:pStyle w:val="Compact"/>
         <w:numPr>
           <w:ilvl w:val="0"/>
-          <w:numId w:val="1121"/>
+          <w:numId w:val="1123"/>
         </w:numPr>
       </w:pPr>
       <w:r>
@@ -20934,7 +21421,7 @@
         <w:pStyle w:val="Compact"/>
         <w:numPr>
           <w:ilvl w:val="0"/>
-          <w:numId w:val="1122"/>
+          <w:numId w:val="1124"/>
         </w:numPr>
       </w:pPr>
       <w:r>
@@ -20956,7 +21443,7 @@
         <w:pStyle w:val="Compact"/>
         <w:numPr>
           <w:ilvl w:val="0"/>
-          <w:numId w:val="1122"/>
+          <w:numId w:val="1124"/>
         </w:numPr>
       </w:pPr>
       <w:r>
@@ -20978,7 +21465,7 @@
         <w:pStyle w:val="Compact"/>
         <w:numPr>
           <w:ilvl w:val="0"/>
-          <w:numId w:val="1122"/>
+          <w:numId w:val="1124"/>
         </w:numPr>
       </w:pPr>
       <w:r>
@@ -21000,7 +21487,7 @@
         <w:pStyle w:val="Compact"/>
         <w:numPr>
           <w:ilvl w:val="0"/>
-          <w:numId w:val="1122"/>
+          <w:numId w:val="1124"/>
         </w:numPr>
       </w:pPr>
       <w:r>
@@ -21130,7 +21617,7 @@
         <w:pStyle w:val="Compact"/>
         <w:numPr>
           <w:ilvl w:val="0"/>
-          <w:numId w:val="1123"/>
+          <w:numId w:val="1125"/>
         </w:numPr>
       </w:pPr>
       <w:r>
@@ -21152,7 +21639,7 @@
         <w:pStyle w:val="Compact"/>
         <w:numPr>
           <w:ilvl w:val="0"/>
-          <w:numId w:val="1123"/>
+          <w:numId w:val="1125"/>
         </w:numPr>
       </w:pPr>
       <w:r>
@@ -21174,7 +21661,7 @@
         <w:pStyle w:val="Compact"/>
         <w:numPr>
           <w:ilvl w:val="0"/>
-          <w:numId w:val="1123"/>
+          <w:numId w:val="1125"/>
         </w:numPr>
       </w:pPr>
       <w:r>
@@ -21208,7 +21695,7 @@
         <w:pStyle w:val="Compact"/>
         <w:numPr>
           <w:ilvl w:val="0"/>
-          <w:numId w:val="1124"/>
+          <w:numId w:val="1126"/>
         </w:numPr>
       </w:pPr>
       <w:r>
@@ -21230,7 +21717,7 @@
         <w:pStyle w:val="Compact"/>
         <w:numPr>
           <w:ilvl w:val="0"/>
-          <w:numId w:val="1124"/>
+          <w:numId w:val="1126"/>
         </w:numPr>
       </w:pPr>
       <w:r>
@@ -21252,7 +21739,7 @@
         <w:pStyle w:val="Compact"/>
         <w:numPr>
           <w:ilvl w:val="0"/>
-          <w:numId w:val="1124"/>
+          <w:numId w:val="1126"/>
         </w:numPr>
       </w:pPr>
       <w:r>
@@ -21274,7 +21761,7 @@
         <w:pStyle w:val="Compact"/>
         <w:numPr>
           <w:ilvl w:val="0"/>
-          <w:numId w:val="1124"/>
+          <w:numId w:val="1126"/>
         </w:numPr>
       </w:pPr>
       <w:r>
@@ -21410,7 +21897,7 @@
         <w:pStyle w:val="Compact"/>
         <w:numPr>
           <w:ilvl w:val="0"/>
-          <w:numId w:val="1125"/>
+          <w:numId w:val="1127"/>
         </w:numPr>
       </w:pPr>
       <w:r>
@@ -21432,7 +21919,7 @@
         <w:pStyle w:val="Compact"/>
         <w:numPr>
           <w:ilvl w:val="0"/>
-          <w:numId w:val="1125"/>
+          <w:numId w:val="1127"/>
         </w:numPr>
       </w:pPr>
       <w:r>
@@ -21454,7 +21941,7 @@
         <w:pStyle w:val="Compact"/>
         <w:numPr>
           <w:ilvl w:val="0"/>
-          <w:numId w:val="1125"/>
+          <w:numId w:val="1127"/>
         </w:numPr>
       </w:pPr>
       <w:r>
@@ -21488,7 +21975,7 @@
         <w:pStyle w:val="Compact"/>
         <w:numPr>
           <w:ilvl w:val="0"/>
-          <w:numId w:val="1126"/>
+          <w:numId w:val="1128"/>
         </w:numPr>
       </w:pPr>
       <w:r>
@@ -21510,7 +21997,7 @@
         <w:pStyle w:val="Compact"/>
         <w:numPr>
           <w:ilvl w:val="0"/>
-          <w:numId w:val="1126"/>
+          <w:numId w:val="1128"/>
         </w:numPr>
       </w:pPr>
       <w:r>
@@ -21532,7 +22019,7 @@
         <w:pStyle w:val="Compact"/>
         <w:numPr>
           <w:ilvl w:val="0"/>
-          <w:numId w:val="1126"/>
+          <w:numId w:val="1128"/>
         </w:numPr>
       </w:pPr>
       <w:r>
@@ -21554,7 +22041,7 @@
         <w:pStyle w:val="Compact"/>
         <w:numPr>
           <w:ilvl w:val="0"/>
-          <w:numId w:val="1126"/>
+          <w:numId w:val="1128"/>
         </w:numPr>
       </w:pPr>
       <w:r>
@@ -21684,7 +22171,7 @@
         <w:pStyle w:val="Compact"/>
         <w:numPr>
           <w:ilvl w:val="0"/>
-          <w:numId w:val="1127"/>
+          <w:numId w:val="1129"/>
         </w:numPr>
       </w:pPr>
       <w:r>
@@ -21706,7 +22193,7 @@
         <w:pStyle w:val="Compact"/>
         <w:numPr>
           <w:ilvl w:val="0"/>
-          <w:numId w:val="1127"/>
+          <w:numId w:val="1129"/>
         </w:numPr>
       </w:pPr>
       <w:r>
@@ -21728,7 +22215,7 @@
         <w:pStyle w:val="Compact"/>
         <w:numPr>
           <w:ilvl w:val="0"/>
-          <w:numId w:val="1127"/>
+          <w:numId w:val="1129"/>
         </w:numPr>
       </w:pPr>
       <w:r>
@@ -21762,7 +22249,7 @@
         <w:pStyle w:val="Compact"/>
         <w:numPr>
           <w:ilvl w:val="0"/>
-          <w:numId w:val="1128"/>
+          <w:numId w:val="1130"/>
         </w:numPr>
       </w:pPr>
       <w:r>
@@ -21784,7 +22271,7 @@
         <w:pStyle w:val="Compact"/>
         <w:numPr>
           <w:ilvl w:val="0"/>
-          <w:numId w:val="1128"/>
+          <w:numId w:val="1130"/>
         </w:numPr>
       </w:pPr>
       <w:r>
@@ -21806,7 +22293,7 @@
         <w:pStyle w:val="Compact"/>
         <w:numPr>
           <w:ilvl w:val="0"/>
-          <w:numId w:val="1128"/>
+          <w:numId w:val="1130"/>
         </w:numPr>
       </w:pPr>
       <w:r>
@@ -21828,7 +22315,7 @@
         <w:pStyle w:val="Compact"/>
         <w:numPr>
           <w:ilvl w:val="0"/>
-          <w:numId w:val="1128"/>
+          <w:numId w:val="1130"/>
         </w:numPr>
       </w:pPr>
       <w:r>
@@ -21964,7 +22451,7 @@
         <w:pStyle w:val="Compact"/>
         <w:numPr>
           <w:ilvl w:val="0"/>
-          <w:numId w:val="1129"/>
+          <w:numId w:val="1131"/>
         </w:numPr>
       </w:pPr>
       <w:r>
@@ -21986,7 +22473,7 @@
         <w:pStyle w:val="Compact"/>
         <w:numPr>
           <w:ilvl w:val="0"/>
-          <w:numId w:val="1129"/>
+          <w:numId w:val="1131"/>
         </w:numPr>
       </w:pPr>
       <w:r>
@@ -22008,7 +22495,7 @@
         <w:pStyle w:val="Compact"/>
         <w:numPr>
           <w:ilvl w:val="0"/>
-          <w:numId w:val="1129"/>
+          <w:numId w:val="1131"/>
         </w:numPr>
       </w:pPr>
       <w:r>
@@ -22030,7 +22517,7 @@
         <w:pStyle w:val="Compact"/>
         <w:numPr>
           <w:ilvl w:val="0"/>
-          <w:numId w:val="1129"/>
+          <w:numId w:val="1131"/>
         </w:numPr>
       </w:pPr>
       <w:r>
@@ -22064,7 +22551,7 @@
         <w:pStyle w:val="Compact"/>
         <w:numPr>
           <w:ilvl w:val="0"/>
-          <w:numId w:val="1130"/>
+          <w:numId w:val="1132"/>
         </w:numPr>
       </w:pPr>
       <w:r>
@@ -22086,7 +22573,7 @@
         <w:pStyle w:val="Compact"/>
         <w:numPr>
           <w:ilvl w:val="0"/>
-          <w:numId w:val="1130"/>
+          <w:numId w:val="1132"/>
         </w:numPr>
       </w:pPr>
       <w:r>
@@ -22108,7 +22595,7 @@
         <w:pStyle w:val="Compact"/>
         <w:numPr>
           <w:ilvl w:val="0"/>
-          <w:numId w:val="1130"/>
+          <w:numId w:val="1132"/>
         </w:numPr>
       </w:pPr>
       <w:r>
@@ -22130,7 +22617,7 @@
         <w:pStyle w:val="Compact"/>
         <w:numPr>
           <w:ilvl w:val="0"/>
-          <w:numId w:val="1130"/>
+          <w:numId w:val="1132"/>
         </w:numPr>
       </w:pPr>
       <w:r>
@@ -22266,7 +22753,7 @@
         <w:pStyle w:val="Compact"/>
         <w:numPr>
           <w:ilvl w:val="0"/>
-          <w:numId w:val="1131"/>
+          <w:numId w:val="1133"/>
         </w:numPr>
       </w:pPr>
       <w:r>
@@ -22288,7 +22775,7 @@
         <w:pStyle w:val="Compact"/>
         <w:numPr>
           <w:ilvl w:val="0"/>
-          <w:numId w:val="1131"/>
+          <w:numId w:val="1133"/>
         </w:numPr>
       </w:pPr>
       <w:r>
@@ -22310,7 +22797,7 @@
         <w:pStyle w:val="Compact"/>
         <w:numPr>
           <w:ilvl w:val="0"/>
-          <w:numId w:val="1131"/>
+          <w:numId w:val="1133"/>
         </w:numPr>
       </w:pPr>
       <w:r>
@@ -22332,7 +22819,7 @@
         <w:pStyle w:val="Compact"/>
         <w:numPr>
           <w:ilvl w:val="0"/>
-          <w:numId w:val="1131"/>
+          <w:numId w:val="1133"/>
         </w:numPr>
       </w:pPr>
       <w:r>
@@ -22366,7 +22853,7 @@
         <w:pStyle w:val="Compact"/>
         <w:numPr>
           <w:ilvl w:val="0"/>
-          <w:numId w:val="1132"/>
+          <w:numId w:val="1134"/>
         </w:numPr>
       </w:pPr>
       <w:r>
@@ -22388,7 +22875,7 @@
         <w:pStyle w:val="Compact"/>
         <w:numPr>
           <w:ilvl w:val="0"/>
-          <w:numId w:val="1132"/>
+          <w:numId w:val="1134"/>
         </w:numPr>
       </w:pPr>
       <w:r>
@@ -22422,7 +22909,7 @@
         <w:pStyle w:val="Compact"/>
         <w:numPr>
           <w:ilvl w:val="0"/>
-          <w:numId w:val="1132"/>
+          <w:numId w:val="1134"/>
         </w:numPr>
       </w:pPr>
       <w:r>
@@ -22444,7 +22931,7 @@
         <w:pStyle w:val="Compact"/>
         <w:numPr>
           <w:ilvl w:val="0"/>
-          <w:numId w:val="1132"/>
+          <w:numId w:val="1134"/>
         </w:numPr>
       </w:pPr>
       <w:r>
@@ -22580,7 +23067,7 @@
         <w:pStyle w:val="Compact"/>
         <w:numPr>
           <w:ilvl w:val="0"/>
-          <w:numId w:val="1133"/>
+          <w:numId w:val="1135"/>
         </w:numPr>
       </w:pPr>
       <w:r>
@@ -22602,7 +23089,7 @@
         <w:pStyle w:val="Compact"/>
         <w:numPr>
           <w:ilvl w:val="0"/>
-          <w:numId w:val="1133"/>
+          <w:numId w:val="1135"/>
         </w:numPr>
       </w:pPr>
       <w:r>
@@ -22624,7 +23111,7 @@
         <w:pStyle w:val="Compact"/>
         <w:numPr>
           <w:ilvl w:val="0"/>
-          <w:numId w:val="1133"/>
+          <w:numId w:val="1135"/>
         </w:numPr>
       </w:pPr>
       <w:r>
@@ -22646,7 +23133,7 @@
         <w:pStyle w:val="Compact"/>
         <w:numPr>
           <w:ilvl w:val="0"/>
-          <w:numId w:val="1133"/>
+          <w:numId w:val="1135"/>
         </w:numPr>
       </w:pPr>
       <w:r>
@@ -22680,7 +23167,7 @@
         <w:pStyle w:val="Compact"/>
         <w:numPr>
           <w:ilvl w:val="0"/>
-          <w:numId w:val="1134"/>
+          <w:numId w:val="1136"/>
         </w:numPr>
       </w:pPr>
       <w:r>
@@ -22702,7 +23189,7 @@
         <w:pStyle w:val="Compact"/>
         <w:numPr>
           <w:ilvl w:val="0"/>
-          <w:numId w:val="1134"/>
+          <w:numId w:val="1136"/>
         </w:numPr>
       </w:pPr>
       <w:r>
@@ -22724,7 +23211,7 @@
         <w:pStyle w:val="Compact"/>
         <w:numPr>
           <w:ilvl w:val="0"/>
-          <w:numId w:val="1134"/>
+          <w:numId w:val="1136"/>
         </w:numPr>
       </w:pPr>
       <w:r>
@@ -22746,7 +23233,7 @@
         <w:pStyle w:val="Compact"/>
         <w:numPr>
           <w:ilvl w:val="0"/>
-          <w:numId w:val="1134"/>
+          <w:numId w:val="1136"/>
         </w:numPr>
       </w:pPr>
       <w:r>
@@ -22876,7 +23363,7 @@
         <w:pStyle w:val="Compact"/>
         <w:numPr>
           <w:ilvl w:val="0"/>
-          <w:numId w:val="1135"/>
+          <w:numId w:val="1137"/>
         </w:numPr>
       </w:pPr>
       <w:r>
@@ -22898,7 +23385,7 @@
         <w:pStyle w:val="Compact"/>
         <w:numPr>
           <w:ilvl w:val="0"/>
-          <w:numId w:val="1135"/>
+          <w:numId w:val="1137"/>
         </w:numPr>
       </w:pPr>
       <w:r>
@@ -22920,7 +23407,7 @@
         <w:pStyle w:val="Compact"/>
         <w:numPr>
           <w:ilvl w:val="0"/>
-          <w:numId w:val="1135"/>
+          <w:numId w:val="1137"/>
         </w:numPr>
       </w:pPr>
       <w:r>
@@ -22942,7 +23429,7 @@
         <w:pStyle w:val="Compact"/>
         <w:numPr>
           <w:ilvl w:val="0"/>
-          <w:numId w:val="1135"/>
+          <w:numId w:val="1137"/>
         </w:numPr>
       </w:pPr>
       <w:r>
@@ -22976,7 +23463,7 @@
         <w:pStyle w:val="Compact"/>
         <w:numPr>
           <w:ilvl w:val="0"/>
-          <w:numId w:val="1136"/>
+          <w:numId w:val="1138"/>
         </w:numPr>
       </w:pPr>
       <w:r>
@@ -22998,7 +23485,7 @@
         <w:pStyle w:val="Compact"/>
         <w:numPr>
           <w:ilvl w:val="0"/>
-          <w:numId w:val="1136"/>
+          <w:numId w:val="1138"/>
         </w:numPr>
       </w:pPr>
       <w:r>
@@ -23020,7 +23507,7 @@
         <w:pStyle w:val="Compact"/>
         <w:numPr>
           <w:ilvl w:val="0"/>
-          <w:numId w:val="1136"/>
+          <w:numId w:val="1138"/>
         </w:numPr>
       </w:pPr>
       <w:r>
@@ -23042,7 +23529,7 @@
         <w:pStyle w:val="Compact"/>
         <w:numPr>
           <w:ilvl w:val="0"/>
-          <w:numId w:val="1136"/>
+          <w:numId w:val="1138"/>
         </w:numPr>
       </w:pPr>
       <w:r>
@@ -23172,7 +23659,7 @@
         <w:pStyle w:val="Compact"/>
         <w:numPr>
           <w:ilvl w:val="0"/>
-          <w:numId w:val="1137"/>
+          <w:numId w:val="1139"/>
         </w:numPr>
       </w:pPr>
       <w:r>
@@ -23194,7 +23681,7 @@
         <w:pStyle w:val="Compact"/>
         <w:numPr>
           <w:ilvl w:val="0"/>
-          <w:numId w:val="1137"/>
+          <w:numId w:val="1139"/>
         </w:numPr>
       </w:pPr>
       <w:r>
@@ -23216,7 +23703,7 @@
         <w:pStyle w:val="Compact"/>
         <w:numPr>
           <w:ilvl w:val="0"/>
-          <w:numId w:val="1137"/>
+          <w:numId w:val="1139"/>
         </w:numPr>
       </w:pPr>
       <w:r>
@@ -23238,7 +23725,7 @@
         <w:pStyle w:val="Compact"/>
         <w:numPr>
           <w:ilvl w:val="0"/>
-          <w:numId w:val="1137"/>
+          <w:numId w:val="1139"/>
         </w:numPr>
       </w:pPr>
       <w:r>
@@ -23272,7 +23759,7 @@
         <w:pStyle w:val="Compact"/>
         <w:numPr>
           <w:ilvl w:val="0"/>
-          <w:numId w:val="1138"/>
+          <w:numId w:val="1140"/>
         </w:numPr>
       </w:pPr>
       <w:r>
@@ -23294,7 +23781,7 @@
         <w:pStyle w:val="Compact"/>
         <w:numPr>
           <w:ilvl w:val="0"/>
-          <w:numId w:val="1138"/>
+          <w:numId w:val="1140"/>
         </w:numPr>
       </w:pPr>
       <w:r>
@@ -23316,7 +23803,7 @@
         <w:pStyle w:val="Compact"/>
         <w:numPr>
           <w:ilvl w:val="0"/>
-          <w:numId w:val="1138"/>
+          <w:numId w:val="1140"/>
         </w:numPr>
       </w:pPr>
       <w:r>
@@ -23338,7 +23825,7 @@
         <w:pStyle w:val="Compact"/>
         <w:numPr>
           <w:ilvl w:val="0"/>
-          <w:numId w:val="1138"/>
+          <w:numId w:val="1140"/>
         </w:numPr>
       </w:pPr>
       <w:r>
@@ -23462,7 +23949,7 @@
         <w:pStyle w:val="Compact"/>
         <w:numPr>
           <w:ilvl w:val="0"/>
-          <w:numId w:val="1139"/>
+          <w:numId w:val="1141"/>
         </w:numPr>
       </w:pPr>
       <w:r>
@@ -23484,7 +23971,7 @@
         <w:pStyle w:val="Compact"/>
         <w:numPr>
           <w:ilvl w:val="0"/>
-          <w:numId w:val="1139"/>
+          <w:numId w:val="1141"/>
         </w:numPr>
       </w:pPr>
       <w:r>
@@ -23506,7 +23993,7 @@
         <w:pStyle w:val="Compact"/>
         <w:numPr>
           <w:ilvl w:val="0"/>
-          <w:numId w:val="1139"/>
+          <w:numId w:val="1141"/>
         </w:numPr>
       </w:pPr>
       <w:r>
@@ -23528,7 +24015,7 @@
         <w:pStyle w:val="Compact"/>
         <w:numPr>
           <w:ilvl w:val="0"/>
-          <w:numId w:val="1139"/>
+          <w:numId w:val="1141"/>
         </w:numPr>
       </w:pPr>
       <w:r>
@@ -23562,7 +24049,7 @@
         <w:pStyle w:val="Compact"/>
         <w:numPr>
           <w:ilvl w:val="0"/>
-          <w:numId w:val="1140"/>
+          <w:numId w:val="1142"/>
         </w:numPr>
       </w:pPr>
       <w:r>
@@ -23584,7 +24071,7 @@
         <w:pStyle w:val="Compact"/>
         <w:numPr>
           <w:ilvl w:val="0"/>
-          <w:numId w:val="1140"/>
+          <w:numId w:val="1142"/>
         </w:numPr>
       </w:pPr>
       <w:r>
@@ -23606,7 +24093,7 @@
         <w:pStyle w:val="Compact"/>
         <w:numPr>
           <w:ilvl w:val="0"/>
-          <w:numId w:val="1140"/>
+          <w:numId w:val="1142"/>
         </w:numPr>
       </w:pPr>
       <w:r>
@@ -23628,7 +24115,7 @@
         <w:pStyle w:val="Compact"/>
         <w:numPr>
           <w:ilvl w:val="0"/>
-          <w:numId w:val="1140"/>
+          <w:numId w:val="1142"/>
         </w:numPr>
       </w:pPr>
       <w:r>
@@ -23758,7 +24245,7 @@
         <w:pStyle w:val="Compact"/>
         <w:numPr>
           <w:ilvl w:val="0"/>
-          <w:numId w:val="1141"/>
+          <w:numId w:val="1143"/>
         </w:numPr>
       </w:pPr>
       <w:r>
@@ -23780,7 +24267,7 @@
         <w:pStyle w:val="Compact"/>
         <w:numPr>
           <w:ilvl w:val="0"/>
-          <w:numId w:val="1141"/>
+          <w:numId w:val="1143"/>
         </w:numPr>
       </w:pPr>
       <w:r>
@@ -23802,7 +24289,7 @@
         <w:pStyle w:val="Compact"/>
         <w:numPr>
           <w:ilvl w:val="0"/>
-          <w:numId w:val="1141"/>
+          <w:numId w:val="1143"/>
         </w:numPr>
       </w:pPr>
       <w:r>
@@ -23824,7 +24311,7 @@
         <w:pStyle w:val="Compact"/>
         <w:numPr>
           <w:ilvl w:val="0"/>
-          <w:numId w:val="1141"/>
+          <w:numId w:val="1143"/>
         </w:numPr>
       </w:pPr>
       <w:r>
@@ -23858,7 +24345,7 @@
         <w:pStyle w:val="Compact"/>
         <w:numPr>
           <w:ilvl w:val="0"/>
-          <w:numId w:val="1142"/>
+          <w:numId w:val="1144"/>
         </w:numPr>
       </w:pPr>
       <w:r>
@@ -23880,7 +24367,7 @@
         <w:pStyle w:val="Compact"/>
         <w:numPr>
           <w:ilvl w:val="0"/>
-          <w:numId w:val="1142"/>
+          <w:numId w:val="1144"/>
         </w:numPr>
       </w:pPr>
       <w:r>
@@ -23902,7 +24389,7 @@
         <w:pStyle w:val="Compact"/>
         <w:numPr>
           <w:ilvl w:val="0"/>
-          <w:numId w:val="1142"/>
+          <w:numId w:val="1144"/>
         </w:numPr>
       </w:pPr>
       <w:r>
@@ -23924,7 +24411,7 @@
         <w:pStyle w:val="Compact"/>
         <w:numPr>
           <w:ilvl w:val="0"/>
-          <w:numId w:val="1142"/>
+          <w:numId w:val="1144"/>
         </w:numPr>
       </w:pPr>
       <w:r>
@@ -24054,7 +24541,7 @@
         <w:pStyle w:val="Compact"/>
         <w:numPr>
           <w:ilvl w:val="0"/>
-          <w:numId w:val="1143"/>
+          <w:numId w:val="1145"/>
         </w:numPr>
       </w:pPr>
       <w:r>
@@ -24076,7 +24563,7 @@
         <w:pStyle w:val="Compact"/>
         <w:numPr>
           <w:ilvl w:val="0"/>
-          <w:numId w:val="1143"/>
+          <w:numId w:val="1145"/>
         </w:numPr>
       </w:pPr>
       <w:r>
@@ -24098,7 +24585,7 @@
         <w:pStyle w:val="Compact"/>
         <w:numPr>
           <w:ilvl w:val="0"/>
-          <w:numId w:val="1143"/>
+          <w:numId w:val="1145"/>
         </w:numPr>
       </w:pPr>
       <w:r>
@@ -24120,7 +24607,7 @@
         <w:pStyle w:val="Compact"/>
         <w:numPr>
           <w:ilvl w:val="0"/>
-          <w:numId w:val="1143"/>
+          <w:numId w:val="1145"/>
         </w:numPr>
       </w:pPr>
       <w:r>
@@ -24154,7 +24641,7 @@
         <w:pStyle w:val="Compact"/>
         <w:numPr>
           <w:ilvl w:val="0"/>
-          <w:numId w:val="1144"/>
+          <w:numId w:val="1146"/>
         </w:numPr>
       </w:pPr>
       <w:r>
@@ -24176,7 +24663,7 @@
         <w:pStyle w:val="Compact"/>
         <w:numPr>
           <w:ilvl w:val="0"/>
-          <w:numId w:val="1144"/>
+          <w:numId w:val="1146"/>
         </w:numPr>
       </w:pPr>
       <w:r>
@@ -24198,7 +24685,7 @@
         <w:pStyle w:val="Compact"/>
         <w:numPr>
           <w:ilvl w:val="0"/>
-          <w:numId w:val="1144"/>
+          <w:numId w:val="1146"/>
         </w:numPr>
       </w:pPr>
       <w:r>
@@ -24220,7 +24707,7 @@
         <w:pStyle w:val="Compact"/>
         <w:numPr>
           <w:ilvl w:val="0"/>
-          <w:numId w:val="1144"/>
+          <w:numId w:val="1146"/>
         </w:numPr>
       </w:pPr>
       <w:r>
@@ -24350,7 +24837,7 @@
         <w:pStyle w:val="Compact"/>
         <w:numPr>
           <w:ilvl w:val="0"/>
-          <w:numId w:val="1145"/>
+          <w:numId w:val="1147"/>
         </w:numPr>
       </w:pPr>
       <w:r>
@@ -24372,7 +24859,7 @@
         <w:pStyle w:val="Compact"/>
         <w:numPr>
           <w:ilvl w:val="0"/>
-          <w:numId w:val="1145"/>
+          <w:numId w:val="1147"/>
         </w:numPr>
       </w:pPr>
       <w:r>
@@ -24394,7 +24881,7 @@
         <w:pStyle w:val="Compact"/>
         <w:numPr>
           <w:ilvl w:val="0"/>
-          <w:numId w:val="1145"/>
+          <w:numId w:val="1147"/>
         </w:numPr>
       </w:pPr>
       <w:r>
@@ -24416,7 +24903,7 @@
         <w:pStyle w:val="Compact"/>
         <w:numPr>
           <w:ilvl w:val="0"/>
-          <w:numId w:val="1145"/>
+          <w:numId w:val="1147"/>
         </w:numPr>
       </w:pPr>
       <w:r>
@@ -24450,7 +24937,7 @@
         <w:pStyle w:val="Compact"/>
         <w:numPr>
           <w:ilvl w:val="0"/>
-          <w:numId w:val="1146"/>
+          <w:numId w:val="1148"/>
         </w:numPr>
       </w:pPr>
       <w:r>
@@ -24472,7 +24959,7 @@
         <w:pStyle w:val="Compact"/>
         <w:numPr>
           <w:ilvl w:val="0"/>
-          <w:numId w:val="1146"/>
+          <w:numId w:val="1148"/>
         </w:numPr>
       </w:pPr>
       <w:r>
@@ -24494,7 +24981,7 @@
         <w:pStyle w:val="Compact"/>
         <w:numPr>
           <w:ilvl w:val="0"/>
-          <w:numId w:val="1146"/>
+          <w:numId w:val="1148"/>
         </w:numPr>
       </w:pPr>
       <w:r>
@@ -24516,7 +25003,7 @@
         <w:pStyle w:val="Compact"/>
         <w:numPr>
           <w:ilvl w:val="0"/>
-          <w:numId w:val="1146"/>
+          <w:numId w:val="1148"/>
         </w:numPr>
       </w:pPr>
       <w:r>
@@ -24646,7 +25133,7 @@
         <w:pStyle w:val="Compact"/>
         <w:numPr>
           <w:ilvl w:val="0"/>
-          <w:numId w:val="1147"/>
+          <w:numId w:val="1149"/>
         </w:numPr>
       </w:pPr>
       <w:r>
@@ -24668,7 +25155,7 @@
         <w:pStyle w:val="Compact"/>
         <w:numPr>
           <w:ilvl w:val="0"/>
-          <w:numId w:val="1147"/>
+          <w:numId w:val="1149"/>
         </w:numPr>
       </w:pPr>
       <w:r>
@@ -24690,7 +25177,7 @@
         <w:pStyle w:val="Compact"/>
         <w:numPr>
           <w:ilvl w:val="0"/>
-          <w:numId w:val="1147"/>
+          <w:numId w:val="1149"/>
         </w:numPr>
       </w:pPr>
       <w:r>
@@ -24712,7 +25199,7 @@
         <w:pStyle w:val="Compact"/>
         <w:numPr>
           <w:ilvl w:val="0"/>
-          <w:numId w:val="1147"/>
+          <w:numId w:val="1149"/>
         </w:numPr>
       </w:pPr>
       <w:r>
@@ -24746,7 +25233,7 @@
         <w:pStyle w:val="Compact"/>
         <w:numPr>
           <w:ilvl w:val="0"/>
-          <w:numId w:val="1148"/>
+          <w:numId w:val="1150"/>
         </w:numPr>
       </w:pPr>
       <w:r>
@@ -24768,7 +25255,7 @@
         <w:pStyle w:val="Compact"/>
         <w:numPr>
           <w:ilvl w:val="0"/>
-          <w:numId w:val="1148"/>
+          <w:numId w:val="1150"/>
         </w:numPr>
       </w:pPr>
       <w:r>
@@ -24790,7 +25277,7 @@
         <w:pStyle w:val="Compact"/>
         <w:numPr>
           <w:ilvl w:val="0"/>
-          <w:numId w:val="1148"/>
+          <w:numId w:val="1150"/>
         </w:numPr>
       </w:pPr>
       <w:r>
@@ -24812,7 +25299,7 @@
         <w:pStyle w:val="Compact"/>
         <w:numPr>
           <w:ilvl w:val="0"/>
-          <w:numId w:val="1148"/>
+          <w:numId w:val="1150"/>
         </w:numPr>
       </w:pPr>
       <w:r>
@@ -24942,7 +25429,7 @@
         <w:pStyle w:val="Compact"/>
         <w:numPr>
           <w:ilvl w:val="0"/>
-          <w:numId w:val="1149"/>
+          <w:numId w:val="1151"/>
         </w:numPr>
       </w:pPr>
       <w:r>
@@ -24964,7 +25451,7 @@
         <w:pStyle w:val="Compact"/>
         <w:numPr>
           <w:ilvl w:val="0"/>
-          <w:numId w:val="1149"/>
+          <w:numId w:val="1151"/>
         </w:numPr>
       </w:pPr>
       <w:r>
@@ -24986,7 +25473,7 @@
         <w:pStyle w:val="Compact"/>
         <w:numPr>
           <w:ilvl w:val="0"/>
-          <w:numId w:val="1149"/>
+          <w:numId w:val="1151"/>
         </w:numPr>
       </w:pPr>
       <w:r>
@@ -25008,7 +25495,7 @@
         <w:pStyle w:val="Compact"/>
         <w:numPr>
           <w:ilvl w:val="0"/>
-          <w:numId w:val="1149"/>
+          <w:numId w:val="1151"/>
         </w:numPr>
       </w:pPr>
       <w:r>
@@ -25042,7 +25529,7 @@
         <w:pStyle w:val="Compact"/>
         <w:numPr>
           <w:ilvl w:val="0"/>
-          <w:numId w:val="1150"/>
+          <w:numId w:val="1152"/>
         </w:numPr>
       </w:pPr>
       <w:r>
@@ -25064,7 +25551,7 @@
         <w:pStyle w:val="Compact"/>
         <w:numPr>
           <w:ilvl w:val="0"/>
-          <w:numId w:val="1150"/>
+          <w:numId w:val="1152"/>
         </w:numPr>
       </w:pPr>
       <w:r>
@@ -25086,7 +25573,7 @@
         <w:pStyle w:val="Compact"/>
         <w:numPr>
           <w:ilvl w:val="0"/>
-          <w:numId w:val="1150"/>
+          <w:numId w:val="1152"/>
         </w:numPr>
       </w:pPr>
       <w:r>
@@ -25108,7 +25595,7 @@
         <w:pStyle w:val="Compact"/>
         <w:numPr>
           <w:ilvl w:val="0"/>
-          <w:numId w:val="1150"/>
+          <w:numId w:val="1152"/>
         </w:numPr>
       </w:pPr>
       <w:r>
@@ -25238,7 +25725,7 @@
         <w:pStyle w:val="Compact"/>
         <w:numPr>
           <w:ilvl w:val="0"/>
-          <w:numId w:val="1151"/>
+          <w:numId w:val="1153"/>
         </w:numPr>
       </w:pPr>
       <w:r>
@@ -25260,7 +25747,7 @@
         <w:pStyle w:val="Compact"/>
         <w:numPr>
           <w:ilvl w:val="0"/>
-          <w:numId w:val="1151"/>
+          <w:numId w:val="1153"/>
         </w:numPr>
       </w:pPr>
       <w:r>
@@ -25282,7 +25769,7 @@
         <w:pStyle w:val="Compact"/>
         <w:numPr>
           <w:ilvl w:val="0"/>
-          <w:numId w:val="1151"/>
+          <w:numId w:val="1153"/>
         </w:numPr>
       </w:pPr>
       <w:r>
@@ -25304,7 +25791,7 @@
         <w:pStyle w:val="Compact"/>
         <w:numPr>
           <w:ilvl w:val="0"/>
-          <w:numId w:val="1151"/>
+          <w:numId w:val="1153"/>
         </w:numPr>
       </w:pPr>
       <w:r>
@@ -25338,7 +25825,7 @@
         <w:pStyle w:val="Compact"/>
         <w:numPr>
           <w:ilvl w:val="0"/>
-          <w:numId w:val="1152"/>
+          <w:numId w:val="1154"/>
         </w:numPr>
       </w:pPr>
       <w:r>
@@ -25360,7 +25847,7 @@
         <w:pStyle w:val="Compact"/>
         <w:numPr>
           <w:ilvl w:val="0"/>
-          <w:numId w:val="1152"/>
+          <w:numId w:val="1154"/>
         </w:numPr>
       </w:pPr>
       <w:r>
@@ -25382,7 +25869,7 @@
         <w:pStyle w:val="Compact"/>
         <w:numPr>
           <w:ilvl w:val="0"/>
-          <w:numId w:val="1152"/>
+          <w:numId w:val="1154"/>
         </w:numPr>
       </w:pPr>
       <w:r>
@@ -25404,7 +25891,7 @@
         <w:pStyle w:val="Compact"/>
         <w:numPr>
           <w:ilvl w:val="0"/>
-          <w:numId w:val="1152"/>
+          <w:numId w:val="1154"/>
         </w:numPr>
       </w:pPr>
       <w:r>
@@ -25534,7 +26021,7 @@
         <w:pStyle w:val="Compact"/>
         <w:numPr>
           <w:ilvl w:val="0"/>
-          <w:numId w:val="1153"/>
+          <w:numId w:val="1155"/>
         </w:numPr>
       </w:pPr>
       <w:r>
@@ -25556,7 +26043,7 @@
         <w:pStyle w:val="Compact"/>
         <w:numPr>
           <w:ilvl w:val="0"/>
-          <w:numId w:val="1153"/>
+          <w:numId w:val="1155"/>
         </w:numPr>
       </w:pPr>
       <w:r>
@@ -25578,7 +26065,7 @@
         <w:pStyle w:val="Compact"/>
         <w:numPr>
           <w:ilvl w:val="0"/>
-          <w:numId w:val="1153"/>
+          <w:numId w:val="1155"/>
         </w:numPr>
       </w:pPr>
       <w:r>
@@ -25600,7 +26087,7 @@
         <w:pStyle w:val="Compact"/>
         <w:numPr>
           <w:ilvl w:val="0"/>
-          <w:numId w:val="1153"/>
+          <w:numId w:val="1155"/>
         </w:numPr>
       </w:pPr>
       <w:r>
@@ -25634,7 +26121,7 @@
         <w:pStyle w:val="Compact"/>
         <w:numPr>
           <w:ilvl w:val="0"/>
-          <w:numId w:val="1154"/>
+          <w:numId w:val="1156"/>
         </w:numPr>
       </w:pPr>
       <w:r>
@@ -25656,7 +26143,7 @@
         <w:pStyle w:val="Compact"/>
         <w:numPr>
           <w:ilvl w:val="0"/>
-          <w:numId w:val="1154"/>
+          <w:numId w:val="1156"/>
         </w:numPr>
       </w:pPr>
       <w:r>
@@ -25678,7 +26165,7 @@
         <w:pStyle w:val="Compact"/>
         <w:numPr>
           <w:ilvl w:val="0"/>
-          <w:numId w:val="1154"/>
+          <w:numId w:val="1156"/>
         </w:numPr>
       </w:pPr>
       <w:r>
@@ -25700,7 +26187,7 @@
         <w:pStyle w:val="Compact"/>
         <w:numPr>
           <w:ilvl w:val="0"/>
-          <w:numId w:val="1154"/>
+          <w:numId w:val="1156"/>
         </w:numPr>
       </w:pPr>
       <w:r>
@@ -25830,7 +26317,7 @@
         <w:pStyle w:val="Compact"/>
         <w:numPr>
           <w:ilvl w:val="0"/>
-          <w:numId w:val="1155"/>
+          <w:numId w:val="1157"/>
         </w:numPr>
       </w:pPr>
       <w:r>
@@ -25852,7 +26339,7 @@
         <w:pStyle w:val="Compact"/>
         <w:numPr>
           <w:ilvl w:val="0"/>
-          <w:numId w:val="1155"/>
+          <w:numId w:val="1157"/>
         </w:numPr>
       </w:pPr>
       <w:r>
@@ -25874,7 +26361,7 @@
         <w:pStyle w:val="Compact"/>
         <w:numPr>
           <w:ilvl w:val="0"/>
-          <w:numId w:val="1155"/>
+          <w:numId w:val="1157"/>
         </w:numPr>
       </w:pPr>
       <w:r>
@@ -25896,7 +26383,7 @@
         <w:pStyle w:val="Compact"/>
         <w:numPr>
           <w:ilvl w:val="0"/>
-          <w:numId w:val="1155"/>
+          <w:numId w:val="1157"/>
         </w:numPr>
       </w:pPr>
       <w:r>
@@ -25930,7 +26417,7 @@
         <w:pStyle w:val="Compact"/>
         <w:numPr>
           <w:ilvl w:val="0"/>
-          <w:numId w:val="1156"/>
+          <w:numId w:val="1158"/>
         </w:numPr>
       </w:pPr>
       <w:r>
@@ -25952,7 +26439,7 @@
         <w:pStyle w:val="Compact"/>
         <w:numPr>
           <w:ilvl w:val="0"/>
-          <w:numId w:val="1156"/>
+          <w:numId w:val="1158"/>
         </w:numPr>
       </w:pPr>
       <w:r>
@@ -25974,7 +26461,7 @@
         <w:pStyle w:val="Compact"/>
         <w:numPr>
           <w:ilvl w:val="0"/>
-          <w:numId w:val="1156"/>
+          <w:numId w:val="1158"/>
         </w:numPr>
       </w:pPr>
       <w:r>
@@ -25996,7 +26483,7 @@
         <w:pStyle w:val="Compact"/>
         <w:numPr>
           <w:ilvl w:val="0"/>
-          <w:numId w:val="1156"/>
+          <w:numId w:val="1158"/>
         </w:numPr>
       </w:pPr>
       <w:r>
@@ -26132,7 +26619,7 @@
         <w:pStyle w:val="Compact"/>
         <w:numPr>
           <w:ilvl w:val="0"/>
-          <w:numId w:val="1157"/>
+          <w:numId w:val="1159"/>
         </w:numPr>
       </w:pPr>
       <w:r>
@@ -26154,7 +26641,7 @@
         <w:pStyle w:val="Compact"/>
         <w:numPr>
           <w:ilvl w:val="0"/>
-          <w:numId w:val="1157"/>
+          <w:numId w:val="1159"/>
         </w:numPr>
       </w:pPr>
       <w:r>
@@ -26176,7 +26663,7 @@
         <w:pStyle w:val="Compact"/>
         <w:numPr>
           <w:ilvl w:val="0"/>
-          <w:numId w:val="1157"/>
+          <w:numId w:val="1159"/>
         </w:numPr>
       </w:pPr>
       <w:r>
@@ -26198,7 +26685,7 @@
         <w:pStyle w:val="Compact"/>
         <w:numPr>
           <w:ilvl w:val="0"/>
-          <w:numId w:val="1157"/>
+          <w:numId w:val="1159"/>
         </w:numPr>
       </w:pPr>
       <w:r>
@@ -26232,7 +26719,7 @@
         <w:pStyle w:val="Compact"/>
         <w:numPr>
           <w:ilvl w:val="0"/>
-          <w:numId w:val="1158"/>
+          <w:numId w:val="1160"/>
         </w:numPr>
       </w:pPr>
       <w:r>
@@ -26254,7 +26741,7 @@
         <w:pStyle w:val="Compact"/>
         <w:numPr>
           <w:ilvl w:val="0"/>
-          <w:numId w:val="1158"/>
+          <w:numId w:val="1160"/>
         </w:numPr>
       </w:pPr>
       <w:r>
@@ -26276,7 +26763,7 @@
         <w:pStyle w:val="Compact"/>
         <w:numPr>
           <w:ilvl w:val="0"/>
-          <w:numId w:val="1158"/>
+          <w:numId w:val="1160"/>
         </w:numPr>
       </w:pPr>
       <w:r>
@@ -26298,7 +26785,7 @@
         <w:pStyle w:val="Compact"/>
         <w:numPr>
           <w:ilvl w:val="0"/>
-          <w:numId w:val="1158"/>
+          <w:numId w:val="1160"/>
         </w:numPr>
       </w:pPr>
       <w:r>
@@ -26428,7 +26915,7 @@
         <w:pStyle w:val="Compact"/>
         <w:numPr>
           <w:ilvl w:val="0"/>
-          <w:numId w:val="1159"/>
+          <w:numId w:val="1161"/>
         </w:numPr>
       </w:pPr>
       <w:r>
@@ -26450,7 +26937,7 @@
         <w:pStyle w:val="Compact"/>
         <w:numPr>
           <w:ilvl w:val="0"/>
-          <w:numId w:val="1159"/>
+          <w:numId w:val="1161"/>
         </w:numPr>
       </w:pPr>
       <w:r>
@@ -26472,7 +26959,7 @@
         <w:pStyle w:val="Compact"/>
         <w:numPr>
           <w:ilvl w:val="0"/>
-          <w:numId w:val="1159"/>
+          <w:numId w:val="1161"/>
         </w:numPr>
       </w:pPr>
       <w:r>
@@ -26494,7 +26981,7 @@
         <w:pStyle w:val="Compact"/>
         <w:numPr>
           <w:ilvl w:val="0"/>
-          <w:numId w:val="1159"/>
+          <w:numId w:val="1161"/>
         </w:numPr>
       </w:pPr>
       <w:r>
@@ -26528,7 +27015,7 @@
         <w:pStyle w:val="Compact"/>
         <w:numPr>
           <w:ilvl w:val="0"/>
-          <w:numId w:val="1160"/>
+          <w:numId w:val="1162"/>
         </w:numPr>
       </w:pPr>
       <w:r>
@@ -26550,7 +27037,7 @@
         <w:pStyle w:val="Compact"/>
         <w:numPr>
           <w:ilvl w:val="0"/>
-          <w:numId w:val="1160"/>
+          <w:numId w:val="1162"/>
         </w:numPr>
       </w:pPr>
       <w:r>
@@ -26572,7 +27059,7 @@
         <w:pStyle w:val="Compact"/>
         <w:numPr>
           <w:ilvl w:val="0"/>
-          <w:numId w:val="1160"/>
+          <w:numId w:val="1162"/>
         </w:numPr>
       </w:pPr>
       <w:r>
@@ -26594,7 +27081,7 @@
         <w:pStyle w:val="Compact"/>
         <w:numPr>
           <w:ilvl w:val="0"/>
-          <w:numId w:val="1160"/>
+          <w:numId w:val="1162"/>
         </w:numPr>
       </w:pPr>
       <w:r>
@@ -26724,7 +27211,7 @@
         <w:pStyle w:val="Compact"/>
         <w:numPr>
           <w:ilvl w:val="0"/>
-          <w:numId w:val="1161"/>
+          <w:numId w:val="1163"/>
         </w:numPr>
       </w:pPr>
       <w:r>
@@ -26746,7 +27233,7 @@
         <w:pStyle w:val="Compact"/>
         <w:numPr>
           <w:ilvl w:val="0"/>
-          <w:numId w:val="1161"/>
+          <w:numId w:val="1163"/>
         </w:numPr>
       </w:pPr>
       <w:r>
@@ -26768,7 +27255,7 @@
         <w:pStyle w:val="Compact"/>
         <w:numPr>
           <w:ilvl w:val="0"/>
-          <w:numId w:val="1161"/>
+          <w:numId w:val="1163"/>
         </w:numPr>
       </w:pPr>
       <w:r>
@@ -26790,7 +27277,7 @@
         <w:pStyle w:val="Compact"/>
         <w:numPr>
           <w:ilvl w:val="0"/>
-          <w:numId w:val="1161"/>
+          <w:numId w:val="1163"/>
         </w:numPr>
       </w:pPr>
       <w:r>
@@ -26824,7 +27311,7 @@
         <w:pStyle w:val="Compact"/>
         <w:numPr>
           <w:ilvl w:val="0"/>
-          <w:numId w:val="1162"/>
+          <w:numId w:val="1164"/>
         </w:numPr>
       </w:pPr>
       <w:r>
@@ -26846,7 +27333,7 @@
         <w:pStyle w:val="Compact"/>
         <w:numPr>
           <w:ilvl w:val="0"/>
-          <w:numId w:val="1162"/>
+          <w:numId w:val="1164"/>
         </w:numPr>
       </w:pPr>
       <w:r>
@@ -26868,7 +27355,7 @@
         <w:pStyle w:val="Compact"/>
         <w:numPr>
           <w:ilvl w:val="0"/>
-          <w:numId w:val="1162"/>
+          <w:numId w:val="1164"/>
         </w:numPr>
       </w:pPr>
       <w:r>
@@ -26890,7 +27377,7 @@
         <w:pStyle w:val="Compact"/>
         <w:numPr>
           <w:ilvl w:val="0"/>
-          <w:numId w:val="1162"/>
+          <w:numId w:val="1164"/>
         </w:numPr>
       </w:pPr>
       <w:r>
@@ -27020,7 +27507,7 @@
         <w:pStyle w:val="Compact"/>
         <w:numPr>
           <w:ilvl w:val="0"/>
-          <w:numId w:val="1163"/>
+          <w:numId w:val="1165"/>
         </w:numPr>
       </w:pPr>
       <w:r>
@@ -27042,7 +27529,7 @@
         <w:pStyle w:val="Compact"/>
         <w:numPr>
           <w:ilvl w:val="0"/>
-          <w:numId w:val="1163"/>
+          <w:numId w:val="1165"/>
         </w:numPr>
       </w:pPr>
       <w:r>
@@ -27064,7 +27551,7 @@
         <w:pStyle w:val="Compact"/>
         <w:numPr>
           <w:ilvl w:val="0"/>
-          <w:numId w:val="1163"/>
+          <w:numId w:val="1165"/>
         </w:numPr>
       </w:pPr>
       <w:r>
@@ -27086,7 +27573,7 @@
         <w:pStyle w:val="Compact"/>
         <w:numPr>
           <w:ilvl w:val="0"/>
-          <w:numId w:val="1163"/>
+          <w:numId w:val="1165"/>
         </w:numPr>
       </w:pPr>
       <w:r>
@@ -27120,7 +27607,7 @@
         <w:pStyle w:val="Compact"/>
         <w:numPr>
           <w:ilvl w:val="0"/>
-          <w:numId w:val="1164"/>
+          <w:numId w:val="1166"/>
         </w:numPr>
       </w:pPr>
       <w:r>
@@ -27142,7 +27629,7 @@
         <w:pStyle w:val="Compact"/>
         <w:numPr>
           <w:ilvl w:val="0"/>
-          <w:numId w:val="1164"/>
+          <w:numId w:val="1166"/>
         </w:numPr>
       </w:pPr>
       <w:r>
@@ -27164,7 +27651,7 @@
         <w:pStyle w:val="Compact"/>
         <w:numPr>
           <w:ilvl w:val="0"/>
-          <w:numId w:val="1164"/>
+          <w:numId w:val="1166"/>
         </w:numPr>
       </w:pPr>
       <w:r>
@@ -27186,7 +27673,7 @@
         <w:pStyle w:val="Compact"/>
         <w:numPr>
           <w:ilvl w:val="0"/>
-          <w:numId w:val="1164"/>
+          <w:numId w:val="1166"/>
         </w:numPr>
       </w:pPr>
       <w:r>
@@ -27316,7 +27803,7 @@
         <w:pStyle w:val="Compact"/>
         <w:numPr>
           <w:ilvl w:val="0"/>
-          <w:numId w:val="1165"/>
+          <w:numId w:val="1167"/>
         </w:numPr>
       </w:pPr>
       <w:r>
@@ -27338,7 +27825,7 @@
         <w:pStyle w:val="Compact"/>
         <w:numPr>
           <w:ilvl w:val="0"/>
-          <w:numId w:val="1165"/>
+          <w:numId w:val="1167"/>
         </w:numPr>
       </w:pPr>
       <w:r>
@@ -27360,7 +27847,7 @@
         <w:pStyle w:val="Compact"/>
         <w:numPr>
           <w:ilvl w:val="0"/>
-          <w:numId w:val="1165"/>
+          <w:numId w:val="1167"/>
         </w:numPr>
       </w:pPr>
       <w:r>
@@ -27382,7 +27869,7 @@
         <w:pStyle w:val="Compact"/>
         <w:numPr>
           <w:ilvl w:val="0"/>
-          <w:numId w:val="1165"/>
+          <w:numId w:val="1167"/>
         </w:numPr>
       </w:pPr>
       <w:r>
@@ -27416,7 +27903,7 @@
         <w:pStyle w:val="Compact"/>
         <w:numPr>
           <w:ilvl w:val="0"/>
-          <w:numId w:val="1166"/>
+          <w:numId w:val="1168"/>
         </w:numPr>
       </w:pPr>
       <w:r>
@@ -27438,7 +27925,7 @@
         <w:pStyle w:val="Compact"/>
         <w:numPr>
           <w:ilvl w:val="0"/>
-          <w:numId w:val="1166"/>
+          <w:numId w:val="1168"/>
         </w:numPr>
       </w:pPr>
       <w:r>
@@ -27460,7 +27947,7 @@
         <w:pStyle w:val="Compact"/>
         <w:numPr>
           <w:ilvl w:val="0"/>
-          <w:numId w:val="1166"/>
+          <w:numId w:val="1168"/>
         </w:numPr>
       </w:pPr>
       <w:r>
@@ -27482,7 +27969,7 @@
         <w:pStyle w:val="Compact"/>
         <w:numPr>
           <w:ilvl w:val="0"/>
-          <w:numId w:val="1166"/>
+          <w:numId w:val="1168"/>
         </w:numPr>
       </w:pPr>
       <w:r>
@@ -27606,7 +28093,7 @@
         <w:pStyle w:val="Compact"/>
         <w:numPr>
           <w:ilvl w:val="0"/>
-          <w:numId w:val="1167"/>
+          <w:numId w:val="1169"/>
         </w:numPr>
       </w:pPr>
       <w:r>
@@ -27628,7 +28115,7 @@
         <w:pStyle w:val="Compact"/>
         <w:numPr>
           <w:ilvl w:val="0"/>
-          <w:numId w:val="1167"/>
+          <w:numId w:val="1169"/>
         </w:numPr>
       </w:pPr>
       <w:r>
@@ -27650,7 +28137,7 @@
         <w:pStyle w:val="Compact"/>
         <w:numPr>
           <w:ilvl w:val="0"/>
-          <w:numId w:val="1167"/>
+          <w:numId w:val="1169"/>
         </w:numPr>
       </w:pPr>
       <w:r>
@@ -27672,7 +28159,7 @@
         <w:pStyle w:val="Compact"/>
         <w:numPr>
           <w:ilvl w:val="0"/>
-          <w:numId w:val="1167"/>
+          <w:numId w:val="1169"/>
         </w:numPr>
       </w:pPr>
       <w:r>
@@ -27706,7 +28193,7 @@
         <w:pStyle w:val="Compact"/>
         <w:numPr>
           <w:ilvl w:val="0"/>
-          <w:numId w:val="1168"/>
+          <w:numId w:val="1170"/>
         </w:numPr>
       </w:pPr>
       <w:r>
@@ -27728,7 +28215,7 @@
         <w:pStyle w:val="Compact"/>
         <w:numPr>
           <w:ilvl w:val="0"/>
-          <w:numId w:val="1168"/>
+          <w:numId w:val="1170"/>
         </w:numPr>
       </w:pPr>
       <w:r>
@@ -27750,7 +28237,7 @@
         <w:pStyle w:val="Compact"/>
         <w:numPr>
           <w:ilvl w:val="0"/>
-          <w:numId w:val="1168"/>
+          <w:numId w:val="1170"/>
         </w:numPr>
       </w:pPr>
       <w:r>
@@ -27772,7 +28259,7 @@
         <w:pStyle w:val="Compact"/>
         <w:numPr>
           <w:ilvl w:val="0"/>
-          <w:numId w:val="1168"/>
+          <w:numId w:val="1170"/>
         </w:numPr>
       </w:pPr>
       <w:r>
@@ -27902,7 +28389,7 @@
         <w:pStyle w:val="Compact"/>
         <w:numPr>
           <w:ilvl w:val="0"/>
-          <w:numId w:val="1169"/>
+          <w:numId w:val="1171"/>
         </w:numPr>
       </w:pPr>
       <w:r>
@@ -27924,7 +28411,7 @@
         <w:pStyle w:val="Compact"/>
         <w:numPr>
           <w:ilvl w:val="0"/>
-          <w:numId w:val="1169"/>
+          <w:numId w:val="1171"/>
         </w:numPr>
       </w:pPr>
       <w:r>
@@ -27946,7 +28433,7 @@
         <w:pStyle w:val="Compact"/>
         <w:numPr>
           <w:ilvl w:val="0"/>
-          <w:numId w:val="1169"/>
+          <w:numId w:val="1171"/>
         </w:numPr>
       </w:pPr>
       <w:r>
@@ -27968,7 +28455,7 @@
         <w:pStyle w:val="Compact"/>
         <w:numPr>
           <w:ilvl w:val="0"/>
-          <w:numId w:val="1169"/>
+          <w:numId w:val="1171"/>
         </w:numPr>
       </w:pPr>
       <w:r>
@@ -28002,7 +28489,7 @@
         <w:pStyle w:val="Compact"/>
         <w:numPr>
           <w:ilvl w:val="0"/>
-          <w:numId w:val="1170"/>
+          <w:numId w:val="1172"/>
         </w:numPr>
       </w:pPr>
       <w:r>
@@ -28024,7 +28511,7 @@
         <w:pStyle w:val="Compact"/>
         <w:numPr>
           <w:ilvl w:val="0"/>
-          <w:numId w:val="1170"/>
+          <w:numId w:val="1172"/>
         </w:numPr>
       </w:pPr>
       <w:r>
@@ -28046,7 +28533,7 @@
         <w:pStyle w:val="Compact"/>
         <w:numPr>
           <w:ilvl w:val="0"/>
-          <w:numId w:val="1170"/>
+          <w:numId w:val="1172"/>
         </w:numPr>
       </w:pPr>
       <w:r>
@@ -28068,7 +28555,7 @@
         <w:pStyle w:val="Compact"/>
         <w:numPr>
           <w:ilvl w:val="0"/>
-          <w:numId w:val="1170"/>
+          <w:numId w:val="1172"/>
         </w:numPr>
       </w:pPr>
       <w:r>
@@ -28198,7 +28685,7 @@
         <w:pStyle w:val="Compact"/>
         <w:numPr>
           <w:ilvl w:val="0"/>
-          <w:numId w:val="1171"/>
+          <w:numId w:val="1173"/>
         </w:numPr>
       </w:pPr>
       <w:r>
@@ -28220,7 +28707,7 @@
         <w:pStyle w:val="Compact"/>
         <w:numPr>
           <w:ilvl w:val="0"/>
-          <w:numId w:val="1171"/>
+          <w:numId w:val="1173"/>
         </w:numPr>
       </w:pPr>
       <w:r>
@@ -28242,7 +28729,7 @@
         <w:pStyle w:val="Compact"/>
         <w:numPr>
           <w:ilvl w:val="0"/>
-          <w:numId w:val="1171"/>
+          <w:numId w:val="1173"/>
         </w:numPr>
       </w:pPr>
       <w:r>
@@ -28264,7 +28751,7 @@
         <w:pStyle w:val="Compact"/>
         <w:numPr>
           <w:ilvl w:val="0"/>
-          <w:numId w:val="1171"/>
+          <w:numId w:val="1173"/>
         </w:numPr>
       </w:pPr>
       <w:r>
@@ -28298,7 +28785,7 @@
         <w:pStyle w:val="Compact"/>
         <w:numPr>
           <w:ilvl w:val="0"/>
-          <w:numId w:val="1172"/>
+          <w:numId w:val="1174"/>
         </w:numPr>
       </w:pPr>
       <w:r>
@@ -28320,7 +28807,7 @@
         <w:pStyle w:val="Compact"/>
         <w:numPr>
           <w:ilvl w:val="0"/>
-          <w:numId w:val="1172"/>
+          <w:numId w:val="1174"/>
         </w:numPr>
       </w:pPr>
       <w:r>
@@ -28342,7 +28829,7 @@
         <w:pStyle w:val="Compact"/>
         <w:numPr>
           <w:ilvl w:val="0"/>
-          <w:numId w:val="1172"/>
+          <w:numId w:val="1174"/>
         </w:numPr>
       </w:pPr>
       <w:r>
@@ -28364,7 +28851,7 @@
         <w:pStyle w:val="Compact"/>
         <w:numPr>
           <w:ilvl w:val="0"/>
-          <w:numId w:val="1172"/>
+          <w:numId w:val="1174"/>
         </w:numPr>
       </w:pPr>
       <w:r>
@@ -28494,7 +28981,7 @@
         <w:pStyle w:val="Compact"/>
         <w:numPr>
           <w:ilvl w:val="0"/>
-          <w:numId w:val="1173"/>
+          <w:numId w:val="1175"/>
         </w:numPr>
       </w:pPr>
       <w:r>
@@ -28516,7 +29003,7 @@
         <w:pStyle w:val="Compact"/>
         <w:numPr>
           <w:ilvl w:val="0"/>
-          <w:numId w:val="1173"/>
+          <w:numId w:val="1175"/>
         </w:numPr>
       </w:pPr>
       <w:r>
@@ -28538,7 +29025,7 @@
         <w:pStyle w:val="Compact"/>
         <w:numPr>
           <w:ilvl w:val="0"/>
-          <w:numId w:val="1173"/>
+          <w:numId w:val="1175"/>
         </w:numPr>
       </w:pPr>
       <w:r>
@@ -28560,7 +29047,7 @@
         <w:pStyle w:val="Compact"/>
         <w:numPr>
           <w:ilvl w:val="0"/>
-          <w:numId w:val="1173"/>
+          <w:numId w:val="1175"/>
         </w:numPr>
       </w:pPr>
       <w:r>
@@ -28594,7 +29081,7 @@
         <w:pStyle w:val="Compact"/>
         <w:numPr>
           <w:ilvl w:val="0"/>
-          <w:numId w:val="1174"/>
+          <w:numId w:val="1176"/>
         </w:numPr>
       </w:pPr>
       <w:r>
@@ -28616,7 +29103,7 @@
         <w:pStyle w:val="Compact"/>
         <w:numPr>
           <w:ilvl w:val="0"/>
-          <w:numId w:val="1174"/>
+          <w:numId w:val="1176"/>
         </w:numPr>
       </w:pPr>
       <w:r>
@@ -28638,7 +29125,7 @@
         <w:pStyle w:val="Compact"/>
         <w:numPr>
           <w:ilvl w:val="0"/>
-          <w:numId w:val="1174"/>
+          <w:numId w:val="1176"/>
         </w:numPr>
       </w:pPr>
       <w:r>
@@ -28660,7 +29147,7 @@
         <w:pStyle w:val="Compact"/>
         <w:numPr>
           <w:ilvl w:val="0"/>
-          <w:numId w:val="1174"/>
+          <w:numId w:val="1176"/>
         </w:numPr>
       </w:pPr>
       <w:r>
@@ -28796,7 +29283,7 @@
         <w:pStyle w:val="Compact"/>
         <w:numPr>
           <w:ilvl w:val="0"/>
-          <w:numId w:val="1175"/>
+          <w:numId w:val="1177"/>
         </w:numPr>
       </w:pPr>
       <w:r>
@@ -28818,7 +29305,7 @@
         <w:pStyle w:val="Compact"/>
         <w:numPr>
           <w:ilvl w:val="0"/>
-          <w:numId w:val="1175"/>
+          <w:numId w:val="1177"/>
         </w:numPr>
       </w:pPr>
       <w:r>
@@ -28840,7 +29327,7 @@
         <w:pStyle w:val="Compact"/>
         <w:numPr>
           <w:ilvl w:val="0"/>
-          <w:numId w:val="1175"/>
+          <w:numId w:val="1177"/>
         </w:numPr>
       </w:pPr>
       <w:r>
@@ -28862,7 +29349,7 @@
         <w:pStyle w:val="Compact"/>
         <w:numPr>
           <w:ilvl w:val="0"/>
-          <w:numId w:val="1175"/>
+          <w:numId w:val="1177"/>
         </w:numPr>
       </w:pPr>
       <w:r>
@@ -28896,7 +29383,7 @@
         <w:pStyle w:val="Compact"/>
         <w:numPr>
           <w:ilvl w:val="0"/>
-          <w:numId w:val="1176"/>
+          <w:numId w:val="1178"/>
         </w:numPr>
       </w:pPr>
       <w:r>
@@ -28918,7 +29405,7 @@
         <w:pStyle w:val="Compact"/>
         <w:numPr>
           <w:ilvl w:val="0"/>
-          <w:numId w:val="1176"/>
+          <w:numId w:val="1178"/>
         </w:numPr>
       </w:pPr>
       <w:r>
@@ -28940,7 +29427,7 @@
         <w:pStyle w:val="Compact"/>
         <w:numPr>
           <w:ilvl w:val="0"/>
-          <w:numId w:val="1176"/>
+          <w:numId w:val="1178"/>
         </w:numPr>
       </w:pPr>
       <w:r>
@@ -28962,7 +29449,7 @@
         <w:pStyle w:val="Compact"/>
         <w:numPr>
           <w:ilvl w:val="0"/>
-          <w:numId w:val="1176"/>
+          <w:numId w:val="1178"/>
         </w:numPr>
       </w:pPr>
       <w:r>
@@ -29092,7 +29579,7 @@
         <w:pStyle w:val="Compact"/>
         <w:numPr>
           <w:ilvl w:val="0"/>
-          <w:numId w:val="1177"/>
+          <w:numId w:val="1179"/>
         </w:numPr>
       </w:pPr>
       <w:r>
@@ -29114,7 +29601,7 @@
         <w:pStyle w:val="Compact"/>
         <w:numPr>
           <w:ilvl w:val="0"/>
-          <w:numId w:val="1177"/>
+          <w:numId w:val="1179"/>
         </w:numPr>
       </w:pPr>
       <w:r>
@@ -29136,7 +29623,7 @@
         <w:pStyle w:val="Compact"/>
         <w:numPr>
           <w:ilvl w:val="0"/>
-          <w:numId w:val="1177"/>
+          <w:numId w:val="1179"/>
         </w:numPr>
       </w:pPr>
       <w:r>
@@ -29158,7 +29645,7 @@
         <w:pStyle w:val="Compact"/>
         <w:numPr>
           <w:ilvl w:val="0"/>
-          <w:numId w:val="1177"/>
+          <w:numId w:val="1179"/>
         </w:numPr>
       </w:pPr>
       <w:r>
@@ -29192,7 +29679,7 @@
         <w:pStyle w:val="Compact"/>
         <w:numPr>
           <w:ilvl w:val="0"/>
-          <w:numId w:val="1178"/>
+          <w:numId w:val="1180"/>
         </w:numPr>
       </w:pPr>
       <w:r>
@@ -29214,7 +29701,7 @@
         <w:pStyle w:val="Compact"/>
         <w:numPr>
           <w:ilvl w:val="0"/>
-          <w:numId w:val="1178"/>
+          <w:numId w:val="1180"/>
         </w:numPr>
       </w:pPr>
       <w:r>
@@ -29236,7 +29723,7 @@
         <w:pStyle w:val="Compact"/>
         <w:numPr>
           <w:ilvl w:val="0"/>
-          <w:numId w:val="1178"/>
+          <w:numId w:val="1180"/>
         </w:numPr>
       </w:pPr>
       <w:r>
@@ -29258,7 +29745,7 @@
         <w:pStyle w:val="Compact"/>
         <w:numPr>
           <w:ilvl w:val="0"/>
-          <w:numId w:val="1178"/>
+          <w:numId w:val="1180"/>
         </w:numPr>
       </w:pPr>
       <w:r>
@@ -29394,7 +29881,7 @@
         <w:pStyle w:val="Compact"/>
         <w:numPr>
           <w:ilvl w:val="0"/>
-          <w:numId w:val="1179"/>
+          <w:numId w:val="1181"/>
         </w:numPr>
       </w:pPr>
       <w:r>
@@ -29416,7 +29903,7 @@
         <w:pStyle w:val="Compact"/>
         <w:numPr>
           <w:ilvl w:val="0"/>
-          <w:numId w:val="1179"/>
+          <w:numId w:val="1181"/>
         </w:numPr>
       </w:pPr>
       <w:r>
@@ -29438,7 +29925,7 @@
         <w:pStyle w:val="Compact"/>
         <w:numPr>
           <w:ilvl w:val="0"/>
-          <w:numId w:val="1179"/>
+          <w:numId w:val="1181"/>
         </w:numPr>
       </w:pPr>
       <w:r>
@@ -29466,7 +29953,7 @@
         <w:pStyle w:val="Compact"/>
         <w:numPr>
           <w:ilvl w:val="0"/>
-          <w:numId w:val="1179"/>
+          <w:numId w:val="1181"/>
         </w:numPr>
       </w:pPr>
       <w:r>
@@ -29500,7 +29987,7 @@
         <w:pStyle w:val="Compact"/>
         <w:numPr>
           <w:ilvl w:val="0"/>
-          <w:numId w:val="1180"/>
+          <w:numId w:val="1182"/>
         </w:numPr>
       </w:pPr>
       <w:r>
@@ -29522,7 +30009,7 @@
         <w:pStyle w:val="Compact"/>
         <w:numPr>
           <w:ilvl w:val="0"/>
-          <w:numId w:val="1180"/>
+          <w:numId w:val="1182"/>
         </w:numPr>
       </w:pPr>
       <w:r>
@@ -29544,7 +30031,7 @@
         <w:pStyle w:val="Compact"/>
         <w:numPr>
           <w:ilvl w:val="0"/>
-          <w:numId w:val="1180"/>
+          <w:numId w:val="1182"/>
         </w:numPr>
       </w:pPr>
       <w:r>
@@ -29566,7 +30053,7 @@
         <w:pStyle w:val="Compact"/>
         <w:numPr>
           <w:ilvl w:val="0"/>
-          <w:numId w:val="1180"/>
+          <w:numId w:val="1182"/>
         </w:numPr>
       </w:pPr>
       <w:r>
@@ -29714,7 +30201,7 @@
         <w:pStyle w:val="Compact"/>
         <w:numPr>
           <w:ilvl w:val="0"/>
-          <w:numId w:val="1181"/>
+          <w:numId w:val="1183"/>
         </w:numPr>
       </w:pPr>
       <w:r>
@@ -29736,7 +30223,7 @@
         <w:pStyle w:val="Compact"/>
         <w:numPr>
           <w:ilvl w:val="0"/>
-          <w:numId w:val="1181"/>
+          <w:numId w:val="1183"/>
         </w:numPr>
       </w:pPr>
       <w:r>
@@ -29758,7 +30245,7 @@
         <w:pStyle w:val="Compact"/>
         <w:numPr>
           <w:ilvl w:val="0"/>
-          <w:numId w:val="1181"/>
+          <w:numId w:val="1183"/>
         </w:numPr>
       </w:pPr>
       <w:r>
@@ -29786,7 +30273,7 @@
         <w:pStyle w:val="Compact"/>
         <w:numPr>
           <w:ilvl w:val="0"/>
-          <w:numId w:val="1181"/>
+          <w:numId w:val="1183"/>
         </w:numPr>
       </w:pPr>
       <w:r>
@@ -29820,7 +30307,7 @@
         <w:pStyle w:val="Compact"/>
         <w:numPr>
           <w:ilvl w:val="0"/>
-          <w:numId w:val="1182"/>
+          <w:numId w:val="1184"/>
         </w:numPr>
       </w:pPr>
       <w:r>
@@ -29842,7 +30329,7 @@
         <w:pStyle w:val="Compact"/>
         <w:numPr>
           <w:ilvl w:val="0"/>
-          <w:numId w:val="1182"/>
+          <w:numId w:val="1184"/>
         </w:numPr>
       </w:pPr>
       <w:r>
@@ -29864,7 +30351,7 @@
         <w:pStyle w:val="Compact"/>
         <w:numPr>
           <w:ilvl w:val="0"/>
-          <w:numId w:val="1182"/>
+          <w:numId w:val="1184"/>
         </w:numPr>
       </w:pPr>
       <w:r>
@@ -29886,7 +30373,7 @@
         <w:pStyle w:val="Compact"/>
         <w:numPr>
           <w:ilvl w:val="0"/>
-          <w:numId w:val="1182"/>
+          <w:numId w:val="1184"/>
         </w:numPr>
       </w:pPr>
       <w:r>
@@ -30028,7 +30515,7 @@
         <w:pStyle w:val="Compact"/>
         <w:numPr>
           <w:ilvl w:val="0"/>
-          <w:numId w:val="1183"/>
+          <w:numId w:val="1185"/>
         </w:numPr>
       </w:pPr>
       <w:r>
@@ -30056,7 +30543,7 @@
         <w:pStyle w:val="Compact"/>
         <w:numPr>
           <w:ilvl w:val="0"/>
-          <w:numId w:val="1183"/>
+          <w:numId w:val="1185"/>
         </w:numPr>
       </w:pPr>
       <w:r>
@@ -30078,7 +30565,7 @@
         <w:pStyle w:val="Compact"/>
         <w:numPr>
           <w:ilvl w:val="0"/>
-          <w:numId w:val="1183"/>
+          <w:numId w:val="1185"/>
         </w:numPr>
       </w:pPr>
       <w:r>
@@ -30100,7 +30587,7 @@
         <w:pStyle w:val="Compact"/>
         <w:numPr>
           <w:ilvl w:val="0"/>
-          <w:numId w:val="1183"/>
+          <w:numId w:val="1185"/>
         </w:numPr>
       </w:pPr>
       <w:r>
@@ -30134,7 +30621,7 @@
         <w:pStyle w:val="Compact"/>
         <w:numPr>
           <w:ilvl w:val="0"/>
-          <w:numId w:val="1184"/>
+          <w:numId w:val="1186"/>
         </w:numPr>
       </w:pPr>
       <w:r>
@@ -30156,7 +30643,7 @@
         <w:pStyle w:val="Compact"/>
         <w:numPr>
           <w:ilvl w:val="0"/>
-          <w:numId w:val="1184"/>
+          <w:numId w:val="1186"/>
         </w:numPr>
       </w:pPr>
       <w:r>
@@ -30178,7 +30665,7 @@
         <w:pStyle w:val="Compact"/>
         <w:numPr>
           <w:ilvl w:val="0"/>
-          <w:numId w:val="1184"/>
+          <w:numId w:val="1186"/>
         </w:numPr>
       </w:pPr>
       <w:r>
@@ -30200,7 +30687,7 @@
         <w:pStyle w:val="Compact"/>
         <w:numPr>
           <w:ilvl w:val="0"/>
-          <w:numId w:val="1184"/>
+          <w:numId w:val="1186"/>
         </w:numPr>
       </w:pPr>
       <w:r>
@@ -30342,7 +30829,7 @@
         <w:pStyle w:val="Compact"/>
         <w:numPr>
           <w:ilvl w:val="0"/>
-          <w:numId w:val="1185"/>
+          <w:numId w:val="1187"/>
         </w:numPr>
       </w:pPr>
       <w:r>
@@ -30364,7 +30851,7 @@
         <w:pStyle w:val="Compact"/>
         <w:numPr>
           <w:ilvl w:val="0"/>
-          <w:numId w:val="1185"/>
+          <w:numId w:val="1187"/>
         </w:numPr>
       </w:pPr>
       <w:r>
@@ -30386,7 +30873,7 @@
         <w:pStyle w:val="Compact"/>
         <w:numPr>
           <w:ilvl w:val="0"/>
-          <w:numId w:val="1185"/>
+          <w:numId w:val="1187"/>
         </w:numPr>
       </w:pPr>
       <w:r>
@@ -30408,7 +30895,7 @@
         <w:pStyle w:val="Compact"/>
         <w:numPr>
           <w:ilvl w:val="0"/>
-          <w:numId w:val="1185"/>
+          <w:numId w:val="1187"/>
         </w:numPr>
       </w:pPr>
       <w:r>
@@ -30442,7 +30929,7 @@
         <w:pStyle w:val="Compact"/>
         <w:numPr>
           <w:ilvl w:val="0"/>
-          <w:numId w:val="1186"/>
+          <w:numId w:val="1188"/>
         </w:numPr>
       </w:pPr>
       <w:r>
@@ -30464,7 +30951,7 @@
         <w:pStyle w:val="Compact"/>
         <w:numPr>
           <w:ilvl w:val="0"/>
-          <w:numId w:val="1186"/>
+          <w:numId w:val="1188"/>
         </w:numPr>
       </w:pPr>
       <w:r>
@@ -30486,7 +30973,7 @@
         <w:pStyle w:val="Compact"/>
         <w:numPr>
           <w:ilvl w:val="0"/>
-          <w:numId w:val="1186"/>
+          <w:numId w:val="1188"/>
         </w:numPr>
       </w:pPr>
       <w:r>
@@ -30508,7 +30995,7 @@
         <w:pStyle w:val="Compact"/>
         <w:numPr>
           <w:ilvl w:val="0"/>
-          <w:numId w:val="1186"/>
+          <w:numId w:val="1188"/>
         </w:numPr>
       </w:pPr>
       <w:r>
@@ -30650,7 +31137,7 @@
         <w:pStyle w:val="Compact"/>
         <w:numPr>
           <w:ilvl w:val="0"/>
-          <w:numId w:val="1187"/>
+          <w:numId w:val="1189"/>
         </w:numPr>
       </w:pPr>
       <w:r>
@@ -30678,7 +31165,7 @@
         <w:pStyle w:val="Compact"/>
         <w:numPr>
           <w:ilvl w:val="0"/>
-          <w:numId w:val="1187"/>
+          <w:numId w:val="1189"/>
         </w:numPr>
       </w:pPr>
       <w:r>
@@ -30700,7 +31187,7 @@
         <w:pStyle w:val="Compact"/>
         <w:numPr>
           <w:ilvl w:val="0"/>
-          <w:numId w:val="1187"/>
+          <w:numId w:val="1189"/>
         </w:numPr>
       </w:pPr>
       <w:r>
@@ -30722,7 +31209,7 @@
         <w:pStyle w:val="Compact"/>
         <w:numPr>
           <w:ilvl w:val="0"/>
-          <w:numId w:val="1187"/>
+          <w:numId w:val="1189"/>
         </w:numPr>
       </w:pPr>
       <w:r>
@@ -30756,7 +31243,7 @@
         <w:pStyle w:val="Compact"/>
         <w:numPr>
           <w:ilvl w:val="0"/>
-          <w:numId w:val="1188"/>
+          <w:numId w:val="1190"/>
         </w:numPr>
       </w:pPr>
       <w:r>
@@ -30778,7 +31265,7 @@
         <w:pStyle w:val="Compact"/>
         <w:numPr>
           <w:ilvl w:val="0"/>
-          <w:numId w:val="1188"/>
+          <w:numId w:val="1190"/>
         </w:numPr>
       </w:pPr>
       <w:r>
@@ -30800,7 +31287,7 @@
         <w:pStyle w:val="Compact"/>
         <w:numPr>
           <w:ilvl w:val="0"/>
-          <w:numId w:val="1188"/>
+          <w:numId w:val="1190"/>
         </w:numPr>
       </w:pPr>
       <w:r>
@@ -30822,7 +31309,7 @@
         <w:pStyle w:val="Compact"/>
         <w:numPr>
           <w:ilvl w:val="0"/>
-          <w:numId w:val="1188"/>
+          <w:numId w:val="1190"/>
         </w:numPr>
       </w:pPr>
       <w:r>
@@ -30964,7 +31451,7 @@
         <w:pStyle w:val="Compact"/>
         <w:numPr>
           <w:ilvl w:val="0"/>
-          <w:numId w:val="1189"/>
+          <w:numId w:val="1191"/>
         </w:numPr>
       </w:pPr>
       <w:r>
@@ -30992,7 +31479,7 @@
         <w:pStyle w:val="Compact"/>
         <w:numPr>
           <w:ilvl w:val="0"/>
-          <w:numId w:val="1189"/>
+          <w:numId w:val="1191"/>
         </w:numPr>
       </w:pPr>
       <w:r>
@@ -31014,7 +31501,7 @@
         <w:pStyle w:val="Compact"/>
         <w:numPr>
           <w:ilvl w:val="0"/>
-          <w:numId w:val="1189"/>
+          <w:numId w:val="1191"/>
         </w:numPr>
       </w:pPr>
       <w:r>
@@ -31036,7 +31523,7 @@
         <w:pStyle w:val="Compact"/>
         <w:numPr>
           <w:ilvl w:val="0"/>
-          <w:numId w:val="1189"/>
+          <w:numId w:val="1191"/>
         </w:numPr>
       </w:pPr>
       <w:r>
@@ -31070,7 +31557,7 @@
         <w:pStyle w:val="Compact"/>
         <w:numPr>
           <w:ilvl w:val="0"/>
-          <w:numId w:val="1190"/>
+          <w:numId w:val="1192"/>
         </w:numPr>
       </w:pPr>
       <w:r>
@@ -31092,7 +31579,7 @@
         <w:pStyle w:val="Compact"/>
         <w:numPr>
           <w:ilvl w:val="0"/>
-          <w:numId w:val="1190"/>
+          <w:numId w:val="1192"/>
         </w:numPr>
       </w:pPr>
       <w:r>
@@ -31114,7 +31601,7 @@
         <w:pStyle w:val="Compact"/>
         <w:numPr>
           <w:ilvl w:val="0"/>
-          <w:numId w:val="1190"/>
+          <w:numId w:val="1192"/>
         </w:numPr>
       </w:pPr>
       <w:r>
@@ -31136,7 +31623,7 @@
         <w:pStyle w:val="Compact"/>
         <w:numPr>
           <w:ilvl w:val="0"/>
-          <w:numId w:val="1190"/>
+          <w:numId w:val="1192"/>
         </w:numPr>
       </w:pPr>
       <w:r>
@@ -31272,7 +31759,7 @@
         <w:pStyle w:val="Compact"/>
         <w:numPr>
           <w:ilvl w:val="0"/>
-          <w:numId w:val="1191"/>
+          <w:numId w:val="1193"/>
         </w:numPr>
       </w:pPr>
       <w:r>
@@ -31300,7 +31787,7 @@
         <w:pStyle w:val="Compact"/>
         <w:numPr>
           <w:ilvl w:val="0"/>
-          <w:numId w:val="1191"/>
+          <w:numId w:val="1193"/>
         </w:numPr>
       </w:pPr>
       <w:r>
@@ -31322,7 +31809,7 @@
         <w:pStyle w:val="Compact"/>
         <w:numPr>
           <w:ilvl w:val="0"/>
-          <w:numId w:val="1191"/>
+          <w:numId w:val="1193"/>
         </w:numPr>
       </w:pPr>
       <w:r>
@@ -31344,7 +31831,7 @@
         <w:pStyle w:val="Compact"/>
         <w:numPr>
           <w:ilvl w:val="0"/>
-          <w:numId w:val="1191"/>
+          <w:numId w:val="1193"/>
         </w:numPr>
       </w:pPr>
       <w:r>
@@ -31378,7 +31865,7 @@
         <w:pStyle w:val="Compact"/>
         <w:numPr>
           <w:ilvl w:val="0"/>
-          <w:numId w:val="1192"/>
+          <w:numId w:val="1194"/>
         </w:numPr>
       </w:pPr>
       <w:r>
@@ -31400,7 +31887,7 @@
         <w:pStyle w:val="Compact"/>
         <w:numPr>
           <w:ilvl w:val="0"/>
-          <w:numId w:val="1192"/>
+          <w:numId w:val="1194"/>
         </w:numPr>
       </w:pPr>
       <w:r>
@@ -31422,7 +31909,7 @@
         <w:pStyle w:val="Compact"/>
         <w:numPr>
           <w:ilvl w:val="0"/>
-          <w:numId w:val="1192"/>
+          <w:numId w:val="1194"/>
         </w:numPr>
       </w:pPr>
       <w:r>
@@ -31444,7 +31931,7 @@
         <w:pStyle w:val="Compact"/>
         <w:numPr>
           <w:ilvl w:val="0"/>
-          <w:numId w:val="1192"/>
+          <w:numId w:val="1194"/>
         </w:numPr>
       </w:pPr>
       <w:r>
@@ -31586,7 +32073,7 @@
         <w:pStyle w:val="Compact"/>
         <w:numPr>
           <w:ilvl w:val="0"/>
-          <w:numId w:val="1193"/>
+          <w:numId w:val="1195"/>
         </w:numPr>
       </w:pPr>
       <w:r>
@@ -31614,7 +32101,7 @@
         <w:pStyle w:val="Compact"/>
         <w:numPr>
           <w:ilvl w:val="0"/>
-          <w:numId w:val="1193"/>
+          <w:numId w:val="1195"/>
         </w:numPr>
       </w:pPr>
       <w:r>
@@ -31636,7 +32123,7 @@
         <w:pStyle w:val="Compact"/>
         <w:numPr>
           <w:ilvl w:val="0"/>
-          <w:numId w:val="1193"/>
+          <w:numId w:val="1195"/>
         </w:numPr>
       </w:pPr>
       <w:r>
@@ -31658,7 +32145,7 @@
         <w:pStyle w:val="Compact"/>
         <w:numPr>
           <w:ilvl w:val="0"/>
-          <w:numId w:val="1193"/>
+          <w:numId w:val="1195"/>
         </w:numPr>
       </w:pPr>
       <w:r>
@@ -31692,7 +32179,7 @@
         <w:pStyle w:val="Compact"/>
         <w:numPr>
           <w:ilvl w:val="0"/>
-          <w:numId w:val="1194"/>
+          <w:numId w:val="1196"/>
         </w:numPr>
       </w:pPr>
       <w:r>
@@ -31714,7 +32201,7 @@
         <w:pStyle w:val="Compact"/>
         <w:numPr>
           <w:ilvl w:val="0"/>
-          <w:numId w:val="1194"/>
+          <w:numId w:val="1196"/>
         </w:numPr>
       </w:pPr>
       <w:r>
@@ -31736,7 +32223,7 @@
         <w:pStyle w:val="Compact"/>
         <w:numPr>
           <w:ilvl w:val="0"/>
-          <w:numId w:val="1194"/>
+          <w:numId w:val="1196"/>
         </w:numPr>
       </w:pPr>
       <w:r>
@@ -31758,7 +32245,7 @@
         <w:pStyle w:val="Compact"/>
         <w:numPr>
           <w:ilvl w:val="0"/>
-          <w:numId w:val="1194"/>
+          <w:numId w:val="1196"/>
         </w:numPr>
       </w:pPr>
       <w:r>
@@ -31900,7 +32387,7 @@
         <w:pStyle w:val="Compact"/>
         <w:numPr>
           <w:ilvl w:val="0"/>
-          <w:numId w:val="1195"/>
+          <w:numId w:val="1197"/>
         </w:numPr>
       </w:pPr>
       <w:r>
@@ -31922,7 +32409,7 @@
         <w:pStyle w:val="Compact"/>
         <w:numPr>
           <w:ilvl w:val="0"/>
-          <w:numId w:val="1195"/>
+          <w:numId w:val="1197"/>
         </w:numPr>
       </w:pPr>
       <w:r>
@@ -31944,7 +32431,7 @@
         <w:pStyle w:val="Compact"/>
         <w:numPr>
           <w:ilvl w:val="0"/>
-          <w:numId w:val="1195"/>
+          <w:numId w:val="1197"/>
         </w:numPr>
       </w:pPr>
       <w:r>
@@ -31966,7 +32453,7 @@
         <w:pStyle w:val="Compact"/>
         <w:numPr>
           <w:ilvl w:val="0"/>
-          <w:numId w:val="1195"/>
+          <w:numId w:val="1197"/>
         </w:numPr>
       </w:pPr>
       <w:r>
@@ -32000,7 +32487,7 @@
         <w:pStyle w:val="Compact"/>
         <w:numPr>
           <w:ilvl w:val="0"/>
-          <w:numId w:val="1196"/>
+          <w:numId w:val="1198"/>
         </w:numPr>
       </w:pPr>
       <w:r>
@@ -32022,7 +32509,7 @@
         <w:pStyle w:val="Compact"/>
         <w:numPr>
           <w:ilvl w:val="0"/>
-          <w:numId w:val="1196"/>
+          <w:numId w:val="1198"/>
         </w:numPr>
       </w:pPr>
       <w:r>
@@ -32044,7 +32531,7 @@
         <w:pStyle w:val="Compact"/>
         <w:numPr>
           <w:ilvl w:val="0"/>
-          <w:numId w:val="1196"/>
+          <w:numId w:val="1198"/>
         </w:numPr>
       </w:pPr>
       <w:r>
@@ -32066,7 +32553,7 @@
         <w:pStyle w:val="Compact"/>
         <w:numPr>
           <w:ilvl w:val="0"/>
-          <w:numId w:val="1196"/>
+          <w:numId w:val="1198"/>
         </w:numPr>
       </w:pPr>
       <w:r>
@@ -32202,7 +32689,7 @@
         <w:pStyle w:val="Compact"/>
         <w:numPr>
           <w:ilvl w:val="0"/>
-          <w:numId w:val="1197"/>
+          <w:numId w:val="1199"/>
         </w:numPr>
       </w:pPr>
       <w:r>
@@ -32230,7 +32717,7 @@
         <w:pStyle w:val="Compact"/>
         <w:numPr>
           <w:ilvl w:val="0"/>
-          <w:numId w:val="1197"/>
+          <w:numId w:val="1199"/>
         </w:numPr>
       </w:pPr>
       <w:r>
@@ -32252,7 +32739,7 @@
         <w:pStyle w:val="Compact"/>
         <w:numPr>
           <w:ilvl w:val="0"/>
-          <w:numId w:val="1197"/>
+          <w:numId w:val="1199"/>
         </w:numPr>
       </w:pPr>
       <w:r>
@@ -32274,7 +32761,7 @@
         <w:pStyle w:val="Compact"/>
         <w:numPr>
           <w:ilvl w:val="0"/>
-          <w:numId w:val="1197"/>
+          <w:numId w:val="1199"/>
         </w:numPr>
       </w:pPr>
       <w:r>
@@ -32308,7 +32795,7 @@
         <w:pStyle w:val="Compact"/>
         <w:numPr>
           <w:ilvl w:val="0"/>
-          <w:numId w:val="1198"/>
+          <w:numId w:val="1200"/>
         </w:numPr>
       </w:pPr>
       <w:r>
@@ -32330,7 +32817,7 @@
         <w:pStyle w:val="Compact"/>
         <w:numPr>
           <w:ilvl w:val="0"/>
-          <w:numId w:val="1198"/>
+          <w:numId w:val="1200"/>
         </w:numPr>
       </w:pPr>
       <w:r>
@@ -32352,7 +32839,7 @@
         <w:pStyle w:val="Compact"/>
         <w:numPr>
           <w:ilvl w:val="0"/>
-          <w:numId w:val="1198"/>
+          <w:numId w:val="1200"/>
         </w:numPr>
       </w:pPr>
       <w:r>
@@ -32374,7 +32861,7 @@
         <w:pStyle w:val="Compact"/>
         <w:numPr>
           <w:ilvl w:val="0"/>
-          <w:numId w:val="1198"/>
+          <w:numId w:val="1200"/>
         </w:numPr>
       </w:pPr>
       <w:r>
@@ -32516,7 +33003,7 @@
         <w:pStyle w:val="Compact"/>
         <w:numPr>
           <w:ilvl w:val="0"/>
-          <w:numId w:val="1199"/>
+          <w:numId w:val="1201"/>
         </w:numPr>
       </w:pPr>
       <w:r>
@@ -32538,7 +33025,7 @@
         <w:pStyle w:val="Compact"/>
         <w:numPr>
           <w:ilvl w:val="0"/>
-          <w:numId w:val="1199"/>
+          <w:numId w:val="1201"/>
         </w:numPr>
       </w:pPr>
       <w:r>
@@ -32560,7 +33047,7 @@
         <w:pStyle w:val="Compact"/>
         <w:numPr>
           <w:ilvl w:val="0"/>
-          <w:numId w:val="1199"/>
+          <w:numId w:val="1201"/>
         </w:numPr>
       </w:pPr>
       <w:r>
@@ -32582,7 +33069,7 @@
         <w:pStyle w:val="Compact"/>
         <w:numPr>
           <w:ilvl w:val="0"/>
-          <w:numId w:val="1199"/>
+          <w:numId w:val="1201"/>
         </w:numPr>
       </w:pPr>
       <w:r>
@@ -32616,7 +33103,7 @@
         <w:pStyle w:val="Compact"/>
         <w:numPr>
           <w:ilvl w:val="0"/>
-          <w:numId w:val="1200"/>
+          <w:numId w:val="1202"/>
         </w:numPr>
       </w:pPr>
       <w:r>
@@ -32638,7 +33125,7 @@
         <w:pStyle w:val="Compact"/>
         <w:numPr>
           <w:ilvl w:val="0"/>
-          <w:numId w:val="1200"/>
+          <w:numId w:val="1202"/>
         </w:numPr>
       </w:pPr>
       <w:r>
@@ -32660,7 +33147,7 @@
         <w:pStyle w:val="Compact"/>
         <w:numPr>
           <w:ilvl w:val="0"/>
-          <w:numId w:val="1200"/>
+          <w:numId w:val="1202"/>
         </w:numPr>
       </w:pPr>
       <w:r>
@@ -32682,7 +33169,7 @@
         <w:pStyle w:val="Compact"/>
         <w:numPr>
           <w:ilvl w:val="0"/>
-          <w:numId w:val="1200"/>
+          <w:numId w:val="1202"/>
         </w:numPr>
       </w:pPr>
       <w:r>
@@ -32824,7 +33311,7 @@
         <w:pStyle w:val="Compact"/>
         <w:numPr>
           <w:ilvl w:val="0"/>
-          <w:numId w:val="1201"/>
+          <w:numId w:val="1203"/>
         </w:numPr>
       </w:pPr>
       <w:r>
@@ -32846,7 +33333,7 @@
         <w:pStyle w:val="Compact"/>
         <w:numPr>
           <w:ilvl w:val="0"/>
-          <w:numId w:val="1201"/>
+          <w:numId w:val="1203"/>
         </w:numPr>
       </w:pPr>
       <w:r>
@@ -32868,7 +33355,7 @@
         <w:pStyle w:val="Compact"/>
         <w:numPr>
           <w:ilvl w:val="0"/>
-          <w:numId w:val="1201"/>
+          <w:numId w:val="1203"/>
         </w:numPr>
       </w:pPr>
       <w:r>
@@ -32890,7 +33377,7 @@
         <w:pStyle w:val="Compact"/>
         <w:numPr>
           <w:ilvl w:val="0"/>
-          <w:numId w:val="1201"/>
+          <w:numId w:val="1203"/>
         </w:numPr>
       </w:pPr>
       <w:r>
@@ -32924,7 +33411,7 @@
         <w:pStyle w:val="Compact"/>
         <w:numPr>
           <w:ilvl w:val="0"/>
-          <w:numId w:val="1202"/>
+          <w:numId w:val="1204"/>
         </w:numPr>
       </w:pPr>
       <w:r>
@@ -32946,7 +33433,7 @@
         <w:pStyle w:val="Compact"/>
         <w:numPr>
           <w:ilvl w:val="0"/>
-          <w:numId w:val="1202"/>
+          <w:numId w:val="1204"/>
         </w:numPr>
       </w:pPr>
       <w:r>
@@ -32968,7 +33455,7 @@
         <w:pStyle w:val="Compact"/>
         <w:numPr>
           <w:ilvl w:val="0"/>
-          <w:numId w:val="1202"/>
+          <w:numId w:val="1204"/>
         </w:numPr>
       </w:pPr>
       <w:r>
@@ -32990,7 +33477,7 @@
         <w:pStyle w:val="Compact"/>
         <w:numPr>
           <w:ilvl w:val="0"/>
-          <w:numId w:val="1202"/>
+          <w:numId w:val="1204"/>
         </w:numPr>
       </w:pPr>
       <w:r>
@@ -33139,7 +33626,7 @@
         <w:pStyle w:val="Compact"/>
         <w:numPr>
           <w:ilvl w:val="0"/>
-          <w:numId w:val="1203"/>
+          <w:numId w:val="1205"/>
         </w:numPr>
       </w:pPr>
       <w:r>
@@ -33161,7 +33648,7 @@
         <w:pStyle w:val="Compact"/>
         <w:numPr>
           <w:ilvl w:val="0"/>
-          <w:numId w:val="1203"/>
+          <w:numId w:val="1205"/>
         </w:numPr>
       </w:pPr>
       <w:r>
@@ -33183,7 +33670,7 @@
         <w:pStyle w:val="Compact"/>
         <w:numPr>
           <w:ilvl w:val="0"/>
-          <w:numId w:val="1203"/>
+          <w:numId w:val="1205"/>
         </w:numPr>
       </w:pPr>
       <w:r>
@@ -33205,7 +33692,7 @@
         <w:pStyle w:val="Compact"/>
         <w:numPr>
           <w:ilvl w:val="0"/>
-          <w:numId w:val="1203"/>
+          <w:numId w:val="1205"/>
         </w:numPr>
       </w:pPr>
       <w:r>
@@ -33239,7 +33726,7 @@
         <w:pStyle w:val="Compact"/>
         <w:numPr>
           <w:ilvl w:val="0"/>
-          <w:numId w:val="1204"/>
+          <w:numId w:val="1206"/>
         </w:numPr>
       </w:pPr>
       <w:r>
@@ -33261,7 +33748,7 @@
         <w:pStyle w:val="Compact"/>
         <w:numPr>
           <w:ilvl w:val="0"/>
-          <w:numId w:val="1204"/>
+          <w:numId w:val="1206"/>
         </w:numPr>
       </w:pPr>
       <w:r>
@@ -33283,7 +33770,7 @@
         <w:pStyle w:val="Compact"/>
         <w:numPr>
           <w:ilvl w:val="0"/>
-          <w:numId w:val="1204"/>
+          <w:numId w:val="1206"/>
         </w:numPr>
       </w:pPr>
       <w:r>
@@ -33305,7 +33792,7 @@
         <w:pStyle w:val="Compact"/>
         <w:numPr>
           <w:ilvl w:val="0"/>
-          <w:numId w:val="1204"/>
+          <w:numId w:val="1206"/>
         </w:numPr>
       </w:pPr>
       <w:r>
@@ -33447,7 +33934,7 @@
         <w:pStyle w:val="Compact"/>
         <w:numPr>
           <w:ilvl w:val="0"/>
-          <w:numId w:val="1205"/>
+          <w:numId w:val="1207"/>
         </w:numPr>
       </w:pPr>
       <w:r>
@@ -33475,7 +33962,7 @@
         <w:pStyle w:val="Compact"/>
         <w:numPr>
           <w:ilvl w:val="0"/>
-          <w:numId w:val="1205"/>
+          <w:numId w:val="1207"/>
         </w:numPr>
       </w:pPr>
       <w:r>
@@ -33497,7 +33984,7 @@
         <w:pStyle w:val="Compact"/>
         <w:numPr>
           <w:ilvl w:val="0"/>
-          <w:numId w:val="1205"/>
+          <w:numId w:val="1207"/>
         </w:numPr>
       </w:pPr>
       <w:r>
@@ -33519,7 +34006,7 @@
         <w:pStyle w:val="Compact"/>
         <w:numPr>
           <w:ilvl w:val="0"/>
-          <w:numId w:val="1205"/>
+          <w:numId w:val="1207"/>
         </w:numPr>
       </w:pPr>
       <w:r>
@@ -33553,7 +34040,7 @@
         <w:pStyle w:val="Compact"/>
         <w:numPr>
           <w:ilvl w:val="0"/>
-          <w:numId w:val="1206"/>
+          <w:numId w:val="1208"/>
         </w:numPr>
       </w:pPr>
       <w:r>
@@ -33575,7 +34062,7 @@
         <w:pStyle w:val="Compact"/>
         <w:numPr>
           <w:ilvl w:val="0"/>
-          <w:numId w:val="1206"/>
+          <w:numId w:val="1208"/>
         </w:numPr>
       </w:pPr>
       <w:r>
@@ -33597,7 +34084,7 @@
         <w:pStyle w:val="Compact"/>
         <w:numPr>
           <w:ilvl w:val="0"/>
-          <w:numId w:val="1206"/>
+          <w:numId w:val="1208"/>
         </w:numPr>
       </w:pPr>
       <w:r>
@@ -33619,7 +34106,7 @@
         <w:pStyle w:val="Compact"/>
         <w:numPr>
           <w:ilvl w:val="0"/>
-          <w:numId w:val="1206"/>
+          <w:numId w:val="1208"/>
         </w:numPr>
       </w:pPr>
       <w:r>
@@ -33761,7 +34248,7 @@
         <w:pStyle w:val="Compact"/>
         <w:numPr>
           <w:ilvl w:val="0"/>
-          <w:numId w:val="1207"/>
+          <w:numId w:val="1209"/>
         </w:numPr>
       </w:pPr>
       <w:r>
@@ -33783,7 +34270,7 @@
         <w:pStyle w:val="Compact"/>
         <w:numPr>
           <w:ilvl w:val="0"/>
-          <w:numId w:val="1207"/>
+          <w:numId w:val="1209"/>
         </w:numPr>
       </w:pPr>
       <w:r>
@@ -33805,7 +34292,7 @@
         <w:pStyle w:val="Compact"/>
         <w:numPr>
           <w:ilvl w:val="0"/>
-          <w:numId w:val="1207"/>
+          <w:numId w:val="1209"/>
         </w:numPr>
       </w:pPr>
       <w:r>
@@ -33827,7 +34314,7 @@
         <w:pStyle w:val="Compact"/>
         <w:numPr>
           <w:ilvl w:val="0"/>
-          <w:numId w:val="1207"/>
+          <w:numId w:val="1209"/>
         </w:numPr>
       </w:pPr>
       <w:r>
@@ -33861,7 +34348,7 @@
         <w:pStyle w:val="Compact"/>
         <w:numPr>
           <w:ilvl w:val="0"/>
-          <w:numId w:val="1208"/>
+          <w:numId w:val="1210"/>
         </w:numPr>
       </w:pPr>
       <w:r>
@@ -33883,7 +34370,7 @@
         <w:pStyle w:val="Compact"/>
         <w:numPr>
           <w:ilvl w:val="0"/>
-          <w:numId w:val="1208"/>
+          <w:numId w:val="1210"/>
         </w:numPr>
       </w:pPr>
       <w:r>
@@ -33905,7 +34392,7 @@
         <w:pStyle w:val="Compact"/>
         <w:numPr>
           <w:ilvl w:val="0"/>
-          <w:numId w:val="1208"/>
+          <w:numId w:val="1210"/>
         </w:numPr>
       </w:pPr>
       <w:r>
@@ -33927,7 +34414,7 @@
         <w:pStyle w:val="Compact"/>
         <w:numPr>
           <w:ilvl w:val="0"/>
-          <w:numId w:val="1208"/>
+          <w:numId w:val="1210"/>
         </w:numPr>
       </w:pPr>
       <w:r>
@@ -34069,7 +34556,7 @@
         <w:pStyle w:val="Compact"/>
         <w:numPr>
           <w:ilvl w:val="0"/>
-          <w:numId w:val="1209"/>
+          <w:numId w:val="1211"/>
         </w:numPr>
       </w:pPr>
       <w:r>
@@ -34091,7 +34578,7 @@
         <w:pStyle w:val="Compact"/>
         <w:numPr>
           <w:ilvl w:val="0"/>
-          <w:numId w:val="1209"/>
+          <w:numId w:val="1211"/>
         </w:numPr>
       </w:pPr>
       <w:r>
@@ -34113,7 +34600,7 @@
         <w:pStyle w:val="Compact"/>
         <w:numPr>
           <w:ilvl w:val="0"/>
-          <w:numId w:val="1209"/>
+          <w:numId w:val="1211"/>
         </w:numPr>
       </w:pPr>
       <w:r>
@@ -34135,7 +34622,7 @@
         <w:pStyle w:val="Compact"/>
         <w:numPr>
           <w:ilvl w:val="0"/>
-          <w:numId w:val="1209"/>
+          <w:numId w:val="1211"/>
         </w:numPr>
       </w:pPr>
       <w:r>
@@ -34169,7 +34656,7 @@
         <w:pStyle w:val="Compact"/>
         <w:numPr>
           <w:ilvl w:val="0"/>
-          <w:numId w:val="1210"/>
+          <w:numId w:val="1212"/>
         </w:numPr>
       </w:pPr>
       <w:r>
@@ -34191,7 +34678,7 @@
         <w:pStyle w:val="Compact"/>
         <w:numPr>
           <w:ilvl w:val="0"/>
-          <w:numId w:val="1210"/>
+          <w:numId w:val="1212"/>
         </w:numPr>
       </w:pPr>
       <w:r>
@@ -34213,7 +34700,7 @@
         <w:pStyle w:val="Compact"/>
         <w:numPr>
           <w:ilvl w:val="0"/>
-          <w:numId w:val="1210"/>
+          <w:numId w:val="1212"/>
         </w:numPr>
       </w:pPr>
       <w:r>
@@ -34235,7 +34722,7 @@
         <w:pStyle w:val="Compact"/>
         <w:numPr>
           <w:ilvl w:val="0"/>
-          <w:numId w:val="1210"/>
+          <w:numId w:val="1212"/>
         </w:numPr>
       </w:pPr>
       <w:r>
@@ -34377,7 +34864,7 @@
         <w:pStyle w:val="Compact"/>
         <w:numPr>
           <w:ilvl w:val="0"/>
-          <w:numId w:val="1211"/>
+          <w:numId w:val="1213"/>
         </w:numPr>
       </w:pPr>
       <w:r>
@@ -34399,7 +34886,7 @@
         <w:pStyle w:val="Compact"/>
         <w:numPr>
           <w:ilvl w:val="0"/>
-          <w:numId w:val="1211"/>
+          <w:numId w:val="1213"/>
         </w:numPr>
       </w:pPr>
       <w:r>
@@ -34421,7 +34908,7 @@
         <w:pStyle w:val="Compact"/>
         <w:numPr>
           <w:ilvl w:val="0"/>
-          <w:numId w:val="1211"/>
+          <w:numId w:val="1213"/>
         </w:numPr>
       </w:pPr>
       <w:r>
@@ -34443,7 +34930,7 @@
         <w:pStyle w:val="Compact"/>
         <w:numPr>
           <w:ilvl w:val="0"/>
-          <w:numId w:val="1211"/>
+          <w:numId w:val="1213"/>
         </w:numPr>
       </w:pPr>
       <w:r>
@@ -34477,7 +34964,7 @@
         <w:pStyle w:val="Compact"/>
         <w:numPr>
           <w:ilvl w:val="0"/>
-          <w:numId w:val="1212"/>
+          <w:numId w:val="1214"/>
         </w:numPr>
       </w:pPr>
       <w:r>
@@ -34499,7 +34986,7 @@
         <w:pStyle w:val="Compact"/>
         <w:numPr>
           <w:ilvl w:val="0"/>
-          <w:numId w:val="1212"/>
+          <w:numId w:val="1214"/>
         </w:numPr>
       </w:pPr>
       <w:r>
@@ -34521,7 +35008,7 @@
         <w:pStyle w:val="Compact"/>
         <w:numPr>
           <w:ilvl w:val="0"/>
-          <w:numId w:val="1212"/>
+          <w:numId w:val="1214"/>
         </w:numPr>
       </w:pPr>
       <w:r>
@@ -34543,7 +35030,7 @@
         <w:pStyle w:val="Compact"/>
         <w:numPr>
           <w:ilvl w:val="0"/>
-          <w:numId w:val="1212"/>
+          <w:numId w:val="1214"/>
         </w:numPr>
       </w:pPr>
       <w:r>
@@ -34679,7 +35166,7 @@
         <w:pStyle w:val="Compact"/>
         <w:numPr>
           <w:ilvl w:val="0"/>
-          <w:numId w:val="1213"/>
+          <w:numId w:val="1215"/>
         </w:numPr>
       </w:pPr>
       <w:r>
@@ -34701,7 +35188,7 @@
         <w:pStyle w:val="Compact"/>
         <w:numPr>
           <w:ilvl w:val="0"/>
-          <w:numId w:val="1213"/>
+          <w:numId w:val="1215"/>
         </w:numPr>
       </w:pPr>
       <w:r>
@@ -34723,7 +35210,7 @@
         <w:pStyle w:val="Compact"/>
         <w:numPr>
           <w:ilvl w:val="0"/>
-          <w:numId w:val="1213"/>
+          <w:numId w:val="1215"/>
         </w:numPr>
       </w:pPr>
       <w:r>
@@ -34745,7 +35232,7 @@
         <w:pStyle w:val="Compact"/>
         <w:numPr>
           <w:ilvl w:val="0"/>
-          <w:numId w:val="1213"/>
+          <w:numId w:val="1215"/>
         </w:numPr>
       </w:pPr>
       <w:r>
@@ -34779,7 +35266,7 @@
         <w:pStyle w:val="Compact"/>
         <w:numPr>
           <w:ilvl w:val="0"/>
-          <w:numId w:val="1214"/>
+          <w:numId w:val="1216"/>
         </w:numPr>
       </w:pPr>
       <w:r>
@@ -34801,7 +35288,7 @@
         <w:pStyle w:val="Compact"/>
         <w:numPr>
           <w:ilvl w:val="0"/>
-          <w:numId w:val="1214"/>
+          <w:numId w:val="1216"/>
         </w:numPr>
       </w:pPr>
       <w:r>
@@ -34823,7 +35310,7 @@
         <w:pStyle w:val="Compact"/>
         <w:numPr>
           <w:ilvl w:val="0"/>
-          <w:numId w:val="1214"/>
+          <w:numId w:val="1216"/>
         </w:numPr>
       </w:pPr>
       <w:r>
@@ -34845,7 +35332,7 @@
         <w:pStyle w:val="Compact"/>
         <w:numPr>
           <w:ilvl w:val="0"/>
-          <w:numId w:val="1214"/>
+          <w:numId w:val="1216"/>
         </w:numPr>
       </w:pPr>
       <w:r>
@@ -34987,7 +35474,7 @@
         <w:pStyle w:val="Compact"/>
         <w:numPr>
           <w:ilvl w:val="0"/>
-          <w:numId w:val="1215"/>
+          <w:numId w:val="1217"/>
         </w:numPr>
       </w:pPr>
       <w:r>
@@ -35009,7 +35496,7 @@
         <w:pStyle w:val="Compact"/>
         <w:numPr>
           <w:ilvl w:val="0"/>
-          <w:numId w:val="1215"/>
+          <w:numId w:val="1217"/>
         </w:numPr>
       </w:pPr>
       <w:r>
@@ -35031,7 +35518,7 @@
         <w:pStyle w:val="Compact"/>
         <w:numPr>
           <w:ilvl w:val="0"/>
-          <w:numId w:val="1215"/>
+          <w:numId w:val="1217"/>
         </w:numPr>
       </w:pPr>
       <w:r>
@@ -35053,7 +35540,7 @@
         <w:pStyle w:val="Compact"/>
         <w:numPr>
           <w:ilvl w:val="0"/>
-          <w:numId w:val="1215"/>
+          <w:numId w:val="1217"/>
         </w:numPr>
       </w:pPr>
       <w:r>
@@ -35087,7 +35574,7 @@
         <w:pStyle w:val="Compact"/>
         <w:numPr>
           <w:ilvl w:val="0"/>
-          <w:numId w:val="1216"/>
+          <w:numId w:val="1218"/>
         </w:numPr>
       </w:pPr>
       <w:r>
@@ -35109,7 +35596,7 @@
         <w:pStyle w:val="Compact"/>
         <w:numPr>
           <w:ilvl w:val="0"/>
-          <w:numId w:val="1216"/>
+          <w:numId w:val="1218"/>
         </w:numPr>
       </w:pPr>
       <w:r>
@@ -35131,7 +35618,7 @@
         <w:pStyle w:val="Compact"/>
         <w:numPr>
           <w:ilvl w:val="0"/>
-          <w:numId w:val="1216"/>
+          <w:numId w:val="1218"/>
         </w:numPr>
       </w:pPr>
       <w:r>
@@ -35153,7 +35640,7 @@
         <w:pStyle w:val="Compact"/>
         <w:numPr>
           <w:ilvl w:val="0"/>
-          <w:numId w:val="1216"/>
+          <w:numId w:val="1218"/>
         </w:numPr>
       </w:pPr>
       <w:r>
@@ -35295,7 +35782,7 @@
         <w:pStyle w:val="Compact"/>
         <w:numPr>
           <w:ilvl w:val="0"/>
-          <w:numId w:val="1217"/>
+          <w:numId w:val="1219"/>
         </w:numPr>
       </w:pPr>
       <w:r>
@@ -35317,7 +35804,7 @@
         <w:pStyle w:val="Compact"/>
         <w:numPr>
           <w:ilvl w:val="0"/>
-          <w:numId w:val="1217"/>
+          <w:numId w:val="1219"/>
         </w:numPr>
       </w:pPr>
       <w:r>
@@ -35339,7 +35826,7 @@
         <w:pStyle w:val="Compact"/>
         <w:numPr>
           <w:ilvl w:val="0"/>
-          <w:numId w:val="1217"/>
+          <w:numId w:val="1219"/>
         </w:numPr>
       </w:pPr>
       <w:r>
@@ -35361,7 +35848,7 @@
         <w:pStyle w:val="Compact"/>
         <w:numPr>
           <w:ilvl w:val="0"/>
-          <w:numId w:val="1217"/>
+          <w:numId w:val="1219"/>
         </w:numPr>
       </w:pPr>
       <w:r>
@@ -35395,7 +35882,7 @@
         <w:pStyle w:val="Compact"/>
         <w:numPr>
           <w:ilvl w:val="0"/>
-          <w:numId w:val="1218"/>
+          <w:numId w:val="1220"/>
         </w:numPr>
       </w:pPr>
       <w:r>
@@ -35417,7 +35904,7 @@
         <w:pStyle w:val="Compact"/>
         <w:numPr>
           <w:ilvl w:val="0"/>
-          <w:numId w:val="1218"/>
+          <w:numId w:val="1220"/>
         </w:numPr>
       </w:pPr>
       <w:r>
@@ -35439,7 +35926,7 @@
         <w:pStyle w:val="Compact"/>
         <w:numPr>
           <w:ilvl w:val="0"/>
-          <w:numId w:val="1218"/>
+          <w:numId w:val="1220"/>
         </w:numPr>
       </w:pPr>
       <w:r>
@@ -35461,7 +35948,7 @@
         <w:pStyle w:val="Compact"/>
         <w:numPr>
           <w:ilvl w:val="0"/>
-          <w:numId w:val="1218"/>
+          <w:numId w:val="1220"/>
         </w:numPr>
       </w:pPr>
       <w:r>
@@ -35603,7 +36090,7 @@
         <w:pStyle w:val="Compact"/>
         <w:numPr>
           <w:ilvl w:val="0"/>
-          <w:numId w:val="1219"/>
+          <w:numId w:val="1221"/>
         </w:numPr>
       </w:pPr>
       <w:r>
@@ -35631,7 +36118,7 @@
         <w:pStyle w:val="Compact"/>
         <w:numPr>
           <w:ilvl w:val="0"/>
-          <w:numId w:val="1219"/>
+          <w:numId w:val="1221"/>
         </w:numPr>
       </w:pPr>
       <w:r>
@@ -35653,7 +36140,7 @@
         <w:pStyle w:val="Compact"/>
         <w:numPr>
           <w:ilvl w:val="0"/>
-          <w:numId w:val="1219"/>
+          <w:numId w:val="1221"/>
         </w:numPr>
       </w:pPr>
       <w:r>
@@ -35675,7 +36162,7 @@
         <w:pStyle w:val="Compact"/>
         <w:numPr>
           <w:ilvl w:val="0"/>
-          <w:numId w:val="1219"/>
+          <w:numId w:val="1221"/>
         </w:numPr>
       </w:pPr>
       <w:r>
@@ -35709,7 +36196,7 @@
         <w:pStyle w:val="Compact"/>
         <w:numPr>
           <w:ilvl w:val="0"/>
-          <w:numId w:val="1220"/>
+          <w:numId w:val="1222"/>
         </w:numPr>
       </w:pPr>
       <w:r>
@@ -35731,7 +36218,7 @@
         <w:pStyle w:val="Compact"/>
         <w:numPr>
           <w:ilvl w:val="0"/>
-          <w:numId w:val="1220"/>
+          <w:numId w:val="1222"/>
         </w:numPr>
       </w:pPr>
       <w:r>
@@ -35753,7 +36240,7 @@
         <w:pStyle w:val="Compact"/>
         <w:numPr>
           <w:ilvl w:val="0"/>
-          <w:numId w:val="1220"/>
+          <w:numId w:val="1222"/>
         </w:numPr>
       </w:pPr>
       <w:r>
@@ -35775,7 +36262,7 @@
         <w:pStyle w:val="Compact"/>
         <w:numPr>
           <w:ilvl w:val="0"/>
-          <w:numId w:val="1220"/>
+          <w:numId w:val="1222"/>
         </w:numPr>
       </w:pPr>
       <w:r>
@@ -35929,7 +36416,7 @@
         <w:pStyle w:val="Compact"/>
         <w:numPr>
           <w:ilvl w:val="0"/>
-          <w:numId w:val="1221"/>
+          <w:numId w:val="1223"/>
         </w:numPr>
       </w:pPr>
       <w:r>
@@ -35951,7 +36438,7 @@
         <w:pStyle w:val="Compact"/>
         <w:numPr>
           <w:ilvl w:val="0"/>
-          <w:numId w:val="1221"/>
+          <w:numId w:val="1223"/>
         </w:numPr>
       </w:pPr>
       <w:r>
@@ -35973,7 +36460,7 @@
         <w:pStyle w:val="Compact"/>
         <w:numPr>
           <w:ilvl w:val="0"/>
-          <w:numId w:val="1221"/>
+          <w:numId w:val="1223"/>
         </w:numPr>
       </w:pPr>
       <w:r>
@@ -35995,7 +36482,7 @@
         <w:pStyle w:val="Compact"/>
         <w:numPr>
           <w:ilvl w:val="0"/>
-          <w:numId w:val="1221"/>
+          <w:numId w:val="1223"/>
         </w:numPr>
       </w:pPr>
       <w:r>
@@ -36029,7 +36516,7 @@
         <w:pStyle w:val="Compact"/>
         <w:numPr>
           <w:ilvl w:val="0"/>
-          <w:numId w:val="1222"/>
+          <w:numId w:val="1224"/>
         </w:numPr>
       </w:pPr>
       <w:r>
@@ -36051,7 +36538,7 @@
         <w:pStyle w:val="Compact"/>
         <w:numPr>
           <w:ilvl w:val="0"/>
-          <w:numId w:val="1222"/>
+          <w:numId w:val="1224"/>
         </w:numPr>
       </w:pPr>
       <w:r>
@@ -36073,7 +36560,7 @@
         <w:pStyle w:val="Compact"/>
         <w:numPr>
           <w:ilvl w:val="0"/>
-          <w:numId w:val="1222"/>
+          <w:numId w:val="1224"/>
         </w:numPr>
       </w:pPr>
       <w:r>
@@ -36107,7 +36594,7 @@
         <w:pStyle w:val="Compact"/>
         <w:numPr>
           <w:ilvl w:val="0"/>
-          <w:numId w:val="1222"/>
+          <w:numId w:val="1224"/>
         </w:numPr>
       </w:pPr>
       <w:r>
@@ -36262,7 +36749,7 @@
         <w:pStyle w:val="Compact"/>
         <w:numPr>
           <w:ilvl w:val="0"/>
-          <w:numId w:val="1223"/>
+          <w:numId w:val="1225"/>
         </w:numPr>
       </w:pPr>
       <w:r>
@@ -36290,7 +36777,7 @@
         <w:pStyle w:val="Compact"/>
         <w:numPr>
           <w:ilvl w:val="0"/>
-          <w:numId w:val="1223"/>
+          <w:numId w:val="1225"/>
         </w:numPr>
       </w:pPr>
       <w:r>
@@ -36312,7 +36799,7 @@
         <w:pStyle w:val="Compact"/>
         <w:numPr>
           <w:ilvl w:val="0"/>
-          <w:numId w:val="1223"/>
+          <w:numId w:val="1225"/>
         </w:numPr>
       </w:pPr>
       <w:r>
@@ -36334,7 +36821,7 @@
         <w:pStyle w:val="Compact"/>
         <w:numPr>
           <w:ilvl w:val="0"/>
-          <w:numId w:val="1223"/>
+          <w:numId w:val="1225"/>
         </w:numPr>
       </w:pPr>
       <w:r>
@@ -36368,7 +36855,7 @@
         <w:pStyle w:val="Compact"/>
         <w:numPr>
           <w:ilvl w:val="0"/>
-          <w:numId w:val="1224"/>
+          <w:numId w:val="1226"/>
         </w:numPr>
       </w:pPr>
       <w:r>
@@ -36390,7 +36877,7 @@
         <w:pStyle w:val="Compact"/>
         <w:numPr>
           <w:ilvl w:val="0"/>
-          <w:numId w:val="1224"/>
+          <w:numId w:val="1226"/>
         </w:numPr>
       </w:pPr>
       <w:r>
@@ -36412,7 +36899,7 @@
         <w:pStyle w:val="Compact"/>
         <w:numPr>
           <w:ilvl w:val="0"/>
-          <w:numId w:val="1224"/>
+          <w:numId w:val="1226"/>
         </w:numPr>
       </w:pPr>
       <w:r>
@@ -36434,7 +36921,7 @@
         <w:pStyle w:val="Compact"/>
         <w:numPr>
           <w:ilvl w:val="0"/>
-          <w:numId w:val="1224"/>
+          <w:numId w:val="1226"/>
         </w:numPr>
       </w:pPr>
       <w:r>
@@ -36576,7 +37063,7 @@
         <w:pStyle w:val="Compact"/>
         <w:numPr>
           <w:ilvl w:val="0"/>
-          <w:numId w:val="1225"/>
+          <w:numId w:val="1227"/>
         </w:numPr>
       </w:pPr>
       <w:r>
@@ -36598,7 +37085,7 @@
         <w:pStyle w:val="Compact"/>
         <w:numPr>
           <w:ilvl w:val="0"/>
-          <w:numId w:val="1225"/>
+          <w:numId w:val="1227"/>
         </w:numPr>
       </w:pPr>
       <w:r>
@@ -36620,7 +37107,7 @@
         <w:pStyle w:val="Compact"/>
         <w:numPr>
           <w:ilvl w:val="0"/>
-          <w:numId w:val="1225"/>
+          <w:numId w:val="1227"/>
         </w:numPr>
       </w:pPr>
       <w:r>
@@ -36642,7 +37129,7 @@
         <w:pStyle w:val="Compact"/>
         <w:numPr>
           <w:ilvl w:val="0"/>
-          <w:numId w:val="1225"/>
+          <w:numId w:val="1227"/>
         </w:numPr>
       </w:pPr>
       <w:r>
@@ -36676,7 +37163,7 @@
         <w:pStyle w:val="Compact"/>
         <w:numPr>
           <w:ilvl w:val="0"/>
-          <w:numId w:val="1226"/>
+          <w:numId w:val="1228"/>
         </w:numPr>
       </w:pPr>
       <w:r>
@@ -36698,7 +37185,7 @@
         <w:pStyle w:val="Compact"/>
         <w:numPr>
           <w:ilvl w:val="0"/>
-          <w:numId w:val="1226"/>
+          <w:numId w:val="1228"/>
         </w:numPr>
       </w:pPr>
       <w:r>
@@ -36720,7 +37207,7 @@
         <w:pStyle w:val="Compact"/>
         <w:numPr>
           <w:ilvl w:val="0"/>
-          <w:numId w:val="1226"/>
+          <w:numId w:val="1228"/>
         </w:numPr>
       </w:pPr>
       <w:r>
@@ -36742,7 +37229,7 @@
         <w:pStyle w:val="Compact"/>
         <w:numPr>
           <w:ilvl w:val="0"/>
-          <w:numId w:val="1226"/>
+          <w:numId w:val="1228"/>
         </w:numPr>
       </w:pPr>
       <w:r>
@@ -36890,7 +37377,7 @@
         <w:pStyle w:val="Compact"/>
         <w:numPr>
           <w:ilvl w:val="0"/>
-          <w:numId w:val="1227"/>
+          <w:numId w:val="1229"/>
         </w:numPr>
       </w:pPr>
       <w:r>
@@ -36912,7 +37399,7 @@
         <w:pStyle w:val="Compact"/>
         <w:numPr>
           <w:ilvl w:val="0"/>
-          <w:numId w:val="1227"/>
+          <w:numId w:val="1229"/>
         </w:numPr>
       </w:pPr>
       <w:r>
@@ -36934,7 +37421,7 @@
         <w:pStyle w:val="Compact"/>
         <w:numPr>
           <w:ilvl w:val="0"/>
-          <w:numId w:val="1227"/>
+          <w:numId w:val="1229"/>
         </w:numPr>
       </w:pPr>
       <w:r>
@@ -36956,7 +37443,7 @@
         <w:pStyle w:val="Compact"/>
         <w:numPr>
           <w:ilvl w:val="0"/>
-          <w:numId w:val="1227"/>
+          <w:numId w:val="1229"/>
         </w:numPr>
       </w:pPr>
       <w:r>
@@ -36990,7 +37477,7 @@
         <w:pStyle w:val="Compact"/>
         <w:numPr>
           <w:ilvl w:val="0"/>
-          <w:numId w:val="1228"/>
+          <w:numId w:val="1230"/>
         </w:numPr>
       </w:pPr>
       <w:r>
@@ -37012,7 +37499,7 @@
         <w:pStyle w:val="Compact"/>
         <w:numPr>
           <w:ilvl w:val="0"/>
-          <w:numId w:val="1228"/>
+          <w:numId w:val="1230"/>
         </w:numPr>
       </w:pPr>
       <w:r>
@@ -37034,7 +37521,7 @@
         <w:pStyle w:val="Compact"/>
         <w:numPr>
           <w:ilvl w:val="0"/>
-          <w:numId w:val="1228"/>
+          <w:numId w:val="1230"/>
         </w:numPr>
       </w:pPr>
       <w:r>
@@ -37056,7 +37543,7 @@
         <w:pStyle w:val="Compact"/>
         <w:numPr>
           <w:ilvl w:val="0"/>
-          <w:numId w:val="1228"/>
+          <w:numId w:val="1230"/>
         </w:numPr>
       </w:pPr>
       <w:r>
@@ -37078,7 +37565,7 @@
         <w:pStyle w:val="Compact"/>
         <w:numPr>
           <w:ilvl w:val="0"/>
-          <w:numId w:val="1228"/>
+          <w:numId w:val="1230"/>
         </w:numPr>
       </w:pPr>
       <w:r>
@@ -37137,8 +37624,8 @@
         <w:t xml:space="preserve">Birden çok cihaz arasında anahtar kasasının şifreli senkronizasyonu.</w:t>
       </w:r>
     </w:p>
-    <w:bookmarkEnd w:id="72"/>
-    <w:bookmarkEnd w:id="73"/>
+    <w:bookmarkEnd w:id="75"/>
+    <w:bookmarkEnd w:id="76"/>
     <w:sectPr>
       <w:headerReference r:id="rId9" w:type="default"/>
       <w:footerReference r:id="rId10" w:type="default"/>
@@ -37905,9 +38392,69 @@
     </w:lvlOverride>
   </w:num>
   <w:num w:numId="1008">
+    <w:abstractNumId w:val="99411"/>
+    <w:lvlOverride w:ilvl="0">
+      <w:startOverride w:val="1"/>
+    </w:lvlOverride>
+    <w:lvlOverride w:ilvl="1">
+      <w:startOverride w:val="1"/>
+    </w:lvlOverride>
+    <w:lvlOverride w:ilvl="2">
+      <w:startOverride w:val="1"/>
+    </w:lvlOverride>
+    <w:lvlOverride w:ilvl="3">
+      <w:startOverride w:val="1"/>
+    </w:lvlOverride>
+    <w:lvlOverride w:ilvl="4">
+      <w:startOverride w:val="1"/>
+    </w:lvlOverride>
+    <w:lvlOverride w:ilvl="5">
+      <w:startOverride w:val="1"/>
+    </w:lvlOverride>
+    <w:lvlOverride w:ilvl="6">
+      <w:startOverride w:val="1"/>
+    </w:lvlOverride>
+    <w:lvlOverride w:ilvl="7">
+      <w:startOverride w:val="1"/>
+    </w:lvlOverride>
+    <w:lvlOverride w:ilvl="8">
+      <w:startOverride w:val="1"/>
+    </w:lvlOverride>
+  </w:num>
+  <w:num w:numId="1009">
+    <w:abstractNumId w:val="99411"/>
+    <w:lvlOverride w:ilvl="0">
+      <w:startOverride w:val="1"/>
+    </w:lvlOverride>
+    <w:lvlOverride w:ilvl="1">
+      <w:startOverride w:val="1"/>
+    </w:lvlOverride>
+    <w:lvlOverride w:ilvl="2">
+      <w:startOverride w:val="1"/>
+    </w:lvlOverride>
+    <w:lvlOverride w:ilvl="3">
+      <w:startOverride w:val="1"/>
+    </w:lvlOverride>
+    <w:lvlOverride w:ilvl="4">
+      <w:startOverride w:val="1"/>
+    </w:lvlOverride>
+    <w:lvlOverride w:ilvl="5">
+      <w:startOverride w:val="1"/>
+    </w:lvlOverride>
+    <w:lvlOverride w:ilvl="6">
+      <w:startOverride w:val="1"/>
+    </w:lvlOverride>
+    <w:lvlOverride w:ilvl="7">
+      <w:startOverride w:val="1"/>
+    </w:lvlOverride>
+    <w:lvlOverride w:ilvl="8">
+      <w:startOverride w:val="1"/>
+    </w:lvlOverride>
+  </w:num>
+  <w:num w:numId="1010">
     <w:abstractNumId w:val="991"/>
   </w:num>
-  <w:num w:numId="1009">
+  <w:num w:numId="1011">
     <w:abstractNumId w:val="99415"/>
     <w:lvlOverride w:ilvl="0">
       <w:startOverride w:val="5"/>
@@ -37936,12 +38483,6 @@
     <w:lvlOverride w:ilvl="8">
       <w:startOverride w:val="5"/>
     </w:lvlOverride>
-  </w:num>
-  <w:num w:numId="1010">
-    <w:abstractNumId w:val="991"/>
-  </w:num>
-  <w:num w:numId="1011">
-    <w:abstractNumId w:val="991"/>
   </w:num>
   <w:num w:numId="1012">
     <w:abstractNumId w:val="991"/>
@@ -38592,6 +39133,12 @@
     <w:abstractNumId w:val="991"/>
   </w:num>
   <w:num w:numId="1228">
+    <w:abstractNumId w:val="991"/>
+  </w:num>
+  <w:num w:numId="1229">
+    <w:abstractNumId w:val="991"/>
+  </w:num>
+  <w:num w:numId="1230">
     <w:abstractNumId w:val="991"/>
   </w:num>
 </w:numbering>

--- a/docs/project-guide/cen429-proje-rehberi-ders-notu.tr.docx
+++ b/docs/project-guide/cen429-proje-rehberi-ders-notu.tr.docx
@@ -189,7 +189,7 @@
         </w:numPr>
       </w:pPr>
       <w:r>
-        <w:t xml:space="preserve">En çok 3 kişi (tek başınıza da olur) · bir konuyu yalnız bir takım alır · 3. haftadan sonra takım değişmez</w:t>
+        <w:t xml:space="preserve">En çok 5 kişi (tek başınıza da olur) · bir konuyu yalnız bir takım alır · 3. haftadan sonra takım değişmez</w:t>
       </w:r>
     </w:p>
     <w:p>
@@ -291,7 +291,7 @@
         <w:t xml:space="preserve"> </w:t>
       </w:r>
       <w:r>
-        <w:t xml:space="preserve">en çok 3 kişi (tek başınıza da yapabilirsiniz); bir konuyu yalnız bir takım alabilir. 3. haftadan (04.10.2026) sonra takım değiştirilemez.</w:t>
+        <w:t xml:space="preserve">en çok 5 kişi (tek başınıza da yapabilirsiniz); bir konuyu yalnız bir takım alabilir. 3. haftadan (04.10.2026) sonra takım değiştirilemez.</w:t>
       </w:r>
     </w:p>
     <w:p>
@@ -2471,6 +2471,40 @@
         <w:pStyle w:val="FirstParagraph"/>
       </w:pPr>
       <w:r>
+        <w:rPr>
+          <w:b/>
+          <w:bCs/>
+        </w:rPr>
+        <w:t xml:space="preserve">Gösterim saatleri.</w:t>
+      </w:r>
+      <w:r>
+        <w:t xml:space="preserve"> </w:t>
+      </w:r>
+      <w:r>
+        <w:t xml:space="preserve">Her takımın gösterim günündeki ders saatinde</w:t>
+      </w:r>
+      <w:r>
+        <w:t xml:space="preserve"> </w:t>
+      </w:r>
+      <w:r>
+        <w:rPr>
+          <w:b/>
+          <w:bCs/>
+        </w:rPr>
+        <w:t xml:space="preserve">10 dakikalık</w:t>
+      </w:r>
+      <w:r>
+        <w:t xml:space="preserve"> </w:t>
+      </w:r>
+      <w:r>
+        <w:t xml:space="preserve">bir yeri vardır (üye başına yaklaşık 2 dakika). Takım seçimi kapanınca Microsoft Teams’te bir saat listesi yayımlanır; saatinize proje derlenmiş ve yerel site açık olarak gelin. Her üye en az bir soruyu yanıtlar.</w:t>
+      </w:r>
+    </w:p>
+    <w:p>
+      <w:pPr>
+        <w:pStyle w:val="BodyText"/>
+      </w:pPr>
+      <w:r>
         <w:t xml:space="preserve">Gösterimde sırayla neyi açıp göstereceğiniz:</w:t>
       </w:r>
     </w:p>
@@ -2757,23 +2791,23 @@
         </w:numPr>
       </w:pPr>
       <w:r>
-        <w:t xml:space="preserve">Seçiminizi Microsoft Teams’teki</w:t>
-      </w:r>
-      <w:r>
-        <w:t xml:space="preserve"> </w:t>
-      </w:r>
-      <w:r>
-        <w:rPr>
-          <w:b/>
-          <w:bCs/>
-        </w:rPr>
-        <w:t xml:space="preserve">takım ve konu tablosuna</w:t>
-      </w:r>
-      <w:r>
-        <w:t xml:space="preserve"> </w:t>
-      </w:r>
-      <w:r>
-        <w:t xml:space="preserve">yazın.</w:t>
+        <w:t xml:space="preserve">Seçiminizi paylaşılan</w:t>
+      </w:r>
+      <w:r>
+        <w:t xml:space="preserve"> </w:t>
+      </w:r>
+      <w:r>
+        <w:rPr>
+          <w:b/>
+          <w:bCs/>
+        </w:rPr>
+        <w:t xml:space="preserve">takım ve konu listesine</w:t>
+      </w:r>
+      <w:r>
+        <w:t xml:space="preserve"> </w:t>
+      </w:r>
+      <w:r>
+        <w:t xml:space="preserve">yazın (bağlantı Microsoft Teams duyurusunda).</w:t>
       </w:r>
       <w:r>
         <w:t xml:space="preserve"> </w:t>
@@ -5051,7 +5085,7 @@
               <w:pStyle w:val="Compact"/>
             </w:pPr>
             <w:r>
-              <w:t xml:space="preserve">Canlı sunum (~10 dk)</w:t>
+              <w:t xml:space="preserve">Canlı sunum (10 dk, saat listesi takım seçiminden sonra)</w:t>
             </w:r>
           </w:p>
         </w:tc>
@@ -8056,7 +8090,7 @@
         <w:pStyle w:val="BlockText"/>
       </w:pPr>
       <w:r>
-        <w:t xml:space="preserve">Evet. Takım en çok 3 kişidir; tek başınıza da yapabilirsiniz. Takımlar 3. haftanın sonunda (04.10.2026) kesinleşir ve sonra değiştirilemez. Gereksinimler ve rubrik değişmez.</w:t>
+        <w:t xml:space="preserve">Evet. Takım en çok 5 kişidir; tek başınıza da yapabilirsiniz. Takımlar 3. haftanın sonunda (04.10.2026) kesinleşir ve sonra değiştirilemez. Gereksinimler ve rubrik değişmez.</w:t>
       </w:r>
     </w:p>
     <w:p>

--- a/docs/project-guide/cen429-proje-rehberi-ders-notu.tr.docx
+++ b/docs/project-guide/cen429-proje-rehberi-ders-notu.tr.docx
@@ -1883,7 +1883,7 @@
               <w:pStyle w:val="Compact"/>
             </w:pPr>
             <w:r>
-              <w:t xml:space="preserve">Özel depo, her iki üyenin de commit’i görünür</w:t>
+              <w:t xml:space="preserve">Özel depo, her üyenin commit’i görünür</w:t>
             </w:r>
           </w:p>
         </w:tc>
@@ -1995,7 +1995,7 @@
         <w:rPr>
           <w:rStyle w:val="VerbatimChar"/>
         </w:rPr>
-        <w:t xml:space="preserve">cen429-proje-ad-soyad-cpp</w:t>
+        <w:t xml:space="preserve">cen429-2026-2027-NNN-ad-soyad-cpp</w:t>
       </w:r>
       <w:r>
         <w:t xml:space="preserve"> </w:t>
@@ -2061,6 +2061,269 @@
           <w:b/>
           <w:bCs/>
         </w:rPr>
+        <w:t xml:space="preserve">Depo ve dosya adları — bütün derslerde tek kural</w:t>
+      </w:r>
+    </w:p>
+    <w:p>
+      <w:pPr>
+        <w:pStyle w:val="BlockText"/>
+      </w:pPr>
+      <w:r>
+        <w:t xml:space="preserve">Biçim:</w:t>
+      </w:r>
+      <w:r>
+        <w:t xml:space="preserve"> </w:t>
+      </w:r>
+      <w:r>
+        <w:rPr>
+          <w:rStyle w:val="VerbatimChar"/>
+        </w:rPr>
+        <w:t xml:space="preserve">&lt;ders&gt;-&lt;yıl&gt;-&lt;konu no&gt;-&lt;ad-soyad&gt;-&lt;dil&gt;</w:t>
+      </w:r>
+      <w:r>
+        <w:t xml:space="preserve">, örneğin</w:t>
+      </w:r>
+      <w:r>
+        <w:t xml:space="preserve"> </w:t>
+      </w:r>
+      <w:r>
+        <w:rPr>
+          <w:rStyle w:val="VerbatimChar"/>
+        </w:rPr>
+        <w:t xml:space="preserve">cen429-2026-2027-002-guleda-kaya-cpp</w:t>
+      </w:r>
+      <w:r>
+        <w:t xml:space="preserve">.</w:t>
+      </w:r>
+    </w:p>
+    <w:p>
+      <w:pPr>
+        <w:pStyle w:val="Compact"/>
+        <w:numPr>
+          <w:ilvl w:val="0"/>
+          <w:numId w:val="1006"/>
+        </w:numPr>
+      </w:pPr>
+      <w:r>
+        <w:t xml:space="preserve">Yalnız küçük harf, rakam ve tire. Türkçe karakter yok: ç→c, ğ→g, ı→i, ö→o, ş→s, ü→u.</w:t>
+      </w:r>
+    </w:p>
+    <w:p>
+      <w:pPr>
+        <w:pStyle w:val="Compact"/>
+        <w:numPr>
+          <w:ilvl w:val="0"/>
+          <w:numId w:val="1006"/>
+        </w:numPr>
+      </w:pPr>
+      <w:r>
+        <w:t xml:space="preserve">Yıl:</w:t>
+      </w:r>
+      <w:r>
+        <w:t xml:space="preserve"> </w:t>
+      </w:r>
+      <w:r>
+        <w:rPr>
+          <w:rStyle w:val="VerbatimChar"/>
+        </w:rPr>
+        <w:t xml:space="preserve">2026-2027</w:t>
+      </w:r>
+      <w:r>
+        <w:t xml:space="preserve">. Konu no: takım listesindeki konu numaranız, her zaman</w:t>
+      </w:r>
+      <w:r>
+        <w:t xml:space="preserve"> </w:t>
+      </w:r>
+      <w:r>
+        <w:rPr>
+          <w:b/>
+          <w:bCs/>
+        </w:rPr>
+        <w:t xml:space="preserve">üç hane</w:t>
+      </w:r>
+      <w:r>
+        <w:t xml:space="preserve"> </w:t>
+      </w:r>
+      <w:r>
+        <w:t xml:space="preserve">(</w:t>
+      </w:r>
+      <w:r>
+        <w:rPr>
+          <w:rStyle w:val="VerbatimChar"/>
+        </w:rPr>
+        <w:t xml:space="preserve">007</w:t>
+      </w:r>
+      <w:r>
+        <w:t xml:space="preserve">,</w:t>
+      </w:r>
+      <w:r>
+        <w:t xml:space="preserve"> </w:t>
+      </w:r>
+      <w:r>
+        <w:rPr>
+          <w:rStyle w:val="VerbatimChar"/>
+        </w:rPr>
+        <w:t xml:space="preserve">018</w:t>
+      </w:r>
+      <w:r>
+        <w:t xml:space="preserve">,</w:t>
+      </w:r>
+      <w:r>
+        <w:t xml:space="preserve"> </w:t>
+      </w:r>
+      <w:r>
+        <w:rPr>
+          <w:rStyle w:val="VerbatimChar"/>
+        </w:rPr>
+        <w:t xml:space="preserve">139</w:t>
+      </w:r>
+      <w:r>
+        <w:t xml:space="preserve">).</w:t>
+      </w:r>
+    </w:p>
+    <w:p>
+      <w:pPr>
+        <w:pStyle w:val="Compact"/>
+        <w:numPr>
+          <w:ilvl w:val="0"/>
+          <w:numId w:val="1006"/>
+        </w:numPr>
+      </w:pPr>
+      <w:r>
+        <w:t xml:space="preserve">Ad-soyad: yalnız</w:t>
+      </w:r>
+      <w:r>
+        <w:t xml:space="preserve"> </w:t>
+      </w:r>
+      <w:r>
+        <w:rPr>
+          <w:b/>
+          <w:bCs/>
+        </w:rPr>
+        <w:t xml:space="preserve">takım kaptanının</w:t>
+      </w:r>
+      <w:r>
+        <w:t xml:space="preserve"> </w:t>
+      </w:r>
+      <w:r>
+        <w:t xml:space="preserve">adı ve soyadı (ikinci adı varsa o da yazılır).</w:t>
+      </w:r>
+    </w:p>
+    <w:p>
+      <w:pPr>
+        <w:pStyle w:val="Compact"/>
+        <w:numPr>
+          <w:ilvl w:val="0"/>
+          <w:numId w:val="1006"/>
+        </w:numPr>
+      </w:pPr>
+      <w:r>
+        <w:t xml:space="preserve">Dil eki:</w:t>
+      </w:r>
+      <w:r>
+        <w:t xml:space="preserve"> </w:t>
+      </w:r>
+      <w:r>
+        <w:rPr>
+          <w:rStyle w:val="VerbatimChar"/>
+        </w:rPr>
+        <w:t xml:space="preserve">cpp</w:t>
+      </w:r>
+      <w:r>
+        <w:t xml:space="preserve">.</w:t>
+      </w:r>
+    </w:p>
+    <w:p>
+      <w:pPr>
+        <w:pStyle w:val="Compact"/>
+        <w:numPr>
+          <w:ilvl w:val="0"/>
+          <w:numId w:val="1006"/>
+        </w:numPr>
+      </w:pPr>
+      <w:r>
+        <w:t xml:space="preserve">Teslim edilen her dosya aynı kökü ve İngilizce kelimeleri kullanır:</w:t>
+      </w:r>
+      <w:r>
+        <w:t xml:space="preserve"> </w:t>
+      </w:r>
+      <w:r>
+        <w:rPr>
+          <w:rStyle w:val="VerbatimChar"/>
+        </w:rPr>
+        <w:t xml:space="preserve">cen429-2026-2027-002-midterm.zip</w:t>
+      </w:r>
+      <w:r>
+        <w:t xml:space="preserve">,</w:t>
+      </w:r>
+      <w:r>
+        <w:t xml:space="preserve"> </w:t>
+      </w:r>
+      <w:r>
+        <w:rPr>
+          <w:rStyle w:val="VerbatimChar"/>
+        </w:rPr>
+        <w:t xml:space="preserve">cen429-2026-2027-002-midterm-report.docx</w:t>
+      </w:r>
+      <w:r>
+        <w:t xml:space="preserve">,</w:t>
+      </w:r>
+      <w:r>
+        <w:t xml:space="preserve"> </w:t>
+      </w:r>
+      <w:r>
+        <w:rPr>
+          <w:rStyle w:val="VerbatimChar"/>
+        </w:rPr>
+        <w:t xml:space="preserve">cen429-2026-2027-002-final.zip</w:t>
+      </w:r>
+      <w:r>
+        <w:t xml:space="preserve">.</w:t>
+      </w:r>
+    </w:p>
+    <w:p>
+      <w:pPr>
+        <w:pStyle w:val="Compact"/>
+        <w:numPr>
+          <w:ilvl w:val="0"/>
+          <w:numId w:val="1006"/>
+        </w:numPr>
+      </w:pPr>
+      <w:r>
+        <w:t xml:space="preserve">Deponuzu başka bir adla açtıysanız</w:t>
+      </w:r>
+      <w:r>
+        <w:t xml:space="preserve"> </w:t>
+      </w:r>
+      <w:r>
+        <w:rPr>
+          <w:i/>
+          <w:iCs/>
+        </w:rPr>
+        <w:t xml:space="preserve">Settings → General → Repository name</w:t>
+      </w:r>
+      <w:r>
+        <w:t xml:space="preserve"> </w:t>
+      </w:r>
+      <w:r>
+        <w:t xml:space="preserve">bölümünden yeniden adlandırın. GitHub</w:t>
+      </w:r>
+      <w:r>
+        <w:t xml:space="preserve"> </w:t>
+      </w:r>
+      <w:r>
+        <w:t xml:space="preserve">eski adresi yönlendirir; commit’ler ve collaborator’lar korunur.</w:t>
+      </w:r>
+    </w:p>
+    <w:p>
+      <w:pPr>
+        <w:pStyle w:val="BlockText"/>
+      </w:pPr>
+      <w:r>
+        <w:rPr>
+          <w:b/>
+          <w:bCs/>
+        </w:rPr>
         <w:t xml:space="preserve">Şablonu tam kullanın</w:t>
       </w:r>
     </w:p>
@@ -2114,7 +2377,7 @@
         <w:pStyle w:val="Compact"/>
         <w:numPr>
           <w:ilvl w:val="0"/>
-          <w:numId w:val="1006"/>
+          <w:numId w:val="1007"/>
         </w:numPr>
       </w:pPr>
       <w:r>
@@ -2135,7 +2398,7 @@
         <w:pStyle w:val="Compact"/>
         <w:numPr>
           <w:ilvl w:val="0"/>
-          <w:numId w:val="1006"/>
+          <w:numId w:val="1007"/>
         </w:numPr>
       </w:pPr>
       <w:r>
@@ -2156,7 +2419,7 @@
         <w:pStyle w:val="Compact"/>
         <w:numPr>
           <w:ilvl w:val="0"/>
-          <w:numId w:val="1006"/>
+          <w:numId w:val="1007"/>
         </w:numPr>
       </w:pPr>
       <w:r>
@@ -2232,7 +2495,7 @@
         <w:pStyle w:val="Compact"/>
         <w:numPr>
           <w:ilvl w:val="0"/>
-          <w:numId w:val="1007"/>
+          <w:numId w:val="1008"/>
         </w:numPr>
       </w:pPr>
       <w:r>
@@ -2265,7 +2528,7 @@
         <w:pStyle w:val="Compact"/>
         <w:numPr>
           <w:ilvl w:val="0"/>
-          <w:numId w:val="1007"/>
+          <w:numId w:val="1008"/>
         </w:numPr>
       </w:pPr>
       <w:r>
@@ -2313,7 +2576,7 @@
         <w:pStyle w:val="Compact"/>
         <w:numPr>
           <w:ilvl w:val="0"/>
-          <w:numId w:val="1007"/>
+          <w:numId w:val="1008"/>
         </w:numPr>
       </w:pPr>
       <w:r>
@@ -2373,7 +2636,7 @@
         <w:pStyle w:val="Compact"/>
         <w:numPr>
           <w:ilvl w:val="0"/>
-          <w:numId w:val="1007"/>
+          <w:numId w:val="1008"/>
         </w:numPr>
       </w:pPr>
       <w:r>
@@ -2513,7 +2776,7 @@
         <w:pStyle w:val="Compact"/>
         <w:numPr>
           <w:ilvl w:val="0"/>
-          <w:numId w:val="1008"/>
+          <w:numId w:val="1009"/>
         </w:numPr>
       </w:pPr>
       <w:r>
@@ -2565,7 +2828,7 @@
         <w:pStyle w:val="Compact"/>
         <w:numPr>
           <w:ilvl w:val="0"/>
-          <w:numId w:val="1008"/>
+          <w:numId w:val="1009"/>
         </w:numPr>
       </w:pPr>
       <w:r>
@@ -2587,7 +2850,7 @@
         <w:pStyle w:val="Compact"/>
         <w:numPr>
           <w:ilvl w:val="0"/>
-          <w:numId w:val="1008"/>
+          <w:numId w:val="1009"/>
         </w:numPr>
       </w:pPr>
       <w:r>
@@ -2603,7 +2866,7 @@
         <w:pStyle w:val="Compact"/>
         <w:numPr>
           <w:ilvl w:val="0"/>
-          <w:numId w:val="1008"/>
+          <w:numId w:val="1009"/>
         </w:numPr>
       </w:pPr>
       <w:r>
@@ -2640,7 +2903,7 @@
         <w:pStyle w:val="Compact"/>
         <w:numPr>
           <w:ilvl w:val="0"/>
-          <w:numId w:val="1008"/>
+          <w:numId w:val="1009"/>
         </w:numPr>
       </w:pPr>
       <w:r>
@@ -2662,7 +2925,7 @@
         <w:pStyle w:val="Compact"/>
         <w:numPr>
           <w:ilvl w:val="0"/>
-          <w:numId w:val="1008"/>
+          <w:numId w:val="1009"/>
         </w:numPr>
       </w:pPr>
       <w:r>
@@ -2775,7 +3038,7 @@
         <w:pStyle w:val="Compact"/>
         <w:numPr>
           <w:ilvl w:val="0"/>
-          <w:numId w:val="1009"/>
+          <w:numId w:val="1010"/>
         </w:numPr>
       </w:pPr>
       <w:r>
@@ -2787,7 +3050,7 @@
         <w:pStyle w:val="Compact"/>
         <w:numPr>
           <w:ilvl w:val="0"/>
-          <w:numId w:val="1009"/>
+          <w:numId w:val="1010"/>
         </w:numPr>
       </w:pPr>
       <w:r>
@@ -2834,7 +3097,7 @@
         <w:pStyle w:val="Compact"/>
         <w:numPr>
           <w:ilvl w:val="0"/>
-          <w:numId w:val="1009"/>
+          <w:numId w:val="1010"/>
         </w:numPr>
       </w:pPr>
       <w:r>
@@ -2852,7 +3115,7 @@
         <w:pStyle w:val="Compact"/>
         <w:numPr>
           <w:ilvl w:val="0"/>
-          <w:numId w:val="1010"/>
+          <w:numId w:val="1011"/>
         </w:numPr>
       </w:pPr>
     </w:p>
@@ -2861,53 +3124,53 @@
         <w:pStyle w:val="Compact"/>
         <w:numPr>
           <w:ilvl w:val="1"/>
+          <w:numId w:val="1012"/>
+        </w:numPr>
+      </w:pPr>
+      <w:r>
+        <w:t xml:space="preserve">bölümdeki 15 gereksinimin</w:t>
+      </w:r>
+      <w:r>
+        <w:t xml:space="preserve"> </w:t>
+      </w:r>
+      <w:r>
+        <w:rPr>
+          <w:b/>
+          <w:bCs/>
+        </w:rPr>
+        <w:t xml:space="preserve">hepsi</w:t>
+      </w:r>
+      <w:r>
+        <w:t xml:space="preserve"> </w:t>
+      </w:r>
+      <w:r>
+        <w:t xml:space="preserve">her projede geçerlidir; konu kutusundaki</w:t>
+      </w:r>
+      <w:r>
+        <w:t xml:space="preserve"> </w:t>
+      </w:r>
+      <w:r>
+        <w:t xml:space="preserve">“öne çıkan gereksinimler”</w:t>
+      </w:r>
+      <w:r>
+        <w:t xml:space="preserve">, o</w:t>
+      </w:r>
+      <w:r>
+        <w:t xml:space="preserve"> </w:t>
+      </w:r>
+      <w:r>
+        <w:t xml:space="preserve">konuda en doğal ve en çok puan getiren uygulama yerlerini gösterir.</w:t>
+      </w:r>
+    </w:p>
+    <w:p>
+      <w:pPr>
+        <w:pStyle w:val="Compact"/>
+        <w:numPr>
+          <w:ilvl w:val="0"/>
           <w:numId w:val="1011"/>
         </w:numPr>
       </w:pPr>
       <w:r>
-        <w:t xml:space="preserve">bölümdeki 15 gereksinimin</w:t>
-      </w:r>
-      <w:r>
-        <w:t xml:space="preserve"> </w:t>
-      </w:r>
-      <w:r>
-        <w:rPr>
-          <w:b/>
-          <w:bCs/>
-        </w:rPr>
-        <w:t xml:space="preserve">hepsi</w:t>
-      </w:r>
-      <w:r>
-        <w:t xml:space="preserve"> </w:t>
-      </w:r>
-      <w:r>
-        <w:t xml:space="preserve">her projede geçerlidir; konu kutusundaki</w:t>
-      </w:r>
-      <w:r>
-        <w:t xml:space="preserve"> </w:t>
-      </w:r>
-      <w:r>
-        <w:t xml:space="preserve">“öne çıkan gereksinimler”</w:t>
-      </w:r>
-      <w:r>
-        <w:t xml:space="preserve">, o</w:t>
-      </w:r>
-      <w:r>
-        <w:t xml:space="preserve"> </w:t>
-      </w:r>
-      <w:r>
-        <w:t xml:space="preserve">konuda en doğal ve en çok puan getiren uygulama yerlerini gösterir.</w:t>
-      </w:r>
-    </w:p>
-    <w:p>
-      <w:pPr>
-        <w:pStyle w:val="Compact"/>
-        <w:numPr>
-          <w:ilvl w:val="0"/>
-          <w:numId w:val="1010"/>
-        </w:numPr>
-      </w:pPr>
-      <w:r>
         <w:t xml:space="preserve">Listede olmayan bir fikriniz varsa, gereksinimleri anlamlı biçimde uygulayabileceğiniz kadar zenginse ders</w:t>
       </w:r>
       <w:r>
@@ -2922,7 +3185,7 @@
         <w:pStyle w:val="Compact"/>
         <w:numPr>
           <w:ilvl w:val="0"/>
-          <w:numId w:val="1010"/>
+          <w:numId w:val="1011"/>
         </w:numPr>
       </w:pPr>
       <w:r>
@@ -3098,7 +3361,7 @@
         <w:pStyle w:val="Compact"/>
         <w:numPr>
           <w:ilvl w:val="0"/>
-          <w:numId w:val="1012"/>
+          <w:numId w:val="1013"/>
         </w:numPr>
       </w:pPr>
       <w:r>
@@ -3132,7 +3395,7 @@
         <w:pStyle w:val="Compact"/>
         <w:numPr>
           <w:ilvl w:val="0"/>
-          <w:numId w:val="1012"/>
+          <w:numId w:val="1013"/>
         </w:numPr>
       </w:pPr>
       <w:r>
@@ -3154,7 +3417,7 @@
         <w:pStyle w:val="Compact"/>
         <w:numPr>
           <w:ilvl w:val="0"/>
-          <w:numId w:val="1012"/>
+          <w:numId w:val="1013"/>
         </w:numPr>
       </w:pPr>
       <w:r>
@@ -3212,7 +3475,7 @@
         <w:pStyle w:val="Compact"/>
         <w:numPr>
           <w:ilvl w:val="0"/>
-          <w:numId w:val="1013"/>
+          <w:numId w:val="1014"/>
         </w:numPr>
       </w:pPr>
       <w:r>
@@ -3252,7 +3515,7 @@
         <w:pStyle w:val="Compact"/>
         <w:numPr>
           <w:ilvl w:val="0"/>
-          <w:numId w:val="1013"/>
+          <w:numId w:val="1014"/>
         </w:numPr>
       </w:pPr>
       <w:r>
@@ -3310,7 +3573,7 @@
         <w:pStyle w:val="Compact"/>
         <w:numPr>
           <w:ilvl w:val="0"/>
-          <w:numId w:val="1014"/>
+          <w:numId w:val="1015"/>
         </w:numPr>
       </w:pPr>
       <w:r>
@@ -3361,7 +3624,7 @@
         <w:pStyle w:val="Compact"/>
         <w:numPr>
           <w:ilvl w:val="0"/>
-          <w:numId w:val="1014"/>
+          <w:numId w:val="1015"/>
         </w:numPr>
       </w:pPr>
       <w:r>
@@ -3462,7 +3725,7 @@
         <w:pStyle w:val="Compact"/>
         <w:numPr>
           <w:ilvl w:val="0"/>
-          <w:numId w:val="1015"/>
+          <w:numId w:val="1016"/>
         </w:numPr>
       </w:pPr>
       <w:r>
@@ -3490,7 +3753,7 @@
         <w:pStyle w:val="Compact"/>
         <w:numPr>
           <w:ilvl w:val="0"/>
-          <w:numId w:val="1015"/>
+          <w:numId w:val="1016"/>
         </w:numPr>
       </w:pPr>
       <w:r>
@@ -3593,7 +3856,7 @@
         <w:pStyle w:val="Compact"/>
         <w:numPr>
           <w:ilvl w:val="0"/>
-          <w:numId w:val="1016"/>
+          <w:numId w:val="1017"/>
         </w:numPr>
       </w:pPr>
       <w:r>
@@ -3684,7 +3947,7 @@
         <w:pStyle w:val="Compact"/>
         <w:numPr>
           <w:ilvl w:val="0"/>
-          <w:numId w:val="1017"/>
+          <w:numId w:val="1018"/>
         </w:numPr>
       </w:pPr>
       <w:r>
@@ -3784,7 +4047,7 @@
         <w:pStyle w:val="Compact"/>
         <w:numPr>
           <w:ilvl w:val="0"/>
-          <w:numId w:val="1018"/>
+          <w:numId w:val="1019"/>
         </w:numPr>
       </w:pPr>
       <w:r>
@@ -3844,7 +4107,7 @@
         <w:pStyle w:val="Compact"/>
         <w:numPr>
           <w:ilvl w:val="0"/>
-          <w:numId w:val="1019"/>
+          <w:numId w:val="1020"/>
         </w:numPr>
       </w:pPr>
       <w:r>
@@ -3929,7 +4192,7 @@
         <w:pStyle w:val="Compact"/>
         <w:numPr>
           <w:ilvl w:val="0"/>
-          <w:numId w:val="1020"/>
+          <w:numId w:val="1021"/>
         </w:numPr>
       </w:pPr>
       <w:r>
@@ -3987,7 +4250,7 @@
         <w:pStyle w:val="Compact"/>
         <w:numPr>
           <w:ilvl w:val="0"/>
-          <w:numId w:val="1021"/>
+          <w:numId w:val="1022"/>
         </w:numPr>
       </w:pPr>
       <w:r>
@@ -4143,7 +4406,7 @@
         <w:pStyle w:val="Compact"/>
         <w:numPr>
           <w:ilvl w:val="0"/>
-          <w:numId w:val="1022"/>
+          <w:numId w:val="1023"/>
         </w:numPr>
       </w:pPr>
       <w:r>
@@ -4216,7 +4479,7 @@
         <w:pStyle w:val="Compact"/>
         <w:numPr>
           <w:ilvl w:val="0"/>
-          <w:numId w:val="1023"/>
+          <w:numId w:val="1024"/>
         </w:numPr>
       </w:pPr>
       <w:r>
@@ -4337,7 +4600,7 @@
         <w:pStyle w:val="Compact"/>
         <w:numPr>
           <w:ilvl w:val="0"/>
-          <w:numId w:val="1024"/>
+          <w:numId w:val="1025"/>
         </w:numPr>
       </w:pPr>
       <w:r>
@@ -4437,7 +4700,7 @@
         <w:pStyle w:val="Compact"/>
         <w:numPr>
           <w:ilvl w:val="0"/>
-          <w:numId w:val="1025"/>
+          <w:numId w:val="1026"/>
         </w:numPr>
       </w:pPr>
       <w:r>
@@ -4476,7 +4739,7 @@
         <w:pStyle w:val="Compact"/>
         <w:numPr>
           <w:ilvl w:val="0"/>
-          <w:numId w:val="1026"/>
+          <w:numId w:val="1027"/>
         </w:numPr>
       </w:pPr>
       <w:r>
@@ -4517,7 +4780,7 @@
         <w:pStyle w:val="Compact"/>
         <w:numPr>
           <w:ilvl w:val="0"/>
-          <w:numId w:val="1026"/>
+          <w:numId w:val="1027"/>
         </w:numPr>
       </w:pPr>
       <w:r>
@@ -4558,7 +4821,7 @@
         <w:pStyle w:val="Compact"/>
         <w:numPr>
           <w:ilvl w:val="0"/>
-          <w:numId w:val="1026"/>
+          <w:numId w:val="1027"/>
         </w:numPr>
       </w:pPr>
       <w:r>
@@ -4592,7 +4855,7 @@
         <w:pStyle w:val="Compact"/>
         <w:numPr>
           <w:ilvl w:val="0"/>
-          <w:numId w:val="1026"/>
+          <w:numId w:val="1027"/>
         </w:numPr>
       </w:pPr>
       <w:r>
@@ -4722,7 +4985,7 @@
               <w:pStyle w:val="Compact"/>
             </w:pPr>
             <w:r>
-              <w:t xml:space="preserve">CMake/CTest, C++ DLL/.so + SQLite + SoftHSM entegrasyonu; her committe iki üye de görünür</w:t>
+              <w:t xml:space="preserve">CMake/CTest, C++ DLL/.so + SQLite + SoftHSM entegrasyonu; her üyenin commit’i görünür</w:t>
             </w:r>
           </w:p>
         </w:tc>
@@ -5617,7 +5880,7 @@
         <w:rPr>
           <w:rStyle w:val="VerbatimChar"/>
         </w:rPr>
-        <w:t xml:space="preserve">cen429-vize-ad-soyad.zip                  # final teslimi: cen429-final-ad-soyad.zip</w:t>
+        <w:t xml:space="preserve">cen429-2026-2027-NNN-midterm.zip                  # final teslimi: cen429-2026-2027-NNN-final.zip</w:t>
       </w:r>
       <w:r>
         <w:br/>
@@ -5626,7 +5889,7 @@
         <w:rPr>
           <w:rStyle w:val="VerbatimChar"/>
         </w:rPr>
-        <w:t xml:space="preserve">└── cen429-proje-ad-soyad-cpp/            # GitHub deposunun klonu (.gitignore uygulanmış)</w:t>
+        <w:t xml:space="preserve">└── cen429-2026-2027-NNN-ad-soyad-cpp/            # GitHub deposunun klonu (.gitignore uygulanmış)</w:t>
       </w:r>
       <w:r>
         <w:br/>
@@ -5680,7 +5943,7 @@
         <w:rPr>
           <w:rStyle w:val="VerbatimChar"/>
         </w:rPr>
-        <w:t xml:space="preserve">    │   └── cen429-guvenlik-kilavuzu-ad-soyad.docx</w:t>
+        <w:t xml:space="preserve">    │   └── cen429-2026-2027-NNN-security-guide.docx</w:t>
       </w:r>
       <w:r>
         <w:br/>
@@ -5734,7 +5997,7 @@
         <w:rPr>
           <w:rStyle w:val="VerbatimChar"/>
         </w:rPr>
-        <w:t xml:space="preserve">cen429-proje-ad-soyad-cpp</w:t>
+        <w:t xml:space="preserve">cen429-2026-2027-NNN-ad-soyad-cpp</w:t>
       </w:r>
       <w:r>
         <w:t xml:space="preserve">; arşiv</w:t>
@@ -5746,7 +6009,7 @@
         <w:rPr>
           <w:rStyle w:val="VerbatimChar"/>
         </w:rPr>
-        <w:t xml:space="preserve">cen429-vize-ad-soyad.zip</w:t>
+        <w:t xml:space="preserve">cen429-2026-2027-NNN-midterm.zip</w:t>
       </w:r>
       <w:r>
         <w:t xml:space="preserve"> </w:t>
@@ -5761,7 +6024,7 @@
         <w:rPr>
           <w:rStyle w:val="VerbatimChar"/>
         </w:rPr>
-        <w:t xml:space="preserve">cen429-final-ad-soyad.zip</w:t>
+        <w:t xml:space="preserve">cen429-2026-2027-NNN-final.zip</w:t>
       </w:r>
       <w:r>
         <w:t xml:space="preserve">;</w:t>
@@ -5779,7 +6042,7 @@
         <w:rPr>
           <w:rStyle w:val="VerbatimChar"/>
         </w:rPr>
-        <w:t xml:space="preserve">cen429-guvenlik-kilavuzu-ad-soyad.docx</w:t>
+        <w:t xml:space="preserve">cen429-2026-2027-NNN-security-guide.docx</w:t>
       </w:r>
       <w:r>
         <w:t xml:space="preserve">. Rapor/kılavuzun kapak sayfasında</w:t>
@@ -5831,7 +6094,7 @@
         <w:pStyle w:val="Compact"/>
         <w:numPr>
           <w:ilvl w:val="0"/>
-          <w:numId w:val="1027"/>
+          <w:numId w:val="1028"/>
         </w:numPr>
       </w:pPr>
       <w:r>
@@ -5884,7 +6147,7 @@
         <w:pStyle w:val="Compact"/>
         <w:numPr>
           <w:ilvl w:val="0"/>
-          <w:numId w:val="1027"/>
+          <w:numId w:val="1028"/>
         </w:numPr>
       </w:pPr>
       <w:r>
@@ -5953,7 +6216,7 @@
         <w:pStyle w:val="Compact"/>
         <w:numPr>
           <w:ilvl w:val="0"/>
-          <w:numId w:val="1027"/>
+          <w:numId w:val="1028"/>
         </w:numPr>
       </w:pPr>
       <w:r>
@@ -5994,7 +6257,7 @@
         <w:pStyle w:val="Compact"/>
         <w:numPr>
           <w:ilvl w:val="0"/>
-          <w:numId w:val="1027"/>
+          <w:numId w:val="1028"/>
         </w:numPr>
       </w:pPr>
       <w:r>
@@ -6022,7 +6285,7 @@
         <w:pStyle w:val="Compact"/>
         <w:numPr>
           <w:ilvl w:val="0"/>
-          <w:numId w:val="1027"/>
+          <w:numId w:val="1028"/>
         </w:numPr>
       </w:pPr>
       <w:r>
@@ -6062,7 +6325,7 @@
         <w:pStyle w:val="Compact"/>
         <w:numPr>
           <w:ilvl w:val="0"/>
-          <w:numId w:val="1027"/>
+          <w:numId w:val="1028"/>
         </w:numPr>
       </w:pPr>
       <w:r>
@@ -6111,7 +6374,7 @@
         <w:pStyle w:val="Compact"/>
         <w:numPr>
           <w:ilvl w:val="0"/>
-          <w:numId w:val="1027"/>
+          <w:numId w:val="1028"/>
         </w:numPr>
       </w:pPr>
       <w:r>
@@ -7514,7 +7777,7 @@
         <w:pStyle w:val="Compact"/>
         <w:numPr>
           <w:ilvl w:val="0"/>
-          <w:numId w:val="1028"/>
+          <w:numId w:val="1029"/>
         </w:numPr>
       </w:pPr>
       <w:r>
@@ -7542,7 +7805,7 @@
         <w:pStyle w:val="Compact"/>
         <w:numPr>
           <w:ilvl w:val="0"/>
-          <w:numId w:val="1028"/>
+          <w:numId w:val="1029"/>
         </w:numPr>
       </w:pPr>
       <w:r>
@@ -7554,7 +7817,7 @@
         <w:pStyle w:val="Compact"/>
         <w:numPr>
           <w:ilvl w:val="0"/>
-          <w:numId w:val="1028"/>
+          <w:numId w:val="1029"/>
         </w:numPr>
       </w:pPr>
       <w:r>
@@ -7612,7 +7875,7 @@
         <w:pStyle w:val="Compact"/>
         <w:numPr>
           <w:ilvl w:val="0"/>
-          <w:numId w:val="1028"/>
+          <w:numId w:val="1029"/>
         </w:numPr>
       </w:pPr>
       <w:r>
@@ -7624,7 +7887,7 @@
         <w:pStyle w:val="Compact"/>
         <w:numPr>
           <w:ilvl w:val="0"/>
-          <w:numId w:val="1028"/>
+          <w:numId w:val="1029"/>
         </w:numPr>
       </w:pPr>
       <w:r>
@@ -7649,7 +7912,7 @@
         <w:pStyle w:val="Compact"/>
         <w:numPr>
           <w:ilvl w:val="0"/>
-          <w:numId w:val="1028"/>
+          <w:numId w:val="1029"/>
         </w:numPr>
       </w:pPr>
       <w:r>
@@ -7661,7 +7924,7 @@
         <w:pStyle w:val="Compact"/>
         <w:numPr>
           <w:ilvl w:val="0"/>
-          <w:numId w:val="1028"/>
+          <w:numId w:val="1029"/>
         </w:numPr>
       </w:pPr>
       <w:r>
@@ -7693,7 +7956,7 @@
         <w:pStyle w:val="Compact"/>
         <w:numPr>
           <w:ilvl w:val="0"/>
-          <w:numId w:val="1029"/>
+          <w:numId w:val="1030"/>
         </w:numPr>
       </w:pPr>
       <w:r>
@@ -7707,7 +7970,7 @@
         <w:t xml:space="preserve"> </w:t>
       </w:r>
       <w:r>
-        <w:t xml:space="preserve">Depoyu şablondan doğru adla oluşturdunuz mu? Depo özel mi, ders sorumlusu işbirlikçi mi? Her iki üyenin de</w:t>
+        <w:t xml:space="preserve">Depoyu şablondan doğru adla oluşturdunuz mu? Depo özel mi, ders sorumlusu işbirlikçi mi? Her üyenin</w:t>
       </w:r>
       <w:r>
         <w:t xml:space="preserve"> </w:t>
@@ -7721,7 +7984,7 @@
         <w:pStyle w:val="Compact"/>
         <w:numPr>
           <w:ilvl w:val="0"/>
-          <w:numId w:val="1029"/>
+          <w:numId w:val="1030"/>
         </w:numPr>
       </w:pPr>
       <w:r>
@@ -7782,7 +8045,7 @@
         <w:pStyle w:val="Compact"/>
         <w:numPr>
           <w:ilvl w:val="0"/>
-          <w:numId w:val="1029"/>
+          <w:numId w:val="1030"/>
         </w:numPr>
       </w:pPr>
       <w:r>
@@ -7810,7 +8073,7 @@
         <w:pStyle w:val="Compact"/>
         <w:numPr>
           <w:ilvl w:val="0"/>
-          <w:numId w:val="1029"/>
+          <w:numId w:val="1030"/>
         </w:numPr>
       </w:pPr>
       <w:r>
@@ -7832,7 +8095,7 @@
         <w:pStyle w:val="Compact"/>
         <w:numPr>
           <w:ilvl w:val="0"/>
-          <w:numId w:val="1029"/>
+          <w:numId w:val="1030"/>
         </w:numPr>
       </w:pPr>
       <w:r>
@@ -7860,7 +8123,7 @@
         <w:pStyle w:val="Compact"/>
         <w:numPr>
           <w:ilvl w:val="0"/>
-          <w:numId w:val="1029"/>
+          <w:numId w:val="1030"/>
         </w:numPr>
       </w:pPr>
       <w:r>
@@ -7898,7 +8161,7 @@
         <w:pStyle w:val="Compact"/>
         <w:numPr>
           <w:ilvl w:val="0"/>
-          <w:numId w:val="1030"/>
+          <w:numId w:val="1031"/>
         </w:numPr>
       </w:pPr>
       <w:r>
@@ -7923,7 +8186,7 @@
         <w:pStyle w:val="Compact"/>
         <w:numPr>
           <w:ilvl w:val="0"/>
-          <w:numId w:val="1030"/>
+          <w:numId w:val="1031"/>
         </w:numPr>
       </w:pPr>
       <w:r>
@@ -7948,7 +8211,7 @@
         <w:pStyle w:val="Compact"/>
         <w:numPr>
           <w:ilvl w:val="0"/>
-          <w:numId w:val="1030"/>
+          <w:numId w:val="1031"/>
         </w:numPr>
       </w:pPr>
       <w:r>
@@ -7976,7 +8239,7 @@
         <w:pStyle w:val="Compact"/>
         <w:numPr>
           <w:ilvl w:val="0"/>
-          <w:numId w:val="1030"/>
+          <w:numId w:val="1031"/>
         </w:numPr>
       </w:pPr>
       <w:r>
@@ -7998,7 +8261,7 @@
         <w:pStyle w:val="Compact"/>
         <w:numPr>
           <w:ilvl w:val="0"/>
-          <w:numId w:val="1030"/>
+          <w:numId w:val="1031"/>
         </w:numPr>
       </w:pPr>
       <w:r>
@@ -8433,7 +8696,7 @@
         <w:pStyle w:val="Compact"/>
         <w:numPr>
           <w:ilvl w:val="0"/>
-          <w:numId w:val="1031"/>
+          <w:numId w:val="1032"/>
         </w:numPr>
       </w:pPr>
       <w:r>
@@ -8455,7 +8718,7 @@
         <w:pStyle w:val="Compact"/>
         <w:numPr>
           <w:ilvl w:val="0"/>
-          <w:numId w:val="1031"/>
+          <w:numId w:val="1032"/>
         </w:numPr>
       </w:pPr>
       <w:r>
@@ -8483,7 +8746,7 @@
         <w:pStyle w:val="Compact"/>
         <w:numPr>
           <w:ilvl w:val="0"/>
-          <w:numId w:val="1031"/>
+          <w:numId w:val="1032"/>
         </w:numPr>
       </w:pPr>
       <w:r>
@@ -8505,7 +8768,7 @@
         <w:pStyle w:val="Compact"/>
         <w:numPr>
           <w:ilvl w:val="0"/>
-          <w:numId w:val="1031"/>
+          <w:numId w:val="1032"/>
         </w:numPr>
       </w:pPr>
       <w:r>
@@ -8539,7 +8802,7 @@
         <w:pStyle w:val="Compact"/>
         <w:numPr>
           <w:ilvl w:val="0"/>
-          <w:numId w:val="1032"/>
+          <w:numId w:val="1033"/>
         </w:numPr>
       </w:pPr>
       <w:r>
@@ -8561,7 +8824,7 @@
         <w:pStyle w:val="Compact"/>
         <w:numPr>
           <w:ilvl w:val="0"/>
-          <w:numId w:val="1032"/>
+          <w:numId w:val="1033"/>
         </w:numPr>
       </w:pPr>
       <w:r>
@@ -8583,7 +8846,7 @@
         <w:pStyle w:val="Compact"/>
         <w:numPr>
           <w:ilvl w:val="0"/>
-          <w:numId w:val="1032"/>
+          <w:numId w:val="1033"/>
         </w:numPr>
       </w:pPr>
       <w:r>
@@ -8605,7 +8868,7 @@
         <w:pStyle w:val="Compact"/>
         <w:numPr>
           <w:ilvl w:val="0"/>
-          <w:numId w:val="1032"/>
+          <w:numId w:val="1033"/>
         </w:numPr>
       </w:pPr>
       <w:r>
@@ -8741,7 +9004,7 @@
         <w:pStyle w:val="Compact"/>
         <w:numPr>
           <w:ilvl w:val="0"/>
-          <w:numId w:val="1033"/>
+          <w:numId w:val="1034"/>
         </w:numPr>
       </w:pPr>
       <w:r>
@@ -8763,7 +9026,7 @@
         <w:pStyle w:val="Compact"/>
         <w:numPr>
           <w:ilvl w:val="0"/>
-          <w:numId w:val="1033"/>
+          <w:numId w:val="1034"/>
         </w:numPr>
       </w:pPr>
       <w:r>
@@ -8785,7 +9048,7 @@
         <w:pStyle w:val="Compact"/>
         <w:numPr>
           <w:ilvl w:val="0"/>
-          <w:numId w:val="1033"/>
+          <w:numId w:val="1034"/>
         </w:numPr>
       </w:pPr>
       <w:r>
@@ -8819,7 +9082,7 @@
         <w:pStyle w:val="Compact"/>
         <w:numPr>
           <w:ilvl w:val="0"/>
-          <w:numId w:val="1034"/>
+          <w:numId w:val="1035"/>
         </w:numPr>
       </w:pPr>
       <w:r>
@@ -8841,7 +9104,7 @@
         <w:pStyle w:val="Compact"/>
         <w:numPr>
           <w:ilvl w:val="0"/>
-          <w:numId w:val="1034"/>
+          <w:numId w:val="1035"/>
         </w:numPr>
       </w:pPr>
       <w:r>
@@ -8863,7 +9126,7 @@
         <w:pStyle w:val="Compact"/>
         <w:numPr>
           <w:ilvl w:val="0"/>
-          <w:numId w:val="1034"/>
+          <w:numId w:val="1035"/>
         </w:numPr>
       </w:pPr>
       <w:r>
@@ -8885,7 +9148,7 @@
         <w:pStyle w:val="Compact"/>
         <w:numPr>
           <w:ilvl w:val="0"/>
-          <w:numId w:val="1034"/>
+          <w:numId w:val="1035"/>
         </w:numPr>
       </w:pPr>
       <w:r>
@@ -9021,7 +9284,7 @@
         <w:pStyle w:val="Compact"/>
         <w:numPr>
           <w:ilvl w:val="0"/>
-          <w:numId w:val="1035"/>
+          <w:numId w:val="1036"/>
         </w:numPr>
       </w:pPr>
       <w:r>
@@ -9043,7 +9306,7 @@
         <w:pStyle w:val="Compact"/>
         <w:numPr>
           <w:ilvl w:val="0"/>
-          <w:numId w:val="1035"/>
+          <w:numId w:val="1036"/>
         </w:numPr>
       </w:pPr>
       <w:r>
@@ -9065,7 +9328,7 @@
         <w:pStyle w:val="Compact"/>
         <w:numPr>
           <w:ilvl w:val="0"/>
-          <w:numId w:val="1035"/>
+          <w:numId w:val="1036"/>
         </w:numPr>
       </w:pPr>
       <w:r>
@@ -9099,7 +9362,7 @@
         <w:pStyle w:val="Compact"/>
         <w:numPr>
           <w:ilvl w:val="0"/>
-          <w:numId w:val="1036"/>
+          <w:numId w:val="1037"/>
         </w:numPr>
       </w:pPr>
       <w:r>
@@ -9121,7 +9384,7 @@
         <w:pStyle w:val="Compact"/>
         <w:numPr>
           <w:ilvl w:val="0"/>
-          <w:numId w:val="1036"/>
+          <w:numId w:val="1037"/>
         </w:numPr>
       </w:pPr>
       <w:r>
@@ -9143,7 +9406,7 @@
         <w:pStyle w:val="Compact"/>
         <w:numPr>
           <w:ilvl w:val="0"/>
-          <w:numId w:val="1036"/>
+          <w:numId w:val="1037"/>
         </w:numPr>
       </w:pPr>
       <w:r>
@@ -9165,7 +9428,7 @@
         <w:pStyle w:val="Compact"/>
         <w:numPr>
           <w:ilvl w:val="0"/>
-          <w:numId w:val="1036"/>
+          <w:numId w:val="1037"/>
         </w:numPr>
       </w:pPr>
       <w:r>
@@ -9301,7 +9564,7 @@
         <w:pStyle w:val="Compact"/>
         <w:numPr>
           <w:ilvl w:val="0"/>
-          <w:numId w:val="1037"/>
+          <w:numId w:val="1038"/>
         </w:numPr>
       </w:pPr>
       <w:r>
@@ -9323,7 +9586,7 @@
         <w:pStyle w:val="Compact"/>
         <w:numPr>
           <w:ilvl w:val="0"/>
-          <w:numId w:val="1037"/>
+          <w:numId w:val="1038"/>
         </w:numPr>
       </w:pPr>
       <w:r>
@@ -9345,7 +9608,7 @@
         <w:pStyle w:val="Compact"/>
         <w:numPr>
           <w:ilvl w:val="0"/>
-          <w:numId w:val="1037"/>
+          <w:numId w:val="1038"/>
         </w:numPr>
       </w:pPr>
       <w:r>
@@ -9379,7 +9642,7 @@
         <w:pStyle w:val="Compact"/>
         <w:numPr>
           <w:ilvl w:val="0"/>
-          <w:numId w:val="1038"/>
+          <w:numId w:val="1039"/>
         </w:numPr>
       </w:pPr>
       <w:r>
@@ -9401,7 +9664,7 @@
         <w:pStyle w:val="Compact"/>
         <w:numPr>
           <w:ilvl w:val="0"/>
-          <w:numId w:val="1038"/>
+          <w:numId w:val="1039"/>
         </w:numPr>
       </w:pPr>
       <w:r>
@@ -9423,7 +9686,7 @@
         <w:pStyle w:val="Compact"/>
         <w:numPr>
           <w:ilvl w:val="0"/>
-          <w:numId w:val="1038"/>
+          <w:numId w:val="1039"/>
         </w:numPr>
       </w:pPr>
       <w:r>
@@ -9445,7 +9708,7 @@
         <w:pStyle w:val="Compact"/>
         <w:numPr>
           <w:ilvl w:val="0"/>
-          <w:numId w:val="1038"/>
+          <w:numId w:val="1039"/>
         </w:numPr>
       </w:pPr>
       <w:r>
@@ -9587,7 +9850,7 @@
         <w:pStyle w:val="Compact"/>
         <w:numPr>
           <w:ilvl w:val="0"/>
-          <w:numId w:val="1039"/>
+          <w:numId w:val="1040"/>
         </w:numPr>
       </w:pPr>
       <w:r>
@@ -9609,7 +9872,7 @@
         <w:pStyle w:val="Compact"/>
         <w:numPr>
           <w:ilvl w:val="0"/>
-          <w:numId w:val="1039"/>
+          <w:numId w:val="1040"/>
         </w:numPr>
       </w:pPr>
       <w:r>
@@ -9631,7 +9894,7 @@
         <w:pStyle w:val="Compact"/>
         <w:numPr>
           <w:ilvl w:val="0"/>
-          <w:numId w:val="1039"/>
+          <w:numId w:val="1040"/>
         </w:numPr>
       </w:pPr>
       <w:r>
@@ -9665,7 +9928,7 @@
         <w:pStyle w:val="Compact"/>
         <w:numPr>
           <w:ilvl w:val="0"/>
-          <w:numId w:val="1040"/>
+          <w:numId w:val="1041"/>
         </w:numPr>
       </w:pPr>
       <w:r>
@@ -9687,7 +9950,7 @@
         <w:pStyle w:val="Compact"/>
         <w:numPr>
           <w:ilvl w:val="0"/>
-          <w:numId w:val="1040"/>
+          <w:numId w:val="1041"/>
         </w:numPr>
       </w:pPr>
       <w:r>
@@ -9709,7 +9972,7 @@
         <w:pStyle w:val="Compact"/>
         <w:numPr>
           <w:ilvl w:val="0"/>
-          <w:numId w:val="1040"/>
+          <w:numId w:val="1041"/>
         </w:numPr>
       </w:pPr>
       <w:r>
@@ -9731,7 +9994,7 @@
         <w:pStyle w:val="Compact"/>
         <w:numPr>
           <w:ilvl w:val="0"/>
-          <w:numId w:val="1040"/>
+          <w:numId w:val="1041"/>
         </w:numPr>
       </w:pPr>
       <w:r>
@@ -9867,7 +10130,7 @@
         <w:pStyle w:val="Compact"/>
         <w:numPr>
           <w:ilvl w:val="0"/>
-          <w:numId w:val="1041"/>
+          <w:numId w:val="1042"/>
         </w:numPr>
       </w:pPr>
       <w:r>
@@ -9889,7 +10152,7 @@
         <w:pStyle w:val="Compact"/>
         <w:numPr>
           <w:ilvl w:val="0"/>
-          <w:numId w:val="1041"/>
+          <w:numId w:val="1042"/>
         </w:numPr>
       </w:pPr>
       <w:r>
@@ -9911,7 +10174,7 @@
         <w:pStyle w:val="Compact"/>
         <w:numPr>
           <w:ilvl w:val="0"/>
-          <w:numId w:val="1041"/>
+          <w:numId w:val="1042"/>
         </w:numPr>
       </w:pPr>
       <w:r>
@@ -9945,7 +10208,7 @@
         <w:pStyle w:val="Compact"/>
         <w:numPr>
           <w:ilvl w:val="0"/>
-          <w:numId w:val="1042"/>
+          <w:numId w:val="1043"/>
         </w:numPr>
       </w:pPr>
       <w:r>
@@ -9967,7 +10230,7 @@
         <w:pStyle w:val="Compact"/>
         <w:numPr>
           <w:ilvl w:val="0"/>
-          <w:numId w:val="1042"/>
+          <w:numId w:val="1043"/>
         </w:numPr>
       </w:pPr>
       <w:r>
@@ -9989,7 +10252,7 @@
         <w:pStyle w:val="Compact"/>
         <w:numPr>
           <w:ilvl w:val="0"/>
-          <w:numId w:val="1042"/>
+          <w:numId w:val="1043"/>
         </w:numPr>
       </w:pPr>
       <w:r>
@@ -10011,7 +10274,7 @@
         <w:pStyle w:val="Compact"/>
         <w:numPr>
           <w:ilvl w:val="0"/>
-          <w:numId w:val="1042"/>
+          <w:numId w:val="1043"/>
         </w:numPr>
       </w:pPr>
       <w:r>
@@ -10147,7 +10410,7 @@
         <w:pStyle w:val="Compact"/>
         <w:numPr>
           <w:ilvl w:val="0"/>
-          <w:numId w:val="1043"/>
+          <w:numId w:val="1044"/>
         </w:numPr>
       </w:pPr>
       <w:r>
@@ -10175,7 +10438,7 @@
         <w:pStyle w:val="Compact"/>
         <w:numPr>
           <w:ilvl w:val="0"/>
-          <w:numId w:val="1043"/>
+          <w:numId w:val="1044"/>
         </w:numPr>
       </w:pPr>
       <w:r>
@@ -10197,7 +10460,7 @@
         <w:pStyle w:val="Compact"/>
         <w:numPr>
           <w:ilvl w:val="0"/>
-          <w:numId w:val="1043"/>
+          <w:numId w:val="1044"/>
         </w:numPr>
       </w:pPr>
       <w:r>
@@ -10231,7 +10494,7 @@
         <w:pStyle w:val="Compact"/>
         <w:numPr>
           <w:ilvl w:val="0"/>
-          <w:numId w:val="1044"/>
+          <w:numId w:val="1045"/>
         </w:numPr>
       </w:pPr>
       <w:r>
@@ -10253,7 +10516,7 @@
         <w:pStyle w:val="Compact"/>
         <w:numPr>
           <w:ilvl w:val="0"/>
-          <w:numId w:val="1044"/>
+          <w:numId w:val="1045"/>
         </w:numPr>
       </w:pPr>
       <w:r>
@@ -10275,7 +10538,7 @@
         <w:pStyle w:val="Compact"/>
         <w:numPr>
           <w:ilvl w:val="0"/>
-          <w:numId w:val="1044"/>
+          <w:numId w:val="1045"/>
         </w:numPr>
       </w:pPr>
       <w:r>
@@ -10297,7 +10560,7 @@
         <w:pStyle w:val="Compact"/>
         <w:numPr>
           <w:ilvl w:val="0"/>
-          <w:numId w:val="1044"/>
+          <w:numId w:val="1045"/>
         </w:numPr>
       </w:pPr>
       <w:r>
@@ -10433,7 +10696,7 @@
         <w:pStyle w:val="Compact"/>
         <w:numPr>
           <w:ilvl w:val="0"/>
-          <w:numId w:val="1045"/>
+          <w:numId w:val="1046"/>
         </w:numPr>
       </w:pPr>
       <w:r>
@@ -10455,7 +10718,7 @@
         <w:pStyle w:val="Compact"/>
         <w:numPr>
           <w:ilvl w:val="0"/>
-          <w:numId w:val="1045"/>
+          <w:numId w:val="1046"/>
         </w:numPr>
       </w:pPr>
       <w:r>
@@ -10477,7 +10740,7 @@
         <w:pStyle w:val="Compact"/>
         <w:numPr>
           <w:ilvl w:val="0"/>
-          <w:numId w:val="1045"/>
+          <w:numId w:val="1046"/>
         </w:numPr>
       </w:pPr>
       <w:r>
@@ -10511,7 +10774,7 @@
         <w:pStyle w:val="Compact"/>
         <w:numPr>
           <w:ilvl w:val="0"/>
-          <w:numId w:val="1046"/>
+          <w:numId w:val="1047"/>
         </w:numPr>
       </w:pPr>
       <w:r>
@@ -10533,7 +10796,7 @@
         <w:pStyle w:val="Compact"/>
         <w:numPr>
           <w:ilvl w:val="0"/>
-          <w:numId w:val="1046"/>
+          <w:numId w:val="1047"/>
         </w:numPr>
       </w:pPr>
       <w:r>
@@ -10555,7 +10818,7 @@
         <w:pStyle w:val="Compact"/>
         <w:numPr>
           <w:ilvl w:val="0"/>
-          <w:numId w:val="1046"/>
+          <w:numId w:val="1047"/>
         </w:numPr>
       </w:pPr>
       <w:r>
@@ -10577,7 +10840,7 @@
         <w:pStyle w:val="Compact"/>
         <w:numPr>
           <w:ilvl w:val="0"/>
-          <w:numId w:val="1046"/>
+          <w:numId w:val="1047"/>
         </w:numPr>
       </w:pPr>
       <w:r>
@@ -10707,7 +10970,7 @@
         <w:pStyle w:val="Compact"/>
         <w:numPr>
           <w:ilvl w:val="0"/>
-          <w:numId w:val="1047"/>
+          <w:numId w:val="1048"/>
         </w:numPr>
       </w:pPr>
       <w:r>
@@ -10729,7 +10992,7 @@
         <w:pStyle w:val="Compact"/>
         <w:numPr>
           <w:ilvl w:val="0"/>
-          <w:numId w:val="1047"/>
+          <w:numId w:val="1048"/>
         </w:numPr>
       </w:pPr>
       <w:r>
@@ -10751,7 +11014,7 @@
         <w:pStyle w:val="Compact"/>
         <w:numPr>
           <w:ilvl w:val="0"/>
-          <w:numId w:val="1047"/>
+          <w:numId w:val="1048"/>
         </w:numPr>
       </w:pPr>
       <w:r>
@@ -10785,7 +11048,7 @@
         <w:pStyle w:val="Compact"/>
         <w:numPr>
           <w:ilvl w:val="0"/>
-          <w:numId w:val="1048"/>
+          <w:numId w:val="1049"/>
         </w:numPr>
       </w:pPr>
       <w:r>
@@ -10807,7 +11070,7 @@
         <w:pStyle w:val="Compact"/>
         <w:numPr>
           <w:ilvl w:val="0"/>
-          <w:numId w:val="1048"/>
+          <w:numId w:val="1049"/>
         </w:numPr>
       </w:pPr>
       <w:r>
@@ -10829,7 +11092,7 @@
         <w:pStyle w:val="Compact"/>
         <w:numPr>
           <w:ilvl w:val="0"/>
-          <w:numId w:val="1048"/>
+          <w:numId w:val="1049"/>
         </w:numPr>
       </w:pPr>
       <w:r>
@@ -10851,7 +11114,7 @@
         <w:pStyle w:val="Compact"/>
         <w:numPr>
           <w:ilvl w:val="0"/>
-          <w:numId w:val="1048"/>
+          <w:numId w:val="1049"/>
         </w:numPr>
       </w:pPr>
       <w:r>
@@ -10981,7 +11244,7 @@
         <w:pStyle w:val="Compact"/>
         <w:numPr>
           <w:ilvl w:val="0"/>
-          <w:numId w:val="1049"/>
+          <w:numId w:val="1050"/>
         </w:numPr>
       </w:pPr>
       <w:r>
@@ -11003,7 +11266,7 @@
         <w:pStyle w:val="Compact"/>
         <w:numPr>
           <w:ilvl w:val="0"/>
-          <w:numId w:val="1049"/>
+          <w:numId w:val="1050"/>
         </w:numPr>
       </w:pPr>
       <w:r>
@@ -11025,7 +11288,7 @@
         <w:pStyle w:val="Compact"/>
         <w:numPr>
           <w:ilvl w:val="0"/>
-          <w:numId w:val="1049"/>
+          <w:numId w:val="1050"/>
         </w:numPr>
       </w:pPr>
       <w:r>
@@ -11059,7 +11322,7 @@
         <w:pStyle w:val="Compact"/>
         <w:numPr>
           <w:ilvl w:val="0"/>
-          <w:numId w:val="1050"/>
+          <w:numId w:val="1051"/>
         </w:numPr>
       </w:pPr>
       <w:r>
@@ -11081,7 +11344,7 @@
         <w:pStyle w:val="Compact"/>
         <w:numPr>
           <w:ilvl w:val="0"/>
-          <w:numId w:val="1050"/>
+          <w:numId w:val="1051"/>
         </w:numPr>
       </w:pPr>
       <w:r>
@@ -11103,7 +11366,7 @@
         <w:pStyle w:val="Compact"/>
         <w:numPr>
           <w:ilvl w:val="0"/>
-          <w:numId w:val="1050"/>
+          <w:numId w:val="1051"/>
         </w:numPr>
       </w:pPr>
       <w:r>
@@ -11125,7 +11388,7 @@
         <w:pStyle w:val="Compact"/>
         <w:numPr>
           <w:ilvl w:val="0"/>
-          <w:numId w:val="1050"/>
+          <w:numId w:val="1051"/>
         </w:numPr>
       </w:pPr>
       <w:r>
@@ -11261,7 +11524,7 @@
         <w:pStyle w:val="Compact"/>
         <w:numPr>
           <w:ilvl w:val="0"/>
-          <w:numId w:val="1051"/>
+          <w:numId w:val="1052"/>
         </w:numPr>
       </w:pPr>
       <w:r>
@@ -11283,7 +11546,7 @@
         <w:pStyle w:val="Compact"/>
         <w:numPr>
           <w:ilvl w:val="0"/>
-          <w:numId w:val="1051"/>
+          <w:numId w:val="1052"/>
         </w:numPr>
       </w:pPr>
       <w:r>
@@ -11305,7 +11568,7 @@
         <w:pStyle w:val="Compact"/>
         <w:numPr>
           <w:ilvl w:val="0"/>
-          <w:numId w:val="1051"/>
+          <w:numId w:val="1052"/>
         </w:numPr>
       </w:pPr>
       <w:r>
@@ -11339,7 +11602,7 @@
         <w:pStyle w:val="Compact"/>
         <w:numPr>
           <w:ilvl w:val="0"/>
-          <w:numId w:val="1052"/>
+          <w:numId w:val="1053"/>
         </w:numPr>
       </w:pPr>
       <w:r>
@@ -11361,7 +11624,7 @@
         <w:pStyle w:val="Compact"/>
         <w:numPr>
           <w:ilvl w:val="0"/>
-          <w:numId w:val="1052"/>
+          <w:numId w:val="1053"/>
         </w:numPr>
       </w:pPr>
       <w:r>
@@ -11383,7 +11646,7 @@
         <w:pStyle w:val="Compact"/>
         <w:numPr>
           <w:ilvl w:val="0"/>
-          <w:numId w:val="1052"/>
+          <w:numId w:val="1053"/>
         </w:numPr>
       </w:pPr>
       <w:r>
@@ -11405,7 +11668,7 @@
         <w:pStyle w:val="Compact"/>
         <w:numPr>
           <w:ilvl w:val="0"/>
-          <w:numId w:val="1052"/>
+          <w:numId w:val="1053"/>
         </w:numPr>
       </w:pPr>
       <w:r>
@@ -11535,7 +11798,7 @@
         <w:pStyle w:val="Compact"/>
         <w:numPr>
           <w:ilvl w:val="0"/>
-          <w:numId w:val="1053"/>
+          <w:numId w:val="1054"/>
         </w:numPr>
       </w:pPr>
       <w:r>
@@ -11557,7 +11820,7 @@
         <w:pStyle w:val="Compact"/>
         <w:numPr>
           <w:ilvl w:val="0"/>
-          <w:numId w:val="1053"/>
+          <w:numId w:val="1054"/>
         </w:numPr>
       </w:pPr>
       <w:r>
@@ -11579,7 +11842,7 @@
         <w:pStyle w:val="Compact"/>
         <w:numPr>
           <w:ilvl w:val="0"/>
-          <w:numId w:val="1053"/>
+          <w:numId w:val="1054"/>
         </w:numPr>
       </w:pPr>
       <w:r>
@@ -11613,7 +11876,7 @@
         <w:pStyle w:val="Compact"/>
         <w:numPr>
           <w:ilvl w:val="0"/>
-          <w:numId w:val="1054"/>
+          <w:numId w:val="1055"/>
         </w:numPr>
       </w:pPr>
       <w:r>
@@ -11635,7 +11898,7 @@
         <w:pStyle w:val="Compact"/>
         <w:numPr>
           <w:ilvl w:val="0"/>
-          <w:numId w:val="1054"/>
+          <w:numId w:val="1055"/>
         </w:numPr>
       </w:pPr>
       <w:r>
@@ -11657,7 +11920,7 @@
         <w:pStyle w:val="Compact"/>
         <w:numPr>
           <w:ilvl w:val="0"/>
-          <w:numId w:val="1054"/>
+          <w:numId w:val="1055"/>
         </w:numPr>
       </w:pPr>
       <w:r>
@@ -11679,7 +11942,7 @@
         <w:pStyle w:val="Compact"/>
         <w:numPr>
           <w:ilvl w:val="0"/>
-          <w:numId w:val="1054"/>
+          <w:numId w:val="1055"/>
         </w:numPr>
       </w:pPr>
       <w:r>
@@ -11821,7 +12084,7 @@
         <w:pStyle w:val="Compact"/>
         <w:numPr>
           <w:ilvl w:val="0"/>
-          <w:numId w:val="1055"/>
+          <w:numId w:val="1056"/>
         </w:numPr>
       </w:pPr>
       <w:r>
@@ -11843,7 +12106,7 @@
         <w:pStyle w:val="Compact"/>
         <w:numPr>
           <w:ilvl w:val="0"/>
-          <w:numId w:val="1055"/>
+          <w:numId w:val="1056"/>
         </w:numPr>
       </w:pPr>
       <w:r>
@@ -11865,7 +12128,7 @@
         <w:pStyle w:val="Compact"/>
         <w:numPr>
           <w:ilvl w:val="0"/>
-          <w:numId w:val="1055"/>
+          <w:numId w:val="1056"/>
         </w:numPr>
       </w:pPr>
       <w:r>
@@ -11899,7 +12162,7 @@
         <w:pStyle w:val="Compact"/>
         <w:numPr>
           <w:ilvl w:val="0"/>
-          <w:numId w:val="1056"/>
+          <w:numId w:val="1057"/>
         </w:numPr>
       </w:pPr>
       <w:r>
@@ -11921,7 +12184,7 @@
         <w:pStyle w:val="Compact"/>
         <w:numPr>
           <w:ilvl w:val="0"/>
-          <w:numId w:val="1056"/>
+          <w:numId w:val="1057"/>
         </w:numPr>
       </w:pPr>
       <w:r>
@@ -11943,7 +12206,7 @@
         <w:pStyle w:val="Compact"/>
         <w:numPr>
           <w:ilvl w:val="0"/>
-          <w:numId w:val="1056"/>
+          <w:numId w:val="1057"/>
         </w:numPr>
       </w:pPr>
       <w:r>
@@ -11965,7 +12228,7 @@
         <w:pStyle w:val="Compact"/>
         <w:numPr>
           <w:ilvl w:val="0"/>
-          <w:numId w:val="1056"/>
+          <w:numId w:val="1057"/>
         </w:numPr>
       </w:pPr>
       <w:r>
@@ -12101,7 +12364,7 @@
         <w:pStyle w:val="Compact"/>
         <w:numPr>
           <w:ilvl w:val="0"/>
-          <w:numId w:val="1057"/>
+          <w:numId w:val="1058"/>
         </w:numPr>
       </w:pPr>
       <w:r>
@@ -12123,7 +12386,7 @@
         <w:pStyle w:val="Compact"/>
         <w:numPr>
           <w:ilvl w:val="0"/>
-          <w:numId w:val="1057"/>
+          <w:numId w:val="1058"/>
         </w:numPr>
       </w:pPr>
       <w:r>
@@ -12145,7 +12408,7 @@
         <w:pStyle w:val="Compact"/>
         <w:numPr>
           <w:ilvl w:val="0"/>
-          <w:numId w:val="1057"/>
+          <w:numId w:val="1058"/>
         </w:numPr>
       </w:pPr>
       <w:r>
@@ -12179,7 +12442,7 @@
         <w:pStyle w:val="Compact"/>
         <w:numPr>
           <w:ilvl w:val="0"/>
-          <w:numId w:val="1058"/>
+          <w:numId w:val="1059"/>
         </w:numPr>
       </w:pPr>
       <w:r>
@@ -12201,7 +12464,7 @@
         <w:pStyle w:val="Compact"/>
         <w:numPr>
           <w:ilvl w:val="0"/>
-          <w:numId w:val="1058"/>
+          <w:numId w:val="1059"/>
         </w:numPr>
       </w:pPr>
       <w:r>
@@ -12223,7 +12486,7 @@
         <w:pStyle w:val="Compact"/>
         <w:numPr>
           <w:ilvl w:val="0"/>
-          <w:numId w:val="1058"/>
+          <w:numId w:val="1059"/>
         </w:numPr>
       </w:pPr>
       <w:r>
@@ -12245,7 +12508,7 @@
         <w:pStyle w:val="Compact"/>
         <w:numPr>
           <w:ilvl w:val="0"/>
-          <w:numId w:val="1058"/>
+          <w:numId w:val="1059"/>
         </w:numPr>
       </w:pPr>
       <w:r>
@@ -12375,7 +12638,7 @@
         <w:pStyle w:val="Compact"/>
         <w:numPr>
           <w:ilvl w:val="0"/>
-          <w:numId w:val="1059"/>
+          <w:numId w:val="1060"/>
         </w:numPr>
       </w:pPr>
       <w:r>
@@ -12397,7 +12660,7 @@
         <w:pStyle w:val="Compact"/>
         <w:numPr>
           <w:ilvl w:val="0"/>
-          <w:numId w:val="1059"/>
+          <w:numId w:val="1060"/>
         </w:numPr>
       </w:pPr>
       <w:r>
@@ -12419,7 +12682,7 @@
         <w:pStyle w:val="Compact"/>
         <w:numPr>
           <w:ilvl w:val="0"/>
-          <w:numId w:val="1059"/>
+          <w:numId w:val="1060"/>
         </w:numPr>
       </w:pPr>
       <w:r>
@@ -12453,7 +12716,7 @@
         <w:pStyle w:val="Compact"/>
         <w:numPr>
           <w:ilvl w:val="0"/>
-          <w:numId w:val="1060"/>
+          <w:numId w:val="1061"/>
         </w:numPr>
       </w:pPr>
       <w:r>
@@ -12475,7 +12738,7 @@
         <w:pStyle w:val="Compact"/>
         <w:numPr>
           <w:ilvl w:val="0"/>
-          <w:numId w:val="1060"/>
+          <w:numId w:val="1061"/>
         </w:numPr>
       </w:pPr>
       <w:r>
@@ -12497,7 +12760,7 @@
         <w:pStyle w:val="Compact"/>
         <w:numPr>
           <w:ilvl w:val="0"/>
-          <w:numId w:val="1060"/>
+          <w:numId w:val="1061"/>
         </w:numPr>
       </w:pPr>
       <w:r>
@@ -12519,7 +12782,7 @@
         <w:pStyle w:val="Compact"/>
         <w:numPr>
           <w:ilvl w:val="0"/>
-          <w:numId w:val="1060"/>
+          <w:numId w:val="1061"/>
         </w:numPr>
       </w:pPr>
       <w:r>
@@ -12655,7 +12918,7 @@
         <w:pStyle w:val="Compact"/>
         <w:numPr>
           <w:ilvl w:val="0"/>
-          <w:numId w:val="1061"/>
+          <w:numId w:val="1062"/>
         </w:numPr>
       </w:pPr>
       <w:r>
@@ -12677,7 +12940,7 @@
         <w:pStyle w:val="Compact"/>
         <w:numPr>
           <w:ilvl w:val="0"/>
-          <w:numId w:val="1061"/>
+          <w:numId w:val="1062"/>
         </w:numPr>
       </w:pPr>
       <w:r>
@@ -12699,7 +12962,7 @@
         <w:pStyle w:val="Compact"/>
         <w:numPr>
           <w:ilvl w:val="0"/>
-          <w:numId w:val="1061"/>
+          <w:numId w:val="1062"/>
         </w:numPr>
       </w:pPr>
       <w:r>
@@ -12733,7 +12996,7 @@
         <w:pStyle w:val="Compact"/>
         <w:numPr>
           <w:ilvl w:val="0"/>
-          <w:numId w:val="1062"/>
+          <w:numId w:val="1063"/>
         </w:numPr>
       </w:pPr>
       <w:r>
@@ -12755,7 +13018,7 @@
         <w:pStyle w:val="Compact"/>
         <w:numPr>
           <w:ilvl w:val="0"/>
-          <w:numId w:val="1062"/>
+          <w:numId w:val="1063"/>
         </w:numPr>
       </w:pPr>
       <w:r>
@@ -12777,7 +13040,7 @@
         <w:pStyle w:val="Compact"/>
         <w:numPr>
           <w:ilvl w:val="0"/>
-          <w:numId w:val="1062"/>
+          <w:numId w:val="1063"/>
         </w:numPr>
       </w:pPr>
       <w:r>
@@ -12799,7 +13062,7 @@
         <w:pStyle w:val="Compact"/>
         <w:numPr>
           <w:ilvl w:val="0"/>
-          <w:numId w:val="1062"/>
+          <w:numId w:val="1063"/>
         </w:numPr>
       </w:pPr>
       <w:r>
@@ -12947,7 +13210,7 @@
         <w:pStyle w:val="Compact"/>
         <w:numPr>
           <w:ilvl w:val="0"/>
-          <w:numId w:val="1063"/>
+          <w:numId w:val="1064"/>
         </w:numPr>
       </w:pPr>
       <w:r>
@@ -12969,7 +13232,7 @@
         <w:pStyle w:val="Compact"/>
         <w:numPr>
           <w:ilvl w:val="0"/>
-          <w:numId w:val="1063"/>
+          <w:numId w:val="1064"/>
         </w:numPr>
       </w:pPr>
       <w:r>
@@ -12991,7 +13254,7 @@
         <w:pStyle w:val="Compact"/>
         <w:numPr>
           <w:ilvl w:val="0"/>
-          <w:numId w:val="1063"/>
+          <w:numId w:val="1064"/>
         </w:numPr>
       </w:pPr>
       <w:r>
@@ -13025,7 +13288,7 @@
         <w:pStyle w:val="Compact"/>
         <w:numPr>
           <w:ilvl w:val="0"/>
-          <w:numId w:val="1064"/>
+          <w:numId w:val="1065"/>
         </w:numPr>
       </w:pPr>
       <w:r>
@@ -13047,7 +13310,7 @@
         <w:pStyle w:val="Compact"/>
         <w:numPr>
           <w:ilvl w:val="0"/>
-          <w:numId w:val="1064"/>
+          <w:numId w:val="1065"/>
         </w:numPr>
       </w:pPr>
       <w:r>
@@ -13069,7 +13332,7 @@
         <w:pStyle w:val="Compact"/>
         <w:numPr>
           <w:ilvl w:val="0"/>
-          <w:numId w:val="1064"/>
+          <w:numId w:val="1065"/>
         </w:numPr>
       </w:pPr>
       <w:r>
@@ -13091,7 +13354,7 @@
         <w:pStyle w:val="Compact"/>
         <w:numPr>
           <w:ilvl w:val="0"/>
-          <w:numId w:val="1064"/>
+          <w:numId w:val="1065"/>
         </w:numPr>
       </w:pPr>
       <w:r>
@@ -13227,7 +13490,7 @@
         <w:pStyle w:val="Compact"/>
         <w:numPr>
           <w:ilvl w:val="0"/>
-          <w:numId w:val="1065"/>
+          <w:numId w:val="1066"/>
         </w:numPr>
       </w:pPr>
       <w:r>
@@ -13249,7 +13512,7 @@
         <w:pStyle w:val="Compact"/>
         <w:numPr>
           <w:ilvl w:val="0"/>
-          <w:numId w:val="1065"/>
+          <w:numId w:val="1066"/>
         </w:numPr>
       </w:pPr>
       <w:r>
@@ -13271,7 +13534,7 @@
         <w:pStyle w:val="Compact"/>
         <w:numPr>
           <w:ilvl w:val="0"/>
-          <w:numId w:val="1065"/>
+          <w:numId w:val="1066"/>
         </w:numPr>
       </w:pPr>
       <w:r>
@@ -13305,7 +13568,7 @@
         <w:pStyle w:val="Compact"/>
         <w:numPr>
           <w:ilvl w:val="0"/>
-          <w:numId w:val="1066"/>
+          <w:numId w:val="1067"/>
         </w:numPr>
       </w:pPr>
       <w:r>
@@ -13327,7 +13590,7 @@
         <w:pStyle w:val="Compact"/>
         <w:numPr>
           <w:ilvl w:val="0"/>
-          <w:numId w:val="1066"/>
+          <w:numId w:val="1067"/>
         </w:numPr>
       </w:pPr>
       <w:r>
@@ -13349,7 +13612,7 @@
         <w:pStyle w:val="Compact"/>
         <w:numPr>
           <w:ilvl w:val="0"/>
-          <w:numId w:val="1066"/>
+          <w:numId w:val="1067"/>
         </w:numPr>
       </w:pPr>
       <w:r>
@@ -13371,7 +13634,7 @@
         <w:pStyle w:val="Compact"/>
         <w:numPr>
           <w:ilvl w:val="0"/>
-          <w:numId w:val="1066"/>
+          <w:numId w:val="1067"/>
         </w:numPr>
       </w:pPr>
       <w:r>
@@ -13513,7 +13776,7 @@
         <w:pStyle w:val="Compact"/>
         <w:numPr>
           <w:ilvl w:val="0"/>
-          <w:numId w:val="1067"/>
+          <w:numId w:val="1068"/>
         </w:numPr>
       </w:pPr>
       <w:r>
@@ -13535,7 +13798,7 @@
         <w:pStyle w:val="Compact"/>
         <w:numPr>
           <w:ilvl w:val="0"/>
-          <w:numId w:val="1067"/>
+          <w:numId w:val="1068"/>
         </w:numPr>
       </w:pPr>
       <w:r>
@@ -13557,7 +13820,7 @@
         <w:pStyle w:val="Compact"/>
         <w:numPr>
           <w:ilvl w:val="0"/>
-          <w:numId w:val="1067"/>
+          <w:numId w:val="1068"/>
         </w:numPr>
       </w:pPr>
       <w:r>
@@ -13591,7 +13854,7 @@
         <w:pStyle w:val="Compact"/>
         <w:numPr>
           <w:ilvl w:val="0"/>
-          <w:numId w:val="1068"/>
+          <w:numId w:val="1069"/>
         </w:numPr>
       </w:pPr>
       <w:r>
@@ -13613,7 +13876,7 @@
         <w:pStyle w:val="Compact"/>
         <w:numPr>
           <w:ilvl w:val="0"/>
-          <w:numId w:val="1068"/>
+          <w:numId w:val="1069"/>
         </w:numPr>
       </w:pPr>
       <w:r>
@@ -13635,7 +13898,7 @@
         <w:pStyle w:val="Compact"/>
         <w:numPr>
           <w:ilvl w:val="0"/>
-          <w:numId w:val="1068"/>
+          <w:numId w:val="1069"/>
         </w:numPr>
       </w:pPr>
       <w:r>
@@ -13657,7 +13920,7 @@
         <w:pStyle w:val="Compact"/>
         <w:numPr>
           <w:ilvl w:val="0"/>
-          <w:numId w:val="1068"/>
+          <w:numId w:val="1069"/>
         </w:numPr>
       </w:pPr>
       <w:r>
@@ -13787,7 +14050,7 @@
         <w:pStyle w:val="Compact"/>
         <w:numPr>
           <w:ilvl w:val="0"/>
-          <w:numId w:val="1069"/>
+          <w:numId w:val="1070"/>
         </w:numPr>
       </w:pPr>
       <w:r>
@@ -13809,7 +14072,7 @@
         <w:pStyle w:val="Compact"/>
         <w:numPr>
           <w:ilvl w:val="0"/>
-          <w:numId w:val="1069"/>
+          <w:numId w:val="1070"/>
         </w:numPr>
       </w:pPr>
       <w:r>
@@ -13831,7 +14094,7 @@
         <w:pStyle w:val="Compact"/>
         <w:numPr>
           <w:ilvl w:val="0"/>
-          <w:numId w:val="1069"/>
+          <w:numId w:val="1070"/>
         </w:numPr>
       </w:pPr>
       <w:r>
@@ -13865,7 +14128,7 @@
         <w:pStyle w:val="Compact"/>
         <w:numPr>
           <w:ilvl w:val="0"/>
-          <w:numId w:val="1070"/>
+          <w:numId w:val="1071"/>
         </w:numPr>
       </w:pPr>
       <w:r>
@@ -13887,7 +14150,7 @@
         <w:pStyle w:val="Compact"/>
         <w:numPr>
           <w:ilvl w:val="0"/>
-          <w:numId w:val="1070"/>
+          <w:numId w:val="1071"/>
         </w:numPr>
       </w:pPr>
       <w:r>
@@ -13909,7 +14172,7 @@
         <w:pStyle w:val="Compact"/>
         <w:numPr>
           <w:ilvl w:val="0"/>
-          <w:numId w:val="1070"/>
+          <w:numId w:val="1071"/>
         </w:numPr>
       </w:pPr>
       <w:r>
@@ -13931,7 +14194,7 @@
         <w:pStyle w:val="Compact"/>
         <w:numPr>
           <w:ilvl w:val="0"/>
-          <w:numId w:val="1070"/>
+          <w:numId w:val="1071"/>
         </w:numPr>
       </w:pPr>
       <w:r>
@@ -14067,7 +14330,7 @@
         <w:pStyle w:val="Compact"/>
         <w:numPr>
           <w:ilvl w:val="0"/>
-          <w:numId w:val="1071"/>
+          <w:numId w:val="1072"/>
         </w:numPr>
       </w:pPr>
       <w:r>
@@ -14089,7 +14352,7 @@
         <w:pStyle w:val="Compact"/>
         <w:numPr>
           <w:ilvl w:val="0"/>
-          <w:numId w:val="1071"/>
+          <w:numId w:val="1072"/>
         </w:numPr>
       </w:pPr>
       <w:r>
@@ -14111,7 +14374,7 @@
         <w:pStyle w:val="Compact"/>
         <w:numPr>
           <w:ilvl w:val="0"/>
-          <w:numId w:val="1071"/>
+          <w:numId w:val="1072"/>
         </w:numPr>
       </w:pPr>
       <w:r>
@@ -14145,7 +14408,7 @@
         <w:pStyle w:val="Compact"/>
         <w:numPr>
           <w:ilvl w:val="0"/>
-          <w:numId w:val="1072"/>
+          <w:numId w:val="1073"/>
         </w:numPr>
       </w:pPr>
       <w:r>
@@ -14167,7 +14430,7 @@
         <w:pStyle w:val="Compact"/>
         <w:numPr>
           <w:ilvl w:val="0"/>
-          <w:numId w:val="1072"/>
+          <w:numId w:val="1073"/>
         </w:numPr>
       </w:pPr>
       <w:r>
@@ -14189,7 +14452,7 @@
         <w:pStyle w:val="Compact"/>
         <w:numPr>
           <w:ilvl w:val="0"/>
-          <w:numId w:val="1072"/>
+          <w:numId w:val="1073"/>
         </w:numPr>
       </w:pPr>
       <w:r>
@@ -14211,7 +14474,7 @@
         <w:pStyle w:val="Compact"/>
         <w:numPr>
           <w:ilvl w:val="0"/>
-          <w:numId w:val="1072"/>
+          <w:numId w:val="1073"/>
         </w:numPr>
       </w:pPr>
       <w:r>
@@ -14341,7 +14604,7 @@
         <w:pStyle w:val="Compact"/>
         <w:numPr>
           <w:ilvl w:val="0"/>
-          <w:numId w:val="1073"/>
+          <w:numId w:val="1074"/>
         </w:numPr>
       </w:pPr>
       <w:r>
@@ -14363,7 +14626,7 @@
         <w:pStyle w:val="Compact"/>
         <w:numPr>
           <w:ilvl w:val="0"/>
-          <w:numId w:val="1073"/>
+          <w:numId w:val="1074"/>
         </w:numPr>
       </w:pPr>
       <w:r>
@@ -14385,7 +14648,7 @@
         <w:pStyle w:val="Compact"/>
         <w:numPr>
           <w:ilvl w:val="0"/>
-          <w:numId w:val="1073"/>
+          <w:numId w:val="1074"/>
         </w:numPr>
       </w:pPr>
       <w:r>
@@ -14419,7 +14682,7 @@
         <w:pStyle w:val="Compact"/>
         <w:numPr>
           <w:ilvl w:val="0"/>
-          <w:numId w:val="1074"/>
+          <w:numId w:val="1075"/>
         </w:numPr>
       </w:pPr>
       <w:r>
@@ -14441,7 +14704,7 @@
         <w:pStyle w:val="Compact"/>
         <w:numPr>
           <w:ilvl w:val="0"/>
-          <w:numId w:val="1074"/>
+          <w:numId w:val="1075"/>
         </w:numPr>
       </w:pPr>
       <w:r>
@@ -14463,7 +14726,7 @@
         <w:pStyle w:val="Compact"/>
         <w:numPr>
           <w:ilvl w:val="0"/>
-          <w:numId w:val="1074"/>
+          <w:numId w:val="1075"/>
         </w:numPr>
       </w:pPr>
       <w:r>
@@ -14485,7 +14748,7 @@
         <w:pStyle w:val="Compact"/>
         <w:numPr>
           <w:ilvl w:val="0"/>
-          <w:numId w:val="1074"/>
+          <w:numId w:val="1075"/>
         </w:numPr>
       </w:pPr>
       <w:r>
@@ -14615,7 +14878,7 @@
         <w:pStyle w:val="Compact"/>
         <w:numPr>
           <w:ilvl w:val="0"/>
-          <w:numId w:val="1075"/>
+          <w:numId w:val="1076"/>
         </w:numPr>
       </w:pPr>
       <w:r>
@@ -14637,7 +14900,7 @@
         <w:pStyle w:val="Compact"/>
         <w:numPr>
           <w:ilvl w:val="0"/>
-          <w:numId w:val="1075"/>
+          <w:numId w:val="1076"/>
         </w:numPr>
       </w:pPr>
       <w:r>
@@ -14659,7 +14922,7 @@
         <w:pStyle w:val="Compact"/>
         <w:numPr>
           <w:ilvl w:val="0"/>
-          <w:numId w:val="1075"/>
+          <w:numId w:val="1076"/>
         </w:numPr>
       </w:pPr>
       <w:r>
@@ -14693,7 +14956,7 @@
         <w:pStyle w:val="Compact"/>
         <w:numPr>
           <w:ilvl w:val="0"/>
-          <w:numId w:val="1076"/>
+          <w:numId w:val="1077"/>
         </w:numPr>
       </w:pPr>
       <w:r>
@@ -14715,7 +14978,7 @@
         <w:pStyle w:val="Compact"/>
         <w:numPr>
           <w:ilvl w:val="0"/>
-          <w:numId w:val="1076"/>
+          <w:numId w:val="1077"/>
         </w:numPr>
       </w:pPr>
       <w:r>
@@ -14737,7 +15000,7 @@
         <w:pStyle w:val="Compact"/>
         <w:numPr>
           <w:ilvl w:val="0"/>
-          <w:numId w:val="1076"/>
+          <w:numId w:val="1077"/>
         </w:numPr>
       </w:pPr>
       <w:r>
@@ -14759,7 +15022,7 @@
         <w:pStyle w:val="Compact"/>
         <w:numPr>
           <w:ilvl w:val="0"/>
-          <w:numId w:val="1076"/>
+          <w:numId w:val="1077"/>
         </w:numPr>
       </w:pPr>
       <w:r>
@@ -14895,7 +15158,7 @@
         <w:pStyle w:val="Compact"/>
         <w:numPr>
           <w:ilvl w:val="0"/>
-          <w:numId w:val="1077"/>
+          <w:numId w:val="1078"/>
         </w:numPr>
       </w:pPr>
       <w:r>
@@ -14917,7 +15180,7 @@
         <w:pStyle w:val="Compact"/>
         <w:numPr>
           <w:ilvl w:val="0"/>
-          <w:numId w:val="1077"/>
+          <w:numId w:val="1078"/>
         </w:numPr>
       </w:pPr>
       <w:r>
@@ -14939,7 +15202,7 @@
         <w:pStyle w:val="Compact"/>
         <w:numPr>
           <w:ilvl w:val="0"/>
-          <w:numId w:val="1077"/>
+          <w:numId w:val="1078"/>
         </w:numPr>
       </w:pPr>
       <w:r>
@@ -14973,7 +15236,7 @@
         <w:pStyle w:val="Compact"/>
         <w:numPr>
           <w:ilvl w:val="0"/>
-          <w:numId w:val="1078"/>
+          <w:numId w:val="1079"/>
         </w:numPr>
       </w:pPr>
       <w:r>
@@ -14995,7 +15258,7 @@
         <w:pStyle w:val="Compact"/>
         <w:numPr>
           <w:ilvl w:val="0"/>
-          <w:numId w:val="1078"/>
+          <w:numId w:val="1079"/>
         </w:numPr>
       </w:pPr>
       <w:r>
@@ -15017,7 +15280,7 @@
         <w:pStyle w:val="Compact"/>
         <w:numPr>
           <w:ilvl w:val="0"/>
-          <w:numId w:val="1078"/>
+          <w:numId w:val="1079"/>
         </w:numPr>
       </w:pPr>
       <w:r>
@@ -15039,7 +15302,7 @@
         <w:pStyle w:val="Compact"/>
         <w:numPr>
           <w:ilvl w:val="0"/>
-          <w:numId w:val="1078"/>
+          <w:numId w:val="1079"/>
         </w:numPr>
       </w:pPr>
       <w:r>
@@ -15181,7 +15444,7 @@
         <w:pStyle w:val="Compact"/>
         <w:numPr>
           <w:ilvl w:val="0"/>
-          <w:numId w:val="1079"/>
+          <w:numId w:val="1080"/>
         </w:numPr>
       </w:pPr>
       <w:r>
@@ -15203,7 +15466,7 @@
         <w:pStyle w:val="Compact"/>
         <w:numPr>
           <w:ilvl w:val="0"/>
-          <w:numId w:val="1079"/>
+          <w:numId w:val="1080"/>
         </w:numPr>
       </w:pPr>
       <w:r>
@@ -15225,7 +15488,7 @@
         <w:pStyle w:val="Compact"/>
         <w:numPr>
           <w:ilvl w:val="0"/>
-          <w:numId w:val="1079"/>
+          <w:numId w:val="1080"/>
         </w:numPr>
       </w:pPr>
       <w:r>
@@ -15259,7 +15522,7 @@
         <w:pStyle w:val="Compact"/>
         <w:numPr>
           <w:ilvl w:val="0"/>
-          <w:numId w:val="1080"/>
+          <w:numId w:val="1081"/>
         </w:numPr>
       </w:pPr>
       <w:r>
@@ -15281,7 +15544,7 @@
         <w:pStyle w:val="Compact"/>
         <w:numPr>
           <w:ilvl w:val="0"/>
-          <w:numId w:val="1080"/>
+          <w:numId w:val="1081"/>
         </w:numPr>
       </w:pPr>
       <w:r>
@@ -15303,7 +15566,7 @@
         <w:pStyle w:val="Compact"/>
         <w:numPr>
           <w:ilvl w:val="0"/>
-          <w:numId w:val="1080"/>
+          <w:numId w:val="1081"/>
         </w:numPr>
       </w:pPr>
       <w:r>
@@ -15325,7 +15588,7 @@
         <w:pStyle w:val="Compact"/>
         <w:numPr>
           <w:ilvl w:val="0"/>
-          <w:numId w:val="1080"/>
+          <w:numId w:val="1081"/>
         </w:numPr>
       </w:pPr>
       <w:r>
@@ -15461,7 +15724,7 @@
         <w:pStyle w:val="Compact"/>
         <w:numPr>
           <w:ilvl w:val="0"/>
-          <w:numId w:val="1081"/>
+          <w:numId w:val="1082"/>
         </w:numPr>
       </w:pPr>
       <w:r>
@@ -15483,7 +15746,7 @@
         <w:pStyle w:val="Compact"/>
         <w:numPr>
           <w:ilvl w:val="0"/>
-          <w:numId w:val="1081"/>
+          <w:numId w:val="1082"/>
         </w:numPr>
       </w:pPr>
       <w:r>
@@ -15505,7 +15768,7 @@
         <w:pStyle w:val="Compact"/>
         <w:numPr>
           <w:ilvl w:val="0"/>
-          <w:numId w:val="1081"/>
+          <w:numId w:val="1082"/>
         </w:numPr>
       </w:pPr>
       <w:r>
@@ -15527,7 +15790,7 @@
         <w:pStyle w:val="Compact"/>
         <w:numPr>
           <w:ilvl w:val="0"/>
-          <w:numId w:val="1081"/>
+          <w:numId w:val="1082"/>
         </w:numPr>
       </w:pPr>
       <w:r>
@@ -15561,7 +15824,7 @@
         <w:pStyle w:val="Compact"/>
         <w:numPr>
           <w:ilvl w:val="0"/>
-          <w:numId w:val="1082"/>
+          <w:numId w:val="1083"/>
         </w:numPr>
       </w:pPr>
       <w:r>
@@ -15583,7 +15846,7 @@
         <w:pStyle w:val="Compact"/>
         <w:numPr>
           <w:ilvl w:val="0"/>
-          <w:numId w:val="1082"/>
+          <w:numId w:val="1083"/>
         </w:numPr>
       </w:pPr>
       <w:r>
@@ -15605,7 +15868,7 @@
         <w:pStyle w:val="Compact"/>
         <w:numPr>
           <w:ilvl w:val="0"/>
-          <w:numId w:val="1082"/>
+          <w:numId w:val="1083"/>
         </w:numPr>
       </w:pPr>
       <w:r>
@@ -15627,7 +15890,7 @@
         <w:pStyle w:val="Compact"/>
         <w:numPr>
           <w:ilvl w:val="0"/>
-          <w:numId w:val="1082"/>
+          <w:numId w:val="1083"/>
         </w:numPr>
       </w:pPr>
       <w:r>
@@ -15763,7 +16026,7 @@
         <w:pStyle w:val="Compact"/>
         <w:numPr>
           <w:ilvl w:val="0"/>
-          <w:numId w:val="1083"/>
+          <w:numId w:val="1084"/>
         </w:numPr>
       </w:pPr>
       <w:r>
@@ -15785,7 +16048,7 @@
         <w:pStyle w:val="Compact"/>
         <w:numPr>
           <w:ilvl w:val="0"/>
-          <w:numId w:val="1083"/>
+          <w:numId w:val="1084"/>
         </w:numPr>
       </w:pPr>
       <w:r>
@@ -15807,7 +16070,7 @@
         <w:pStyle w:val="Compact"/>
         <w:numPr>
           <w:ilvl w:val="0"/>
-          <w:numId w:val="1083"/>
+          <w:numId w:val="1084"/>
         </w:numPr>
       </w:pPr>
       <w:r>
@@ -15835,7 +16098,7 @@
         <w:pStyle w:val="Compact"/>
         <w:numPr>
           <w:ilvl w:val="0"/>
-          <w:numId w:val="1083"/>
+          <w:numId w:val="1084"/>
         </w:numPr>
       </w:pPr>
       <w:r>
@@ -15869,7 +16132,7 @@
         <w:pStyle w:val="Compact"/>
         <w:numPr>
           <w:ilvl w:val="0"/>
-          <w:numId w:val="1084"/>
+          <w:numId w:val="1085"/>
         </w:numPr>
       </w:pPr>
       <w:r>
@@ -15891,7 +16154,7 @@
         <w:pStyle w:val="Compact"/>
         <w:numPr>
           <w:ilvl w:val="0"/>
-          <w:numId w:val="1084"/>
+          <w:numId w:val="1085"/>
         </w:numPr>
       </w:pPr>
       <w:r>
@@ -15913,7 +16176,7 @@
         <w:pStyle w:val="Compact"/>
         <w:numPr>
           <w:ilvl w:val="0"/>
-          <w:numId w:val="1084"/>
+          <w:numId w:val="1085"/>
         </w:numPr>
       </w:pPr>
       <w:r>
@@ -15935,7 +16198,7 @@
         <w:pStyle w:val="Compact"/>
         <w:numPr>
           <w:ilvl w:val="0"/>
-          <w:numId w:val="1084"/>
+          <w:numId w:val="1085"/>
         </w:numPr>
       </w:pPr>
       <w:r>
@@ -16065,7 +16328,7 @@
         <w:pStyle w:val="Compact"/>
         <w:numPr>
           <w:ilvl w:val="0"/>
-          <w:numId w:val="1085"/>
+          <w:numId w:val="1086"/>
         </w:numPr>
       </w:pPr>
       <w:r>
@@ -16087,7 +16350,7 @@
         <w:pStyle w:val="Compact"/>
         <w:numPr>
           <w:ilvl w:val="0"/>
-          <w:numId w:val="1085"/>
+          <w:numId w:val="1086"/>
         </w:numPr>
       </w:pPr>
       <w:r>
@@ -16109,7 +16372,7 @@
         <w:pStyle w:val="Compact"/>
         <w:numPr>
           <w:ilvl w:val="0"/>
-          <w:numId w:val="1085"/>
+          <w:numId w:val="1086"/>
         </w:numPr>
       </w:pPr>
       <w:r>
@@ -16131,7 +16394,7 @@
         <w:pStyle w:val="Compact"/>
         <w:numPr>
           <w:ilvl w:val="0"/>
-          <w:numId w:val="1085"/>
+          <w:numId w:val="1086"/>
         </w:numPr>
       </w:pPr>
       <w:r>
@@ -16165,7 +16428,7 @@
         <w:pStyle w:val="Compact"/>
         <w:numPr>
           <w:ilvl w:val="0"/>
-          <w:numId w:val="1086"/>
+          <w:numId w:val="1087"/>
         </w:numPr>
       </w:pPr>
       <w:r>
@@ -16187,7 +16450,7 @@
         <w:pStyle w:val="Compact"/>
         <w:numPr>
           <w:ilvl w:val="0"/>
-          <w:numId w:val="1086"/>
+          <w:numId w:val="1087"/>
         </w:numPr>
       </w:pPr>
       <w:r>
@@ -16209,7 +16472,7 @@
         <w:pStyle w:val="Compact"/>
         <w:numPr>
           <w:ilvl w:val="0"/>
-          <w:numId w:val="1086"/>
+          <w:numId w:val="1087"/>
         </w:numPr>
       </w:pPr>
       <w:r>
@@ -16231,7 +16494,7 @@
         <w:pStyle w:val="Compact"/>
         <w:numPr>
           <w:ilvl w:val="0"/>
-          <w:numId w:val="1086"/>
+          <w:numId w:val="1087"/>
         </w:numPr>
       </w:pPr>
       <w:r>
@@ -16361,7 +16624,7 @@
         <w:pStyle w:val="Compact"/>
         <w:numPr>
           <w:ilvl w:val="0"/>
-          <w:numId w:val="1087"/>
+          <w:numId w:val="1088"/>
         </w:numPr>
       </w:pPr>
       <w:r>
@@ -16383,7 +16646,7 @@
         <w:pStyle w:val="Compact"/>
         <w:numPr>
           <w:ilvl w:val="0"/>
-          <w:numId w:val="1087"/>
+          <w:numId w:val="1088"/>
         </w:numPr>
       </w:pPr>
       <w:r>
@@ -16405,7 +16668,7 @@
         <w:pStyle w:val="Compact"/>
         <w:numPr>
           <w:ilvl w:val="0"/>
-          <w:numId w:val="1087"/>
+          <w:numId w:val="1088"/>
         </w:numPr>
       </w:pPr>
       <w:r>
@@ -16427,7 +16690,7 @@
         <w:pStyle w:val="Compact"/>
         <w:numPr>
           <w:ilvl w:val="0"/>
-          <w:numId w:val="1087"/>
+          <w:numId w:val="1088"/>
         </w:numPr>
       </w:pPr>
       <w:r>
@@ -16461,7 +16724,7 @@
         <w:pStyle w:val="Compact"/>
         <w:numPr>
           <w:ilvl w:val="0"/>
-          <w:numId w:val="1088"/>
+          <w:numId w:val="1089"/>
         </w:numPr>
       </w:pPr>
       <w:r>
@@ -16483,7 +16746,7 @@
         <w:pStyle w:val="Compact"/>
         <w:numPr>
           <w:ilvl w:val="0"/>
-          <w:numId w:val="1088"/>
+          <w:numId w:val="1089"/>
         </w:numPr>
       </w:pPr>
       <w:r>
@@ -16505,7 +16768,7 @@
         <w:pStyle w:val="Compact"/>
         <w:numPr>
           <w:ilvl w:val="0"/>
-          <w:numId w:val="1088"/>
+          <w:numId w:val="1089"/>
         </w:numPr>
       </w:pPr>
       <w:r>
@@ -16527,7 +16790,7 @@
         <w:pStyle w:val="Compact"/>
         <w:numPr>
           <w:ilvl w:val="0"/>
-          <w:numId w:val="1088"/>
+          <w:numId w:val="1089"/>
         </w:numPr>
       </w:pPr>
       <w:r>
@@ -16657,7 +16920,7 @@
         <w:pStyle w:val="Compact"/>
         <w:numPr>
           <w:ilvl w:val="0"/>
-          <w:numId w:val="1089"/>
+          <w:numId w:val="1090"/>
         </w:numPr>
       </w:pPr>
       <w:r>
@@ -16679,7 +16942,7 @@
         <w:pStyle w:val="Compact"/>
         <w:numPr>
           <w:ilvl w:val="0"/>
-          <w:numId w:val="1089"/>
+          <w:numId w:val="1090"/>
         </w:numPr>
       </w:pPr>
       <w:r>
@@ -16701,7 +16964,7 @@
         <w:pStyle w:val="Compact"/>
         <w:numPr>
           <w:ilvl w:val="0"/>
-          <w:numId w:val="1089"/>
+          <w:numId w:val="1090"/>
         </w:numPr>
       </w:pPr>
       <w:r>
@@ -16735,7 +16998,7 @@
         <w:pStyle w:val="Compact"/>
         <w:numPr>
           <w:ilvl w:val="0"/>
-          <w:numId w:val="1090"/>
+          <w:numId w:val="1091"/>
         </w:numPr>
       </w:pPr>
       <w:r>
@@ -16757,7 +17020,7 @@
         <w:pStyle w:val="Compact"/>
         <w:numPr>
           <w:ilvl w:val="0"/>
-          <w:numId w:val="1090"/>
+          <w:numId w:val="1091"/>
         </w:numPr>
       </w:pPr>
       <w:r>
@@ -16779,7 +17042,7 @@
         <w:pStyle w:val="Compact"/>
         <w:numPr>
           <w:ilvl w:val="0"/>
-          <w:numId w:val="1090"/>
+          <w:numId w:val="1091"/>
         </w:numPr>
       </w:pPr>
       <w:r>
@@ -16801,7 +17064,7 @@
         <w:pStyle w:val="Compact"/>
         <w:numPr>
           <w:ilvl w:val="0"/>
-          <w:numId w:val="1090"/>
+          <w:numId w:val="1091"/>
         </w:numPr>
       </w:pPr>
       <w:r>
@@ -16931,7 +17194,7 @@
         <w:pStyle w:val="Compact"/>
         <w:numPr>
           <w:ilvl w:val="0"/>
-          <w:numId w:val="1091"/>
+          <w:numId w:val="1092"/>
         </w:numPr>
       </w:pPr>
       <w:r>
@@ -16953,7 +17216,7 @@
         <w:pStyle w:val="Compact"/>
         <w:numPr>
           <w:ilvl w:val="0"/>
-          <w:numId w:val="1091"/>
+          <w:numId w:val="1092"/>
         </w:numPr>
       </w:pPr>
       <w:r>
@@ -16975,7 +17238,7 @@
         <w:pStyle w:val="Compact"/>
         <w:numPr>
           <w:ilvl w:val="0"/>
-          <w:numId w:val="1091"/>
+          <w:numId w:val="1092"/>
         </w:numPr>
       </w:pPr>
       <w:r>
@@ -17009,7 +17272,7 @@
         <w:pStyle w:val="Compact"/>
         <w:numPr>
           <w:ilvl w:val="0"/>
-          <w:numId w:val="1092"/>
+          <w:numId w:val="1093"/>
         </w:numPr>
       </w:pPr>
       <w:r>
@@ -17031,7 +17294,7 @@
         <w:pStyle w:val="Compact"/>
         <w:numPr>
           <w:ilvl w:val="0"/>
-          <w:numId w:val="1092"/>
+          <w:numId w:val="1093"/>
         </w:numPr>
       </w:pPr>
       <w:r>
@@ -17053,7 +17316,7 @@
         <w:pStyle w:val="Compact"/>
         <w:numPr>
           <w:ilvl w:val="0"/>
-          <w:numId w:val="1092"/>
+          <w:numId w:val="1093"/>
         </w:numPr>
       </w:pPr>
       <w:r>
@@ -17075,7 +17338,7 @@
         <w:pStyle w:val="Compact"/>
         <w:numPr>
           <w:ilvl w:val="0"/>
-          <w:numId w:val="1092"/>
+          <w:numId w:val="1093"/>
         </w:numPr>
       </w:pPr>
       <w:r>
@@ -17205,7 +17468,7 @@
         <w:pStyle w:val="Compact"/>
         <w:numPr>
           <w:ilvl w:val="0"/>
-          <w:numId w:val="1093"/>
+          <w:numId w:val="1094"/>
         </w:numPr>
       </w:pPr>
       <w:r>
@@ -17227,7 +17490,7 @@
         <w:pStyle w:val="Compact"/>
         <w:numPr>
           <w:ilvl w:val="0"/>
-          <w:numId w:val="1093"/>
+          <w:numId w:val="1094"/>
         </w:numPr>
       </w:pPr>
       <w:r>
@@ -17249,7 +17512,7 @@
         <w:pStyle w:val="Compact"/>
         <w:numPr>
           <w:ilvl w:val="0"/>
-          <w:numId w:val="1093"/>
+          <w:numId w:val="1094"/>
         </w:numPr>
       </w:pPr>
       <w:r>
@@ -17283,7 +17546,7 @@
         <w:pStyle w:val="Compact"/>
         <w:numPr>
           <w:ilvl w:val="0"/>
-          <w:numId w:val="1094"/>
+          <w:numId w:val="1095"/>
         </w:numPr>
       </w:pPr>
       <w:r>
@@ -17305,7 +17568,7 @@
         <w:pStyle w:val="Compact"/>
         <w:numPr>
           <w:ilvl w:val="0"/>
-          <w:numId w:val="1094"/>
+          <w:numId w:val="1095"/>
         </w:numPr>
       </w:pPr>
       <w:r>
@@ -17327,7 +17590,7 @@
         <w:pStyle w:val="Compact"/>
         <w:numPr>
           <w:ilvl w:val="0"/>
-          <w:numId w:val="1094"/>
+          <w:numId w:val="1095"/>
         </w:numPr>
       </w:pPr>
       <w:r>
@@ -17349,7 +17612,7 @@
         <w:pStyle w:val="Compact"/>
         <w:numPr>
           <w:ilvl w:val="0"/>
-          <w:numId w:val="1094"/>
+          <w:numId w:val="1095"/>
         </w:numPr>
       </w:pPr>
       <w:r>
@@ -17479,7 +17742,7 @@
         <w:pStyle w:val="Compact"/>
         <w:numPr>
           <w:ilvl w:val="0"/>
-          <w:numId w:val="1095"/>
+          <w:numId w:val="1096"/>
         </w:numPr>
       </w:pPr>
       <w:r>
@@ -17501,7 +17764,7 @@
         <w:pStyle w:val="Compact"/>
         <w:numPr>
           <w:ilvl w:val="0"/>
-          <w:numId w:val="1095"/>
+          <w:numId w:val="1096"/>
         </w:numPr>
       </w:pPr>
       <w:r>
@@ -17523,7 +17786,7 @@
         <w:pStyle w:val="Compact"/>
         <w:numPr>
           <w:ilvl w:val="0"/>
-          <w:numId w:val="1095"/>
+          <w:numId w:val="1096"/>
         </w:numPr>
       </w:pPr>
       <w:r>
@@ -17551,7 +17814,7 @@
         <w:pStyle w:val="Compact"/>
         <w:numPr>
           <w:ilvl w:val="0"/>
-          <w:numId w:val="1095"/>
+          <w:numId w:val="1096"/>
         </w:numPr>
       </w:pPr>
       <w:r>
@@ -17585,7 +17848,7 @@
         <w:pStyle w:val="Compact"/>
         <w:numPr>
           <w:ilvl w:val="0"/>
-          <w:numId w:val="1096"/>
+          <w:numId w:val="1097"/>
         </w:numPr>
       </w:pPr>
       <w:r>
@@ -17607,7 +17870,7 @@
         <w:pStyle w:val="Compact"/>
         <w:numPr>
           <w:ilvl w:val="0"/>
-          <w:numId w:val="1096"/>
+          <w:numId w:val="1097"/>
         </w:numPr>
       </w:pPr>
       <w:r>
@@ -17629,7 +17892,7 @@
         <w:pStyle w:val="Compact"/>
         <w:numPr>
           <w:ilvl w:val="0"/>
-          <w:numId w:val="1096"/>
+          <w:numId w:val="1097"/>
         </w:numPr>
       </w:pPr>
       <w:r>
@@ -17651,7 +17914,7 @@
         <w:pStyle w:val="Compact"/>
         <w:numPr>
           <w:ilvl w:val="0"/>
-          <w:numId w:val="1096"/>
+          <w:numId w:val="1097"/>
         </w:numPr>
       </w:pPr>
       <w:r>
@@ -17781,7 +18044,7 @@
         <w:pStyle w:val="Compact"/>
         <w:numPr>
           <w:ilvl w:val="0"/>
-          <w:numId w:val="1097"/>
+          <w:numId w:val="1098"/>
         </w:numPr>
       </w:pPr>
       <w:r>
@@ -17803,7 +18066,7 @@
         <w:pStyle w:val="Compact"/>
         <w:numPr>
           <w:ilvl w:val="0"/>
-          <w:numId w:val="1097"/>
+          <w:numId w:val="1098"/>
         </w:numPr>
       </w:pPr>
       <w:r>
@@ -17825,7 +18088,7 @@
         <w:pStyle w:val="Compact"/>
         <w:numPr>
           <w:ilvl w:val="0"/>
-          <w:numId w:val="1097"/>
+          <w:numId w:val="1098"/>
         </w:numPr>
       </w:pPr>
       <w:r>
@@ -17865,7 +18128,7 @@
         <w:pStyle w:val="Compact"/>
         <w:numPr>
           <w:ilvl w:val="0"/>
-          <w:numId w:val="1098"/>
+          <w:numId w:val="1099"/>
         </w:numPr>
       </w:pPr>
       <w:r>
@@ -17887,7 +18150,7 @@
         <w:pStyle w:val="Compact"/>
         <w:numPr>
           <w:ilvl w:val="0"/>
-          <w:numId w:val="1098"/>
+          <w:numId w:val="1099"/>
         </w:numPr>
       </w:pPr>
       <w:r>
@@ -17909,7 +18172,7 @@
         <w:pStyle w:val="Compact"/>
         <w:numPr>
           <w:ilvl w:val="0"/>
-          <w:numId w:val="1098"/>
+          <w:numId w:val="1099"/>
         </w:numPr>
       </w:pPr>
       <w:r>
@@ -17931,7 +18194,7 @@
         <w:pStyle w:val="Compact"/>
         <w:numPr>
           <w:ilvl w:val="0"/>
-          <w:numId w:val="1098"/>
+          <w:numId w:val="1099"/>
         </w:numPr>
       </w:pPr>
       <w:r>
@@ -18061,7 +18324,7 @@
         <w:pStyle w:val="Compact"/>
         <w:numPr>
           <w:ilvl w:val="0"/>
-          <w:numId w:val="1099"/>
+          <w:numId w:val="1100"/>
         </w:numPr>
       </w:pPr>
       <w:r>
@@ -18083,7 +18346,7 @@
         <w:pStyle w:val="Compact"/>
         <w:numPr>
           <w:ilvl w:val="0"/>
-          <w:numId w:val="1099"/>
+          <w:numId w:val="1100"/>
         </w:numPr>
       </w:pPr>
       <w:r>
@@ -18105,7 +18368,7 @@
         <w:pStyle w:val="Compact"/>
         <w:numPr>
           <w:ilvl w:val="0"/>
-          <w:numId w:val="1099"/>
+          <w:numId w:val="1100"/>
         </w:numPr>
       </w:pPr>
       <w:r>
@@ -18139,7 +18402,7 @@
         <w:pStyle w:val="Compact"/>
         <w:numPr>
           <w:ilvl w:val="0"/>
-          <w:numId w:val="1100"/>
+          <w:numId w:val="1101"/>
         </w:numPr>
       </w:pPr>
       <w:r>
@@ -18161,7 +18424,7 @@
         <w:pStyle w:val="Compact"/>
         <w:numPr>
           <w:ilvl w:val="0"/>
-          <w:numId w:val="1100"/>
+          <w:numId w:val="1101"/>
         </w:numPr>
       </w:pPr>
       <w:r>
@@ -18183,7 +18446,7 @@
         <w:pStyle w:val="Compact"/>
         <w:numPr>
           <w:ilvl w:val="0"/>
-          <w:numId w:val="1100"/>
+          <w:numId w:val="1101"/>
         </w:numPr>
       </w:pPr>
       <w:r>
@@ -18205,7 +18468,7 @@
         <w:pStyle w:val="Compact"/>
         <w:numPr>
           <w:ilvl w:val="0"/>
-          <w:numId w:val="1100"/>
+          <w:numId w:val="1101"/>
         </w:numPr>
       </w:pPr>
       <w:r>
@@ -18335,7 +18598,7 @@
         <w:pStyle w:val="Compact"/>
         <w:numPr>
           <w:ilvl w:val="0"/>
-          <w:numId w:val="1101"/>
+          <w:numId w:val="1102"/>
         </w:numPr>
       </w:pPr>
       <w:r>
@@ -18357,7 +18620,7 @@
         <w:pStyle w:val="Compact"/>
         <w:numPr>
           <w:ilvl w:val="0"/>
-          <w:numId w:val="1101"/>
+          <w:numId w:val="1102"/>
         </w:numPr>
       </w:pPr>
       <w:r>
@@ -18379,7 +18642,7 @@
         <w:pStyle w:val="Compact"/>
         <w:numPr>
           <w:ilvl w:val="0"/>
-          <w:numId w:val="1101"/>
+          <w:numId w:val="1102"/>
         </w:numPr>
       </w:pPr>
       <w:r>
@@ -18413,7 +18676,7 @@
         <w:pStyle w:val="Compact"/>
         <w:numPr>
           <w:ilvl w:val="0"/>
-          <w:numId w:val="1102"/>
+          <w:numId w:val="1103"/>
         </w:numPr>
       </w:pPr>
       <w:r>
@@ -18435,7 +18698,7 @@
         <w:pStyle w:val="Compact"/>
         <w:numPr>
           <w:ilvl w:val="0"/>
-          <w:numId w:val="1102"/>
+          <w:numId w:val="1103"/>
         </w:numPr>
       </w:pPr>
       <w:r>
@@ -18457,7 +18720,7 @@
         <w:pStyle w:val="Compact"/>
         <w:numPr>
           <w:ilvl w:val="0"/>
-          <w:numId w:val="1102"/>
+          <w:numId w:val="1103"/>
         </w:numPr>
       </w:pPr>
       <w:r>
@@ -18479,7 +18742,7 @@
         <w:pStyle w:val="Compact"/>
         <w:numPr>
           <w:ilvl w:val="0"/>
-          <w:numId w:val="1102"/>
+          <w:numId w:val="1103"/>
         </w:numPr>
       </w:pPr>
       <w:r>
@@ -18609,7 +18872,7 @@
         <w:pStyle w:val="Compact"/>
         <w:numPr>
           <w:ilvl w:val="0"/>
-          <w:numId w:val="1103"/>
+          <w:numId w:val="1104"/>
         </w:numPr>
       </w:pPr>
       <w:r>
@@ -18631,7 +18894,7 @@
         <w:pStyle w:val="Compact"/>
         <w:numPr>
           <w:ilvl w:val="0"/>
-          <w:numId w:val="1103"/>
+          <w:numId w:val="1104"/>
         </w:numPr>
       </w:pPr>
       <w:r>
@@ -18659,7 +18922,7 @@
         <w:pStyle w:val="Compact"/>
         <w:numPr>
           <w:ilvl w:val="0"/>
-          <w:numId w:val="1103"/>
+          <w:numId w:val="1104"/>
         </w:numPr>
       </w:pPr>
       <w:r>
@@ -18693,7 +18956,7 @@
         <w:pStyle w:val="Compact"/>
         <w:numPr>
           <w:ilvl w:val="0"/>
-          <w:numId w:val="1104"/>
+          <w:numId w:val="1105"/>
         </w:numPr>
       </w:pPr>
       <w:r>
@@ -18715,7 +18978,7 @@
         <w:pStyle w:val="Compact"/>
         <w:numPr>
           <w:ilvl w:val="0"/>
-          <w:numId w:val="1104"/>
+          <w:numId w:val="1105"/>
         </w:numPr>
       </w:pPr>
       <w:r>
@@ -18737,7 +19000,7 @@
         <w:pStyle w:val="Compact"/>
         <w:numPr>
           <w:ilvl w:val="0"/>
-          <w:numId w:val="1104"/>
+          <w:numId w:val="1105"/>
         </w:numPr>
       </w:pPr>
       <w:r>
@@ -18759,7 +19022,7 @@
         <w:pStyle w:val="Compact"/>
         <w:numPr>
           <w:ilvl w:val="0"/>
-          <w:numId w:val="1104"/>
+          <w:numId w:val="1105"/>
         </w:numPr>
       </w:pPr>
       <w:r>
@@ -18889,7 +19152,7 @@
         <w:pStyle w:val="Compact"/>
         <w:numPr>
           <w:ilvl w:val="0"/>
-          <w:numId w:val="1105"/>
+          <w:numId w:val="1106"/>
         </w:numPr>
       </w:pPr>
       <w:r>
@@ -18911,7 +19174,7 @@
         <w:pStyle w:val="Compact"/>
         <w:numPr>
           <w:ilvl w:val="0"/>
-          <w:numId w:val="1105"/>
+          <w:numId w:val="1106"/>
         </w:numPr>
       </w:pPr>
       <w:r>
@@ -18933,7 +19196,7 @@
         <w:pStyle w:val="Compact"/>
         <w:numPr>
           <w:ilvl w:val="0"/>
-          <w:numId w:val="1105"/>
+          <w:numId w:val="1106"/>
         </w:numPr>
       </w:pPr>
       <w:r>
@@ -18967,7 +19230,7 @@
         <w:pStyle w:val="Compact"/>
         <w:numPr>
           <w:ilvl w:val="0"/>
-          <w:numId w:val="1106"/>
+          <w:numId w:val="1107"/>
         </w:numPr>
       </w:pPr>
       <w:r>
@@ -18989,7 +19252,7 @@
         <w:pStyle w:val="Compact"/>
         <w:numPr>
           <w:ilvl w:val="0"/>
-          <w:numId w:val="1106"/>
+          <w:numId w:val="1107"/>
         </w:numPr>
       </w:pPr>
       <w:r>
@@ -19011,7 +19274,7 @@
         <w:pStyle w:val="Compact"/>
         <w:numPr>
           <w:ilvl w:val="0"/>
-          <w:numId w:val="1106"/>
+          <w:numId w:val="1107"/>
         </w:numPr>
       </w:pPr>
       <w:r>
@@ -19033,7 +19296,7 @@
         <w:pStyle w:val="Compact"/>
         <w:numPr>
           <w:ilvl w:val="0"/>
-          <w:numId w:val="1106"/>
+          <w:numId w:val="1107"/>
         </w:numPr>
       </w:pPr>
       <w:r>
@@ -19163,7 +19426,7 @@
         <w:pStyle w:val="Compact"/>
         <w:numPr>
           <w:ilvl w:val="0"/>
-          <w:numId w:val="1107"/>
+          <w:numId w:val="1108"/>
         </w:numPr>
       </w:pPr>
       <w:r>
@@ -19185,7 +19448,7 @@
         <w:pStyle w:val="Compact"/>
         <w:numPr>
           <w:ilvl w:val="0"/>
-          <w:numId w:val="1107"/>
+          <w:numId w:val="1108"/>
         </w:numPr>
       </w:pPr>
       <w:r>
@@ -19213,7 +19476,7 @@
         <w:pStyle w:val="Compact"/>
         <w:numPr>
           <w:ilvl w:val="0"/>
-          <w:numId w:val="1107"/>
+          <w:numId w:val="1108"/>
         </w:numPr>
       </w:pPr>
       <w:r>
@@ -19235,7 +19498,7 @@
         <w:pStyle w:val="Compact"/>
         <w:numPr>
           <w:ilvl w:val="0"/>
-          <w:numId w:val="1107"/>
+          <w:numId w:val="1108"/>
         </w:numPr>
       </w:pPr>
       <w:r>
@@ -19269,7 +19532,7 @@
         <w:pStyle w:val="Compact"/>
         <w:numPr>
           <w:ilvl w:val="0"/>
-          <w:numId w:val="1108"/>
+          <w:numId w:val="1109"/>
         </w:numPr>
       </w:pPr>
       <w:r>
@@ -19291,7 +19554,7 @@
         <w:pStyle w:val="Compact"/>
         <w:numPr>
           <w:ilvl w:val="0"/>
-          <w:numId w:val="1108"/>
+          <w:numId w:val="1109"/>
         </w:numPr>
       </w:pPr>
       <w:r>
@@ -19313,7 +19576,7 @@
         <w:pStyle w:val="Compact"/>
         <w:numPr>
           <w:ilvl w:val="0"/>
-          <w:numId w:val="1108"/>
+          <w:numId w:val="1109"/>
         </w:numPr>
       </w:pPr>
       <w:r>
@@ -19335,7 +19598,7 @@
         <w:pStyle w:val="Compact"/>
         <w:numPr>
           <w:ilvl w:val="0"/>
-          <w:numId w:val="1108"/>
+          <w:numId w:val="1109"/>
         </w:numPr>
       </w:pPr>
       <w:r>
@@ -19459,7 +19722,7 @@
         <w:pStyle w:val="Compact"/>
         <w:numPr>
           <w:ilvl w:val="0"/>
-          <w:numId w:val="1109"/>
+          <w:numId w:val="1110"/>
         </w:numPr>
       </w:pPr>
       <w:r>
@@ -19481,7 +19744,7 @@
         <w:pStyle w:val="Compact"/>
         <w:numPr>
           <w:ilvl w:val="0"/>
-          <w:numId w:val="1109"/>
+          <w:numId w:val="1110"/>
         </w:numPr>
       </w:pPr>
       <w:r>
@@ -19503,7 +19766,7 @@
         <w:pStyle w:val="Compact"/>
         <w:numPr>
           <w:ilvl w:val="0"/>
-          <w:numId w:val="1109"/>
+          <w:numId w:val="1110"/>
         </w:numPr>
       </w:pPr>
       <w:r>
@@ -19537,7 +19800,7 @@
         <w:pStyle w:val="Compact"/>
         <w:numPr>
           <w:ilvl w:val="0"/>
-          <w:numId w:val="1110"/>
+          <w:numId w:val="1111"/>
         </w:numPr>
       </w:pPr>
       <w:r>
@@ -19559,7 +19822,7 @@
         <w:pStyle w:val="Compact"/>
         <w:numPr>
           <w:ilvl w:val="0"/>
-          <w:numId w:val="1110"/>
+          <w:numId w:val="1111"/>
         </w:numPr>
       </w:pPr>
       <w:r>
@@ -19581,7 +19844,7 @@
         <w:pStyle w:val="Compact"/>
         <w:numPr>
           <w:ilvl w:val="0"/>
-          <w:numId w:val="1110"/>
+          <w:numId w:val="1111"/>
         </w:numPr>
       </w:pPr>
       <w:r>
@@ -19603,7 +19866,7 @@
         <w:pStyle w:val="Compact"/>
         <w:numPr>
           <w:ilvl w:val="0"/>
-          <w:numId w:val="1110"/>
+          <w:numId w:val="1111"/>
         </w:numPr>
       </w:pPr>
       <w:r>
@@ -19733,7 +19996,7 @@
         <w:pStyle w:val="Compact"/>
         <w:numPr>
           <w:ilvl w:val="0"/>
-          <w:numId w:val="1111"/>
+          <w:numId w:val="1112"/>
         </w:numPr>
       </w:pPr>
       <w:r>
@@ -19755,7 +20018,7 @@
         <w:pStyle w:val="Compact"/>
         <w:numPr>
           <w:ilvl w:val="0"/>
-          <w:numId w:val="1111"/>
+          <w:numId w:val="1112"/>
         </w:numPr>
       </w:pPr>
       <w:r>
@@ -19777,7 +20040,7 @@
         <w:pStyle w:val="Compact"/>
         <w:numPr>
           <w:ilvl w:val="0"/>
-          <w:numId w:val="1111"/>
+          <w:numId w:val="1112"/>
         </w:numPr>
       </w:pPr>
       <w:r>
@@ -19811,7 +20074,7 @@
         <w:pStyle w:val="Compact"/>
         <w:numPr>
           <w:ilvl w:val="0"/>
-          <w:numId w:val="1112"/>
+          <w:numId w:val="1113"/>
         </w:numPr>
       </w:pPr>
       <w:r>
@@ -19833,7 +20096,7 @@
         <w:pStyle w:val="Compact"/>
         <w:numPr>
           <w:ilvl w:val="0"/>
-          <w:numId w:val="1112"/>
+          <w:numId w:val="1113"/>
         </w:numPr>
       </w:pPr>
       <w:r>
@@ -19855,7 +20118,7 @@
         <w:pStyle w:val="Compact"/>
         <w:numPr>
           <w:ilvl w:val="0"/>
-          <w:numId w:val="1112"/>
+          <w:numId w:val="1113"/>
         </w:numPr>
       </w:pPr>
       <w:r>
@@ -19877,7 +20140,7 @@
         <w:pStyle w:val="Compact"/>
         <w:numPr>
           <w:ilvl w:val="0"/>
-          <w:numId w:val="1112"/>
+          <w:numId w:val="1113"/>
         </w:numPr>
       </w:pPr>
       <w:r>
@@ -20007,7 +20270,7 @@
         <w:pStyle w:val="Compact"/>
         <w:numPr>
           <w:ilvl w:val="0"/>
-          <w:numId w:val="1113"/>
+          <w:numId w:val="1114"/>
         </w:numPr>
       </w:pPr>
       <w:r>
@@ -20029,7 +20292,7 @@
         <w:pStyle w:val="Compact"/>
         <w:numPr>
           <w:ilvl w:val="0"/>
-          <w:numId w:val="1113"/>
+          <w:numId w:val="1114"/>
         </w:numPr>
       </w:pPr>
       <w:r>
@@ -20051,7 +20314,7 @@
         <w:pStyle w:val="Compact"/>
         <w:numPr>
           <w:ilvl w:val="0"/>
-          <w:numId w:val="1113"/>
+          <w:numId w:val="1114"/>
         </w:numPr>
       </w:pPr>
       <w:r>
@@ -20085,7 +20348,7 @@
         <w:pStyle w:val="Compact"/>
         <w:numPr>
           <w:ilvl w:val="0"/>
-          <w:numId w:val="1114"/>
+          <w:numId w:val="1115"/>
         </w:numPr>
       </w:pPr>
       <w:r>
@@ -20107,7 +20370,7 @@
         <w:pStyle w:val="Compact"/>
         <w:numPr>
           <w:ilvl w:val="0"/>
-          <w:numId w:val="1114"/>
+          <w:numId w:val="1115"/>
         </w:numPr>
       </w:pPr>
       <w:r>
@@ -20129,7 +20392,7 @@
         <w:pStyle w:val="Compact"/>
         <w:numPr>
           <w:ilvl w:val="0"/>
-          <w:numId w:val="1114"/>
+          <w:numId w:val="1115"/>
         </w:numPr>
       </w:pPr>
       <w:r>
@@ -20151,7 +20414,7 @@
         <w:pStyle w:val="Compact"/>
         <w:numPr>
           <w:ilvl w:val="0"/>
-          <w:numId w:val="1114"/>
+          <w:numId w:val="1115"/>
         </w:numPr>
       </w:pPr>
       <w:r>
@@ -20281,7 +20544,7 @@
         <w:pStyle w:val="Compact"/>
         <w:numPr>
           <w:ilvl w:val="0"/>
-          <w:numId w:val="1115"/>
+          <w:numId w:val="1116"/>
         </w:numPr>
       </w:pPr>
       <w:r>
@@ -20303,7 +20566,7 @@
         <w:pStyle w:val="Compact"/>
         <w:numPr>
           <w:ilvl w:val="0"/>
-          <w:numId w:val="1115"/>
+          <w:numId w:val="1116"/>
         </w:numPr>
       </w:pPr>
       <w:r>
@@ -20325,7 +20588,7 @@
         <w:pStyle w:val="Compact"/>
         <w:numPr>
           <w:ilvl w:val="0"/>
-          <w:numId w:val="1115"/>
+          <w:numId w:val="1116"/>
         </w:numPr>
       </w:pPr>
       <w:r>
@@ -20359,7 +20622,7 @@
         <w:pStyle w:val="Compact"/>
         <w:numPr>
           <w:ilvl w:val="0"/>
-          <w:numId w:val="1116"/>
+          <w:numId w:val="1117"/>
         </w:numPr>
       </w:pPr>
       <w:r>
@@ -20381,7 +20644,7 @@
         <w:pStyle w:val="Compact"/>
         <w:numPr>
           <w:ilvl w:val="0"/>
-          <w:numId w:val="1116"/>
+          <w:numId w:val="1117"/>
         </w:numPr>
       </w:pPr>
       <w:r>
@@ -20403,7 +20666,7 @@
         <w:pStyle w:val="Compact"/>
         <w:numPr>
           <w:ilvl w:val="0"/>
-          <w:numId w:val="1116"/>
+          <w:numId w:val="1117"/>
         </w:numPr>
       </w:pPr>
       <w:r>
@@ -20425,7 +20688,7 @@
         <w:pStyle w:val="Compact"/>
         <w:numPr>
           <w:ilvl w:val="0"/>
-          <w:numId w:val="1116"/>
+          <w:numId w:val="1117"/>
         </w:numPr>
       </w:pPr>
       <w:r>
@@ -20555,7 +20818,7 @@
         <w:pStyle w:val="Compact"/>
         <w:numPr>
           <w:ilvl w:val="0"/>
-          <w:numId w:val="1117"/>
+          <w:numId w:val="1118"/>
         </w:numPr>
       </w:pPr>
       <w:r>
@@ -20577,7 +20840,7 @@
         <w:pStyle w:val="Compact"/>
         <w:numPr>
           <w:ilvl w:val="0"/>
-          <w:numId w:val="1117"/>
+          <w:numId w:val="1118"/>
         </w:numPr>
       </w:pPr>
       <w:r>
@@ -20599,7 +20862,7 @@
         <w:pStyle w:val="Compact"/>
         <w:numPr>
           <w:ilvl w:val="0"/>
-          <w:numId w:val="1117"/>
+          <w:numId w:val="1118"/>
         </w:numPr>
       </w:pPr>
       <w:r>
@@ -20633,7 +20896,7 @@
         <w:pStyle w:val="Compact"/>
         <w:numPr>
           <w:ilvl w:val="0"/>
-          <w:numId w:val="1118"/>
+          <w:numId w:val="1119"/>
         </w:numPr>
       </w:pPr>
       <w:r>
@@ -20655,7 +20918,7 @@
         <w:pStyle w:val="Compact"/>
         <w:numPr>
           <w:ilvl w:val="0"/>
-          <w:numId w:val="1118"/>
+          <w:numId w:val="1119"/>
         </w:numPr>
       </w:pPr>
       <w:r>
@@ -20677,7 +20940,7 @@
         <w:pStyle w:val="Compact"/>
         <w:numPr>
           <w:ilvl w:val="0"/>
-          <w:numId w:val="1118"/>
+          <w:numId w:val="1119"/>
         </w:numPr>
       </w:pPr>
       <w:r>
@@ -20699,7 +20962,7 @@
         <w:pStyle w:val="Compact"/>
         <w:numPr>
           <w:ilvl w:val="0"/>
-          <w:numId w:val="1118"/>
+          <w:numId w:val="1119"/>
         </w:numPr>
       </w:pPr>
       <w:r>
@@ -20829,7 +21092,7 @@
         <w:pStyle w:val="Compact"/>
         <w:numPr>
           <w:ilvl w:val="0"/>
-          <w:numId w:val="1119"/>
+          <w:numId w:val="1120"/>
         </w:numPr>
       </w:pPr>
       <w:r>
@@ -20851,7 +21114,7 @@
         <w:pStyle w:val="Compact"/>
         <w:numPr>
           <w:ilvl w:val="0"/>
-          <w:numId w:val="1119"/>
+          <w:numId w:val="1120"/>
         </w:numPr>
       </w:pPr>
       <w:r>
@@ -20873,7 +21136,7 @@
         <w:pStyle w:val="Compact"/>
         <w:numPr>
           <w:ilvl w:val="0"/>
-          <w:numId w:val="1119"/>
+          <w:numId w:val="1120"/>
         </w:numPr>
       </w:pPr>
       <w:r>
@@ -20907,7 +21170,7 @@
         <w:pStyle w:val="Compact"/>
         <w:numPr>
           <w:ilvl w:val="0"/>
-          <w:numId w:val="1120"/>
+          <w:numId w:val="1121"/>
         </w:numPr>
       </w:pPr>
       <w:r>
@@ -20929,7 +21192,7 @@
         <w:pStyle w:val="Compact"/>
         <w:numPr>
           <w:ilvl w:val="0"/>
-          <w:numId w:val="1120"/>
+          <w:numId w:val="1121"/>
         </w:numPr>
       </w:pPr>
       <w:r>
@@ -20951,7 +21214,7 @@
         <w:pStyle w:val="Compact"/>
         <w:numPr>
           <w:ilvl w:val="0"/>
-          <w:numId w:val="1120"/>
+          <w:numId w:val="1121"/>
         </w:numPr>
       </w:pPr>
       <w:r>
@@ -20973,7 +21236,7 @@
         <w:pStyle w:val="Compact"/>
         <w:numPr>
           <w:ilvl w:val="0"/>
-          <w:numId w:val="1120"/>
+          <w:numId w:val="1121"/>
         </w:numPr>
       </w:pPr>
       <w:r>
@@ -21103,7 +21366,7 @@
         <w:pStyle w:val="Compact"/>
         <w:numPr>
           <w:ilvl w:val="0"/>
-          <w:numId w:val="1121"/>
+          <w:numId w:val="1122"/>
         </w:numPr>
       </w:pPr>
       <w:r>
@@ -21125,7 +21388,7 @@
         <w:pStyle w:val="Compact"/>
         <w:numPr>
           <w:ilvl w:val="0"/>
-          <w:numId w:val="1121"/>
+          <w:numId w:val="1122"/>
         </w:numPr>
       </w:pPr>
       <w:r>
@@ -21147,7 +21410,7 @@
         <w:pStyle w:val="Compact"/>
         <w:numPr>
           <w:ilvl w:val="0"/>
-          <w:numId w:val="1121"/>
+          <w:numId w:val="1122"/>
         </w:numPr>
       </w:pPr>
       <w:r>
@@ -21181,7 +21444,7 @@
         <w:pStyle w:val="Compact"/>
         <w:numPr>
           <w:ilvl w:val="0"/>
-          <w:numId w:val="1122"/>
+          <w:numId w:val="1123"/>
         </w:numPr>
       </w:pPr>
       <w:r>
@@ -21203,7 +21466,7 @@
         <w:pStyle w:val="Compact"/>
         <w:numPr>
           <w:ilvl w:val="0"/>
-          <w:numId w:val="1122"/>
+          <w:numId w:val="1123"/>
         </w:numPr>
       </w:pPr>
       <w:r>
@@ -21225,7 +21488,7 @@
         <w:pStyle w:val="Compact"/>
         <w:numPr>
           <w:ilvl w:val="0"/>
-          <w:numId w:val="1122"/>
+          <w:numId w:val="1123"/>
         </w:numPr>
       </w:pPr>
       <w:r>
@@ -21247,7 +21510,7 @@
         <w:pStyle w:val="Compact"/>
         <w:numPr>
           <w:ilvl w:val="0"/>
-          <w:numId w:val="1122"/>
+          <w:numId w:val="1123"/>
         </w:numPr>
       </w:pPr>
       <w:r>
@@ -21377,7 +21640,7 @@
         <w:pStyle w:val="Compact"/>
         <w:numPr>
           <w:ilvl w:val="0"/>
-          <w:numId w:val="1123"/>
+          <w:numId w:val="1124"/>
         </w:numPr>
       </w:pPr>
       <w:r>
@@ -21399,7 +21662,7 @@
         <w:pStyle w:val="Compact"/>
         <w:numPr>
           <w:ilvl w:val="0"/>
-          <w:numId w:val="1123"/>
+          <w:numId w:val="1124"/>
         </w:numPr>
       </w:pPr>
       <w:r>
@@ -21421,7 +21684,7 @@
         <w:pStyle w:val="Compact"/>
         <w:numPr>
           <w:ilvl w:val="0"/>
-          <w:numId w:val="1123"/>
+          <w:numId w:val="1124"/>
         </w:numPr>
       </w:pPr>
       <w:r>
@@ -21455,7 +21718,7 @@
         <w:pStyle w:val="Compact"/>
         <w:numPr>
           <w:ilvl w:val="0"/>
-          <w:numId w:val="1124"/>
+          <w:numId w:val="1125"/>
         </w:numPr>
       </w:pPr>
       <w:r>
@@ -21477,7 +21740,7 @@
         <w:pStyle w:val="Compact"/>
         <w:numPr>
           <w:ilvl w:val="0"/>
-          <w:numId w:val="1124"/>
+          <w:numId w:val="1125"/>
         </w:numPr>
       </w:pPr>
       <w:r>
@@ -21499,7 +21762,7 @@
         <w:pStyle w:val="Compact"/>
         <w:numPr>
           <w:ilvl w:val="0"/>
-          <w:numId w:val="1124"/>
+          <w:numId w:val="1125"/>
         </w:numPr>
       </w:pPr>
       <w:r>
@@ -21521,7 +21784,7 @@
         <w:pStyle w:val="Compact"/>
         <w:numPr>
           <w:ilvl w:val="0"/>
-          <w:numId w:val="1124"/>
+          <w:numId w:val="1125"/>
         </w:numPr>
       </w:pPr>
       <w:r>
@@ -21651,7 +21914,7 @@
         <w:pStyle w:val="Compact"/>
         <w:numPr>
           <w:ilvl w:val="0"/>
-          <w:numId w:val="1125"/>
+          <w:numId w:val="1126"/>
         </w:numPr>
       </w:pPr>
       <w:r>
@@ -21673,7 +21936,7 @@
         <w:pStyle w:val="Compact"/>
         <w:numPr>
           <w:ilvl w:val="0"/>
-          <w:numId w:val="1125"/>
+          <w:numId w:val="1126"/>
         </w:numPr>
       </w:pPr>
       <w:r>
@@ -21695,7 +21958,7 @@
         <w:pStyle w:val="Compact"/>
         <w:numPr>
           <w:ilvl w:val="0"/>
-          <w:numId w:val="1125"/>
+          <w:numId w:val="1126"/>
         </w:numPr>
       </w:pPr>
       <w:r>
@@ -21729,7 +21992,7 @@
         <w:pStyle w:val="Compact"/>
         <w:numPr>
           <w:ilvl w:val="0"/>
-          <w:numId w:val="1126"/>
+          <w:numId w:val="1127"/>
         </w:numPr>
       </w:pPr>
       <w:r>
@@ -21751,7 +22014,7 @@
         <w:pStyle w:val="Compact"/>
         <w:numPr>
           <w:ilvl w:val="0"/>
-          <w:numId w:val="1126"/>
+          <w:numId w:val="1127"/>
         </w:numPr>
       </w:pPr>
       <w:r>
@@ -21773,7 +22036,7 @@
         <w:pStyle w:val="Compact"/>
         <w:numPr>
           <w:ilvl w:val="0"/>
-          <w:numId w:val="1126"/>
+          <w:numId w:val="1127"/>
         </w:numPr>
       </w:pPr>
       <w:r>
@@ -21795,7 +22058,7 @@
         <w:pStyle w:val="Compact"/>
         <w:numPr>
           <w:ilvl w:val="0"/>
-          <w:numId w:val="1126"/>
+          <w:numId w:val="1127"/>
         </w:numPr>
       </w:pPr>
       <w:r>
@@ -21931,7 +22194,7 @@
         <w:pStyle w:val="Compact"/>
         <w:numPr>
           <w:ilvl w:val="0"/>
-          <w:numId w:val="1127"/>
+          <w:numId w:val="1128"/>
         </w:numPr>
       </w:pPr>
       <w:r>
@@ -21953,7 +22216,7 @@
         <w:pStyle w:val="Compact"/>
         <w:numPr>
           <w:ilvl w:val="0"/>
-          <w:numId w:val="1127"/>
+          <w:numId w:val="1128"/>
         </w:numPr>
       </w:pPr>
       <w:r>
@@ -21975,7 +22238,7 @@
         <w:pStyle w:val="Compact"/>
         <w:numPr>
           <w:ilvl w:val="0"/>
-          <w:numId w:val="1127"/>
+          <w:numId w:val="1128"/>
         </w:numPr>
       </w:pPr>
       <w:r>
@@ -22009,7 +22272,7 @@
         <w:pStyle w:val="Compact"/>
         <w:numPr>
           <w:ilvl w:val="0"/>
-          <w:numId w:val="1128"/>
+          <w:numId w:val="1129"/>
         </w:numPr>
       </w:pPr>
       <w:r>
@@ -22031,7 +22294,7 @@
         <w:pStyle w:val="Compact"/>
         <w:numPr>
           <w:ilvl w:val="0"/>
-          <w:numId w:val="1128"/>
+          <w:numId w:val="1129"/>
         </w:numPr>
       </w:pPr>
       <w:r>
@@ -22053,7 +22316,7 @@
         <w:pStyle w:val="Compact"/>
         <w:numPr>
           <w:ilvl w:val="0"/>
-          <w:numId w:val="1128"/>
+          <w:numId w:val="1129"/>
         </w:numPr>
       </w:pPr>
       <w:r>
@@ -22075,7 +22338,7 @@
         <w:pStyle w:val="Compact"/>
         <w:numPr>
           <w:ilvl w:val="0"/>
-          <w:numId w:val="1128"/>
+          <w:numId w:val="1129"/>
         </w:numPr>
       </w:pPr>
       <w:r>
@@ -22205,7 +22468,7 @@
         <w:pStyle w:val="Compact"/>
         <w:numPr>
           <w:ilvl w:val="0"/>
-          <w:numId w:val="1129"/>
+          <w:numId w:val="1130"/>
         </w:numPr>
       </w:pPr>
       <w:r>
@@ -22227,7 +22490,7 @@
         <w:pStyle w:val="Compact"/>
         <w:numPr>
           <w:ilvl w:val="0"/>
-          <w:numId w:val="1129"/>
+          <w:numId w:val="1130"/>
         </w:numPr>
       </w:pPr>
       <w:r>
@@ -22249,7 +22512,7 @@
         <w:pStyle w:val="Compact"/>
         <w:numPr>
           <w:ilvl w:val="0"/>
-          <w:numId w:val="1129"/>
+          <w:numId w:val="1130"/>
         </w:numPr>
       </w:pPr>
       <w:r>
@@ -22283,7 +22546,7 @@
         <w:pStyle w:val="Compact"/>
         <w:numPr>
           <w:ilvl w:val="0"/>
-          <w:numId w:val="1130"/>
+          <w:numId w:val="1131"/>
         </w:numPr>
       </w:pPr>
       <w:r>
@@ -22305,7 +22568,7 @@
         <w:pStyle w:val="Compact"/>
         <w:numPr>
           <w:ilvl w:val="0"/>
-          <w:numId w:val="1130"/>
+          <w:numId w:val="1131"/>
         </w:numPr>
       </w:pPr>
       <w:r>
@@ -22327,7 +22590,7 @@
         <w:pStyle w:val="Compact"/>
         <w:numPr>
           <w:ilvl w:val="0"/>
-          <w:numId w:val="1130"/>
+          <w:numId w:val="1131"/>
         </w:numPr>
       </w:pPr>
       <w:r>
@@ -22349,7 +22612,7 @@
         <w:pStyle w:val="Compact"/>
         <w:numPr>
           <w:ilvl w:val="0"/>
-          <w:numId w:val="1130"/>
+          <w:numId w:val="1131"/>
         </w:numPr>
       </w:pPr>
       <w:r>
@@ -22485,7 +22748,7 @@
         <w:pStyle w:val="Compact"/>
         <w:numPr>
           <w:ilvl w:val="0"/>
-          <w:numId w:val="1131"/>
+          <w:numId w:val="1132"/>
         </w:numPr>
       </w:pPr>
       <w:r>
@@ -22507,7 +22770,7 @@
         <w:pStyle w:val="Compact"/>
         <w:numPr>
           <w:ilvl w:val="0"/>
-          <w:numId w:val="1131"/>
+          <w:numId w:val="1132"/>
         </w:numPr>
       </w:pPr>
       <w:r>
@@ -22529,7 +22792,7 @@
         <w:pStyle w:val="Compact"/>
         <w:numPr>
           <w:ilvl w:val="0"/>
-          <w:numId w:val="1131"/>
+          <w:numId w:val="1132"/>
         </w:numPr>
       </w:pPr>
       <w:r>
@@ -22551,7 +22814,7 @@
         <w:pStyle w:val="Compact"/>
         <w:numPr>
           <w:ilvl w:val="0"/>
-          <w:numId w:val="1131"/>
+          <w:numId w:val="1132"/>
         </w:numPr>
       </w:pPr>
       <w:r>
@@ -22585,7 +22848,7 @@
         <w:pStyle w:val="Compact"/>
         <w:numPr>
           <w:ilvl w:val="0"/>
-          <w:numId w:val="1132"/>
+          <w:numId w:val="1133"/>
         </w:numPr>
       </w:pPr>
       <w:r>
@@ -22607,7 +22870,7 @@
         <w:pStyle w:val="Compact"/>
         <w:numPr>
           <w:ilvl w:val="0"/>
-          <w:numId w:val="1132"/>
+          <w:numId w:val="1133"/>
         </w:numPr>
       </w:pPr>
       <w:r>
@@ -22629,7 +22892,7 @@
         <w:pStyle w:val="Compact"/>
         <w:numPr>
           <w:ilvl w:val="0"/>
-          <w:numId w:val="1132"/>
+          <w:numId w:val="1133"/>
         </w:numPr>
       </w:pPr>
       <w:r>
@@ -22651,7 +22914,7 @@
         <w:pStyle w:val="Compact"/>
         <w:numPr>
           <w:ilvl w:val="0"/>
-          <w:numId w:val="1132"/>
+          <w:numId w:val="1133"/>
         </w:numPr>
       </w:pPr>
       <w:r>
@@ -22787,7 +23050,7 @@
         <w:pStyle w:val="Compact"/>
         <w:numPr>
           <w:ilvl w:val="0"/>
-          <w:numId w:val="1133"/>
+          <w:numId w:val="1134"/>
         </w:numPr>
       </w:pPr>
       <w:r>
@@ -22809,7 +23072,7 @@
         <w:pStyle w:val="Compact"/>
         <w:numPr>
           <w:ilvl w:val="0"/>
-          <w:numId w:val="1133"/>
+          <w:numId w:val="1134"/>
         </w:numPr>
       </w:pPr>
       <w:r>
@@ -22831,7 +23094,7 @@
         <w:pStyle w:val="Compact"/>
         <w:numPr>
           <w:ilvl w:val="0"/>
-          <w:numId w:val="1133"/>
+          <w:numId w:val="1134"/>
         </w:numPr>
       </w:pPr>
       <w:r>
@@ -22853,7 +23116,7 @@
         <w:pStyle w:val="Compact"/>
         <w:numPr>
           <w:ilvl w:val="0"/>
-          <w:numId w:val="1133"/>
+          <w:numId w:val="1134"/>
         </w:numPr>
       </w:pPr>
       <w:r>
@@ -22887,7 +23150,7 @@
         <w:pStyle w:val="Compact"/>
         <w:numPr>
           <w:ilvl w:val="0"/>
-          <w:numId w:val="1134"/>
+          <w:numId w:val="1135"/>
         </w:numPr>
       </w:pPr>
       <w:r>
@@ -22909,7 +23172,7 @@
         <w:pStyle w:val="Compact"/>
         <w:numPr>
           <w:ilvl w:val="0"/>
-          <w:numId w:val="1134"/>
+          <w:numId w:val="1135"/>
         </w:numPr>
       </w:pPr>
       <w:r>
@@ -22943,7 +23206,7 @@
         <w:pStyle w:val="Compact"/>
         <w:numPr>
           <w:ilvl w:val="0"/>
-          <w:numId w:val="1134"/>
+          <w:numId w:val="1135"/>
         </w:numPr>
       </w:pPr>
       <w:r>
@@ -22965,7 +23228,7 @@
         <w:pStyle w:val="Compact"/>
         <w:numPr>
           <w:ilvl w:val="0"/>
-          <w:numId w:val="1134"/>
+          <w:numId w:val="1135"/>
         </w:numPr>
       </w:pPr>
       <w:r>
@@ -23101,7 +23364,7 @@
         <w:pStyle w:val="Compact"/>
         <w:numPr>
           <w:ilvl w:val="0"/>
-          <w:numId w:val="1135"/>
+          <w:numId w:val="1136"/>
         </w:numPr>
       </w:pPr>
       <w:r>
@@ -23123,7 +23386,7 @@
         <w:pStyle w:val="Compact"/>
         <w:numPr>
           <w:ilvl w:val="0"/>
-          <w:numId w:val="1135"/>
+          <w:numId w:val="1136"/>
         </w:numPr>
       </w:pPr>
       <w:r>
@@ -23145,7 +23408,7 @@
         <w:pStyle w:val="Compact"/>
         <w:numPr>
           <w:ilvl w:val="0"/>
-          <w:numId w:val="1135"/>
+          <w:numId w:val="1136"/>
         </w:numPr>
       </w:pPr>
       <w:r>
@@ -23167,7 +23430,7 @@
         <w:pStyle w:val="Compact"/>
         <w:numPr>
           <w:ilvl w:val="0"/>
-          <w:numId w:val="1135"/>
+          <w:numId w:val="1136"/>
         </w:numPr>
       </w:pPr>
       <w:r>
@@ -23201,7 +23464,7 @@
         <w:pStyle w:val="Compact"/>
         <w:numPr>
           <w:ilvl w:val="0"/>
-          <w:numId w:val="1136"/>
+          <w:numId w:val="1137"/>
         </w:numPr>
       </w:pPr>
       <w:r>
@@ -23223,7 +23486,7 @@
         <w:pStyle w:val="Compact"/>
         <w:numPr>
           <w:ilvl w:val="0"/>
-          <w:numId w:val="1136"/>
+          <w:numId w:val="1137"/>
         </w:numPr>
       </w:pPr>
       <w:r>
@@ -23245,7 +23508,7 @@
         <w:pStyle w:val="Compact"/>
         <w:numPr>
           <w:ilvl w:val="0"/>
-          <w:numId w:val="1136"/>
+          <w:numId w:val="1137"/>
         </w:numPr>
       </w:pPr>
       <w:r>
@@ -23267,7 +23530,7 @@
         <w:pStyle w:val="Compact"/>
         <w:numPr>
           <w:ilvl w:val="0"/>
-          <w:numId w:val="1136"/>
+          <w:numId w:val="1137"/>
         </w:numPr>
       </w:pPr>
       <w:r>
@@ -23397,7 +23660,7 @@
         <w:pStyle w:val="Compact"/>
         <w:numPr>
           <w:ilvl w:val="0"/>
-          <w:numId w:val="1137"/>
+          <w:numId w:val="1138"/>
         </w:numPr>
       </w:pPr>
       <w:r>
@@ -23419,7 +23682,7 @@
         <w:pStyle w:val="Compact"/>
         <w:numPr>
           <w:ilvl w:val="0"/>
-          <w:numId w:val="1137"/>
+          <w:numId w:val="1138"/>
         </w:numPr>
       </w:pPr>
       <w:r>
@@ -23441,7 +23704,7 @@
         <w:pStyle w:val="Compact"/>
         <w:numPr>
           <w:ilvl w:val="0"/>
-          <w:numId w:val="1137"/>
+          <w:numId w:val="1138"/>
         </w:numPr>
       </w:pPr>
       <w:r>
@@ -23463,7 +23726,7 @@
         <w:pStyle w:val="Compact"/>
         <w:numPr>
           <w:ilvl w:val="0"/>
-          <w:numId w:val="1137"/>
+          <w:numId w:val="1138"/>
         </w:numPr>
       </w:pPr>
       <w:r>
@@ -23497,7 +23760,7 @@
         <w:pStyle w:val="Compact"/>
         <w:numPr>
           <w:ilvl w:val="0"/>
-          <w:numId w:val="1138"/>
+          <w:numId w:val="1139"/>
         </w:numPr>
       </w:pPr>
       <w:r>
@@ -23519,7 +23782,7 @@
         <w:pStyle w:val="Compact"/>
         <w:numPr>
           <w:ilvl w:val="0"/>
-          <w:numId w:val="1138"/>
+          <w:numId w:val="1139"/>
         </w:numPr>
       </w:pPr>
       <w:r>
@@ -23541,7 +23804,7 @@
         <w:pStyle w:val="Compact"/>
         <w:numPr>
           <w:ilvl w:val="0"/>
-          <w:numId w:val="1138"/>
+          <w:numId w:val="1139"/>
         </w:numPr>
       </w:pPr>
       <w:r>
@@ -23563,7 +23826,7 @@
         <w:pStyle w:val="Compact"/>
         <w:numPr>
           <w:ilvl w:val="0"/>
-          <w:numId w:val="1138"/>
+          <w:numId w:val="1139"/>
         </w:numPr>
       </w:pPr>
       <w:r>
@@ -23693,7 +23956,7 @@
         <w:pStyle w:val="Compact"/>
         <w:numPr>
           <w:ilvl w:val="0"/>
-          <w:numId w:val="1139"/>
+          <w:numId w:val="1140"/>
         </w:numPr>
       </w:pPr>
       <w:r>
@@ -23715,7 +23978,7 @@
         <w:pStyle w:val="Compact"/>
         <w:numPr>
           <w:ilvl w:val="0"/>
-          <w:numId w:val="1139"/>
+          <w:numId w:val="1140"/>
         </w:numPr>
       </w:pPr>
       <w:r>
@@ -23737,7 +24000,7 @@
         <w:pStyle w:val="Compact"/>
         <w:numPr>
           <w:ilvl w:val="0"/>
-          <w:numId w:val="1139"/>
+          <w:numId w:val="1140"/>
         </w:numPr>
       </w:pPr>
       <w:r>
@@ -23759,7 +24022,7 @@
         <w:pStyle w:val="Compact"/>
         <w:numPr>
           <w:ilvl w:val="0"/>
-          <w:numId w:val="1139"/>
+          <w:numId w:val="1140"/>
         </w:numPr>
       </w:pPr>
       <w:r>
@@ -23793,7 +24056,7 @@
         <w:pStyle w:val="Compact"/>
         <w:numPr>
           <w:ilvl w:val="0"/>
-          <w:numId w:val="1140"/>
+          <w:numId w:val="1141"/>
         </w:numPr>
       </w:pPr>
       <w:r>
@@ -23815,7 +24078,7 @@
         <w:pStyle w:val="Compact"/>
         <w:numPr>
           <w:ilvl w:val="0"/>
-          <w:numId w:val="1140"/>
+          <w:numId w:val="1141"/>
         </w:numPr>
       </w:pPr>
       <w:r>
@@ -23837,7 +24100,7 @@
         <w:pStyle w:val="Compact"/>
         <w:numPr>
           <w:ilvl w:val="0"/>
-          <w:numId w:val="1140"/>
+          <w:numId w:val="1141"/>
         </w:numPr>
       </w:pPr>
       <w:r>
@@ -23859,7 +24122,7 @@
         <w:pStyle w:val="Compact"/>
         <w:numPr>
           <w:ilvl w:val="0"/>
-          <w:numId w:val="1140"/>
+          <w:numId w:val="1141"/>
         </w:numPr>
       </w:pPr>
       <w:r>
@@ -23983,7 +24246,7 @@
         <w:pStyle w:val="Compact"/>
         <w:numPr>
           <w:ilvl w:val="0"/>
-          <w:numId w:val="1141"/>
+          <w:numId w:val="1142"/>
         </w:numPr>
       </w:pPr>
       <w:r>
@@ -24005,7 +24268,7 @@
         <w:pStyle w:val="Compact"/>
         <w:numPr>
           <w:ilvl w:val="0"/>
-          <w:numId w:val="1141"/>
+          <w:numId w:val="1142"/>
         </w:numPr>
       </w:pPr>
       <w:r>
@@ -24027,7 +24290,7 @@
         <w:pStyle w:val="Compact"/>
         <w:numPr>
           <w:ilvl w:val="0"/>
-          <w:numId w:val="1141"/>
+          <w:numId w:val="1142"/>
         </w:numPr>
       </w:pPr>
       <w:r>
@@ -24049,7 +24312,7 @@
         <w:pStyle w:val="Compact"/>
         <w:numPr>
           <w:ilvl w:val="0"/>
-          <w:numId w:val="1141"/>
+          <w:numId w:val="1142"/>
         </w:numPr>
       </w:pPr>
       <w:r>
@@ -24083,7 +24346,7 @@
         <w:pStyle w:val="Compact"/>
         <w:numPr>
           <w:ilvl w:val="0"/>
-          <w:numId w:val="1142"/>
+          <w:numId w:val="1143"/>
         </w:numPr>
       </w:pPr>
       <w:r>
@@ -24105,7 +24368,7 @@
         <w:pStyle w:val="Compact"/>
         <w:numPr>
           <w:ilvl w:val="0"/>
-          <w:numId w:val="1142"/>
+          <w:numId w:val="1143"/>
         </w:numPr>
       </w:pPr>
       <w:r>
@@ -24127,7 +24390,7 @@
         <w:pStyle w:val="Compact"/>
         <w:numPr>
           <w:ilvl w:val="0"/>
-          <w:numId w:val="1142"/>
+          <w:numId w:val="1143"/>
         </w:numPr>
       </w:pPr>
       <w:r>
@@ -24149,7 +24412,7 @@
         <w:pStyle w:val="Compact"/>
         <w:numPr>
           <w:ilvl w:val="0"/>
-          <w:numId w:val="1142"/>
+          <w:numId w:val="1143"/>
         </w:numPr>
       </w:pPr>
       <w:r>
@@ -24279,7 +24542,7 @@
         <w:pStyle w:val="Compact"/>
         <w:numPr>
           <w:ilvl w:val="0"/>
-          <w:numId w:val="1143"/>
+          <w:numId w:val="1144"/>
         </w:numPr>
       </w:pPr>
       <w:r>
@@ -24301,7 +24564,7 @@
         <w:pStyle w:val="Compact"/>
         <w:numPr>
           <w:ilvl w:val="0"/>
-          <w:numId w:val="1143"/>
+          <w:numId w:val="1144"/>
         </w:numPr>
       </w:pPr>
       <w:r>
@@ -24323,7 +24586,7 @@
         <w:pStyle w:val="Compact"/>
         <w:numPr>
           <w:ilvl w:val="0"/>
-          <w:numId w:val="1143"/>
+          <w:numId w:val="1144"/>
         </w:numPr>
       </w:pPr>
       <w:r>
@@ -24345,7 +24608,7 @@
         <w:pStyle w:val="Compact"/>
         <w:numPr>
           <w:ilvl w:val="0"/>
-          <w:numId w:val="1143"/>
+          <w:numId w:val="1144"/>
         </w:numPr>
       </w:pPr>
       <w:r>
@@ -24379,7 +24642,7 @@
         <w:pStyle w:val="Compact"/>
         <w:numPr>
           <w:ilvl w:val="0"/>
-          <w:numId w:val="1144"/>
+          <w:numId w:val="1145"/>
         </w:numPr>
       </w:pPr>
       <w:r>
@@ -24401,7 +24664,7 @@
         <w:pStyle w:val="Compact"/>
         <w:numPr>
           <w:ilvl w:val="0"/>
-          <w:numId w:val="1144"/>
+          <w:numId w:val="1145"/>
         </w:numPr>
       </w:pPr>
       <w:r>
@@ -24423,7 +24686,7 @@
         <w:pStyle w:val="Compact"/>
         <w:numPr>
           <w:ilvl w:val="0"/>
-          <w:numId w:val="1144"/>
+          <w:numId w:val="1145"/>
         </w:numPr>
       </w:pPr>
       <w:r>
@@ -24445,7 +24708,7 @@
         <w:pStyle w:val="Compact"/>
         <w:numPr>
           <w:ilvl w:val="0"/>
-          <w:numId w:val="1144"/>
+          <w:numId w:val="1145"/>
         </w:numPr>
       </w:pPr>
       <w:r>
@@ -24575,7 +24838,7 @@
         <w:pStyle w:val="Compact"/>
         <w:numPr>
           <w:ilvl w:val="0"/>
-          <w:numId w:val="1145"/>
+          <w:numId w:val="1146"/>
         </w:numPr>
       </w:pPr>
       <w:r>
@@ -24597,7 +24860,7 @@
         <w:pStyle w:val="Compact"/>
         <w:numPr>
           <w:ilvl w:val="0"/>
-          <w:numId w:val="1145"/>
+          <w:numId w:val="1146"/>
         </w:numPr>
       </w:pPr>
       <w:r>
@@ -24619,7 +24882,7 @@
         <w:pStyle w:val="Compact"/>
         <w:numPr>
           <w:ilvl w:val="0"/>
-          <w:numId w:val="1145"/>
+          <w:numId w:val="1146"/>
         </w:numPr>
       </w:pPr>
       <w:r>
@@ -24641,7 +24904,7 @@
         <w:pStyle w:val="Compact"/>
         <w:numPr>
           <w:ilvl w:val="0"/>
-          <w:numId w:val="1145"/>
+          <w:numId w:val="1146"/>
         </w:numPr>
       </w:pPr>
       <w:r>
@@ -24675,7 +24938,7 @@
         <w:pStyle w:val="Compact"/>
         <w:numPr>
           <w:ilvl w:val="0"/>
-          <w:numId w:val="1146"/>
+          <w:numId w:val="1147"/>
         </w:numPr>
       </w:pPr>
       <w:r>
@@ -24697,7 +24960,7 @@
         <w:pStyle w:val="Compact"/>
         <w:numPr>
           <w:ilvl w:val="0"/>
-          <w:numId w:val="1146"/>
+          <w:numId w:val="1147"/>
         </w:numPr>
       </w:pPr>
       <w:r>
@@ -24719,7 +24982,7 @@
         <w:pStyle w:val="Compact"/>
         <w:numPr>
           <w:ilvl w:val="0"/>
-          <w:numId w:val="1146"/>
+          <w:numId w:val="1147"/>
         </w:numPr>
       </w:pPr>
       <w:r>
@@ -24741,7 +25004,7 @@
         <w:pStyle w:val="Compact"/>
         <w:numPr>
           <w:ilvl w:val="0"/>
-          <w:numId w:val="1146"/>
+          <w:numId w:val="1147"/>
         </w:numPr>
       </w:pPr>
       <w:r>
@@ -24871,7 +25134,7 @@
         <w:pStyle w:val="Compact"/>
         <w:numPr>
           <w:ilvl w:val="0"/>
-          <w:numId w:val="1147"/>
+          <w:numId w:val="1148"/>
         </w:numPr>
       </w:pPr>
       <w:r>
@@ -24893,7 +25156,7 @@
         <w:pStyle w:val="Compact"/>
         <w:numPr>
           <w:ilvl w:val="0"/>
-          <w:numId w:val="1147"/>
+          <w:numId w:val="1148"/>
         </w:numPr>
       </w:pPr>
       <w:r>
@@ -24915,7 +25178,7 @@
         <w:pStyle w:val="Compact"/>
         <w:numPr>
           <w:ilvl w:val="0"/>
-          <w:numId w:val="1147"/>
+          <w:numId w:val="1148"/>
         </w:numPr>
       </w:pPr>
       <w:r>
@@ -24937,7 +25200,7 @@
         <w:pStyle w:val="Compact"/>
         <w:numPr>
           <w:ilvl w:val="0"/>
-          <w:numId w:val="1147"/>
+          <w:numId w:val="1148"/>
         </w:numPr>
       </w:pPr>
       <w:r>
@@ -24971,7 +25234,7 @@
         <w:pStyle w:val="Compact"/>
         <w:numPr>
           <w:ilvl w:val="0"/>
-          <w:numId w:val="1148"/>
+          <w:numId w:val="1149"/>
         </w:numPr>
       </w:pPr>
       <w:r>
@@ -24993,7 +25256,7 @@
         <w:pStyle w:val="Compact"/>
         <w:numPr>
           <w:ilvl w:val="0"/>
-          <w:numId w:val="1148"/>
+          <w:numId w:val="1149"/>
         </w:numPr>
       </w:pPr>
       <w:r>
@@ -25015,7 +25278,7 @@
         <w:pStyle w:val="Compact"/>
         <w:numPr>
           <w:ilvl w:val="0"/>
-          <w:numId w:val="1148"/>
+          <w:numId w:val="1149"/>
         </w:numPr>
       </w:pPr>
       <w:r>
@@ -25037,7 +25300,7 @@
         <w:pStyle w:val="Compact"/>
         <w:numPr>
           <w:ilvl w:val="0"/>
-          <w:numId w:val="1148"/>
+          <w:numId w:val="1149"/>
         </w:numPr>
       </w:pPr>
       <w:r>
@@ -25167,7 +25430,7 @@
         <w:pStyle w:val="Compact"/>
         <w:numPr>
           <w:ilvl w:val="0"/>
-          <w:numId w:val="1149"/>
+          <w:numId w:val="1150"/>
         </w:numPr>
       </w:pPr>
       <w:r>
@@ -25189,7 +25452,7 @@
         <w:pStyle w:val="Compact"/>
         <w:numPr>
           <w:ilvl w:val="0"/>
-          <w:numId w:val="1149"/>
+          <w:numId w:val="1150"/>
         </w:numPr>
       </w:pPr>
       <w:r>
@@ -25211,7 +25474,7 @@
         <w:pStyle w:val="Compact"/>
         <w:numPr>
           <w:ilvl w:val="0"/>
-          <w:numId w:val="1149"/>
+          <w:numId w:val="1150"/>
         </w:numPr>
       </w:pPr>
       <w:r>
@@ -25233,7 +25496,7 @@
         <w:pStyle w:val="Compact"/>
         <w:numPr>
           <w:ilvl w:val="0"/>
-          <w:numId w:val="1149"/>
+          <w:numId w:val="1150"/>
         </w:numPr>
       </w:pPr>
       <w:r>
@@ -25267,7 +25530,7 @@
         <w:pStyle w:val="Compact"/>
         <w:numPr>
           <w:ilvl w:val="0"/>
-          <w:numId w:val="1150"/>
+          <w:numId w:val="1151"/>
         </w:numPr>
       </w:pPr>
       <w:r>
@@ -25289,7 +25552,7 @@
         <w:pStyle w:val="Compact"/>
         <w:numPr>
           <w:ilvl w:val="0"/>
-          <w:numId w:val="1150"/>
+          <w:numId w:val="1151"/>
         </w:numPr>
       </w:pPr>
       <w:r>
@@ -25311,7 +25574,7 @@
         <w:pStyle w:val="Compact"/>
         <w:numPr>
           <w:ilvl w:val="0"/>
-          <w:numId w:val="1150"/>
+          <w:numId w:val="1151"/>
         </w:numPr>
       </w:pPr>
       <w:r>
@@ -25333,7 +25596,7 @@
         <w:pStyle w:val="Compact"/>
         <w:numPr>
           <w:ilvl w:val="0"/>
-          <w:numId w:val="1150"/>
+          <w:numId w:val="1151"/>
         </w:numPr>
       </w:pPr>
       <w:r>
@@ -25463,7 +25726,7 @@
         <w:pStyle w:val="Compact"/>
         <w:numPr>
           <w:ilvl w:val="0"/>
-          <w:numId w:val="1151"/>
+          <w:numId w:val="1152"/>
         </w:numPr>
       </w:pPr>
       <w:r>
@@ -25485,7 +25748,7 @@
         <w:pStyle w:val="Compact"/>
         <w:numPr>
           <w:ilvl w:val="0"/>
-          <w:numId w:val="1151"/>
+          <w:numId w:val="1152"/>
         </w:numPr>
       </w:pPr>
       <w:r>
@@ -25507,7 +25770,7 @@
         <w:pStyle w:val="Compact"/>
         <w:numPr>
           <w:ilvl w:val="0"/>
-          <w:numId w:val="1151"/>
+          <w:numId w:val="1152"/>
         </w:numPr>
       </w:pPr>
       <w:r>
@@ -25529,7 +25792,7 @@
         <w:pStyle w:val="Compact"/>
         <w:numPr>
           <w:ilvl w:val="0"/>
-          <w:numId w:val="1151"/>
+          <w:numId w:val="1152"/>
         </w:numPr>
       </w:pPr>
       <w:r>
@@ -25563,7 +25826,7 @@
         <w:pStyle w:val="Compact"/>
         <w:numPr>
           <w:ilvl w:val="0"/>
-          <w:numId w:val="1152"/>
+          <w:numId w:val="1153"/>
         </w:numPr>
       </w:pPr>
       <w:r>
@@ -25585,7 +25848,7 @@
         <w:pStyle w:val="Compact"/>
         <w:numPr>
           <w:ilvl w:val="0"/>
-          <w:numId w:val="1152"/>
+          <w:numId w:val="1153"/>
         </w:numPr>
       </w:pPr>
       <w:r>
@@ -25607,7 +25870,7 @@
         <w:pStyle w:val="Compact"/>
         <w:numPr>
           <w:ilvl w:val="0"/>
-          <w:numId w:val="1152"/>
+          <w:numId w:val="1153"/>
         </w:numPr>
       </w:pPr>
       <w:r>
@@ -25629,7 +25892,7 @@
         <w:pStyle w:val="Compact"/>
         <w:numPr>
           <w:ilvl w:val="0"/>
-          <w:numId w:val="1152"/>
+          <w:numId w:val="1153"/>
         </w:numPr>
       </w:pPr>
       <w:r>
@@ -25759,7 +26022,7 @@
         <w:pStyle w:val="Compact"/>
         <w:numPr>
           <w:ilvl w:val="0"/>
-          <w:numId w:val="1153"/>
+          <w:numId w:val="1154"/>
         </w:numPr>
       </w:pPr>
       <w:r>
@@ -25781,7 +26044,7 @@
         <w:pStyle w:val="Compact"/>
         <w:numPr>
           <w:ilvl w:val="0"/>
-          <w:numId w:val="1153"/>
+          <w:numId w:val="1154"/>
         </w:numPr>
       </w:pPr>
       <w:r>
@@ -25803,7 +26066,7 @@
         <w:pStyle w:val="Compact"/>
         <w:numPr>
           <w:ilvl w:val="0"/>
-          <w:numId w:val="1153"/>
+          <w:numId w:val="1154"/>
         </w:numPr>
       </w:pPr>
       <w:r>
@@ -25825,7 +26088,7 @@
         <w:pStyle w:val="Compact"/>
         <w:numPr>
           <w:ilvl w:val="0"/>
-          <w:numId w:val="1153"/>
+          <w:numId w:val="1154"/>
         </w:numPr>
       </w:pPr>
       <w:r>
@@ -25859,7 +26122,7 @@
         <w:pStyle w:val="Compact"/>
         <w:numPr>
           <w:ilvl w:val="0"/>
-          <w:numId w:val="1154"/>
+          <w:numId w:val="1155"/>
         </w:numPr>
       </w:pPr>
       <w:r>
@@ -25881,7 +26144,7 @@
         <w:pStyle w:val="Compact"/>
         <w:numPr>
           <w:ilvl w:val="0"/>
-          <w:numId w:val="1154"/>
+          <w:numId w:val="1155"/>
         </w:numPr>
       </w:pPr>
       <w:r>
@@ -25903,7 +26166,7 @@
         <w:pStyle w:val="Compact"/>
         <w:numPr>
           <w:ilvl w:val="0"/>
-          <w:numId w:val="1154"/>
+          <w:numId w:val="1155"/>
         </w:numPr>
       </w:pPr>
       <w:r>
@@ -25925,7 +26188,7 @@
         <w:pStyle w:val="Compact"/>
         <w:numPr>
           <w:ilvl w:val="0"/>
-          <w:numId w:val="1154"/>
+          <w:numId w:val="1155"/>
         </w:numPr>
       </w:pPr>
       <w:r>
@@ -26055,7 +26318,7 @@
         <w:pStyle w:val="Compact"/>
         <w:numPr>
           <w:ilvl w:val="0"/>
-          <w:numId w:val="1155"/>
+          <w:numId w:val="1156"/>
         </w:numPr>
       </w:pPr>
       <w:r>
@@ -26077,7 +26340,7 @@
         <w:pStyle w:val="Compact"/>
         <w:numPr>
           <w:ilvl w:val="0"/>
-          <w:numId w:val="1155"/>
+          <w:numId w:val="1156"/>
         </w:numPr>
       </w:pPr>
       <w:r>
@@ -26099,7 +26362,7 @@
         <w:pStyle w:val="Compact"/>
         <w:numPr>
           <w:ilvl w:val="0"/>
-          <w:numId w:val="1155"/>
+          <w:numId w:val="1156"/>
         </w:numPr>
       </w:pPr>
       <w:r>
@@ -26121,7 +26384,7 @@
         <w:pStyle w:val="Compact"/>
         <w:numPr>
           <w:ilvl w:val="0"/>
-          <w:numId w:val="1155"/>
+          <w:numId w:val="1156"/>
         </w:numPr>
       </w:pPr>
       <w:r>
@@ -26155,7 +26418,7 @@
         <w:pStyle w:val="Compact"/>
         <w:numPr>
           <w:ilvl w:val="0"/>
-          <w:numId w:val="1156"/>
+          <w:numId w:val="1157"/>
         </w:numPr>
       </w:pPr>
       <w:r>
@@ -26177,7 +26440,7 @@
         <w:pStyle w:val="Compact"/>
         <w:numPr>
           <w:ilvl w:val="0"/>
-          <w:numId w:val="1156"/>
+          <w:numId w:val="1157"/>
         </w:numPr>
       </w:pPr>
       <w:r>
@@ -26199,7 +26462,7 @@
         <w:pStyle w:val="Compact"/>
         <w:numPr>
           <w:ilvl w:val="0"/>
-          <w:numId w:val="1156"/>
+          <w:numId w:val="1157"/>
         </w:numPr>
       </w:pPr>
       <w:r>
@@ -26221,7 +26484,7 @@
         <w:pStyle w:val="Compact"/>
         <w:numPr>
           <w:ilvl w:val="0"/>
-          <w:numId w:val="1156"/>
+          <w:numId w:val="1157"/>
         </w:numPr>
       </w:pPr>
       <w:r>
@@ -26351,7 +26614,7 @@
         <w:pStyle w:val="Compact"/>
         <w:numPr>
           <w:ilvl w:val="0"/>
-          <w:numId w:val="1157"/>
+          <w:numId w:val="1158"/>
         </w:numPr>
       </w:pPr>
       <w:r>
@@ -26373,7 +26636,7 @@
         <w:pStyle w:val="Compact"/>
         <w:numPr>
           <w:ilvl w:val="0"/>
-          <w:numId w:val="1157"/>
+          <w:numId w:val="1158"/>
         </w:numPr>
       </w:pPr>
       <w:r>
@@ -26395,7 +26658,7 @@
         <w:pStyle w:val="Compact"/>
         <w:numPr>
           <w:ilvl w:val="0"/>
-          <w:numId w:val="1157"/>
+          <w:numId w:val="1158"/>
         </w:numPr>
       </w:pPr>
       <w:r>
@@ -26417,7 +26680,7 @@
         <w:pStyle w:val="Compact"/>
         <w:numPr>
           <w:ilvl w:val="0"/>
-          <w:numId w:val="1157"/>
+          <w:numId w:val="1158"/>
         </w:numPr>
       </w:pPr>
       <w:r>
@@ -26451,7 +26714,7 @@
         <w:pStyle w:val="Compact"/>
         <w:numPr>
           <w:ilvl w:val="0"/>
-          <w:numId w:val="1158"/>
+          <w:numId w:val="1159"/>
         </w:numPr>
       </w:pPr>
       <w:r>
@@ -26473,7 +26736,7 @@
         <w:pStyle w:val="Compact"/>
         <w:numPr>
           <w:ilvl w:val="0"/>
-          <w:numId w:val="1158"/>
+          <w:numId w:val="1159"/>
         </w:numPr>
       </w:pPr>
       <w:r>
@@ -26495,7 +26758,7 @@
         <w:pStyle w:val="Compact"/>
         <w:numPr>
           <w:ilvl w:val="0"/>
-          <w:numId w:val="1158"/>
+          <w:numId w:val="1159"/>
         </w:numPr>
       </w:pPr>
       <w:r>
@@ -26517,7 +26780,7 @@
         <w:pStyle w:val="Compact"/>
         <w:numPr>
           <w:ilvl w:val="0"/>
-          <w:numId w:val="1158"/>
+          <w:numId w:val="1159"/>
         </w:numPr>
       </w:pPr>
       <w:r>
@@ -26653,7 +26916,7 @@
         <w:pStyle w:val="Compact"/>
         <w:numPr>
           <w:ilvl w:val="0"/>
-          <w:numId w:val="1159"/>
+          <w:numId w:val="1160"/>
         </w:numPr>
       </w:pPr>
       <w:r>
@@ -26675,7 +26938,7 @@
         <w:pStyle w:val="Compact"/>
         <w:numPr>
           <w:ilvl w:val="0"/>
-          <w:numId w:val="1159"/>
+          <w:numId w:val="1160"/>
         </w:numPr>
       </w:pPr>
       <w:r>
@@ -26697,7 +26960,7 @@
         <w:pStyle w:val="Compact"/>
         <w:numPr>
           <w:ilvl w:val="0"/>
-          <w:numId w:val="1159"/>
+          <w:numId w:val="1160"/>
         </w:numPr>
       </w:pPr>
       <w:r>
@@ -26719,7 +26982,7 @@
         <w:pStyle w:val="Compact"/>
         <w:numPr>
           <w:ilvl w:val="0"/>
-          <w:numId w:val="1159"/>
+          <w:numId w:val="1160"/>
         </w:numPr>
       </w:pPr>
       <w:r>
@@ -26753,7 +27016,7 @@
         <w:pStyle w:val="Compact"/>
         <w:numPr>
           <w:ilvl w:val="0"/>
-          <w:numId w:val="1160"/>
+          <w:numId w:val="1161"/>
         </w:numPr>
       </w:pPr>
       <w:r>
@@ -26775,7 +27038,7 @@
         <w:pStyle w:val="Compact"/>
         <w:numPr>
           <w:ilvl w:val="0"/>
-          <w:numId w:val="1160"/>
+          <w:numId w:val="1161"/>
         </w:numPr>
       </w:pPr>
       <w:r>
@@ -26797,7 +27060,7 @@
         <w:pStyle w:val="Compact"/>
         <w:numPr>
           <w:ilvl w:val="0"/>
-          <w:numId w:val="1160"/>
+          <w:numId w:val="1161"/>
         </w:numPr>
       </w:pPr>
       <w:r>
@@ -26819,7 +27082,7 @@
         <w:pStyle w:val="Compact"/>
         <w:numPr>
           <w:ilvl w:val="0"/>
-          <w:numId w:val="1160"/>
+          <w:numId w:val="1161"/>
         </w:numPr>
       </w:pPr>
       <w:r>
@@ -26949,7 +27212,7 @@
         <w:pStyle w:val="Compact"/>
         <w:numPr>
           <w:ilvl w:val="0"/>
-          <w:numId w:val="1161"/>
+          <w:numId w:val="1162"/>
         </w:numPr>
       </w:pPr>
       <w:r>
@@ -26971,7 +27234,7 @@
         <w:pStyle w:val="Compact"/>
         <w:numPr>
           <w:ilvl w:val="0"/>
-          <w:numId w:val="1161"/>
+          <w:numId w:val="1162"/>
         </w:numPr>
       </w:pPr>
       <w:r>
@@ -26993,7 +27256,7 @@
         <w:pStyle w:val="Compact"/>
         <w:numPr>
           <w:ilvl w:val="0"/>
-          <w:numId w:val="1161"/>
+          <w:numId w:val="1162"/>
         </w:numPr>
       </w:pPr>
       <w:r>
@@ -27015,7 +27278,7 @@
         <w:pStyle w:val="Compact"/>
         <w:numPr>
           <w:ilvl w:val="0"/>
-          <w:numId w:val="1161"/>
+          <w:numId w:val="1162"/>
         </w:numPr>
       </w:pPr>
       <w:r>
@@ -27049,7 +27312,7 @@
         <w:pStyle w:val="Compact"/>
         <w:numPr>
           <w:ilvl w:val="0"/>
-          <w:numId w:val="1162"/>
+          <w:numId w:val="1163"/>
         </w:numPr>
       </w:pPr>
       <w:r>
@@ -27071,7 +27334,7 @@
         <w:pStyle w:val="Compact"/>
         <w:numPr>
           <w:ilvl w:val="0"/>
-          <w:numId w:val="1162"/>
+          <w:numId w:val="1163"/>
         </w:numPr>
       </w:pPr>
       <w:r>
@@ -27093,7 +27356,7 @@
         <w:pStyle w:val="Compact"/>
         <w:numPr>
           <w:ilvl w:val="0"/>
-          <w:numId w:val="1162"/>
+          <w:numId w:val="1163"/>
         </w:numPr>
       </w:pPr>
       <w:r>
@@ -27115,7 +27378,7 @@
         <w:pStyle w:val="Compact"/>
         <w:numPr>
           <w:ilvl w:val="0"/>
-          <w:numId w:val="1162"/>
+          <w:numId w:val="1163"/>
         </w:numPr>
       </w:pPr>
       <w:r>
@@ -27245,7 +27508,7 @@
         <w:pStyle w:val="Compact"/>
         <w:numPr>
           <w:ilvl w:val="0"/>
-          <w:numId w:val="1163"/>
+          <w:numId w:val="1164"/>
         </w:numPr>
       </w:pPr>
       <w:r>
@@ -27267,7 +27530,7 @@
         <w:pStyle w:val="Compact"/>
         <w:numPr>
           <w:ilvl w:val="0"/>
-          <w:numId w:val="1163"/>
+          <w:numId w:val="1164"/>
         </w:numPr>
       </w:pPr>
       <w:r>
@@ -27289,7 +27552,7 @@
         <w:pStyle w:val="Compact"/>
         <w:numPr>
           <w:ilvl w:val="0"/>
-          <w:numId w:val="1163"/>
+          <w:numId w:val="1164"/>
         </w:numPr>
       </w:pPr>
       <w:r>
@@ -27311,7 +27574,7 @@
         <w:pStyle w:val="Compact"/>
         <w:numPr>
           <w:ilvl w:val="0"/>
-          <w:numId w:val="1163"/>
+          <w:numId w:val="1164"/>
         </w:numPr>
       </w:pPr>
       <w:r>
@@ -27345,7 +27608,7 @@
         <w:pStyle w:val="Compact"/>
         <w:numPr>
           <w:ilvl w:val="0"/>
-          <w:numId w:val="1164"/>
+          <w:numId w:val="1165"/>
         </w:numPr>
       </w:pPr>
       <w:r>
@@ -27367,7 +27630,7 @@
         <w:pStyle w:val="Compact"/>
         <w:numPr>
           <w:ilvl w:val="0"/>
-          <w:numId w:val="1164"/>
+          <w:numId w:val="1165"/>
         </w:numPr>
       </w:pPr>
       <w:r>
@@ -27389,7 +27652,7 @@
         <w:pStyle w:val="Compact"/>
         <w:numPr>
           <w:ilvl w:val="0"/>
-          <w:numId w:val="1164"/>
+          <w:numId w:val="1165"/>
         </w:numPr>
       </w:pPr>
       <w:r>
@@ -27411,7 +27674,7 @@
         <w:pStyle w:val="Compact"/>
         <w:numPr>
           <w:ilvl w:val="0"/>
-          <w:numId w:val="1164"/>
+          <w:numId w:val="1165"/>
         </w:numPr>
       </w:pPr>
       <w:r>
@@ -27541,7 +27804,7 @@
         <w:pStyle w:val="Compact"/>
         <w:numPr>
           <w:ilvl w:val="0"/>
-          <w:numId w:val="1165"/>
+          <w:numId w:val="1166"/>
         </w:numPr>
       </w:pPr>
       <w:r>
@@ -27563,7 +27826,7 @@
         <w:pStyle w:val="Compact"/>
         <w:numPr>
           <w:ilvl w:val="0"/>
-          <w:numId w:val="1165"/>
+          <w:numId w:val="1166"/>
         </w:numPr>
       </w:pPr>
       <w:r>
@@ -27585,7 +27848,7 @@
         <w:pStyle w:val="Compact"/>
         <w:numPr>
           <w:ilvl w:val="0"/>
-          <w:numId w:val="1165"/>
+          <w:numId w:val="1166"/>
         </w:numPr>
       </w:pPr>
       <w:r>
@@ -27607,7 +27870,7 @@
         <w:pStyle w:val="Compact"/>
         <w:numPr>
           <w:ilvl w:val="0"/>
-          <w:numId w:val="1165"/>
+          <w:numId w:val="1166"/>
         </w:numPr>
       </w:pPr>
       <w:r>
@@ -27641,7 +27904,7 @@
         <w:pStyle w:val="Compact"/>
         <w:numPr>
           <w:ilvl w:val="0"/>
-          <w:numId w:val="1166"/>
+          <w:numId w:val="1167"/>
         </w:numPr>
       </w:pPr>
       <w:r>
@@ -27663,7 +27926,7 @@
         <w:pStyle w:val="Compact"/>
         <w:numPr>
           <w:ilvl w:val="0"/>
-          <w:numId w:val="1166"/>
+          <w:numId w:val="1167"/>
         </w:numPr>
       </w:pPr>
       <w:r>
@@ -27685,7 +27948,7 @@
         <w:pStyle w:val="Compact"/>
         <w:numPr>
           <w:ilvl w:val="0"/>
-          <w:numId w:val="1166"/>
+          <w:numId w:val="1167"/>
         </w:numPr>
       </w:pPr>
       <w:r>
@@ -27707,7 +27970,7 @@
         <w:pStyle w:val="Compact"/>
         <w:numPr>
           <w:ilvl w:val="0"/>
-          <w:numId w:val="1166"/>
+          <w:numId w:val="1167"/>
         </w:numPr>
       </w:pPr>
       <w:r>
@@ -27837,7 +28100,7 @@
         <w:pStyle w:val="Compact"/>
         <w:numPr>
           <w:ilvl w:val="0"/>
-          <w:numId w:val="1167"/>
+          <w:numId w:val="1168"/>
         </w:numPr>
       </w:pPr>
       <w:r>
@@ -27859,7 +28122,7 @@
         <w:pStyle w:val="Compact"/>
         <w:numPr>
           <w:ilvl w:val="0"/>
-          <w:numId w:val="1167"/>
+          <w:numId w:val="1168"/>
         </w:numPr>
       </w:pPr>
       <w:r>
@@ -27881,7 +28144,7 @@
         <w:pStyle w:val="Compact"/>
         <w:numPr>
           <w:ilvl w:val="0"/>
-          <w:numId w:val="1167"/>
+          <w:numId w:val="1168"/>
         </w:numPr>
       </w:pPr>
       <w:r>
@@ -27903,7 +28166,7 @@
         <w:pStyle w:val="Compact"/>
         <w:numPr>
           <w:ilvl w:val="0"/>
-          <w:numId w:val="1167"/>
+          <w:numId w:val="1168"/>
         </w:numPr>
       </w:pPr>
       <w:r>
@@ -27937,7 +28200,7 @@
         <w:pStyle w:val="Compact"/>
         <w:numPr>
           <w:ilvl w:val="0"/>
-          <w:numId w:val="1168"/>
+          <w:numId w:val="1169"/>
         </w:numPr>
       </w:pPr>
       <w:r>
@@ -27959,7 +28222,7 @@
         <w:pStyle w:val="Compact"/>
         <w:numPr>
           <w:ilvl w:val="0"/>
-          <w:numId w:val="1168"/>
+          <w:numId w:val="1169"/>
         </w:numPr>
       </w:pPr>
       <w:r>
@@ -27981,7 +28244,7 @@
         <w:pStyle w:val="Compact"/>
         <w:numPr>
           <w:ilvl w:val="0"/>
-          <w:numId w:val="1168"/>
+          <w:numId w:val="1169"/>
         </w:numPr>
       </w:pPr>
       <w:r>
@@ -28003,7 +28266,7 @@
         <w:pStyle w:val="Compact"/>
         <w:numPr>
           <w:ilvl w:val="0"/>
-          <w:numId w:val="1168"/>
+          <w:numId w:val="1169"/>
         </w:numPr>
       </w:pPr>
       <w:r>
@@ -28127,7 +28390,7 @@
         <w:pStyle w:val="Compact"/>
         <w:numPr>
           <w:ilvl w:val="0"/>
-          <w:numId w:val="1169"/>
+          <w:numId w:val="1170"/>
         </w:numPr>
       </w:pPr>
       <w:r>
@@ -28149,7 +28412,7 @@
         <w:pStyle w:val="Compact"/>
         <w:numPr>
           <w:ilvl w:val="0"/>
-          <w:numId w:val="1169"/>
+          <w:numId w:val="1170"/>
         </w:numPr>
       </w:pPr>
       <w:r>
@@ -28171,7 +28434,7 @@
         <w:pStyle w:val="Compact"/>
         <w:numPr>
           <w:ilvl w:val="0"/>
-          <w:numId w:val="1169"/>
+          <w:numId w:val="1170"/>
         </w:numPr>
       </w:pPr>
       <w:r>
@@ -28193,7 +28456,7 @@
         <w:pStyle w:val="Compact"/>
         <w:numPr>
           <w:ilvl w:val="0"/>
-          <w:numId w:val="1169"/>
+          <w:numId w:val="1170"/>
         </w:numPr>
       </w:pPr>
       <w:r>
@@ -28227,7 +28490,7 @@
         <w:pStyle w:val="Compact"/>
         <w:numPr>
           <w:ilvl w:val="0"/>
-          <w:numId w:val="1170"/>
+          <w:numId w:val="1171"/>
         </w:numPr>
       </w:pPr>
       <w:r>
@@ -28249,7 +28512,7 @@
         <w:pStyle w:val="Compact"/>
         <w:numPr>
           <w:ilvl w:val="0"/>
-          <w:numId w:val="1170"/>
+          <w:numId w:val="1171"/>
         </w:numPr>
       </w:pPr>
       <w:r>
@@ -28271,7 +28534,7 @@
         <w:pStyle w:val="Compact"/>
         <w:numPr>
           <w:ilvl w:val="0"/>
-          <w:numId w:val="1170"/>
+          <w:numId w:val="1171"/>
         </w:numPr>
       </w:pPr>
       <w:r>
@@ -28293,7 +28556,7 @@
         <w:pStyle w:val="Compact"/>
         <w:numPr>
           <w:ilvl w:val="0"/>
-          <w:numId w:val="1170"/>
+          <w:numId w:val="1171"/>
         </w:numPr>
       </w:pPr>
       <w:r>
@@ -28423,7 +28686,7 @@
         <w:pStyle w:val="Compact"/>
         <w:numPr>
           <w:ilvl w:val="0"/>
-          <w:numId w:val="1171"/>
+          <w:numId w:val="1172"/>
         </w:numPr>
       </w:pPr>
       <w:r>
@@ -28445,7 +28708,7 @@
         <w:pStyle w:val="Compact"/>
         <w:numPr>
           <w:ilvl w:val="0"/>
-          <w:numId w:val="1171"/>
+          <w:numId w:val="1172"/>
         </w:numPr>
       </w:pPr>
       <w:r>
@@ -28467,7 +28730,7 @@
         <w:pStyle w:val="Compact"/>
         <w:numPr>
           <w:ilvl w:val="0"/>
-          <w:numId w:val="1171"/>
+          <w:numId w:val="1172"/>
         </w:numPr>
       </w:pPr>
       <w:r>
@@ -28489,7 +28752,7 @@
         <w:pStyle w:val="Compact"/>
         <w:numPr>
           <w:ilvl w:val="0"/>
-          <w:numId w:val="1171"/>
+          <w:numId w:val="1172"/>
         </w:numPr>
       </w:pPr>
       <w:r>
@@ -28523,7 +28786,7 @@
         <w:pStyle w:val="Compact"/>
         <w:numPr>
           <w:ilvl w:val="0"/>
-          <w:numId w:val="1172"/>
+          <w:numId w:val="1173"/>
         </w:numPr>
       </w:pPr>
       <w:r>
@@ -28545,7 +28808,7 @@
         <w:pStyle w:val="Compact"/>
         <w:numPr>
           <w:ilvl w:val="0"/>
-          <w:numId w:val="1172"/>
+          <w:numId w:val="1173"/>
         </w:numPr>
       </w:pPr>
       <w:r>
@@ -28567,7 +28830,7 @@
         <w:pStyle w:val="Compact"/>
         <w:numPr>
           <w:ilvl w:val="0"/>
-          <w:numId w:val="1172"/>
+          <w:numId w:val="1173"/>
         </w:numPr>
       </w:pPr>
       <w:r>
@@ -28589,7 +28852,7 @@
         <w:pStyle w:val="Compact"/>
         <w:numPr>
           <w:ilvl w:val="0"/>
-          <w:numId w:val="1172"/>
+          <w:numId w:val="1173"/>
         </w:numPr>
       </w:pPr>
       <w:r>
@@ -28719,7 +28982,7 @@
         <w:pStyle w:val="Compact"/>
         <w:numPr>
           <w:ilvl w:val="0"/>
-          <w:numId w:val="1173"/>
+          <w:numId w:val="1174"/>
         </w:numPr>
       </w:pPr>
       <w:r>
@@ -28741,7 +29004,7 @@
         <w:pStyle w:val="Compact"/>
         <w:numPr>
           <w:ilvl w:val="0"/>
-          <w:numId w:val="1173"/>
+          <w:numId w:val="1174"/>
         </w:numPr>
       </w:pPr>
       <w:r>
@@ -28763,7 +29026,7 @@
         <w:pStyle w:val="Compact"/>
         <w:numPr>
           <w:ilvl w:val="0"/>
-          <w:numId w:val="1173"/>
+          <w:numId w:val="1174"/>
         </w:numPr>
       </w:pPr>
       <w:r>
@@ -28785,7 +29048,7 @@
         <w:pStyle w:val="Compact"/>
         <w:numPr>
           <w:ilvl w:val="0"/>
-          <w:numId w:val="1173"/>
+          <w:numId w:val="1174"/>
         </w:numPr>
       </w:pPr>
       <w:r>
@@ -28819,7 +29082,7 @@
         <w:pStyle w:val="Compact"/>
         <w:numPr>
           <w:ilvl w:val="0"/>
-          <w:numId w:val="1174"/>
+          <w:numId w:val="1175"/>
         </w:numPr>
       </w:pPr>
       <w:r>
@@ -28841,7 +29104,7 @@
         <w:pStyle w:val="Compact"/>
         <w:numPr>
           <w:ilvl w:val="0"/>
-          <w:numId w:val="1174"/>
+          <w:numId w:val="1175"/>
         </w:numPr>
       </w:pPr>
       <w:r>
@@ -28863,7 +29126,7 @@
         <w:pStyle w:val="Compact"/>
         <w:numPr>
           <w:ilvl w:val="0"/>
-          <w:numId w:val="1174"/>
+          <w:numId w:val="1175"/>
         </w:numPr>
       </w:pPr>
       <w:r>
@@ -28885,7 +29148,7 @@
         <w:pStyle w:val="Compact"/>
         <w:numPr>
           <w:ilvl w:val="0"/>
-          <w:numId w:val="1174"/>
+          <w:numId w:val="1175"/>
         </w:numPr>
       </w:pPr>
       <w:r>
@@ -29015,7 +29278,7 @@
         <w:pStyle w:val="Compact"/>
         <w:numPr>
           <w:ilvl w:val="0"/>
-          <w:numId w:val="1175"/>
+          <w:numId w:val="1176"/>
         </w:numPr>
       </w:pPr>
       <w:r>
@@ -29037,7 +29300,7 @@
         <w:pStyle w:val="Compact"/>
         <w:numPr>
           <w:ilvl w:val="0"/>
-          <w:numId w:val="1175"/>
+          <w:numId w:val="1176"/>
         </w:numPr>
       </w:pPr>
       <w:r>
@@ -29059,7 +29322,7 @@
         <w:pStyle w:val="Compact"/>
         <w:numPr>
           <w:ilvl w:val="0"/>
-          <w:numId w:val="1175"/>
+          <w:numId w:val="1176"/>
         </w:numPr>
       </w:pPr>
       <w:r>
@@ -29081,7 +29344,7 @@
         <w:pStyle w:val="Compact"/>
         <w:numPr>
           <w:ilvl w:val="0"/>
-          <w:numId w:val="1175"/>
+          <w:numId w:val="1176"/>
         </w:numPr>
       </w:pPr>
       <w:r>
@@ -29115,7 +29378,7 @@
         <w:pStyle w:val="Compact"/>
         <w:numPr>
           <w:ilvl w:val="0"/>
-          <w:numId w:val="1176"/>
+          <w:numId w:val="1177"/>
         </w:numPr>
       </w:pPr>
       <w:r>
@@ -29137,7 +29400,7 @@
         <w:pStyle w:val="Compact"/>
         <w:numPr>
           <w:ilvl w:val="0"/>
-          <w:numId w:val="1176"/>
+          <w:numId w:val="1177"/>
         </w:numPr>
       </w:pPr>
       <w:r>
@@ -29159,7 +29422,7 @@
         <w:pStyle w:val="Compact"/>
         <w:numPr>
           <w:ilvl w:val="0"/>
-          <w:numId w:val="1176"/>
+          <w:numId w:val="1177"/>
         </w:numPr>
       </w:pPr>
       <w:r>
@@ -29181,7 +29444,7 @@
         <w:pStyle w:val="Compact"/>
         <w:numPr>
           <w:ilvl w:val="0"/>
-          <w:numId w:val="1176"/>
+          <w:numId w:val="1177"/>
         </w:numPr>
       </w:pPr>
       <w:r>
@@ -29317,7 +29580,7 @@
         <w:pStyle w:val="Compact"/>
         <w:numPr>
           <w:ilvl w:val="0"/>
-          <w:numId w:val="1177"/>
+          <w:numId w:val="1178"/>
         </w:numPr>
       </w:pPr>
       <w:r>
@@ -29339,7 +29602,7 @@
         <w:pStyle w:val="Compact"/>
         <w:numPr>
           <w:ilvl w:val="0"/>
-          <w:numId w:val="1177"/>
+          <w:numId w:val="1178"/>
         </w:numPr>
       </w:pPr>
       <w:r>
@@ -29361,7 +29624,7 @@
         <w:pStyle w:val="Compact"/>
         <w:numPr>
           <w:ilvl w:val="0"/>
-          <w:numId w:val="1177"/>
+          <w:numId w:val="1178"/>
         </w:numPr>
       </w:pPr>
       <w:r>
@@ -29383,7 +29646,7 @@
         <w:pStyle w:val="Compact"/>
         <w:numPr>
           <w:ilvl w:val="0"/>
-          <w:numId w:val="1177"/>
+          <w:numId w:val="1178"/>
         </w:numPr>
       </w:pPr>
       <w:r>
@@ -29417,7 +29680,7 @@
         <w:pStyle w:val="Compact"/>
         <w:numPr>
           <w:ilvl w:val="0"/>
-          <w:numId w:val="1178"/>
+          <w:numId w:val="1179"/>
         </w:numPr>
       </w:pPr>
       <w:r>
@@ -29439,7 +29702,7 @@
         <w:pStyle w:val="Compact"/>
         <w:numPr>
           <w:ilvl w:val="0"/>
-          <w:numId w:val="1178"/>
+          <w:numId w:val="1179"/>
         </w:numPr>
       </w:pPr>
       <w:r>
@@ -29461,7 +29724,7 @@
         <w:pStyle w:val="Compact"/>
         <w:numPr>
           <w:ilvl w:val="0"/>
-          <w:numId w:val="1178"/>
+          <w:numId w:val="1179"/>
         </w:numPr>
       </w:pPr>
       <w:r>
@@ -29483,7 +29746,7 @@
         <w:pStyle w:val="Compact"/>
         <w:numPr>
           <w:ilvl w:val="0"/>
-          <w:numId w:val="1178"/>
+          <w:numId w:val="1179"/>
         </w:numPr>
       </w:pPr>
       <w:r>
@@ -29613,7 +29876,7 @@
         <w:pStyle w:val="Compact"/>
         <w:numPr>
           <w:ilvl w:val="0"/>
-          <w:numId w:val="1179"/>
+          <w:numId w:val="1180"/>
         </w:numPr>
       </w:pPr>
       <w:r>
@@ -29635,7 +29898,7 @@
         <w:pStyle w:val="Compact"/>
         <w:numPr>
           <w:ilvl w:val="0"/>
-          <w:numId w:val="1179"/>
+          <w:numId w:val="1180"/>
         </w:numPr>
       </w:pPr>
       <w:r>
@@ -29657,7 +29920,7 @@
         <w:pStyle w:val="Compact"/>
         <w:numPr>
           <w:ilvl w:val="0"/>
-          <w:numId w:val="1179"/>
+          <w:numId w:val="1180"/>
         </w:numPr>
       </w:pPr>
       <w:r>
@@ -29679,7 +29942,7 @@
         <w:pStyle w:val="Compact"/>
         <w:numPr>
           <w:ilvl w:val="0"/>
-          <w:numId w:val="1179"/>
+          <w:numId w:val="1180"/>
         </w:numPr>
       </w:pPr>
       <w:r>
@@ -29713,7 +29976,7 @@
         <w:pStyle w:val="Compact"/>
         <w:numPr>
           <w:ilvl w:val="0"/>
-          <w:numId w:val="1180"/>
+          <w:numId w:val="1181"/>
         </w:numPr>
       </w:pPr>
       <w:r>
@@ -29735,7 +29998,7 @@
         <w:pStyle w:val="Compact"/>
         <w:numPr>
           <w:ilvl w:val="0"/>
-          <w:numId w:val="1180"/>
+          <w:numId w:val="1181"/>
         </w:numPr>
       </w:pPr>
       <w:r>
@@ -29757,7 +30020,7 @@
         <w:pStyle w:val="Compact"/>
         <w:numPr>
           <w:ilvl w:val="0"/>
-          <w:numId w:val="1180"/>
+          <w:numId w:val="1181"/>
         </w:numPr>
       </w:pPr>
       <w:r>
@@ -29779,7 +30042,7 @@
         <w:pStyle w:val="Compact"/>
         <w:numPr>
           <w:ilvl w:val="0"/>
-          <w:numId w:val="1180"/>
+          <w:numId w:val="1181"/>
         </w:numPr>
       </w:pPr>
       <w:r>
@@ -29915,7 +30178,7 @@
         <w:pStyle w:val="Compact"/>
         <w:numPr>
           <w:ilvl w:val="0"/>
-          <w:numId w:val="1181"/>
+          <w:numId w:val="1182"/>
         </w:numPr>
       </w:pPr>
       <w:r>
@@ -29937,7 +30200,7 @@
         <w:pStyle w:val="Compact"/>
         <w:numPr>
           <w:ilvl w:val="0"/>
-          <w:numId w:val="1181"/>
+          <w:numId w:val="1182"/>
         </w:numPr>
       </w:pPr>
       <w:r>
@@ -29959,7 +30222,7 @@
         <w:pStyle w:val="Compact"/>
         <w:numPr>
           <w:ilvl w:val="0"/>
-          <w:numId w:val="1181"/>
+          <w:numId w:val="1182"/>
         </w:numPr>
       </w:pPr>
       <w:r>
@@ -29987,7 +30250,7 @@
         <w:pStyle w:val="Compact"/>
         <w:numPr>
           <w:ilvl w:val="0"/>
-          <w:numId w:val="1181"/>
+          <w:numId w:val="1182"/>
         </w:numPr>
       </w:pPr>
       <w:r>
@@ -30021,7 +30284,7 @@
         <w:pStyle w:val="Compact"/>
         <w:numPr>
           <w:ilvl w:val="0"/>
-          <w:numId w:val="1182"/>
+          <w:numId w:val="1183"/>
         </w:numPr>
       </w:pPr>
       <w:r>
@@ -30043,7 +30306,7 @@
         <w:pStyle w:val="Compact"/>
         <w:numPr>
           <w:ilvl w:val="0"/>
-          <w:numId w:val="1182"/>
+          <w:numId w:val="1183"/>
         </w:numPr>
       </w:pPr>
       <w:r>
@@ -30065,7 +30328,7 @@
         <w:pStyle w:val="Compact"/>
         <w:numPr>
           <w:ilvl w:val="0"/>
-          <w:numId w:val="1182"/>
+          <w:numId w:val="1183"/>
         </w:numPr>
       </w:pPr>
       <w:r>
@@ -30087,7 +30350,7 @@
         <w:pStyle w:val="Compact"/>
         <w:numPr>
           <w:ilvl w:val="0"/>
-          <w:numId w:val="1182"/>
+          <w:numId w:val="1183"/>
         </w:numPr>
       </w:pPr>
       <w:r>
@@ -30235,7 +30498,7 @@
         <w:pStyle w:val="Compact"/>
         <w:numPr>
           <w:ilvl w:val="0"/>
-          <w:numId w:val="1183"/>
+          <w:numId w:val="1184"/>
         </w:numPr>
       </w:pPr>
       <w:r>
@@ -30257,7 +30520,7 @@
         <w:pStyle w:val="Compact"/>
         <w:numPr>
           <w:ilvl w:val="0"/>
-          <w:numId w:val="1183"/>
+          <w:numId w:val="1184"/>
         </w:numPr>
       </w:pPr>
       <w:r>
@@ -30279,7 +30542,7 @@
         <w:pStyle w:val="Compact"/>
         <w:numPr>
           <w:ilvl w:val="0"/>
-          <w:numId w:val="1183"/>
+          <w:numId w:val="1184"/>
         </w:numPr>
       </w:pPr>
       <w:r>
@@ -30307,7 +30570,7 @@
         <w:pStyle w:val="Compact"/>
         <w:numPr>
           <w:ilvl w:val="0"/>
-          <w:numId w:val="1183"/>
+          <w:numId w:val="1184"/>
         </w:numPr>
       </w:pPr>
       <w:r>
@@ -30341,7 +30604,7 @@
         <w:pStyle w:val="Compact"/>
         <w:numPr>
           <w:ilvl w:val="0"/>
-          <w:numId w:val="1184"/>
+          <w:numId w:val="1185"/>
         </w:numPr>
       </w:pPr>
       <w:r>
@@ -30363,7 +30626,7 @@
         <w:pStyle w:val="Compact"/>
         <w:numPr>
           <w:ilvl w:val="0"/>
-          <w:numId w:val="1184"/>
+          <w:numId w:val="1185"/>
         </w:numPr>
       </w:pPr>
       <w:r>
@@ -30385,7 +30648,7 @@
         <w:pStyle w:val="Compact"/>
         <w:numPr>
           <w:ilvl w:val="0"/>
-          <w:numId w:val="1184"/>
+          <w:numId w:val="1185"/>
         </w:numPr>
       </w:pPr>
       <w:r>
@@ -30407,7 +30670,7 @@
         <w:pStyle w:val="Compact"/>
         <w:numPr>
           <w:ilvl w:val="0"/>
-          <w:numId w:val="1184"/>
+          <w:numId w:val="1185"/>
         </w:numPr>
       </w:pPr>
       <w:r>
@@ -30549,7 +30812,7 @@
         <w:pStyle w:val="Compact"/>
         <w:numPr>
           <w:ilvl w:val="0"/>
-          <w:numId w:val="1185"/>
+          <w:numId w:val="1186"/>
         </w:numPr>
       </w:pPr>
       <w:r>
@@ -30577,7 +30840,7 @@
         <w:pStyle w:val="Compact"/>
         <w:numPr>
           <w:ilvl w:val="0"/>
-          <w:numId w:val="1185"/>
+          <w:numId w:val="1186"/>
         </w:numPr>
       </w:pPr>
       <w:r>
@@ -30599,7 +30862,7 @@
         <w:pStyle w:val="Compact"/>
         <w:numPr>
           <w:ilvl w:val="0"/>
-          <w:numId w:val="1185"/>
+          <w:numId w:val="1186"/>
         </w:numPr>
       </w:pPr>
       <w:r>
@@ -30621,7 +30884,7 @@
         <w:pStyle w:val="Compact"/>
         <w:numPr>
           <w:ilvl w:val="0"/>
-          <w:numId w:val="1185"/>
+          <w:numId w:val="1186"/>
         </w:numPr>
       </w:pPr>
       <w:r>
@@ -30655,7 +30918,7 @@
         <w:pStyle w:val="Compact"/>
         <w:numPr>
           <w:ilvl w:val="0"/>
-          <w:numId w:val="1186"/>
+          <w:numId w:val="1187"/>
         </w:numPr>
       </w:pPr>
       <w:r>
@@ -30677,7 +30940,7 @@
         <w:pStyle w:val="Compact"/>
         <w:numPr>
           <w:ilvl w:val="0"/>
-          <w:numId w:val="1186"/>
+          <w:numId w:val="1187"/>
         </w:numPr>
       </w:pPr>
       <w:r>
@@ -30699,7 +30962,7 @@
         <w:pStyle w:val="Compact"/>
         <w:numPr>
           <w:ilvl w:val="0"/>
-          <w:numId w:val="1186"/>
+          <w:numId w:val="1187"/>
         </w:numPr>
       </w:pPr>
       <w:r>
@@ -30721,7 +30984,7 @@
         <w:pStyle w:val="Compact"/>
         <w:numPr>
           <w:ilvl w:val="0"/>
-          <w:numId w:val="1186"/>
+          <w:numId w:val="1187"/>
         </w:numPr>
       </w:pPr>
       <w:r>
@@ -30863,7 +31126,7 @@
         <w:pStyle w:val="Compact"/>
         <w:numPr>
           <w:ilvl w:val="0"/>
-          <w:numId w:val="1187"/>
+          <w:numId w:val="1188"/>
         </w:numPr>
       </w:pPr>
       <w:r>
@@ -30885,7 +31148,7 @@
         <w:pStyle w:val="Compact"/>
         <w:numPr>
           <w:ilvl w:val="0"/>
-          <w:numId w:val="1187"/>
+          <w:numId w:val="1188"/>
         </w:numPr>
       </w:pPr>
       <w:r>
@@ -30907,7 +31170,7 @@
         <w:pStyle w:val="Compact"/>
         <w:numPr>
           <w:ilvl w:val="0"/>
-          <w:numId w:val="1187"/>
+          <w:numId w:val="1188"/>
         </w:numPr>
       </w:pPr>
       <w:r>
@@ -30929,7 +31192,7 @@
         <w:pStyle w:val="Compact"/>
         <w:numPr>
           <w:ilvl w:val="0"/>
-          <w:numId w:val="1187"/>
+          <w:numId w:val="1188"/>
         </w:numPr>
       </w:pPr>
       <w:r>
@@ -30963,7 +31226,7 @@
         <w:pStyle w:val="Compact"/>
         <w:numPr>
           <w:ilvl w:val="0"/>
-          <w:numId w:val="1188"/>
+          <w:numId w:val="1189"/>
         </w:numPr>
       </w:pPr>
       <w:r>
@@ -30985,7 +31248,7 @@
         <w:pStyle w:val="Compact"/>
         <w:numPr>
           <w:ilvl w:val="0"/>
-          <w:numId w:val="1188"/>
+          <w:numId w:val="1189"/>
         </w:numPr>
       </w:pPr>
       <w:r>
@@ -31007,7 +31270,7 @@
         <w:pStyle w:val="Compact"/>
         <w:numPr>
           <w:ilvl w:val="0"/>
-          <w:numId w:val="1188"/>
+          <w:numId w:val="1189"/>
         </w:numPr>
       </w:pPr>
       <w:r>
@@ -31029,7 +31292,7 @@
         <w:pStyle w:val="Compact"/>
         <w:numPr>
           <w:ilvl w:val="0"/>
-          <w:numId w:val="1188"/>
+          <w:numId w:val="1189"/>
         </w:numPr>
       </w:pPr>
       <w:r>
@@ -31171,7 +31434,7 @@
         <w:pStyle w:val="Compact"/>
         <w:numPr>
           <w:ilvl w:val="0"/>
-          <w:numId w:val="1189"/>
+          <w:numId w:val="1190"/>
         </w:numPr>
       </w:pPr>
       <w:r>
@@ -31199,7 +31462,7 @@
         <w:pStyle w:val="Compact"/>
         <w:numPr>
           <w:ilvl w:val="0"/>
-          <w:numId w:val="1189"/>
+          <w:numId w:val="1190"/>
         </w:numPr>
       </w:pPr>
       <w:r>
@@ -31221,7 +31484,7 @@
         <w:pStyle w:val="Compact"/>
         <w:numPr>
           <w:ilvl w:val="0"/>
-          <w:numId w:val="1189"/>
+          <w:numId w:val="1190"/>
         </w:numPr>
       </w:pPr>
       <w:r>
@@ -31243,7 +31506,7 @@
         <w:pStyle w:val="Compact"/>
         <w:numPr>
           <w:ilvl w:val="0"/>
-          <w:numId w:val="1189"/>
+          <w:numId w:val="1190"/>
         </w:numPr>
       </w:pPr>
       <w:r>
@@ -31277,7 +31540,7 @@
         <w:pStyle w:val="Compact"/>
         <w:numPr>
           <w:ilvl w:val="0"/>
-          <w:numId w:val="1190"/>
+          <w:numId w:val="1191"/>
         </w:numPr>
       </w:pPr>
       <w:r>
@@ -31299,7 +31562,7 @@
         <w:pStyle w:val="Compact"/>
         <w:numPr>
           <w:ilvl w:val="0"/>
-          <w:numId w:val="1190"/>
+          <w:numId w:val="1191"/>
         </w:numPr>
       </w:pPr>
       <w:r>
@@ -31321,7 +31584,7 @@
         <w:pStyle w:val="Compact"/>
         <w:numPr>
           <w:ilvl w:val="0"/>
-          <w:numId w:val="1190"/>
+          <w:numId w:val="1191"/>
         </w:numPr>
       </w:pPr>
       <w:r>
@@ -31343,7 +31606,7 @@
         <w:pStyle w:val="Compact"/>
         <w:numPr>
           <w:ilvl w:val="0"/>
-          <w:numId w:val="1190"/>
+          <w:numId w:val="1191"/>
         </w:numPr>
       </w:pPr>
       <w:r>
@@ -31485,7 +31748,7 @@
         <w:pStyle w:val="Compact"/>
         <w:numPr>
           <w:ilvl w:val="0"/>
-          <w:numId w:val="1191"/>
+          <w:numId w:val="1192"/>
         </w:numPr>
       </w:pPr>
       <w:r>
@@ -31513,7 +31776,7 @@
         <w:pStyle w:val="Compact"/>
         <w:numPr>
           <w:ilvl w:val="0"/>
-          <w:numId w:val="1191"/>
+          <w:numId w:val="1192"/>
         </w:numPr>
       </w:pPr>
       <w:r>
@@ -31535,7 +31798,7 @@
         <w:pStyle w:val="Compact"/>
         <w:numPr>
           <w:ilvl w:val="0"/>
-          <w:numId w:val="1191"/>
+          <w:numId w:val="1192"/>
         </w:numPr>
       </w:pPr>
       <w:r>
@@ -31557,7 +31820,7 @@
         <w:pStyle w:val="Compact"/>
         <w:numPr>
           <w:ilvl w:val="0"/>
-          <w:numId w:val="1191"/>
+          <w:numId w:val="1192"/>
         </w:numPr>
       </w:pPr>
       <w:r>
@@ -31591,7 +31854,7 @@
         <w:pStyle w:val="Compact"/>
         <w:numPr>
           <w:ilvl w:val="0"/>
-          <w:numId w:val="1192"/>
+          <w:numId w:val="1193"/>
         </w:numPr>
       </w:pPr>
       <w:r>
@@ -31613,7 +31876,7 @@
         <w:pStyle w:val="Compact"/>
         <w:numPr>
           <w:ilvl w:val="0"/>
-          <w:numId w:val="1192"/>
+          <w:numId w:val="1193"/>
         </w:numPr>
       </w:pPr>
       <w:r>
@@ -31635,7 +31898,7 @@
         <w:pStyle w:val="Compact"/>
         <w:numPr>
           <w:ilvl w:val="0"/>
-          <w:numId w:val="1192"/>
+          <w:numId w:val="1193"/>
         </w:numPr>
       </w:pPr>
       <w:r>
@@ -31657,7 +31920,7 @@
         <w:pStyle w:val="Compact"/>
         <w:numPr>
           <w:ilvl w:val="0"/>
-          <w:numId w:val="1192"/>
+          <w:numId w:val="1193"/>
         </w:numPr>
       </w:pPr>
       <w:r>
@@ -31793,7 +32056,7 @@
         <w:pStyle w:val="Compact"/>
         <w:numPr>
           <w:ilvl w:val="0"/>
-          <w:numId w:val="1193"/>
+          <w:numId w:val="1194"/>
         </w:numPr>
       </w:pPr>
       <w:r>
@@ -31821,7 +32084,7 @@
         <w:pStyle w:val="Compact"/>
         <w:numPr>
           <w:ilvl w:val="0"/>
-          <w:numId w:val="1193"/>
+          <w:numId w:val="1194"/>
         </w:numPr>
       </w:pPr>
       <w:r>
@@ -31843,7 +32106,7 @@
         <w:pStyle w:val="Compact"/>
         <w:numPr>
           <w:ilvl w:val="0"/>
-          <w:numId w:val="1193"/>
+          <w:numId w:val="1194"/>
         </w:numPr>
       </w:pPr>
       <w:r>
@@ -31865,7 +32128,7 @@
         <w:pStyle w:val="Compact"/>
         <w:numPr>
           <w:ilvl w:val="0"/>
-          <w:numId w:val="1193"/>
+          <w:numId w:val="1194"/>
         </w:numPr>
       </w:pPr>
       <w:r>
@@ -31899,7 +32162,7 @@
         <w:pStyle w:val="Compact"/>
         <w:numPr>
           <w:ilvl w:val="0"/>
-          <w:numId w:val="1194"/>
+          <w:numId w:val="1195"/>
         </w:numPr>
       </w:pPr>
       <w:r>
@@ -31921,7 +32184,7 @@
         <w:pStyle w:val="Compact"/>
         <w:numPr>
           <w:ilvl w:val="0"/>
-          <w:numId w:val="1194"/>
+          <w:numId w:val="1195"/>
         </w:numPr>
       </w:pPr>
       <w:r>
@@ -31943,7 +32206,7 @@
         <w:pStyle w:val="Compact"/>
         <w:numPr>
           <w:ilvl w:val="0"/>
-          <w:numId w:val="1194"/>
+          <w:numId w:val="1195"/>
         </w:numPr>
       </w:pPr>
       <w:r>
@@ -31965,7 +32228,7 @@
         <w:pStyle w:val="Compact"/>
         <w:numPr>
           <w:ilvl w:val="0"/>
-          <w:numId w:val="1194"/>
+          <w:numId w:val="1195"/>
         </w:numPr>
       </w:pPr>
       <w:r>
@@ -32107,7 +32370,7 @@
         <w:pStyle w:val="Compact"/>
         <w:numPr>
           <w:ilvl w:val="0"/>
-          <w:numId w:val="1195"/>
+          <w:numId w:val="1196"/>
         </w:numPr>
       </w:pPr>
       <w:r>
@@ -32135,7 +32398,7 @@
         <w:pStyle w:val="Compact"/>
         <w:numPr>
           <w:ilvl w:val="0"/>
-          <w:numId w:val="1195"/>
+          <w:numId w:val="1196"/>
         </w:numPr>
       </w:pPr>
       <w:r>
@@ -32157,7 +32420,7 @@
         <w:pStyle w:val="Compact"/>
         <w:numPr>
           <w:ilvl w:val="0"/>
-          <w:numId w:val="1195"/>
+          <w:numId w:val="1196"/>
         </w:numPr>
       </w:pPr>
       <w:r>
@@ -32179,7 +32442,7 @@
         <w:pStyle w:val="Compact"/>
         <w:numPr>
           <w:ilvl w:val="0"/>
-          <w:numId w:val="1195"/>
+          <w:numId w:val="1196"/>
         </w:numPr>
       </w:pPr>
       <w:r>
@@ -32213,7 +32476,7 @@
         <w:pStyle w:val="Compact"/>
         <w:numPr>
           <w:ilvl w:val="0"/>
-          <w:numId w:val="1196"/>
+          <w:numId w:val="1197"/>
         </w:numPr>
       </w:pPr>
       <w:r>
@@ -32235,7 +32498,7 @@
         <w:pStyle w:val="Compact"/>
         <w:numPr>
           <w:ilvl w:val="0"/>
-          <w:numId w:val="1196"/>
+          <w:numId w:val="1197"/>
         </w:numPr>
       </w:pPr>
       <w:r>
@@ -32257,7 +32520,7 @@
         <w:pStyle w:val="Compact"/>
         <w:numPr>
           <w:ilvl w:val="0"/>
-          <w:numId w:val="1196"/>
+          <w:numId w:val="1197"/>
         </w:numPr>
       </w:pPr>
       <w:r>
@@ -32279,7 +32542,7 @@
         <w:pStyle w:val="Compact"/>
         <w:numPr>
           <w:ilvl w:val="0"/>
-          <w:numId w:val="1196"/>
+          <w:numId w:val="1197"/>
         </w:numPr>
       </w:pPr>
       <w:r>
@@ -32421,7 +32684,7 @@
         <w:pStyle w:val="Compact"/>
         <w:numPr>
           <w:ilvl w:val="0"/>
-          <w:numId w:val="1197"/>
+          <w:numId w:val="1198"/>
         </w:numPr>
       </w:pPr>
       <w:r>
@@ -32443,7 +32706,7 @@
         <w:pStyle w:val="Compact"/>
         <w:numPr>
           <w:ilvl w:val="0"/>
-          <w:numId w:val="1197"/>
+          <w:numId w:val="1198"/>
         </w:numPr>
       </w:pPr>
       <w:r>
@@ -32465,7 +32728,7 @@
         <w:pStyle w:val="Compact"/>
         <w:numPr>
           <w:ilvl w:val="0"/>
-          <w:numId w:val="1197"/>
+          <w:numId w:val="1198"/>
         </w:numPr>
       </w:pPr>
       <w:r>
@@ -32487,7 +32750,7 @@
         <w:pStyle w:val="Compact"/>
         <w:numPr>
           <w:ilvl w:val="0"/>
-          <w:numId w:val="1197"/>
+          <w:numId w:val="1198"/>
         </w:numPr>
       </w:pPr>
       <w:r>
@@ -32521,7 +32784,7 @@
         <w:pStyle w:val="Compact"/>
         <w:numPr>
           <w:ilvl w:val="0"/>
-          <w:numId w:val="1198"/>
+          <w:numId w:val="1199"/>
         </w:numPr>
       </w:pPr>
       <w:r>
@@ -32543,7 +32806,7 @@
         <w:pStyle w:val="Compact"/>
         <w:numPr>
           <w:ilvl w:val="0"/>
-          <w:numId w:val="1198"/>
+          <w:numId w:val="1199"/>
         </w:numPr>
       </w:pPr>
       <w:r>
@@ -32565,7 +32828,7 @@
         <w:pStyle w:val="Compact"/>
         <w:numPr>
           <w:ilvl w:val="0"/>
-          <w:numId w:val="1198"/>
+          <w:numId w:val="1199"/>
         </w:numPr>
       </w:pPr>
       <w:r>
@@ -32587,7 +32850,7 @@
         <w:pStyle w:val="Compact"/>
         <w:numPr>
           <w:ilvl w:val="0"/>
-          <w:numId w:val="1198"/>
+          <w:numId w:val="1199"/>
         </w:numPr>
       </w:pPr>
       <w:r>
@@ -32723,7 +32986,7 @@
         <w:pStyle w:val="Compact"/>
         <w:numPr>
           <w:ilvl w:val="0"/>
-          <w:numId w:val="1199"/>
+          <w:numId w:val="1200"/>
         </w:numPr>
       </w:pPr>
       <w:r>
@@ -32751,7 +33014,7 @@
         <w:pStyle w:val="Compact"/>
         <w:numPr>
           <w:ilvl w:val="0"/>
-          <w:numId w:val="1199"/>
+          <w:numId w:val="1200"/>
         </w:numPr>
       </w:pPr>
       <w:r>
@@ -32773,7 +33036,7 @@
         <w:pStyle w:val="Compact"/>
         <w:numPr>
           <w:ilvl w:val="0"/>
-          <w:numId w:val="1199"/>
+          <w:numId w:val="1200"/>
         </w:numPr>
       </w:pPr>
       <w:r>
@@ -32795,7 +33058,7 @@
         <w:pStyle w:val="Compact"/>
         <w:numPr>
           <w:ilvl w:val="0"/>
-          <w:numId w:val="1199"/>
+          <w:numId w:val="1200"/>
         </w:numPr>
       </w:pPr>
       <w:r>
@@ -32829,7 +33092,7 @@
         <w:pStyle w:val="Compact"/>
         <w:numPr>
           <w:ilvl w:val="0"/>
-          <w:numId w:val="1200"/>
+          <w:numId w:val="1201"/>
         </w:numPr>
       </w:pPr>
       <w:r>
@@ -32851,7 +33114,7 @@
         <w:pStyle w:val="Compact"/>
         <w:numPr>
           <w:ilvl w:val="0"/>
-          <w:numId w:val="1200"/>
+          <w:numId w:val="1201"/>
         </w:numPr>
       </w:pPr>
       <w:r>
@@ -32873,7 +33136,7 @@
         <w:pStyle w:val="Compact"/>
         <w:numPr>
           <w:ilvl w:val="0"/>
-          <w:numId w:val="1200"/>
+          <w:numId w:val="1201"/>
         </w:numPr>
       </w:pPr>
       <w:r>
@@ -32895,7 +33158,7 @@
         <w:pStyle w:val="Compact"/>
         <w:numPr>
           <w:ilvl w:val="0"/>
-          <w:numId w:val="1200"/>
+          <w:numId w:val="1201"/>
         </w:numPr>
       </w:pPr>
       <w:r>
@@ -33037,7 +33300,7 @@
         <w:pStyle w:val="Compact"/>
         <w:numPr>
           <w:ilvl w:val="0"/>
-          <w:numId w:val="1201"/>
+          <w:numId w:val="1202"/>
         </w:numPr>
       </w:pPr>
       <w:r>
@@ -33059,7 +33322,7 @@
         <w:pStyle w:val="Compact"/>
         <w:numPr>
           <w:ilvl w:val="0"/>
-          <w:numId w:val="1201"/>
+          <w:numId w:val="1202"/>
         </w:numPr>
       </w:pPr>
       <w:r>
@@ -33081,7 +33344,7 @@
         <w:pStyle w:val="Compact"/>
         <w:numPr>
           <w:ilvl w:val="0"/>
-          <w:numId w:val="1201"/>
+          <w:numId w:val="1202"/>
         </w:numPr>
       </w:pPr>
       <w:r>
@@ -33103,7 +33366,7 @@
         <w:pStyle w:val="Compact"/>
         <w:numPr>
           <w:ilvl w:val="0"/>
-          <w:numId w:val="1201"/>
+          <w:numId w:val="1202"/>
         </w:numPr>
       </w:pPr>
       <w:r>
@@ -33137,7 +33400,7 @@
         <w:pStyle w:val="Compact"/>
         <w:numPr>
           <w:ilvl w:val="0"/>
-          <w:numId w:val="1202"/>
+          <w:numId w:val="1203"/>
         </w:numPr>
       </w:pPr>
       <w:r>
@@ -33159,7 +33422,7 @@
         <w:pStyle w:val="Compact"/>
         <w:numPr>
           <w:ilvl w:val="0"/>
-          <w:numId w:val="1202"/>
+          <w:numId w:val="1203"/>
         </w:numPr>
       </w:pPr>
       <w:r>
@@ -33181,7 +33444,7 @@
         <w:pStyle w:val="Compact"/>
         <w:numPr>
           <w:ilvl w:val="0"/>
-          <w:numId w:val="1202"/>
+          <w:numId w:val="1203"/>
         </w:numPr>
       </w:pPr>
       <w:r>
@@ -33203,7 +33466,7 @@
         <w:pStyle w:val="Compact"/>
         <w:numPr>
           <w:ilvl w:val="0"/>
-          <w:numId w:val="1202"/>
+          <w:numId w:val="1203"/>
         </w:numPr>
       </w:pPr>
       <w:r>
@@ -33345,7 +33608,7 @@
         <w:pStyle w:val="Compact"/>
         <w:numPr>
           <w:ilvl w:val="0"/>
-          <w:numId w:val="1203"/>
+          <w:numId w:val="1204"/>
         </w:numPr>
       </w:pPr>
       <w:r>
@@ -33367,7 +33630,7 @@
         <w:pStyle w:val="Compact"/>
         <w:numPr>
           <w:ilvl w:val="0"/>
-          <w:numId w:val="1203"/>
+          <w:numId w:val="1204"/>
         </w:numPr>
       </w:pPr>
       <w:r>
@@ -33389,7 +33652,7 @@
         <w:pStyle w:val="Compact"/>
         <w:numPr>
           <w:ilvl w:val="0"/>
-          <w:numId w:val="1203"/>
+          <w:numId w:val="1204"/>
         </w:numPr>
       </w:pPr>
       <w:r>
@@ -33411,7 +33674,7 @@
         <w:pStyle w:val="Compact"/>
         <w:numPr>
           <w:ilvl w:val="0"/>
-          <w:numId w:val="1203"/>
+          <w:numId w:val="1204"/>
         </w:numPr>
       </w:pPr>
       <w:r>
@@ -33445,7 +33708,7 @@
         <w:pStyle w:val="Compact"/>
         <w:numPr>
           <w:ilvl w:val="0"/>
-          <w:numId w:val="1204"/>
+          <w:numId w:val="1205"/>
         </w:numPr>
       </w:pPr>
       <w:r>
@@ -33467,7 +33730,7 @@
         <w:pStyle w:val="Compact"/>
         <w:numPr>
           <w:ilvl w:val="0"/>
-          <w:numId w:val="1204"/>
+          <w:numId w:val="1205"/>
         </w:numPr>
       </w:pPr>
       <w:r>
@@ -33489,7 +33752,7 @@
         <w:pStyle w:val="Compact"/>
         <w:numPr>
           <w:ilvl w:val="0"/>
-          <w:numId w:val="1204"/>
+          <w:numId w:val="1205"/>
         </w:numPr>
       </w:pPr>
       <w:r>
@@ -33511,7 +33774,7 @@
         <w:pStyle w:val="Compact"/>
         <w:numPr>
           <w:ilvl w:val="0"/>
-          <w:numId w:val="1204"/>
+          <w:numId w:val="1205"/>
         </w:numPr>
       </w:pPr>
       <w:r>
@@ -33660,7 +33923,7 @@
         <w:pStyle w:val="Compact"/>
         <w:numPr>
           <w:ilvl w:val="0"/>
-          <w:numId w:val="1205"/>
+          <w:numId w:val="1206"/>
         </w:numPr>
       </w:pPr>
       <w:r>
@@ -33682,7 +33945,7 @@
         <w:pStyle w:val="Compact"/>
         <w:numPr>
           <w:ilvl w:val="0"/>
-          <w:numId w:val="1205"/>
+          <w:numId w:val="1206"/>
         </w:numPr>
       </w:pPr>
       <w:r>
@@ -33704,7 +33967,7 @@
         <w:pStyle w:val="Compact"/>
         <w:numPr>
           <w:ilvl w:val="0"/>
-          <w:numId w:val="1205"/>
+          <w:numId w:val="1206"/>
         </w:numPr>
       </w:pPr>
       <w:r>
@@ -33726,7 +33989,7 @@
         <w:pStyle w:val="Compact"/>
         <w:numPr>
           <w:ilvl w:val="0"/>
-          <w:numId w:val="1205"/>
+          <w:numId w:val="1206"/>
         </w:numPr>
       </w:pPr>
       <w:r>
@@ -33760,7 +34023,7 @@
         <w:pStyle w:val="Compact"/>
         <w:numPr>
           <w:ilvl w:val="0"/>
-          <w:numId w:val="1206"/>
+          <w:numId w:val="1207"/>
         </w:numPr>
       </w:pPr>
       <w:r>
@@ -33782,7 +34045,7 @@
         <w:pStyle w:val="Compact"/>
         <w:numPr>
           <w:ilvl w:val="0"/>
-          <w:numId w:val="1206"/>
+          <w:numId w:val="1207"/>
         </w:numPr>
       </w:pPr>
       <w:r>
@@ -33804,7 +34067,7 @@
         <w:pStyle w:val="Compact"/>
         <w:numPr>
           <w:ilvl w:val="0"/>
-          <w:numId w:val="1206"/>
+          <w:numId w:val="1207"/>
         </w:numPr>
       </w:pPr>
       <w:r>
@@ -33826,7 +34089,7 @@
         <w:pStyle w:val="Compact"/>
         <w:numPr>
           <w:ilvl w:val="0"/>
-          <w:numId w:val="1206"/>
+          <w:numId w:val="1207"/>
         </w:numPr>
       </w:pPr>
       <w:r>
@@ -33968,7 +34231,7 @@
         <w:pStyle w:val="Compact"/>
         <w:numPr>
           <w:ilvl w:val="0"/>
-          <w:numId w:val="1207"/>
+          <w:numId w:val="1208"/>
         </w:numPr>
       </w:pPr>
       <w:r>
@@ -33996,7 +34259,7 @@
         <w:pStyle w:val="Compact"/>
         <w:numPr>
           <w:ilvl w:val="0"/>
-          <w:numId w:val="1207"/>
+          <w:numId w:val="1208"/>
         </w:numPr>
       </w:pPr>
       <w:r>
@@ -34018,7 +34281,7 @@
         <w:pStyle w:val="Compact"/>
         <w:numPr>
           <w:ilvl w:val="0"/>
-          <w:numId w:val="1207"/>
+          <w:numId w:val="1208"/>
         </w:numPr>
       </w:pPr>
       <w:r>
@@ -34040,7 +34303,7 @@
         <w:pStyle w:val="Compact"/>
         <w:numPr>
           <w:ilvl w:val="0"/>
-          <w:numId w:val="1207"/>
+          <w:numId w:val="1208"/>
         </w:numPr>
       </w:pPr>
       <w:r>
@@ -34074,7 +34337,7 @@
         <w:pStyle w:val="Compact"/>
         <w:numPr>
           <w:ilvl w:val="0"/>
-          <w:numId w:val="1208"/>
+          <w:numId w:val="1209"/>
         </w:numPr>
       </w:pPr>
       <w:r>
@@ -34096,7 +34359,7 @@
         <w:pStyle w:val="Compact"/>
         <w:numPr>
           <w:ilvl w:val="0"/>
-          <w:numId w:val="1208"/>
+          <w:numId w:val="1209"/>
         </w:numPr>
       </w:pPr>
       <w:r>
@@ -34118,7 +34381,7 @@
         <w:pStyle w:val="Compact"/>
         <w:numPr>
           <w:ilvl w:val="0"/>
-          <w:numId w:val="1208"/>
+          <w:numId w:val="1209"/>
         </w:numPr>
       </w:pPr>
       <w:r>
@@ -34140,7 +34403,7 @@
         <w:pStyle w:val="Compact"/>
         <w:numPr>
           <w:ilvl w:val="0"/>
-          <w:numId w:val="1208"/>
+          <w:numId w:val="1209"/>
         </w:numPr>
       </w:pPr>
       <w:r>
@@ -34282,7 +34545,7 @@
         <w:pStyle w:val="Compact"/>
         <w:numPr>
           <w:ilvl w:val="0"/>
-          <w:numId w:val="1209"/>
+          <w:numId w:val="1210"/>
         </w:numPr>
       </w:pPr>
       <w:r>
@@ -34304,7 +34567,7 @@
         <w:pStyle w:val="Compact"/>
         <w:numPr>
           <w:ilvl w:val="0"/>
-          <w:numId w:val="1209"/>
+          <w:numId w:val="1210"/>
         </w:numPr>
       </w:pPr>
       <w:r>
@@ -34326,7 +34589,7 @@
         <w:pStyle w:val="Compact"/>
         <w:numPr>
           <w:ilvl w:val="0"/>
-          <w:numId w:val="1209"/>
+          <w:numId w:val="1210"/>
         </w:numPr>
       </w:pPr>
       <w:r>
@@ -34348,7 +34611,7 @@
         <w:pStyle w:val="Compact"/>
         <w:numPr>
           <w:ilvl w:val="0"/>
-          <w:numId w:val="1209"/>
+          <w:numId w:val="1210"/>
         </w:numPr>
       </w:pPr>
       <w:r>
@@ -34382,7 +34645,7 @@
         <w:pStyle w:val="Compact"/>
         <w:numPr>
           <w:ilvl w:val="0"/>
-          <w:numId w:val="1210"/>
+          <w:numId w:val="1211"/>
         </w:numPr>
       </w:pPr>
       <w:r>
@@ -34404,7 +34667,7 @@
         <w:pStyle w:val="Compact"/>
         <w:numPr>
           <w:ilvl w:val="0"/>
-          <w:numId w:val="1210"/>
+          <w:numId w:val="1211"/>
         </w:numPr>
       </w:pPr>
       <w:r>
@@ -34426,7 +34689,7 @@
         <w:pStyle w:val="Compact"/>
         <w:numPr>
           <w:ilvl w:val="0"/>
-          <w:numId w:val="1210"/>
+          <w:numId w:val="1211"/>
         </w:numPr>
       </w:pPr>
       <w:r>
@@ -34448,7 +34711,7 @@
         <w:pStyle w:val="Compact"/>
         <w:numPr>
           <w:ilvl w:val="0"/>
-          <w:numId w:val="1210"/>
+          <w:numId w:val="1211"/>
         </w:numPr>
       </w:pPr>
       <w:r>
@@ -34590,7 +34853,7 @@
         <w:pStyle w:val="Compact"/>
         <w:numPr>
           <w:ilvl w:val="0"/>
-          <w:numId w:val="1211"/>
+          <w:numId w:val="1212"/>
         </w:numPr>
       </w:pPr>
       <w:r>
@@ -34612,7 +34875,7 @@
         <w:pStyle w:val="Compact"/>
         <w:numPr>
           <w:ilvl w:val="0"/>
-          <w:numId w:val="1211"/>
+          <w:numId w:val="1212"/>
         </w:numPr>
       </w:pPr>
       <w:r>
@@ -34634,7 +34897,7 @@
         <w:pStyle w:val="Compact"/>
         <w:numPr>
           <w:ilvl w:val="0"/>
-          <w:numId w:val="1211"/>
+          <w:numId w:val="1212"/>
         </w:numPr>
       </w:pPr>
       <w:r>
@@ -34656,7 +34919,7 @@
         <w:pStyle w:val="Compact"/>
         <w:numPr>
           <w:ilvl w:val="0"/>
-          <w:numId w:val="1211"/>
+          <w:numId w:val="1212"/>
         </w:numPr>
       </w:pPr>
       <w:r>
@@ -34690,7 +34953,7 @@
         <w:pStyle w:val="Compact"/>
         <w:numPr>
           <w:ilvl w:val="0"/>
-          <w:numId w:val="1212"/>
+          <w:numId w:val="1213"/>
         </w:numPr>
       </w:pPr>
       <w:r>
@@ -34712,7 +34975,7 @@
         <w:pStyle w:val="Compact"/>
         <w:numPr>
           <w:ilvl w:val="0"/>
-          <w:numId w:val="1212"/>
+          <w:numId w:val="1213"/>
         </w:numPr>
       </w:pPr>
       <w:r>
@@ -34734,7 +34997,7 @@
         <w:pStyle w:val="Compact"/>
         <w:numPr>
           <w:ilvl w:val="0"/>
-          <w:numId w:val="1212"/>
+          <w:numId w:val="1213"/>
         </w:numPr>
       </w:pPr>
       <w:r>
@@ -34756,7 +35019,7 @@
         <w:pStyle w:val="Compact"/>
         <w:numPr>
           <w:ilvl w:val="0"/>
-          <w:numId w:val="1212"/>
+          <w:numId w:val="1213"/>
         </w:numPr>
       </w:pPr>
       <w:r>
@@ -34898,7 +35161,7 @@
         <w:pStyle w:val="Compact"/>
         <w:numPr>
           <w:ilvl w:val="0"/>
-          <w:numId w:val="1213"/>
+          <w:numId w:val="1214"/>
         </w:numPr>
       </w:pPr>
       <w:r>
@@ -34920,7 +35183,7 @@
         <w:pStyle w:val="Compact"/>
         <w:numPr>
           <w:ilvl w:val="0"/>
-          <w:numId w:val="1213"/>
+          <w:numId w:val="1214"/>
         </w:numPr>
       </w:pPr>
       <w:r>
@@ -34942,7 +35205,7 @@
         <w:pStyle w:val="Compact"/>
         <w:numPr>
           <w:ilvl w:val="0"/>
-          <w:numId w:val="1213"/>
+          <w:numId w:val="1214"/>
         </w:numPr>
       </w:pPr>
       <w:r>
@@ -34964,7 +35227,7 @@
         <w:pStyle w:val="Compact"/>
         <w:numPr>
           <w:ilvl w:val="0"/>
-          <w:numId w:val="1213"/>
+          <w:numId w:val="1214"/>
         </w:numPr>
       </w:pPr>
       <w:r>
@@ -34998,7 +35261,7 @@
         <w:pStyle w:val="Compact"/>
         <w:numPr>
           <w:ilvl w:val="0"/>
-          <w:numId w:val="1214"/>
+          <w:numId w:val="1215"/>
         </w:numPr>
       </w:pPr>
       <w:r>
@@ -35020,7 +35283,7 @@
         <w:pStyle w:val="Compact"/>
         <w:numPr>
           <w:ilvl w:val="0"/>
-          <w:numId w:val="1214"/>
+          <w:numId w:val="1215"/>
         </w:numPr>
       </w:pPr>
       <w:r>
@@ -35042,7 +35305,7 @@
         <w:pStyle w:val="Compact"/>
         <w:numPr>
           <w:ilvl w:val="0"/>
-          <w:numId w:val="1214"/>
+          <w:numId w:val="1215"/>
         </w:numPr>
       </w:pPr>
       <w:r>
@@ -35064,7 +35327,7 @@
         <w:pStyle w:val="Compact"/>
         <w:numPr>
           <w:ilvl w:val="0"/>
-          <w:numId w:val="1214"/>
+          <w:numId w:val="1215"/>
         </w:numPr>
       </w:pPr>
       <w:r>
@@ -35200,7 +35463,7 @@
         <w:pStyle w:val="Compact"/>
         <w:numPr>
           <w:ilvl w:val="0"/>
-          <w:numId w:val="1215"/>
+          <w:numId w:val="1216"/>
         </w:numPr>
       </w:pPr>
       <w:r>
@@ -35222,7 +35485,7 @@
         <w:pStyle w:val="Compact"/>
         <w:numPr>
           <w:ilvl w:val="0"/>
-          <w:numId w:val="1215"/>
+          <w:numId w:val="1216"/>
         </w:numPr>
       </w:pPr>
       <w:r>
@@ -35244,7 +35507,7 @@
         <w:pStyle w:val="Compact"/>
         <w:numPr>
           <w:ilvl w:val="0"/>
-          <w:numId w:val="1215"/>
+          <w:numId w:val="1216"/>
         </w:numPr>
       </w:pPr>
       <w:r>
@@ -35266,7 +35529,7 @@
         <w:pStyle w:val="Compact"/>
         <w:numPr>
           <w:ilvl w:val="0"/>
-          <w:numId w:val="1215"/>
+          <w:numId w:val="1216"/>
         </w:numPr>
       </w:pPr>
       <w:r>
@@ -35300,7 +35563,7 @@
         <w:pStyle w:val="Compact"/>
         <w:numPr>
           <w:ilvl w:val="0"/>
-          <w:numId w:val="1216"/>
+          <w:numId w:val="1217"/>
         </w:numPr>
       </w:pPr>
       <w:r>
@@ -35322,7 +35585,7 @@
         <w:pStyle w:val="Compact"/>
         <w:numPr>
           <w:ilvl w:val="0"/>
-          <w:numId w:val="1216"/>
+          <w:numId w:val="1217"/>
         </w:numPr>
       </w:pPr>
       <w:r>
@@ -35344,7 +35607,7 @@
         <w:pStyle w:val="Compact"/>
         <w:numPr>
           <w:ilvl w:val="0"/>
-          <w:numId w:val="1216"/>
+          <w:numId w:val="1217"/>
         </w:numPr>
       </w:pPr>
       <w:r>
@@ -35366,7 +35629,7 @@
         <w:pStyle w:val="Compact"/>
         <w:numPr>
           <w:ilvl w:val="0"/>
-          <w:numId w:val="1216"/>
+          <w:numId w:val="1217"/>
         </w:numPr>
       </w:pPr>
       <w:r>
@@ -35508,7 +35771,7 @@
         <w:pStyle w:val="Compact"/>
         <w:numPr>
           <w:ilvl w:val="0"/>
-          <w:numId w:val="1217"/>
+          <w:numId w:val="1218"/>
         </w:numPr>
       </w:pPr>
       <w:r>
@@ -35530,7 +35793,7 @@
         <w:pStyle w:val="Compact"/>
         <w:numPr>
           <w:ilvl w:val="0"/>
-          <w:numId w:val="1217"/>
+          <w:numId w:val="1218"/>
         </w:numPr>
       </w:pPr>
       <w:r>
@@ -35552,7 +35815,7 @@
         <w:pStyle w:val="Compact"/>
         <w:numPr>
           <w:ilvl w:val="0"/>
-          <w:numId w:val="1217"/>
+          <w:numId w:val="1218"/>
         </w:numPr>
       </w:pPr>
       <w:r>
@@ -35574,7 +35837,7 @@
         <w:pStyle w:val="Compact"/>
         <w:numPr>
           <w:ilvl w:val="0"/>
-          <w:numId w:val="1217"/>
+          <w:numId w:val="1218"/>
         </w:numPr>
       </w:pPr>
       <w:r>
@@ -35608,7 +35871,7 @@
         <w:pStyle w:val="Compact"/>
         <w:numPr>
           <w:ilvl w:val="0"/>
-          <w:numId w:val="1218"/>
+          <w:numId w:val="1219"/>
         </w:numPr>
       </w:pPr>
       <w:r>
@@ -35630,7 +35893,7 @@
         <w:pStyle w:val="Compact"/>
         <w:numPr>
           <w:ilvl w:val="0"/>
-          <w:numId w:val="1218"/>
+          <w:numId w:val="1219"/>
         </w:numPr>
       </w:pPr>
       <w:r>
@@ -35652,7 +35915,7 @@
         <w:pStyle w:val="Compact"/>
         <w:numPr>
           <w:ilvl w:val="0"/>
-          <w:numId w:val="1218"/>
+          <w:numId w:val="1219"/>
         </w:numPr>
       </w:pPr>
       <w:r>
@@ -35674,7 +35937,7 @@
         <w:pStyle w:val="Compact"/>
         <w:numPr>
           <w:ilvl w:val="0"/>
-          <w:numId w:val="1218"/>
+          <w:numId w:val="1219"/>
         </w:numPr>
       </w:pPr>
       <w:r>
@@ -35816,7 +36079,7 @@
         <w:pStyle w:val="Compact"/>
         <w:numPr>
           <w:ilvl w:val="0"/>
-          <w:numId w:val="1219"/>
+          <w:numId w:val="1220"/>
         </w:numPr>
       </w:pPr>
       <w:r>
@@ -35838,7 +36101,7 @@
         <w:pStyle w:val="Compact"/>
         <w:numPr>
           <w:ilvl w:val="0"/>
-          <w:numId w:val="1219"/>
+          <w:numId w:val="1220"/>
         </w:numPr>
       </w:pPr>
       <w:r>
@@ -35860,7 +36123,7 @@
         <w:pStyle w:val="Compact"/>
         <w:numPr>
           <w:ilvl w:val="0"/>
-          <w:numId w:val="1219"/>
+          <w:numId w:val="1220"/>
         </w:numPr>
       </w:pPr>
       <w:r>
@@ -35882,7 +36145,7 @@
         <w:pStyle w:val="Compact"/>
         <w:numPr>
           <w:ilvl w:val="0"/>
-          <w:numId w:val="1219"/>
+          <w:numId w:val="1220"/>
         </w:numPr>
       </w:pPr>
       <w:r>
@@ -35916,7 +36179,7 @@
         <w:pStyle w:val="Compact"/>
         <w:numPr>
           <w:ilvl w:val="0"/>
-          <w:numId w:val="1220"/>
+          <w:numId w:val="1221"/>
         </w:numPr>
       </w:pPr>
       <w:r>
@@ -35938,7 +36201,7 @@
         <w:pStyle w:val="Compact"/>
         <w:numPr>
           <w:ilvl w:val="0"/>
-          <w:numId w:val="1220"/>
+          <w:numId w:val="1221"/>
         </w:numPr>
       </w:pPr>
       <w:r>
@@ -35960,7 +36223,7 @@
         <w:pStyle w:val="Compact"/>
         <w:numPr>
           <w:ilvl w:val="0"/>
-          <w:numId w:val="1220"/>
+          <w:numId w:val="1221"/>
         </w:numPr>
       </w:pPr>
       <w:r>
@@ -35982,7 +36245,7 @@
         <w:pStyle w:val="Compact"/>
         <w:numPr>
           <w:ilvl w:val="0"/>
-          <w:numId w:val="1220"/>
+          <w:numId w:val="1221"/>
         </w:numPr>
       </w:pPr>
       <w:r>
@@ -36124,7 +36387,7 @@
         <w:pStyle w:val="Compact"/>
         <w:numPr>
           <w:ilvl w:val="0"/>
-          <w:numId w:val="1221"/>
+          <w:numId w:val="1222"/>
         </w:numPr>
       </w:pPr>
       <w:r>
@@ -36152,7 +36415,7 @@
         <w:pStyle w:val="Compact"/>
         <w:numPr>
           <w:ilvl w:val="0"/>
-          <w:numId w:val="1221"/>
+          <w:numId w:val="1222"/>
         </w:numPr>
       </w:pPr>
       <w:r>
@@ -36174,7 +36437,7 @@
         <w:pStyle w:val="Compact"/>
         <w:numPr>
           <w:ilvl w:val="0"/>
-          <w:numId w:val="1221"/>
+          <w:numId w:val="1222"/>
         </w:numPr>
       </w:pPr>
       <w:r>
@@ -36196,7 +36459,7 @@
         <w:pStyle w:val="Compact"/>
         <w:numPr>
           <w:ilvl w:val="0"/>
-          <w:numId w:val="1221"/>
+          <w:numId w:val="1222"/>
         </w:numPr>
       </w:pPr>
       <w:r>
@@ -36230,7 +36493,7 @@
         <w:pStyle w:val="Compact"/>
         <w:numPr>
           <w:ilvl w:val="0"/>
-          <w:numId w:val="1222"/>
+          <w:numId w:val="1223"/>
         </w:numPr>
       </w:pPr>
       <w:r>
@@ -36252,7 +36515,7 @@
         <w:pStyle w:val="Compact"/>
         <w:numPr>
           <w:ilvl w:val="0"/>
-          <w:numId w:val="1222"/>
+          <w:numId w:val="1223"/>
         </w:numPr>
       </w:pPr>
       <w:r>
@@ -36274,7 +36537,7 @@
         <w:pStyle w:val="Compact"/>
         <w:numPr>
           <w:ilvl w:val="0"/>
-          <w:numId w:val="1222"/>
+          <w:numId w:val="1223"/>
         </w:numPr>
       </w:pPr>
       <w:r>
@@ -36296,7 +36559,7 @@
         <w:pStyle w:val="Compact"/>
         <w:numPr>
           <w:ilvl w:val="0"/>
-          <w:numId w:val="1222"/>
+          <w:numId w:val="1223"/>
         </w:numPr>
       </w:pPr>
       <w:r>
@@ -36450,7 +36713,7 @@
         <w:pStyle w:val="Compact"/>
         <w:numPr>
           <w:ilvl w:val="0"/>
-          <w:numId w:val="1223"/>
+          <w:numId w:val="1224"/>
         </w:numPr>
       </w:pPr>
       <w:r>
@@ -36472,7 +36735,7 @@
         <w:pStyle w:val="Compact"/>
         <w:numPr>
           <w:ilvl w:val="0"/>
-          <w:numId w:val="1223"/>
+          <w:numId w:val="1224"/>
         </w:numPr>
       </w:pPr>
       <w:r>
@@ -36494,7 +36757,7 @@
         <w:pStyle w:val="Compact"/>
         <w:numPr>
           <w:ilvl w:val="0"/>
-          <w:numId w:val="1223"/>
+          <w:numId w:val="1224"/>
         </w:numPr>
       </w:pPr>
       <w:r>
@@ -36516,7 +36779,7 @@
         <w:pStyle w:val="Compact"/>
         <w:numPr>
           <w:ilvl w:val="0"/>
-          <w:numId w:val="1223"/>
+          <w:numId w:val="1224"/>
         </w:numPr>
       </w:pPr>
       <w:r>
@@ -36550,7 +36813,7 @@
         <w:pStyle w:val="Compact"/>
         <w:numPr>
           <w:ilvl w:val="0"/>
-          <w:numId w:val="1224"/>
+          <w:numId w:val="1225"/>
         </w:numPr>
       </w:pPr>
       <w:r>
@@ -36572,7 +36835,7 @@
         <w:pStyle w:val="Compact"/>
         <w:numPr>
           <w:ilvl w:val="0"/>
-          <w:numId w:val="1224"/>
+          <w:numId w:val="1225"/>
         </w:numPr>
       </w:pPr>
       <w:r>
@@ -36594,7 +36857,7 @@
         <w:pStyle w:val="Compact"/>
         <w:numPr>
           <w:ilvl w:val="0"/>
-          <w:numId w:val="1224"/>
+          <w:numId w:val="1225"/>
         </w:numPr>
       </w:pPr>
       <w:r>
@@ -36628,7 +36891,7 @@
         <w:pStyle w:val="Compact"/>
         <w:numPr>
           <w:ilvl w:val="0"/>
-          <w:numId w:val="1224"/>
+          <w:numId w:val="1225"/>
         </w:numPr>
       </w:pPr>
       <w:r>
@@ -36783,7 +37046,7 @@
         <w:pStyle w:val="Compact"/>
         <w:numPr>
           <w:ilvl w:val="0"/>
-          <w:numId w:val="1225"/>
+          <w:numId w:val="1226"/>
         </w:numPr>
       </w:pPr>
       <w:r>
@@ -36811,7 +37074,7 @@
         <w:pStyle w:val="Compact"/>
         <w:numPr>
           <w:ilvl w:val="0"/>
-          <w:numId w:val="1225"/>
+          <w:numId w:val="1226"/>
         </w:numPr>
       </w:pPr>
       <w:r>
@@ -36833,7 +37096,7 @@
         <w:pStyle w:val="Compact"/>
         <w:numPr>
           <w:ilvl w:val="0"/>
-          <w:numId w:val="1225"/>
+          <w:numId w:val="1226"/>
         </w:numPr>
       </w:pPr>
       <w:r>
@@ -36855,7 +37118,7 @@
         <w:pStyle w:val="Compact"/>
         <w:numPr>
           <w:ilvl w:val="0"/>
-          <w:numId w:val="1225"/>
+          <w:numId w:val="1226"/>
         </w:numPr>
       </w:pPr>
       <w:r>
@@ -36889,7 +37152,7 @@
         <w:pStyle w:val="Compact"/>
         <w:numPr>
           <w:ilvl w:val="0"/>
-          <w:numId w:val="1226"/>
+          <w:numId w:val="1227"/>
         </w:numPr>
       </w:pPr>
       <w:r>
@@ -36911,7 +37174,7 @@
         <w:pStyle w:val="Compact"/>
         <w:numPr>
           <w:ilvl w:val="0"/>
-          <w:numId w:val="1226"/>
+          <w:numId w:val="1227"/>
         </w:numPr>
       </w:pPr>
       <w:r>
@@ -36933,7 +37196,7 @@
         <w:pStyle w:val="Compact"/>
         <w:numPr>
           <w:ilvl w:val="0"/>
-          <w:numId w:val="1226"/>
+          <w:numId w:val="1227"/>
         </w:numPr>
       </w:pPr>
       <w:r>
@@ -36955,7 +37218,7 @@
         <w:pStyle w:val="Compact"/>
         <w:numPr>
           <w:ilvl w:val="0"/>
-          <w:numId w:val="1226"/>
+          <w:numId w:val="1227"/>
         </w:numPr>
       </w:pPr>
       <w:r>
@@ -37097,7 +37360,7 @@
         <w:pStyle w:val="Compact"/>
         <w:numPr>
           <w:ilvl w:val="0"/>
-          <w:numId w:val="1227"/>
+          <w:numId w:val="1228"/>
         </w:numPr>
       </w:pPr>
       <w:r>
@@ -37119,7 +37382,7 @@
         <w:pStyle w:val="Compact"/>
         <w:numPr>
           <w:ilvl w:val="0"/>
-          <w:numId w:val="1227"/>
+          <w:numId w:val="1228"/>
         </w:numPr>
       </w:pPr>
       <w:r>
@@ -37141,7 +37404,7 @@
         <w:pStyle w:val="Compact"/>
         <w:numPr>
           <w:ilvl w:val="0"/>
-          <w:numId w:val="1227"/>
+          <w:numId w:val="1228"/>
         </w:numPr>
       </w:pPr>
       <w:r>
@@ -37163,7 +37426,7 @@
         <w:pStyle w:val="Compact"/>
         <w:numPr>
           <w:ilvl w:val="0"/>
-          <w:numId w:val="1227"/>
+          <w:numId w:val="1228"/>
         </w:numPr>
       </w:pPr>
       <w:r>
@@ -37197,7 +37460,7 @@
         <w:pStyle w:val="Compact"/>
         <w:numPr>
           <w:ilvl w:val="0"/>
-          <w:numId w:val="1228"/>
+          <w:numId w:val="1229"/>
         </w:numPr>
       </w:pPr>
       <w:r>
@@ -37219,7 +37482,7 @@
         <w:pStyle w:val="Compact"/>
         <w:numPr>
           <w:ilvl w:val="0"/>
-          <w:numId w:val="1228"/>
+          <w:numId w:val="1229"/>
         </w:numPr>
       </w:pPr>
       <w:r>
@@ -37241,7 +37504,7 @@
         <w:pStyle w:val="Compact"/>
         <w:numPr>
           <w:ilvl w:val="0"/>
-          <w:numId w:val="1228"/>
+          <w:numId w:val="1229"/>
         </w:numPr>
       </w:pPr>
       <w:r>
@@ -37263,7 +37526,7 @@
         <w:pStyle w:val="Compact"/>
         <w:numPr>
           <w:ilvl w:val="0"/>
-          <w:numId w:val="1228"/>
+          <w:numId w:val="1229"/>
         </w:numPr>
       </w:pPr>
       <w:r>
@@ -37411,7 +37674,7 @@
         <w:pStyle w:val="Compact"/>
         <w:numPr>
           <w:ilvl w:val="0"/>
-          <w:numId w:val="1229"/>
+          <w:numId w:val="1230"/>
         </w:numPr>
       </w:pPr>
       <w:r>
@@ -37433,7 +37696,7 @@
         <w:pStyle w:val="Compact"/>
         <w:numPr>
           <w:ilvl w:val="0"/>
-          <w:numId w:val="1229"/>
+          <w:numId w:val="1230"/>
         </w:numPr>
       </w:pPr>
       <w:r>
@@ -37455,7 +37718,7 @@
         <w:pStyle w:val="Compact"/>
         <w:numPr>
           <w:ilvl w:val="0"/>
-          <w:numId w:val="1229"/>
+          <w:numId w:val="1230"/>
         </w:numPr>
       </w:pPr>
       <w:r>
@@ -37477,7 +37740,7 @@
         <w:pStyle w:val="Compact"/>
         <w:numPr>
           <w:ilvl w:val="0"/>
-          <w:numId w:val="1229"/>
+          <w:numId w:val="1230"/>
         </w:numPr>
       </w:pPr>
       <w:r>
@@ -37511,7 +37774,7 @@
         <w:pStyle w:val="Compact"/>
         <w:numPr>
           <w:ilvl w:val="0"/>
-          <w:numId w:val="1230"/>
+          <w:numId w:val="1231"/>
         </w:numPr>
       </w:pPr>
       <w:r>
@@ -37533,7 +37796,7 @@
         <w:pStyle w:val="Compact"/>
         <w:numPr>
           <w:ilvl w:val="0"/>
-          <w:numId w:val="1230"/>
+          <w:numId w:val="1231"/>
         </w:numPr>
       </w:pPr>
       <w:r>
@@ -37555,7 +37818,7 @@
         <w:pStyle w:val="Compact"/>
         <w:numPr>
           <w:ilvl w:val="0"/>
-          <w:numId w:val="1230"/>
+          <w:numId w:val="1231"/>
         </w:numPr>
       </w:pPr>
       <w:r>
@@ -37577,7 +37840,7 @@
         <w:pStyle w:val="Compact"/>
         <w:numPr>
           <w:ilvl w:val="0"/>
-          <w:numId w:val="1230"/>
+          <w:numId w:val="1231"/>
         </w:numPr>
       </w:pPr>
       <w:r>
@@ -37599,7 +37862,7 @@
         <w:pStyle w:val="Compact"/>
         <w:numPr>
           <w:ilvl w:val="0"/>
-          <w:numId w:val="1230"/>
+          <w:numId w:val="1231"/>
         </w:numPr>
       </w:pPr>
       <w:r>
@@ -38396,34 +38659,7 @@
     <w:abstractNumId w:val="991"/>
   </w:num>
   <w:num w:numId="1007">
-    <w:abstractNumId w:val="99411"/>
-    <w:lvlOverride w:ilvl="0">
-      <w:startOverride w:val="1"/>
-    </w:lvlOverride>
-    <w:lvlOverride w:ilvl="1">
-      <w:startOverride w:val="1"/>
-    </w:lvlOverride>
-    <w:lvlOverride w:ilvl="2">
-      <w:startOverride w:val="1"/>
-    </w:lvlOverride>
-    <w:lvlOverride w:ilvl="3">
-      <w:startOverride w:val="1"/>
-    </w:lvlOverride>
-    <w:lvlOverride w:ilvl="4">
-      <w:startOverride w:val="1"/>
-    </w:lvlOverride>
-    <w:lvlOverride w:ilvl="5">
-      <w:startOverride w:val="1"/>
-    </w:lvlOverride>
-    <w:lvlOverride w:ilvl="6">
-      <w:startOverride w:val="1"/>
-    </w:lvlOverride>
-    <w:lvlOverride w:ilvl="7">
-      <w:startOverride w:val="1"/>
-    </w:lvlOverride>
-    <w:lvlOverride w:ilvl="8">
-      <w:startOverride w:val="1"/>
-    </w:lvlOverride>
+    <w:abstractNumId w:val="991"/>
   </w:num>
   <w:num w:numId="1008">
     <w:abstractNumId w:val="99411"/>
@@ -38486,9 +38722,39 @@
     </w:lvlOverride>
   </w:num>
   <w:num w:numId="1010">
+    <w:abstractNumId w:val="99411"/>
+    <w:lvlOverride w:ilvl="0">
+      <w:startOverride w:val="1"/>
+    </w:lvlOverride>
+    <w:lvlOverride w:ilvl="1">
+      <w:startOverride w:val="1"/>
+    </w:lvlOverride>
+    <w:lvlOverride w:ilvl="2">
+      <w:startOverride w:val="1"/>
+    </w:lvlOverride>
+    <w:lvlOverride w:ilvl="3">
+      <w:startOverride w:val="1"/>
+    </w:lvlOverride>
+    <w:lvlOverride w:ilvl="4">
+      <w:startOverride w:val="1"/>
+    </w:lvlOverride>
+    <w:lvlOverride w:ilvl="5">
+      <w:startOverride w:val="1"/>
+    </w:lvlOverride>
+    <w:lvlOverride w:ilvl="6">
+      <w:startOverride w:val="1"/>
+    </w:lvlOverride>
+    <w:lvlOverride w:ilvl="7">
+      <w:startOverride w:val="1"/>
+    </w:lvlOverride>
+    <w:lvlOverride w:ilvl="8">
+      <w:startOverride w:val="1"/>
+    </w:lvlOverride>
+  </w:num>
+  <w:num w:numId="1011">
     <w:abstractNumId w:val="991"/>
   </w:num>
-  <w:num w:numId="1011">
+  <w:num w:numId="1012">
     <w:abstractNumId w:val="99415"/>
     <w:lvlOverride w:ilvl="0">
       <w:startOverride w:val="5"/>
@@ -38517,9 +38783,6 @@
     <w:lvlOverride w:ilvl="8">
       <w:startOverride w:val="5"/>
     </w:lvlOverride>
-  </w:num>
-  <w:num w:numId="1012">
-    <w:abstractNumId w:val="991"/>
   </w:num>
   <w:num w:numId="1013">
     <w:abstractNumId w:val="991"/>
@@ -39173,6 +39436,9 @@
     <w:abstractNumId w:val="991"/>
   </w:num>
   <w:num w:numId="1230">
+    <w:abstractNumId w:val="991"/>
+  </w:num>
+  <w:num w:numId="1231">
     <w:abstractNumId w:val="991"/>
   </w:num>
 </w:numbering>
